--- a/moblieappassessment/Moblieapp Planning + work log.docx
+++ b/moblieappassessment/Moblieapp Planning + work log.docx
@@ -1,6 +1,6 @@
 
 <file path=word/document.xml><?xml version="1.0" encoding="utf-8"?>
-<w:document xmlns:wpc="http://schemas.microsoft.com/office/word/2010/wordprocessingCanvas" xmlns:cx="http://schemas.microsoft.com/office/drawing/2014/chartex" xmlns:cx1="http://schemas.microsoft.com/office/drawing/2015/9/8/chartex" xmlns:cx2="http://schemas.microsoft.com/office/drawing/2015/10/21/chartex" xmlns:cx3="http://schemas.microsoft.com/office/drawing/2016/5/9/chartex" xmlns:cx4="http://schemas.microsoft.com/office/drawing/2016/5/10/chartex" xmlns:cx5="http://schemas.microsoft.com/office/drawing/2016/5/11/chartex" xmlns:cx6="http://schemas.microsoft.com/office/drawing/2016/5/12/chartex" xmlns:cx7="http://schemas.microsoft.com/office/drawing/2016/5/13/chartex" xmlns:cx8="http://schemas.microsoft.com/office/drawing/2016/5/14/chartex" xmlns:mc="http://schemas.openxmlformats.org/markup-compatibility/2006" xmlns:aink="http://schemas.microsoft.com/office/drawing/2016/ink" xmlns:am3d="http://schemas.microsoft.com/office/drawing/2017/model3d" xmlns:o="urn:schemas-microsoft-com:office:office" xmlns:oel="http://schemas.microsoft.com/office/2019/extlst" xmlns:r="http://schemas.openxmlformats.org/officeDocument/2006/relationships" xmlns:m="http://schemas.openxmlformats.org/officeDocument/2006/math" xmlns:v="urn:schemas-microsoft-com:vml" xmlns:wp14="http://schemas.microsoft.com/office/word/2010/wordprocessingDrawing" xmlns:wp="http://schemas.openxmlformats.org/drawingml/2006/wordprocessingDrawing" xmlns:w10="urn:schemas-microsoft-com:office:word" xmlns:w="http://schemas.openxmlformats.org/wordprocessingml/2006/main" xmlns:w14="http://schemas.microsoft.com/office/word/2010/wordml" xmlns:w15="http://schemas.microsoft.com/office/word/2012/wordml" xmlns:w16cex="http://schemas.microsoft.com/office/word/2018/wordml/cex" xmlns:w16cid="http://schemas.microsoft.com/office/word/2016/wordml/cid" xmlns:w16="http://schemas.microsoft.com/office/word/2018/wordml" xmlns:w16du="http://schemas.microsoft.com/office/word/2023/wordml/word16du" xmlns:w16sdtdh="http://schemas.microsoft.com/office/word/2020/wordml/sdtdatahash" xmlns:w16sdtfl="http://schemas.microsoft.com/office/word/2024/wordml/sdtformatlock" xmlns:w16se="http://schemas.microsoft.com/office/word/2015/wordml/symex" xmlns:wpg="http://schemas.microsoft.com/office/word/2010/wordprocessingGroup" xmlns:wpi="http://schemas.microsoft.com/office/word/2010/wordprocessingInk" xmlns:wne="http://schemas.microsoft.com/office/word/2006/wordml" xmlns:wps="http://schemas.microsoft.com/office/word/2010/wordprocessingShape" mc:Ignorable="w14 w15 w16se w16cid w16 w16cex w16sdtdh w16sdtfl w16du wp14">
+<w:document xmlns:wpc="http://schemas.microsoft.com/office/word/2010/wordprocessingCanvas" xmlns:cx="http://schemas.microsoft.com/office/drawing/2014/chartex" xmlns:cx1="http://schemas.microsoft.com/office/drawing/2015/9/8/chartex" xmlns:cx2="http://schemas.microsoft.com/office/drawing/2015/10/21/chartex" xmlns:cx3="http://schemas.microsoft.com/office/drawing/2016/5/9/chartex" xmlns:cx4="http://schemas.microsoft.com/office/drawing/2016/5/10/chartex" xmlns:cx5="http://schemas.microsoft.com/office/drawing/2016/5/11/chartex" xmlns:cx6="http://schemas.microsoft.com/office/drawing/2016/5/12/chartex" xmlns:cx7="http://schemas.microsoft.com/office/drawing/2016/5/13/chartex" xmlns:cx8="http://schemas.microsoft.com/office/drawing/2016/5/14/chartex" xmlns:mc="http://schemas.openxmlformats.org/markup-compatibility/2006" xmlns:aink="http://schemas.microsoft.com/office/drawing/2016/ink" xmlns:am3d="http://schemas.microsoft.com/office/drawing/2017/model3d" xmlns:o="urn:schemas-microsoft-com:office:office" xmlns:oel="http://schemas.microsoft.com/office/2019/extlst" xmlns:r="http://schemas.openxmlformats.org/officeDocument/2006/relationships" xmlns:m="http://schemas.openxmlformats.org/officeDocument/2006/math" xmlns:v="urn:schemas-microsoft-com:vml" xmlns:wp14="http://schemas.microsoft.com/office/word/2010/wordprocessingDrawing" xmlns:wp="http://schemas.openxmlformats.org/drawingml/2006/wordprocessingDrawing" xmlns:w10="urn:schemas-microsoft-com:office:word" xmlns:w="http://schemas.openxmlformats.org/wordprocessingml/2006/main" xmlns:w14="http://schemas.microsoft.com/office/word/2010/wordml" xmlns:w15="http://schemas.microsoft.com/office/word/2012/wordml" xmlns:w16cei="http://schemas.microsoft.com/office/word/2026/wordml/cei" xmlns:w16cex="http://schemas.microsoft.com/office/word/2018/wordml/cex" xmlns:w16cid="http://schemas.microsoft.com/office/word/2016/wordml/cid" xmlns:w16="http://schemas.microsoft.com/office/word/2018/wordml" xmlns:w16du="http://schemas.microsoft.com/office/word/2023/wordml/word16du" xmlns:w16sdtdh="http://schemas.microsoft.com/office/word/2020/wordml/sdtdatahash" xmlns:w16sdtfl="http://schemas.microsoft.com/office/word/2024/wordml/sdtformatlock" xmlns:w16se="http://schemas.microsoft.com/office/word/2015/wordml/symex" xmlns:wpg="http://schemas.microsoft.com/office/word/2010/wordprocessingGroup" xmlns:wpi="http://schemas.microsoft.com/office/word/2010/wordprocessingInk" xmlns:wne="http://schemas.microsoft.com/office/word/2006/wordml" xmlns:wps="http://schemas.microsoft.com/office/word/2010/wordprocessingShape" mc:Ignorable="w14 w15 w16se w16cid w16 w16cex w16sdtdh w16sdtfl w16du wp14">
   <w:body>
     <w:tbl>
       <w:tblPr>
@@ -183,175 +183,79 @@
                 <w:sz w:val="28"/>
                 <w:szCs w:val="28"/>
               </w:rPr>
-              <w:t xml:space="preserve">with my interface is that sometimes teachers forget to take the role and </w:t>
-            </w:r>
-            <w:proofErr w:type="gramStart"/>
+              <w:t xml:space="preserve">with my interface is that sometimes teachers forget to take the role and It </w:t>
+            </w:r>
             <w:r>
               <w:rPr>
                 <w:sz w:val="28"/>
                 <w:szCs w:val="28"/>
               </w:rPr>
-              <w:t>It</w:t>
-            </w:r>
-            <w:proofErr w:type="gramEnd"/>
+              <w:t xml:space="preserve">could be seen and a hassle, So as students walk into the class they can scan the barcode on </w:t>
+            </w:r>
+            <w:proofErr w:type="spellStart"/>
             <w:r>
               <w:rPr>
                 <w:sz w:val="28"/>
                 <w:szCs w:val="28"/>
               </w:rPr>
-              <w:t xml:space="preserve"> </w:t>
-            </w:r>
+              <w:t>there</w:t>
+            </w:r>
+            <w:proofErr w:type="spellEnd"/>
             <w:r>
               <w:rPr>
                 <w:sz w:val="28"/>
                 <w:szCs w:val="28"/>
               </w:rPr>
-              <w:t xml:space="preserve">could be seen and a hassle, </w:t>
-            </w:r>
-            <w:proofErr w:type="gramStart"/>
+              <w:t xml:space="preserve"> </w:t>
+            </w:r>
             <w:r>
               <w:rPr>
                 <w:sz w:val="28"/>
                 <w:szCs w:val="28"/>
               </w:rPr>
-              <w:t>So</w:t>
-            </w:r>
-            <w:proofErr w:type="gramEnd"/>
+              <w:t xml:space="preserve">id card to be marked present. This also solves the problem of organisation, with this interface you can go on the calendar and plan events </w:t>
+            </w:r>
             <w:r>
               <w:rPr>
                 <w:sz w:val="28"/>
                 <w:szCs w:val="28"/>
               </w:rPr>
-              <w:t xml:space="preserve"> as students walk into the </w:t>
-            </w:r>
-            <w:proofErr w:type="gramStart"/>
+              <w:t>so you are prepared and organised.</w:t>
+            </w:r>
             <w:r>
               <w:rPr>
                 <w:sz w:val="28"/>
                 <w:szCs w:val="28"/>
               </w:rPr>
-              <w:t>class</w:t>
-            </w:r>
-            <w:proofErr w:type="gramEnd"/>
+              <w:t xml:space="preserve"> When </w:t>
+            </w:r>
             <w:r>
               <w:rPr>
                 <w:sz w:val="28"/>
                 <w:szCs w:val="28"/>
               </w:rPr>
-              <w:t xml:space="preserve"> they can scan the barcode on </w:t>
-            </w:r>
-            <w:proofErr w:type="spellStart"/>
+              <w:t xml:space="preserve">users use the interface they should see a </w:t>
+            </w:r>
             <w:r>
               <w:rPr>
                 <w:sz w:val="28"/>
                 <w:szCs w:val="28"/>
               </w:rPr>
-              <w:t>there</w:t>
-            </w:r>
-            <w:proofErr w:type="spellEnd"/>
+              <w:t>successfully</w:t>
+            </w:r>
             <w:r>
               <w:rPr>
                 <w:sz w:val="28"/>
                 <w:szCs w:val="28"/>
               </w:rPr>
-              <w:t xml:space="preserve"> </w:t>
+              <w:t xml:space="preserve"> working interface where you can go to the different pages, see the role </w:t>
             </w:r>
             <w:r>
               <w:rPr>
                 <w:sz w:val="28"/>
                 <w:szCs w:val="28"/>
               </w:rPr>
-              <w:t xml:space="preserve">id card to be marked present. This also solves the problem of organisation, with this interface you can go on the calendar and plan </w:t>
-            </w:r>
-            <w:proofErr w:type="gramStart"/>
-            <w:r>
-              <w:rPr>
-                <w:sz w:val="28"/>
-                <w:szCs w:val="28"/>
-              </w:rPr>
-              <w:t>events</w:t>
-            </w:r>
-            <w:proofErr w:type="gramEnd"/>
-            <w:r>
-              <w:rPr>
-                <w:sz w:val="28"/>
-                <w:szCs w:val="28"/>
-              </w:rPr>
-              <w:t xml:space="preserve"> </w:t>
-            </w:r>
-            <w:r>
-              <w:rPr>
-                <w:sz w:val="28"/>
-                <w:szCs w:val="28"/>
-              </w:rPr>
-              <w:t>so you are prepared and organised.</w:t>
-            </w:r>
-            <w:r>
-              <w:rPr>
-                <w:sz w:val="28"/>
-                <w:szCs w:val="28"/>
-              </w:rPr>
-              <w:t xml:space="preserve"> When </w:t>
-            </w:r>
-            <w:r>
-              <w:rPr>
-                <w:sz w:val="28"/>
-                <w:szCs w:val="28"/>
-              </w:rPr>
-              <w:t xml:space="preserve">users use the </w:t>
-            </w:r>
-            <w:proofErr w:type="gramStart"/>
-            <w:r>
-              <w:rPr>
-                <w:sz w:val="28"/>
-                <w:szCs w:val="28"/>
-              </w:rPr>
-              <w:t>interface</w:t>
-            </w:r>
-            <w:proofErr w:type="gramEnd"/>
-            <w:r>
-              <w:rPr>
-                <w:sz w:val="28"/>
-                <w:szCs w:val="28"/>
-              </w:rPr>
-              <w:t xml:space="preserve"> they should see a </w:t>
-            </w:r>
-            <w:r>
-              <w:rPr>
-                <w:sz w:val="28"/>
-                <w:szCs w:val="28"/>
-              </w:rPr>
-              <w:t>successfully</w:t>
-            </w:r>
-            <w:r>
-              <w:rPr>
-                <w:sz w:val="28"/>
-                <w:szCs w:val="28"/>
-              </w:rPr>
-              <w:t xml:space="preserve"> working interface where you can go to the different pages, see the role </w:t>
-            </w:r>
-            <w:r>
-              <w:rPr>
-                <w:sz w:val="28"/>
-                <w:szCs w:val="28"/>
-              </w:rPr>
-              <w:t xml:space="preserve">scan </w:t>
-            </w:r>
-            <w:proofErr w:type="gramStart"/>
-            <w:r>
-              <w:rPr>
-                <w:sz w:val="28"/>
-                <w:szCs w:val="28"/>
-              </w:rPr>
-              <w:t>you</w:t>
-            </w:r>
-            <w:proofErr w:type="gramEnd"/>
-            <w:r>
-              <w:rPr>
-                <w:sz w:val="28"/>
-                <w:szCs w:val="28"/>
-              </w:rPr>
-              <w:t xml:space="preserve"> id card, and take down events on the calendar.</w:t>
+              <w:t>scan you id card, and take down events on the calendar.</w:t>
             </w:r>
             <w:r>
               <w:rPr>
@@ -622,7 +526,7 @@
                 <w:noProof/>
               </w:rPr>
               <w:drawing>
-                <wp:anchor distT="0" distB="0" distL="114300" distR="114300" simplePos="0" relativeHeight="251658240" behindDoc="0" locked="0" layoutInCell="1" allowOverlap="1" wp14:anchorId="46E2FF26" wp14:editId="1081A2D4">
+                <wp:anchor distT="0" distB="0" distL="114300" distR="114300" simplePos="0" relativeHeight="251658240" behindDoc="0" locked="0" layoutInCell="1" allowOverlap="1" wp14:anchorId="46E2FF26" wp14:editId="41C89DDA">
                   <wp:simplePos x="0" y="0"/>
                   <wp:positionH relativeFrom="column">
                     <wp:posOffset>2179955</wp:posOffset>
@@ -789,40 +693,16 @@
               <w:t xml:space="preserve">. </w:t>
             </w:r>
             <w:r>
-              <w:t xml:space="preserve">The first component I was working on was adding a button to turn on the camera. After I did </w:t>
-            </w:r>
-            <w:proofErr w:type="gramStart"/>
-            <w:r>
-              <w:t>this</w:t>
-            </w:r>
-            <w:proofErr w:type="gramEnd"/>
-            <w:r>
-              <w:t xml:space="preserve"> </w:t>
-            </w:r>
-            <w:r>
-              <w:t xml:space="preserve">I made it so that the camera picture displays on the page. After that I added in my colour </w:t>
-            </w:r>
-            <w:proofErr w:type="gramStart"/>
-            <w:r>
-              <w:t>palette</w:t>
-            </w:r>
-            <w:proofErr w:type="gramEnd"/>
-            <w:r>
-              <w:t xml:space="preserve"> so it has a nice </w:t>
+              <w:t xml:space="preserve">The first component I was working on was adding a button to turn on the camera. After I did this </w:t>
+            </w:r>
+            <w:r>
+              <w:t xml:space="preserve">I made it so that the camera picture displays on the page. After that I added in my colour palette so it has a nice </w:t>
             </w:r>
             <w:r>
               <w:t>aesthetic</w:t>
             </w:r>
             <w:r>
-              <w:t xml:space="preserve">, and </w:t>
-            </w:r>
-            <w:proofErr w:type="gramStart"/>
-            <w:r>
-              <w:t>It</w:t>
-            </w:r>
-            <w:proofErr w:type="gramEnd"/>
-            <w:r>
-              <w:t xml:space="preserve"> was looking pretty good. My next step is to make the camera pick up on barcodes so I can link it so a name so they can mark themselves into a club. </w:t>
+              <w:t xml:space="preserve">, and It was looking pretty good. My next step is to make the camera pick up on barcodes so I can link it so a name so they can mark themselves into a club. </w:t>
             </w:r>
           </w:p>
         </w:tc>
@@ -989,15 +869,7 @@
               <w:t>Today I started to make the other pages and link them all together through the navigation bar</w:t>
             </w:r>
             <w:r>
-              <w:t xml:space="preserve">. After I made the pages and put a navigation bar in all the </w:t>
-            </w:r>
-            <w:proofErr w:type="gramStart"/>
-            <w:r>
-              <w:t>pages</w:t>
-            </w:r>
-            <w:proofErr w:type="gramEnd"/>
-            <w:r>
-              <w:t xml:space="preserve"> I worked on my </w:t>
+              <w:t xml:space="preserve">. After I made the pages and put a navigation bar in all the pages I worked on my </w:t>
             </w:r>
             <w:r>
               <w:t xml:space="preserve">class list page and added names on this page to see who is in the class. I also added tabs on this page marked All, Present, and Absent. </w:t>
@@ -1249,12 +1121,10 @@
               <w:t xml:space="preserve">This wasn’t </w:t>
             </w:r>
             <w:proofErr w:type="spellStart"/>
-            <w:proofErr w:type="gramStart"/>
             <w:r>
               <w:t>a</w:t>
             </w:r>
             <w:proofErr w:type="spellEnd"/>
-            <w:proofErr w:type="gramEnd"/>
             <w:r>
               <w:t xml:space="preserve"> easy task for me as I had to do some </w:t>
             </w:r>
@@ -1262,26 +1132,10 @@
               <w:t>searching to find out how to add this to my code</w:t>
             </w:r>
             <w:r>
-              <w:t xml:space="preserve">. I did have to get the help of ai to how me figure out how to properly to add this to my </w:t>
-            </w:r>
-            <w:proofErr w:type="gramStart"/>
-            <w:r>
-              <w:t>code</w:t>
-            </w:r>
-            <w:proofErr w:type="gramEnd"/>
-            <w:r>
-              <w:t xml:space="preserve"> so it works successfully but we got it to work in the end. </w:t>
-            </w:r>
-            <w:r>
-              <w:t xml:space="preserve">When doing this I realised that it was </w:t>
-            </w:r>
-            <w:proofErr w:type="gramStart"/>
-            <w:r>
-              <w:t>pretty similar</w:t>
-            </w:r>
-            <w:proofErr w:type="gramEnd"/>
-            <w:r>
-              <w:t xml:space="preserve"> to setting the </w:t>
+              <w:t xml:space="preserve">. I did have to get the help of ai to how me figure out how to properly to add this to my code so it works successfully but we got it to work in the end. </w:t>
+            </w:r>
+            <w:r>
+              <w:t xml:space="preserve">When doing this I realised that it was pretty similar to setting the </w:t>
             </w:r>
             <w:r>
               <w:t>RFID</w:t>
@@ -1541,23 +1395,7 @@
               <w:t xml:space="preserve">To complete this step of my program I first did some researched had searched up on how I was going to link the barcode </w:t>
             </w:r>
             <w:r>
-              <w:t xml:space="preserve">keys to the names. When doing some </w:t>
-            </w:r>
-            <w:proofErr w:type="gramStart"/>
-            <w:r>
-              <w:t>research</w:t>
-            </w:r>
-            <w:proofErr w:type="gramEnd"/>
-            <w:r>
-              <w:t xml:space="preserve"> I helped </w:t>
-            </w:r>
-            <w:proofErr w:type="gramStart"/>
-            <w:r>
-              <w:t>my</w:t>
-            </w:r>
-            <w:proofErr w:type="gramEnd"/>
-            <w:r>
-              <w:t xml:space="preserve"> understand what I had to do </w:t>
+              <w:t xml:space="preserve">keys to the names. When doing some research I helped my understand what I had to do </w:t>
             </w:r>
             <w:r>
               <w:t>and</w:t>
@@ -1572,15 +1410,7 @@
               <w:t xml:space="preserve"> t</w:t>
             </w:r>
             <w:r>
-              <w:t xml:space="preserve">hat it somewhat was </w:t>
-            </w:r>
-            <w:proofErr w:type="gramStart"/>
-            <w:r>
-              <w:t>similar to</w:t>
-            </w:r>
-            <w:proofErr w:type="gramEnd"/>
-            <w:r>
-              <w:t xml:space="preserve"> </w:t>
+              <w:t xml:space="preserve">hat it somewhat was similar to </w:t>
             </w:r>
             <w:r>
               <w:t xml:space="preserve">the first assessment I did. </w:t>
@@ -1598,7 +1428,7 @@
                 <w:noProof/>
               </w:rPr>
               <w:drawing>
-                <wp:anchor distT="0" distB="0" distL="114300" distR="114300" simplePos="0" relativeHeight="251673600" behindDoc="0" locked="0" layoutInCell="1" allowOverlap="1" wp14:anchorId="7197D7C8" wp14:editId="71ACE2B1">
+                <wp:anchor distT="0" distB="0" distL="114300" distR="114300" simplePos="0" relativeHeight="251673600" behindDoc="0" locked="0" layoutInCell="1" allowOverlap="1" wp14:anchorId="7197D7C8" wp14:editId="17BCD1C8">
                   <wp:simplePos x="0" y="0"/>
                   <wp:positionH relativeFrom="column">
                     <wp:posOffset>3221619</wp:posOffset>
@@ -1820,15 +1650,7 @@
               <w:t xml:space="preserve">Today, it was the first day of the term and I didn’t to do much today because today we were going around the class and talking to other people about our assessment and seeing if </w:t>
             </w:r>
             <w:r>
-              <w:t xml:space="preserve">we were doing similar things. When talking to other people it was interesting to see what they were doing </w:t>
-            </w:r>
-            <w:proofErr w:type="gramStart"/>
-            <w:r>
-              <w:t>and also</w:t>
-            </w:r>
-            <w:proofErr w:type="gramEnd"/>
-            <w:r>
-              <w:t xml:space="preserve"> gave more some other ideas on what I could do for my assessment to make it even better. </w:t>
+              <w:t xml:space="preserve">we were doing similar things. When talking to other people it was interesting to see what they were doing and also gave more some other ideas on what I could do for my assessment to make it even better. </w:t>
             </w:r>
           </w:p>
         </w:tc>
@@ -1863,26 +1685,10 @@
               <w:t xml:space="preserve">to all these different pages so that I made sure I could keep track and stay organised with this assessment. </w:t>
             </w:r>
             <w:r>
-              <w:t xml:space="preserve">To plan out this assessment I used a website called Trello, here I added different tasks that I was going to do and after I finished </w:t>
-            </w:r>
-            <w:proofErr w:type="gramStart"/>
-            <w:r>
-              <w:t>them</w:t>
-            </w:r>
-            <w:proofErr w:type="gramEnd"/>
-            <w:r>
-              <w:t xml:space="preserve"> I tick the box, this helps me </w:t>
-            </w:r>
-            <w:r>
-              <w:t xml:space="preserve">as I won’t fall behind </w:t>
-            </w:r>
-            <w:proofErr w:type="gramStart"/>
-            <w:r>
-              <w:t>In</w:t>
-            </w:r>
-            <w:proofErr w:type="gramEnd"/>
-            <w:r>
-              <w:t xml:space="preserve"> my assessment </w:t>
+              <w:t xml:space="preserve">To plan out this assessment I used a website called Trello, here I added different tasks that I was going to do and after I finished them I tick the box, this helps me </w:t>
+            </w:r>
+            <w:r>
+              <w:t xml:space="preserve">as I won’t fall behind In my assessment </w:t>
             </w:r>
             <w:r>
               <w:t xml:space="preserve">and I can organise what I am going to do on some days. </w:t>
@@ -2229,15 +2035,7 @@
           </w:tcPr>
           <w:p>
             <w:r>
-              <w:t xml:space="preserve">Today I was working on my calendar </w:t>
-            </w:r>
-            <w:proofErr w:type="gramStart"/>
-            <w:r>
-              <w:t>page</w:t>
-            </w:r>
-            <w:proofErr w:type="gramEnd"/>
-            <w:r>
-              <w:t xml:space="preserve"> and I was trying to add </w:t>
+              <w:t xml:space="preserve">Today I was working on my calendar page and I was trying to add </w:t>
             </w:r>
             <w:r>
               <w:t>the</w:t>
@@ -2246,10 +2044,13 @@
               <w:t xml:space="preserve"> calendar on to this page</w:t>
             </w:r>
             <w:r>
-              <w:t>. After doing some research I found out what I had to do. so</w:t>
-            </w:r>
-            <w:r>
-              <w:t xml:space="preserve"> </w:t>
+              <w:t xml:space="preserve">. After doing some research I found out what I had to do. </w:t>
+            </w:r>
+            <w:r>
+              <w:t xml:space="preserve">after this I added the code and it still wasn’t quite working right so I did have to use ai on this part to make it work properly, but there was only a little things that I was missing out to get it to work on my own. This </w:t>
+            </w:r>
+            <w:r>
+              <w:t xml:space="preserve">will make my interface so much better as there will be more freedom for the user to plan things. </w:t>
             </w:r>
           </w:p>
         </w:tc>
@@ -2257,7 +2058,75 @@
           <w:tcPr>
             <w:tcW w:w="7455" w:type="dxa"/>
           </w:tcPr>
-          <w:p/>
+          <w:p>
+            <w:r>
+              <w:rPr>
+                <w:noProof/>
+              </w:rPr>
+              <w:drawing>
+                <wp:anchor distT="0" distB="0" distL="114300" distR="114300" simplePos="0" relativeHeight="251689984" behindDoc="0" locked="0" layoutInCell="1" allowOverlap="1" wp14:anchorId="4D8A8416" wp14:editId="60AD3A52">
+                  <wp:simplePos x="0" y="0"/>
+                  <wp:positionH relativeFrom="column">
+                    <wp:posOffset>1051466</wp:posOffset>
+                  </wp:positionH>
+                  <wp:positionV relativeFrom="paragraph">
+                    <wp:posOffset>63704</wp:posOffset>
+                  </wp:positionV>
+                  <wp:extent cx="1139190" cy="971550"/>
+                  <wp:effectExtent l="0" t="0" r="3810" b="0"/>
+                  <wp:wrapSquare wrapText="bothSides"/>
+                  <wp:docPr id="1807443790" name="Picture 3"/>
+                  <wp:cNvGraphicFramePr>
+                    <a:graphicFrameLocks xmlns:a="http://schemas.openxmlformats.org/drawingml/2006/main" noChangeAspect="1"/>
+                  </wp:cNvGraphicFramePr>
+                  <a:graphic xmlns:a="http://schemas.openxmlformats.org/drawingml/2006/main">
+                    <a:graphicData uri="http://schemas.openxmlformats.org/drawingml/2006/picture">
+                      <pic:pic xmlns:pic="http://schemas.openxmlformats.org/drawingml/2006/picture">
+                        <pic:nvPicPr>
+                          <pic:cNvPr id="0" name="Picture 1"/>
+                          <pic:cNvPicPr>
+                            <a:picLocks noChangeAspect="1" noChangeArrowheads="1"/>
+                          </pic:cNvPicPr>
+                        </pic:nvPicPr>
+                        <pic:blipFill>
+                          <a:blip r:embed="rId23" cstate="print">
+                            <a:extLst>
+                              <a:ext uri="{28A0092B-C50C-407E-A947-70E740481C1C}">
+                                <a14:useLocalDpi xmlns:a14="http://schemas.microsoft.com/office/drawing/2010/main" val="0"/>
+                              </a:ext>
+                            </a:extLst>
+                          </a:blip>
+                          <a:srcRect/>
+                          <a:stretch>
+                            <a:fillRect/>
+                          </a:stretch>
+                        </pic:blipFill>
+                        <pic:spPr bwMode="auto">
+                          <a:xfrm>
+                            <a:off x="0" y="0"/>
+                            <a:ext cx="1139190" cy="971550"/>
+                          </a:xfrm>
+                          <a:prstGeom prst="rect">
+                            <a:avLst/>
+                          </a:prstGeom>
+                          <a:noFill/>
+                          <a:ln>
+                            <a:noFill/>
+                          </a:ln>
+                        </pic:spPr>
+                      </pic:pic>
+                    </a:graphicData>
+                  </a:graphic>
+                  <wp14:sizeRelH relativeFrom="margin">
+                    <wp14:pctWidth>0</wp14:pctWidth>
+                  </wp14:sizeRelH>
+                  <wp14:sizeRelV relativeFrom="margin">
+                    <wp14:pctHeight>0</wp14:pctHeight>
+                  </wp14:sizeRelV>
+                </wp:anchor>
+              </w:drawing>
+            </w:r>
+          </w:p>
         </w:tc>
       </w:tr>
       <w:tr>
@@ -2283,26 +2152,226 @@
               <w:t xml:space="preserve">looking at E exemplars to get ideas on what I had to add to me planning code and evidence </w:t>
             </w:r>
             <w:r>
-              <w:t xml:space="preserve">to get </w:t>
-            </w:r>
-            <w:proofErr w:type="gramStart"/>
-            <w:r>
-              <w:t>a</w:t>
-            </w:r>
-            <w:proofErr w:type="gramEnd"/>
-            <w:r>
-              <w:t xml:space="preserve"> Excellence. I also went through and made sure that </w:t>
+              <w:t xml:space="preserve">to get a Excellence. I also went through and made sure that </w:t>
             </w:r>
             <w:r>
               <w:t>I had comments in the code to show evidence of my work</w:t>
             </w:r>
+            <w:r>
+              <w:t>, I also saw the documentation and it opened my eyes on lots of things that I had to add to my own documentation, things like the heuristics w</w:t>
+            </w:r>
+            <w:r>
+              <w:t xml:space="preserve">e are implementing and explaining the advanced features are all things that I know I need to have in my documentation now. </w:t>
+            </w:r>
           </w:p>
         </w:tc>
         <w:tc>
           <w:tcPr>
             <w:tcW w:w="7455" w:type="dxa"/>
           </w:tcPr>
-          <w:p/>
+          <w:p>
+            <w:r>
+              <w:rPr>
+                <w:noProof/>
+              </w:rPr>
+              <w:drawing>
+                <wp:anchor distT="0" distB="0" distL="114300" distR="114300" simplePos="0" relativeHeight="251691008" behindDoc="0" locked="0" layoutInCell="1" allowOverlap="1" wp14:anchorId="1A8097DF" wp14:editId="1E1677E8">
+                  <wp:simplePos x="0" y="0"/>
+                  <wp:positionH relativeFrom="column">
+                    <wp:posOffset>46562</wp:posOffset>
+                  </wp:positionH>
+                  <wp:positionV relativeFrom="paragraph">
+                    <wp:posOffset>53106</wp:posOffset>
+                  </wp:positionV>
+                  <wp:extent cx="2531110" cy="327025"/>
+                  <wp:effectExtent l="0" t="0" r="2540" b="0"/>
+                  <wp:wrapSquare wrapText="bothSides"/>
+                  <wp:docPr id="730692909" name="Picture 4"/>
+                  <wp:cNvGraphicFramePr>
+                    <a:graphicFrameLocks xmlns:a="http://schemas.openxmlformats.org/drawingml/2006/main" noChangeAspect="1"/>
+                  </wp:cNvGraphicFramePr>
+                  <a:graphic xmlns:a="http://schemas.openxmlformats.org/drawingml/2006/main">
+                    <a:graphicData uri="http://schemas.openxmlformats.org/drawingml/2006/picture">
+                      <pic:pic xmlns:pic="http://schemas.openxmlformats.org/drawingml/2006/picture">
+                        <pic:nvPicPr>
+                          <pic:cNvPr id="0" name="Picture 2"/>
+                          <pic:cNvPicPr>
+                            <a:picLocks noChangeAspect="1" noChangeArrowheads="1"/>
+                          </pic:cNvPicPr>
+                        </pic:nvPicPr>
+                        <pic:blipFill>
+                          <a:blip r:embed="rId24" cstate="print">
+                            <a:extLst>
+                              <a:ext uri="{28A0092B-C50C-407E-A947-70E740481C1C}">
+                                <a14:useLocalDpi xmlns:a14="http://schemas.microsoft.com/office/drawing/2010/main" val="0"/>
+                              </a:ext>
+                            </a:extLst>
+                          </a:blip>
+                          <a:srcRect/>
+                          <a:stretch>
+                            <a:fillRect/>
+                          </a:stretch>
+                        </pic:blipFill>
+                        <pic:spPr bwMode="auto">
+                          <a:xfrm>
+                            <a:off x="0" y="0"/>
+                            <a:ext cx="2531110" cy="327025"/>
+                          </a:xfrm>
+                          <a:prstGeom prst="rect">
+                            <a:avLst/>
+                          </a:prstGeom>
+                          <a:noFill/>
+                          <a:ln>
+                            <a:noFill/>
+                          </a:ln>
+                        </pic:spPr>
+                      </pic:pic>
+                    </a:graphicData>
+                  </a:graphic>
+                  <wp14:sizeRelH relativeFrom="margin">
+                    <wp14:pctWidth>0</wp14:pctWidth>
+                  </wp14:sizeRelH>
+                  <wp14:sizeRelV relativeFrom="margin">
+                    <wp14:pctHeight>0</wp14:pctHeight>
+                  </wp14:sizeRelV>
+                </wp:anchor>
+              </w:drawing>
+            </w:r>
+            <w:r>
+              <w:rPr>
+                <w:noProof/>
+              </w:rPr>
+              <w:drawing>
+                <wp:anchor distT="0" distB="0" distL="114300" distR="114300" simplePos="0" relativeHeight="251693056" behindDoc="0" locked="0" layoutInCell="1" allowOverlap="1" wp14:anchorId="206F81C1" wp14:editId="28C4B9BE">
+                  <wp:simplePos x="0" y="0"/>
+                  <wp:positionH relativeFrom="column">
+                    <wp:posOffset>2296419</wp:posOffset>
+                  </wp:positionH>
+                  <wp:positionV relativeFrom="paragraph">
+                    <wp:posOffset>402564</wp:posOffset>
+                  </wp:positionV>
+                  <wp:extent cx="2366010" cy="595630"/>
+                  <wp:effectExtent l="0" t="0" r="0" b="0"/>
+                  <wp:wrapSquare wrapText="bothSides"/>
+                  <wp:docPr id="419754101" name="Picture 6"/>
+                  <wp:cNvGraphicFramePr>
+                    <a:graphicFrameLocks xmlns:a="http://schemas.openxmlformats.org/drawingml/2006/main" noChangeAspect="1"/>
+                  </wp:cNvGraphicFramePr>
+                  <a:graphic xmlns:a="http://schemas.openxmlformats.org/drawingml/2006/main">
+                    <a:graphicData uri="http://schemas.openxmlformats.org/drawingml/2006/picture">
+                      <pic:pic xmlns:pic="http://schemas.openxmlformats.org/drawingml/2006/picture">
+                        <pic:nvPicPr>
+                          <pic:cNvPr id="0" name="Picture 4"/>
+                          <pic:cNvPicPr>
+                            <a:picLocks noChangeAspect="1" noChangeArrowheads="1"/>
+                          </pic:cNvPicPr>
+                        </pic:nvPicPr>
+                        <pic:blipFill>
+                          <a:blip r:embed="rId25" cstate="print">
+                            <a:extLst>
+                              <a:ext uri="{28A0092B-C50C-407E-A947-70E740481C1C}">
+                                <a14:useLocalDpi xmlns:a14="http://schemas.microsoft.com/office/drawing/2010/main" val="0"/>
+                              </a:ext>
+                            </a:extLst>
+                          </a:blip>
+                          <a:srcRect/>
+                          <a:stretch>
+                            <a:fillRect/>
+                          </a:stretch>
+                        </pic:blipFill>
+                        <pic:spPr bwMode="auto">
+                          <a:xfrm>
+                            <a:off x="0" y="0"/>
+                            <a:ext cx="2366010" cy="595630"/>
+                          </a:xfrm>
+                          <a:prstGeom prst="rect">
+                            <a:avLst/>
+                          </a:prstGeom>
+                          <a:noFill/>
+                          <a:ln>
+                            <a:noFill/>
+                          </a:ln>
+                        </pic:spPr>
+                      </pic:pic>
+                    </a:graphicData>
+                  </a:graphic>
+                  <wp14:sizeRelH relativeFrom="margin">
+                    <wp14:pctWidth>0</wp14:pctWidth>
+                  </wp14:sizeRelH>
+                  <wp14:sizeRelV relativeFrom="margin">
+                    <wp14:pctHeight>0</wp14:pctHeight>
+                  </wp14:sizeRelV>
+                </wp:anchor>
+              </w:drawing>
+            </w:r>
+            <w:r>
+              <w:rPr>
+                <w:noProof/>
+              </w:rPr>
+              <w:drawing>
+                <wp:anchor distT="0" distB="0" distL="114300" distR="114300" simplePos="0" relativeHeight="251692032" behindDoc="0" locked="0" layoutInCell="1" allowOverlap="1" wp14:anchorId="48E097AC" wp14:editId="4340D1FD">
+                  <wp:simplePos x="0" y="0"/>
+                  <wp:positionH relativeFrom="column">
+                    <wp:posOffset>62865</wp:posOffset>
+                  </wp:positionH>
+                  <wp:positionV relativeFrom="paragraph">
+                    <wp:posOffset>1043305</wp:posOffset>
+                  </wp:positionV>
+                  <wp:extent cx="4132580" cy="229870"/>
+                  <wp:effectExtent l="0" t="0" r="1270" b="0"/>
+                  <wp:wrapSquare wrapText="bothSides"/>
+                  <wp:docPr id="77100755" name="Picture 5"/>
+                  <wp:cNvGraphicFramePr>
+                    <a:graphicFrameLocks xmlns:a="http://schemas.openxmlformats.org/drawingml/2006/main" noChangeAspect="1"/>
+                  </wp:cNvGraphicFramePr>
+                  <a:graphic xmlns:a="http://schemas.openxmlformats.org/drawingml/2006/main">
+                    <a:graphicData uri="http://schemas.openxmlformats.org/drawingml/2006/picture">
+                      <pic:pic xmlns:pic="http://schemas.openxmlformats.org/drawingml/2006/picture">
+                        <pic:nvPicPr>
+                          <pic:cNvPr id="0" name="Picture 3"/>
+                          <pic:cNvPicPr>
+                            <a:picLocks noChangeAspect="1" noChangeArrowheads="1"/>
+                          </pic:cNvPicPr>
+                        </pic:nvPicPr>
+                        <pic:blipFill>
+                          <a:blip r:embed="rId26" cstate="print">
+                            <a:extLst>
+                              <a:ext uri="{28A0092B-C50C-407E-A947-70E740481C1C}">
+                                <a14:useLocalDpi xmlns:a14="http://schemas.microsoft.com/office/drawing/2010/main" val="0"/>
+                              </a:ext>
+                            </a:extLst>
+                          </a:blip>
+                          <a:srcRect/>
+                          <a:stretch>
+                            <a:fillRect/>
+                          </a:stretch>
+                        </pic:blipFill>
+                        <pic:spPr bwMode="auto">
+                          <a:xfrm>
+                            <a:off x="0" y="0"/>
+                            <a:ext cx="4132580" cy="229870"/>
+                          </a:xfrm>
+                          <a:prstGeom prst="rect">
+                            <a:avLst/>
+                          </a:prstGeom>
+                          <a:noFill/>
+                          <a:ln>
+                            <a:noFill/>
+                          </a:ln>
+                        </pic:spPr>
+                      </pic:pic>
+                    </a:graphicData>
+                  </a:graphic>
+                  <wp14:sizeRelH relativeFrom="margin">
+                    <wp14:pctWidth>0</wp14:pctWidth>
+                  </wp14:sizeRelH>
+                  <wp14:sizeRelV relativeFrom="margin">
+                    <wp14:pctHeight>0</wp14:pctHeight>
+                  </wp14:sizeRelV>
+                </wp:anchor>
+              </w:drawing>
+            </w:r>
+          </w:p>
         </w:tc>
       </w:tr>
       <w:tr>
@@ -2327,24 +2396,233 @@
             <w:r>
               <w:t xml:space="preserve">Today I had a change of </w:t>
             </w:r>
-            <w:proofErr w:type="gramStart"/>
-            <w:r>
-              <w:t>plans</w:t>
-            </w:r>
-            <w:proofErr w:type="gramEnd"/>
+            <w:r>
+              <w:t>plans,</w:t>
+            </w:r>
             <w:r>
               <w:t xml:space="preserve"> and I was told to change the colours and aesthetic of my page to match my </w:t>
             </w:r>
             <w:r>
               <w:t xml:space="preserve">house colours more. </w:t>
             </w:r>
+            <w:r>
+              <w:t xml:space="preserve">What I did was I took a screen shot and then I went I adobe </w:t>
+            </w:r>
+            <w:r>
+              <w:t xml:space="preserve">colour and extracted the colours from the stark house page. By doing this I don’t have to guess and use a basic colour but I can you the exact colour without any effort used. After I did this I started </w:t>
+            </w:r>
+            <w:r>
+              <w:t xml:space="preserve">adding the colours to all the pages and keeping the aesthetic the same. </w:t>
+            </w:r>
           </w:p>
         </w:tc>
         <w:tc>
           <w:tcPr>
             <w:tcW w:w="7455" w:type="dxa"/>
           </w:tcPr>
-          <w:p/>
+          <w:p>
+            <w:r>
+              <w:rPr>
+                <w:noProof/>
+              </w:rPr>
+              <w:drawing>
+                <wp:anchor distT="0" distB="0" distL="114300" distR="114300" simplePos="0" relativeHeight="251696128" behindDoc="0" locked="0" layoutInCell="1" allowOverlap="1" wp14:anchorId="67347878" wp14:editId="2DD56170">
+                  <wp:simplePos x="0" y="0"/>
+                  <wp:positionH relativeFrom="column">
+                    <wp:posOffset>747047</wp:posOffset>
+                  </wp:positionH>
+                  <wp:positionV relativeFrom="paragraph">
+                    <wp:posOffset>772174</wp:posOffset>
+                  </wp:positionV>
+                  <wp:extent cx="1743075" cy="747395"/>
+                  <wp:effectExtent l="0" t="0" r="9525" b="0"/>
+                  <wp:wrapSquare wrapText="bothSides"/>
+                  <wp:docPr id="1399256042" name="Picture 9"/>
+                  <wp:cNvGraphicFramePr>
+                    <a:graphicFrameLocks xmlns:a="http://schemas.openxmlformats.org/drawingml/2006/main" noChangeAspect="1"/>
+                  </wp:cNvGraphicFramePr>
+                  <a:graphic xmlns:a="http://schemas.openxmlformats.org/drawingml/2006/main">
+                    <a:graphicData uri="http://schemas.openxmlformats.org/drawingml/2006/picture">
+                      <pic:pic xmlns:pic="http://schemas.openxmlformats.org/drawingml/2006/picture">
+                        <pic:nvPicPr>
+                          <pic:cNvPr id="0" name="Picture 8"/>
+                          <pic:cNvPicPr>
+                            <a:picLocks noChangeAspect="1" noChangeArrowheads="1"/>
+                          </pic:cNvPicPr>
+                        </pic:nvPicPr>
+                        <pic:blipFill>
+                          <a:blip r:embed="rId27" cstate="print">
+                            <a:extLst>
+                              <a:ext uri="{28A0092B-C50C-407E-A947-70E740481C1C}">
+                                <a14:useLocalDpi xmlns:a14="http://schemas.microsoft.com/office/drawing/2010/main" val="0"/>
+                              </a:ext>
+                            </a:extLst>
+                          </a:blip>
+                          <a:srcRect/>
+                          <a:stretch>
+                            <a:fillRect/>
+                          </a:stretch>
+                        </pic:blipFill>
+                        <pic:spPr bwMode="auto">
+                          <a:xfrm>
+                            <a:off x="0" y="0"/>
+                            <a:ext cx="1743075" cy="747395"/>
+                          </a:xfrm>
+                          <a:prstGeom prst="rect">
+                            <a:avLst/>
+                          </a:prstGeom>
+                          <a:noFill/>
+                          <a:ln>
+                            <a:noFill/>
+                          </a:ln>
+                        </pic:spPr>
+                      </pic:pic>
+                    </a:graphicData>
+                  </a:graphic>
+                  <wp14:sizeRelH relativeFrom="margin">
+                    <wp14:pctWidth>0</wp14:pctWidth>
+                  </wp14:sizeRelH>
+                  <wp14:sizeRelV relativeFrom="margin">
+                    <wp14:pctHeight>0</wp14:pctHeight>
+                  </wp14:sizeRelV>
+                </wp:anchor>
+              </w:drawing>
+            </w:r>
+            <w:r>
+              <w:rPr>
+                <w:noProof/>
+              </w:rPr>
+              <w:drawing>
+                <wp:anchor distT="0" distB="0" distL="114300" distR="114300" simplePos="0" relativeHeight="251695104" behindDoc="0" locked="0" layoutInCell="1" allowOverlap="1" wp14:anchorId="44A36824" wp14:editId="529E9BDD">
+                  <wp:simplePos x="0" y="0"/>
+                  <wp:positionH relativeFrom="column">
+                    <wp:posOffset>2292466</wp:posOffset>
+                  </wp:positionH>
+                  <wp:positionV relativeFrom="paragraph">
+                    <wp:posOffset>116</wp:posOffset>
+                  </wp:positionV>
+                  <wp:extent cx="1803400" cy="774700"/>
+                  <wp:effectExtent l="0" t="0" r="6350" b="6350"/>
+                  <wp:wrapSquare wrapText="bothSides"/>
+                  <wp:docPr id="1022940577" name="Picture 8"/>
+                  <wp:cNvGraphicFramePr>
+                    <a:graphicFrameLocks xmlns:a="http://schemas.openxmlformats.org/drawingml/2006/main" noChangeAspect="1"/>
+                  </wp:cNvGraphicFramePr>
+                  <a:graphic xmlns:a="http://schemas.openxmlformats.org/drawingml/2006/main">
+                    <a:graphicData uri="http://schemas.openxmlformats.org/drawingml/2006/picture">
+                      <pic:pic xmlns:pic="http://schemas.openxmlformats.org/drawingml/2006/picture">
+                        <pic:nvPicPr>
+                          <pic:cNvPr id="0" name="Picture 6"/>
+                          <pic:cNvPicPr>
+                            <a:picLocks noChangeAspect="1" noChangeArrowheads="1"/>
+                          </pic:cNvPicPr>
+                        </pic:nvPicPr>
+                        <pic:blipFill>
+                          <a:blip r:embed="rId28" cstate="print">
+                            <a:extLst>
+                              <a:ext uri="{28A0092B-C50C-407E-A947-70E740481C1C}">
+                                <a14:useLocalDpi xmlns:a14="http://schemas.microsoft.com/office/drawing/2010/main" val="0"/>
+                              </a:ext>
+                            </a:extLst>
+                          </a:blip>
+                          <a:srcRect/>
+                          <a:stretch>
+                            <a:fillRect/>
+                          </a:stretch>
+                        </pic:blipFill>
+                        <pic:spPr bwMode="auto">
+                          <a:xfrm>
+                            <a:off x="0" y="0"/>
+                            <a:ext cx="1803400" cy="774700"/>
+                          </a:xfrm>
+                          <a:prstGeom prst="rect">
+                            <a:avLst/>
+                          </a:prstGeom>
+                          <a:noFill/>
+                          <a:ln>
+                            <a:noFill/>
+                          </a:ln>
+                        </pic:spPr>
+                      </pic:pic>
+                    </a:graphicData>
+                  </a:graphic>
+                  <wp14:sizeRelH relativeFrom="margin">
+                    <wp14:pctWidth>0</wp14:pctWidth>
+                  </wp14:sizeRelH>
+                  <wp14:sizeRelV relativeFrom="margin">
+                    <wp14:pctHeight>0</wp14:pctHeight>
+                  </wp14:sizeRelV>
+                </wp:anchor>
+              </w:drawing>
+            </w:r>
+            <w:r>
+              <w:rPr>
+                <w:noProof/>
+              </w:rPr>
+              <w:drawing>
+                <wp:anchor distT="0" distB="0" distL="114300" distR="114300" simplePos="0" relativeHeight="251694080" behindDoc="0" locked="0" layoutInCell="1" allowOverlap="1" wp14:anchorId="758F5B49" wp14:editId="57B504DC">
+                  <wp:simplePos x="0" y="0"/>
+                  <wp:positionH relativeFrom="column">
+                    <wp:posOffset>71190</wp:posOffset>
+                  </wp:positionH>
+                  <wp:positionV relativeFrom="paragraph">
+                    <wp:posOffset>269</wp:posOffset>
+                  </wp:positionV>
+                  <wp:extent cx="1748261" cy="751546"/>
+                  <wp:effectExtent l="0" t="0" r="4445" b="0"/>
+                  <wp:wrapSquare wrapText="bothSides"/>
+                  <wp:docPr id="461427688" name="Picture 7"/>
+                  <wp:cNvGraphicFramePr>
+                    <a:graphicFrameLocks xmlns:a="http://schemas.openxmlformats.org/drawingml/2006/main" noChangeAspect="1"/>
+                  </wp:cNvGraphicFramePr>
+                  <a:graphic xmlns:a="http://schemas.openxmlformats.org/drawingml/2006/main">
+                    <a:graphicData uri="http://schemas.openxmlformats.org/drawingml/2006/picture">
+                      <pic:pic xmlns:pic="http://schemas.openxmlformats.org/drawingml/2006/picture">
+                        <pic:nvPicPr>
+                          <pic:cNvPr id="0" name="Picture 5"/>
+                          <pic:cNvPicPr>
+                            <a:picLocks noChangeAspect="1" noChangeArrowheads="1"/>
+                          </pic:cNvPicPr>
+                        </pic:nvPicPr>
+                        <pic:blipFill>
+                          <a:blip r:embed="rId29" cstate="print">
+                            <a:extLst>
+                              <a:ext uri="{28A0092B-C50C-407E-A947-70E740481C1C}">
+                                <a14:useLocalDpi xmlns:a14="http://schemas.microsoft.com/office/drawing/2010/main" val="0"/>
+                              </a:ext>
+                            </a:extLst>
+                          </a:blip>
+                          <a:srcRect/>
+                          <a:stretch>
+                            <a:fillRect/>
+                          </a:stretch>
+                        </pic:blipFill>
+                        <pic:spPr bwMode="auto">
+                          <a:xfrm>
+                            <a:off x="0" y="0"/>
+                            <a:ext cx="1748261" cy="751546"/>
+                          </a:xfrm>
+                          <a:prstGeom prst="rect">
+                            <a:avLst/>
+                          </a:prstGeom>
+                          <a:noFill/>
+                          <a:ln>
+                            <a:noFill/>
+                          </a:ln>
+                        </pic:spPr>
+                      </pic:pic>
+                    </a:graphicData>
+                  </a:graphic>
+                  <wp14:sizeRelH relativeFrom="margin">
+                    <wp14:pctWidth>0</wp14:pctWidth>
+                  </wp14:sizeRelH>
+                  <wp14:sizeRelV relativeFrom="margin">
+                    <wp14:pctHeight>0</wp14:pctHeight>
+                  </wp14:sizeRelV>
+                </wp:anchor>
+              </w:drawing>
+            </w:r>
+          </w:p>
         </w:tc>
       </w:tr>
       <w:tr>
@@ -2354,6 +2632,7 @@
           </w:tcPr>
           <w:p>
             <w:r>
+              <w:lastRenderedPageBreak/>
               <w:t>11/08/2026</w:t>
             </w:r>
           </w:p>
@@ -2364,7 +2643,16 @@
           </w:tcPr>
           <w:p>
             <w:r>
-              <w:t>Feedback</w:t>
+              <w:t xml:space="preserve">Today I didn’t get much work don’t as we went up to the year 11 class to get and give feedback to each other. </w:t>
+            </w:r>
+            <w:r>
+              <w:t xml:space="preserve">What my main focus point for the view was usability, what I wanted to know was if </w:t>
+            </w:r>
+            <w:r>
+              <w:t xml:space="preserve">people could navigate around the interface without getting lost or confused on what to do or where to go next. This feedback really did open up some insight on what I have to add next as there wasn’t that much feedback given, when I observed </w:t>
+            </w:r>
+            <w:r>
+              <w:t xml:space="preserve">them interacting with the interface there was lack of description on the pages. </w:t>
             </w:r>
           </w:p>
         </w:tc>
@@ -2392,19 +2680,21 @@
           </w:tcPr>
           <w:p>
             <w:r>
-              <w:t>F</w:t>
-            </w:r>
-            <w:r>
-              <w:t>onts</w:t>
-            </w:r>
-          </w:p>
-          <w:p/>
-          <w:p/>
-          <w:p/>
-          <w:p/>
-          <w:p/>
-          <w:p/>
-          <w:p/>
+              <w:t>Today I was focusing on planning out my fonts</w:t>
+            </w:r>
+            <w:r>
+              <w:t xml:space="preserve">, I was looking through google </w:t>
+            </w:r>
+            <w:r>
+              <w:t xml:space="preserve">fonts and I chose two fonts that I though would look go for my headings and my body text. When I found the right two that I thought were good I added them into my code. The first thing was I added the link into the top of my html in the header tag. Then </w:t>
+            </w:r>
+            <w:r>
+              <w:t xml:space="preserve">what I did was I made it a root token so all I had </w:t>
+            </w:r>
+            <w:r>
+              <w:t>to do to add it to different parts of my website was to put the key into the different elements.</w:t>
+            </w:r>
+          </w:p>
         </w:tc>
         <w:tc>
           <w:tcPr>
@@ -2441,7 +2731,7 @@
                           </pic:cNvPicPr>
                         </pic:nvPicPr>
                         <pic:blipFill>
-                          <a:blip r:embed="rId23" cstate="print">
+                          <a:blip r:embed="rId30" cstate="print">
                             <a:extLst>
                               <a:ext uri="{28A0092B-C50C-407E-A947-70E740481C1C}">
                                 <a14:useLocalDpi xmlns:a14="http://schemas.microsoft.com/office/drawing/2010/main" val="0"/>
@@ -2508,7 +2798,7 @@
                           </pic:cNvPicPr>
                         </pic:nvPicPr>
                         <pic:blipFill>
-                          <a:blip r:embed="rId24" cstate="print">
+                          <a:blip r:embed="rId31" cstate="print">
                             <a:extLst>
                               <a:ext uri="{28A0092B-C50C-407E-A947-70E740481C1C}">
                                 <a14:useLocalDpi xmlns:a14="http://schemas.microsoft.com/office/drawing/2010/main" val="0"/>
@@ -2575,7 +2865,7 @@
                           </pic:cNvPicPr>
                         </pic:nvPicPr>
                         <pic:blipFill>
-                          <a:blip r:embed="rId25" cstate="print">
+                          <a:blip r:embed="rId32" cstate="print">
                             <a:extLst>
                               <a:ext uri="{28A0092B-C50C-407E-A947-70E740481C1C}">
                                 <a14:useLocalDpi xmlns:a14="http://schemas.microsoft.com/office/drawing/2010/main" val="0"/>
@@ -2632,7 +2922,43 @@
           </w:tcPr>
           <w:p>
             <w:r>
-              <w:t xml:space="preserve">Events table </w:t>
+              <w:t xml:space="preserve">Today I was focusing on getting the events table made for my calendar page. I </w:t>
+            </w:r>
+            <w:r>
+              <w:t xml:space="preserve">added this because I wanted students to be able to plan out when they are going to study, have a break, or even when they have a </w:t>
+            </w:r>
+            <w:r>
+              <w:t xml:space="preserve">class. This element to my interface would make my interface so much better as students would be more organised </w:t>
+            </w:r>
+            <w:r>
+              <w:t xml:space="preserve">for there life. The way I did it was </w:t>
+            </w:r>
+            <w:r>
+              <w:t xml:space="preserve">I added the panel first then I made a border </w:t>
+            </w:r>
+            <w:r>
+              <w:t xml:space="preserve">and added a heading, after that I added in the text boxes for the title, </w:t>
+            </w:r>
+            <w:r>
+              <w:t xml:space="preserve">time, and description, then I styled it with </w:t>
+            </w:r>
+            <w:r>
+              <w:t>CSS</w:t>
+            </w:r>
+            <w:r>
+              <w:t xml:space="preserve">, </w:t>
+            </w:r>
+            <w:r>
+              <w:t xml:space="preserve">after I did </w:t>
+            </w:r>
+            <w:r>
+              <w:t>this,</w:t>
+            </w:r>
+            <w:r>
+              <w:t xml:space="preserve"> I added the save button and made it responsive</w:t>
+            </w:r>
+            <w:r>
+              <w:t>. This worked so well and I think made me interface so much better.</w:t>
             </w:r>
           </w:p>
         </w:tc>
@@ -2643,25 +2969,21 @@
           <w:p>
             <w:r>
               <w:rPr>
-                <w:b/>
-                <w:bCs/>
                 <w:noProof/>
-                <w:sz w:val="28"/>
-                <w:szCs w:val="28"/>
               </w:rPr>
               <w:drawing>
-                <wp:anchor distT="0" distB="0" distL="114300" distR="114300" simplePos="0" relativeHeight="251685888" behindDoc="0" locked="0" layoutInCell="1" allowOverlap="1" wp14:anchorId="088E494F" wp14:editId="13384B49">
+                <wp:anchor distT="0" distB="0" distL="114300" distR="114300" simplePos="0" relativeHeight="251698176" behindDoc="0" locked="0" layoutInCell="1" allowOverlap="1" wp14:anchorId="6FF16F83" wp14:editId="2F39D482">
                   <wp:simplePos x="0" y="0"/>
                   <wp:positionH relativeFrom="column">
-                    <wp:posOffset>559760</wp:posOffset>
+                    <wp:posOffset>359275</wp:posOffset>
                   </wp:positionH>
                   <wp:positionV relativeFrom="paragraph">
-                    <wp:posOffset>406</wp:posOffset>
+                    <wp:posOffset>281194</wp:posOffset>
                   </wp:positionV>
-                  <wp:extent cx="2510790" cy="1079500"/>
-                  <wp:effectExtent l="0" t="0" r="3810" b="6350"/>
+                  <wp:extent cx="2127737" cy="913330"/>
+                  <wp:effectExtent l="0" t="0" r="6350" b="1270"/>
                   <wp:wrapSquare wrapText="bothSides"/>
-                  <wp:docPr id="2014227670" name="Picture 4"/>
+                  <wp:docPr id="250695327" name="Picture 10"/>
                   <wp:cNvGraphicFramePr>
                     <a:graphicFrameLocks xmlns:a="http://schemas.openxmlformats.org/drawingml/2006/main" noChangeAspect="1"/>
                   </wp:cNvGraphicFramePr>
@@ -2669,13 +2991,13 @@
                     <a:graphicData uri="http://schemas.openxmlformats.org/drawingml/2006/picture">
                       <pic:pic xmlns:pic="http://schemas.openxmlformats.org/drawingml/2006/picture">
                         <pic:nvPicPr>
-                          <pic:cNvPr id="0" name="Picture 2"/>
+                          <pic:cNvPr id="0" name="Picture 9"/>
                           <pic:cNvPicPr>
                             <a:picLocks noChangeAspect="1" noChangeArrowheads="1"/>
                           </pic:cNvPicPr>
                         </pic:nvPicPr>
                         <pic:blipFill>
-                          <a:blip r:embed="rId26" cstate="print">
+                          <a:blip r:embed="rId33" cstate="print">
                             <a:extLst>
                               <a:ext uri="{28A0092B-C50C-407E-A947-70E740481C1C}">
                                 <a14:useLocalDpi xmlns:a14="http://schemas.microsoft.com/office/drawing/2010/main" val="0"/>
@@ -2690,7 +3012,7 @@
                         <pic:spPr bwMode="auto">
                           <a:xfrm>
                             <a:off x="0" y="0"/>
-                            <a:ext cx="2510790" cy="1079500"/>
+                            <a:ext cx="2127737" cy="913330"/>
                           </a:xfrm>
                           <a:prstGeom prst="rect">
                             <a:avLst/>
@@ -2712,6 +3034,66 @@
                 </wp:anchor>
               </w:drawing>
             </w:r>
+            <w:r>
+              <w:rPr>
+                <w:noProof/>
+              </w:rPr>
+              <w:drawing>
+                <wp:anchor distT="0" distB="0" distL="114300" distR="114300" simplePos="0" relativeHeight="251697152" behindDoc="0" locked="0" layoutInCell="1" allowOverlap="1" wp14:anchorId="556423E8" wp14:editId="2D56F2AA">
+                  <wp:simplePos x="0" y="0"/>
+                  <wp:positionH relativeFrom="column">
+                    <wp:posOffset>3350315</wp:posOffset>
+                  </wp:positionH>
+                  <wp:positionV relativeFrom="paragraph">
+                    <wp:posOffset>315</wp:posOffset>
+                  </wp:positionV>
+                  <wp:extent cx="1297305" cy="1341755"/>
+                  <wp:effectExtent l="0" t="0" r="0" b="0"/>
+                  <wp:wrapSquare wrapText="bothSides"/>
+                  <wp:docPr id="1096207419" name="Picture 1"/>
+                  <wp:cNvGraphicFramePr>
+                    <a:graphicFrameLocks xmlns:a="http://schemas.openxmlformats.org/drawingml/2006/main" noChangeAspect="1"/>
+                  </wp:cNvGraphicFramePr>
+                  <a:graphic xmlns:a="http://schemas.openxmlformats.org/drawingml/2006/main">
+                    <a:graphicData uri="http://schemas.openxmlformats.org/drawingml/2006/picture">
+                      <pic:pic xmlns:pic="http://schemas.openxmlformats.org/drawingml/2006/picture">
+                        <pic:nvPicPr>
+                          <pic:cNvPr id="1096207419" name=""/>
+                          <pic:cNvPicPr/>
+                        </pic:nvPicPr>
+                        <pic:blipFill>
+                          <a:blip r:embed="rId34" cstate="print">
+                            <a:extLst>
+                              <a:ext uri="{28A0092B-C50C-407E-A947-70E740481C1C}">
+                                <a14:useLocalDpi xmlns:a14="http://schemas.microsoft.com/office/drawing/2010/main" val="0"/>
+                              </a:ext>
+                            </a:extLst>
+                          </a:blip>
+                          <a:stretch>
+                            <a:fillRect/>
+                          </a:stretch>
+                        </pic:blipFill>
+                        <pic:spPr>
+                          <a:xfrm>
+                            <a:off x="0" y="0"/>
+                            <a:ext cx="1297305" cy="1341755"/>
+                          </a:xfrm>
+                          <a:prstGeom prst="rect">
+                            <a:avLst/>
+                          </a:prstGeom>
+                        </pic:spPr>
+                      </pic:pic>
+                    </a:graphicData>
+                  </a:graphic>
+                  <wp14:sizeRelH relativeFrom="margin">
+                    <wp14:pctWidth>0</wp14:pctWidth>
+                  </wp14:sizeRelH>
+                  <wp14:sizeRelV relativeFrom="margin">
+                    <wp14:pctHeight>0</wp14:pctHeight>
+                  </wp14:sizeRelV>
+                </wp:anchor>
+              </w:drawing>
+            </w:r>
           </w:p>
         </w:tc>
       </w:tr>
@@ -2720,67 +3102,261 @@
           <w:tcPr>
             <w:tcW w:w="1306" w:type="dxa"/>
           </w:tcPr>
-          <w:p/>
+          <w:p>
+            <w:r>
+              <w:t>14/08/2</w:t>
+            </w:r>
+            <w:r>
+              <w:t>0</w:t>
+            </w:r>
+            <w:r>
+              <w:t>26</w:t>
+            </w:r>
+          </w:p>
         </w:tc>
         <w:tc>
           <w:tcPr>
             <w:tcW w:w="6627" w:type="dxa"/>
           </w:tcPr>
-          <w:p/>
+          <w:p>
+            <w:r>
+              <w:t xml:space="preserve">Today I got some more </w:t>
+            </w:r>
+            <w:r>
+              <w:t xml:space="preserve">feedback from the teacher. I keep getting feedback from people because I want my interface to </w:t>
+            </w:r>
+            <w:r>
+              <w:t>be as user-friendly as possible, to do this asking for feedback can see what users like and don’t like. When I asked my teacher she said she didn’t like the contrast of the borders so I got rid of them</w:t>
+            </w:r>
+            <w:r>
+              <w:t xml:space="preserve"> and as playing around with the different colour of shadow, after this I started to add some more Media quer</w:t>
+            </w:r>
+            <w:r>
+              <w:t xml:space="preserve">ies for my pages. The first thing I did was I made the whole class page visible without scrolls so all the important information </w:t>
+            </w:r>
+            <w:r>
+              <w:t xml:space="preserve">is in the screen, and I also some the tabs into the corner of the page so I wasn’t taking a critical space in the middle. I added media queries to this so when the page when smaller </w:t>
+            </w:r>
+            <w:r>
+              <w:t>the tabs will got back to the middle and the class list moves down</w:t>
+            </w:r>
+            <w:r>
+              <w:t xml:space="preserve">. Today I also added media queries to my calendar page so </w:t>
+            </w:r>
+            <w:r>
+              <w:lastRenderedPageBreak/>
+              <w:t xml:space="preserve">when the page </w:t>
+            </w:r>
+            <w:r>
+              <w:t>got smaller the calendar and the event panel aren’t side by side, but the calendar is on top and the event panel is on the bottom. Adding th</w:t>
+            </w:r>
+            <w:r>
+              <w:t>is advanced feature will make the whole interface better as you will be able to use it on many devices without it playing up</w:t>
+            </w:r>
+            <w:r>
+              <w:t xml:space="preserve">. </w:t>
+            </w:r>
+          </w:p>
         </w:tc>
         <w:tc>
           <w:tcPr>
             <w:tcW w:w="7455" w:type="dxa"/>
           </w:tcPr>
-          <w:p/>
-        </w:tc>
-      </w:tr>
-    </w:tbl>
-    <w:p/>
-    <w:p/>
-    <w:p/>
-    <w:p>
-      <w:r>
-        <w:tab/>
-      </w:r>
-    </w:p>
-    <w:p/>
-    <w:p/>
-    <w:p/>
-    <w:tbl>
-      <w:tblPr>
-        <w:tblStyle w:val="TableGrid"/>
-        <w:tblW w:w="0" w:type="auto"/>
-        <w:tblLook w:val="04A0" w:firstRow="1" w:lastRow="0" w:firstColumn="1" w:lastColumn="0" w:noHBand="0" w:noVBand="1"/>
-      </w:tblPr>
-      <w:tblGrid>
-        <w:gridCol w:w="5129"/>
-        <w:gridCol w:w="5129"/>
-        <w:gridCol w:w="5130"/>
-      </w:tblGrid>
-      <w:tr>
-        <w:tc>
-          <w:tcPr>
-            <w:tcW w:w="15388" w:type="dxa"/>
-            <w:gridSpan w:val="3"/>
-          </w:tcPr>
-          <w:p>
-            <w:pPr>
-              <w:rPr>
-                <w:b/>
-                <w:bCs/>
-                <w:sz w:val="30"/>
-                <w:szCs w:val="30"/>
-              </w:rPr>
-            </w:pPr>
-            <w:r>
-              <w:rPr>
-                <w:b/>
-                <w:bCs/>
-                <w:sz w:val="30"/>
-                <w:szCs w:val="30"/>
-              </w:rPr>
-              <w:t xml:space="preserve">My advanced techniques: </w:t>
+          <w:p>
+            <w:r>
+              <w:rPr>
+                <w:noProof/>
+              </w:rPr>
+              <w:lastRenderedPageBreak/>
+              <w:drawing>
+                <wp:anchor distT="0" distB="0" distL="114300" distR="114300" simplePos="0" relativeHeight="251701248" behindDoc="0" locked="0" layoutInCell="1" allowOverlap="1" wp14:anchorId="3768E0D8" wp14:editId="6D4ADA32">
+                  <wp:simplePos x="0" y="0"/>
+                  <wp:positionH relativeFrom="column">
+                    <wp:posOffset>2871962</wp:posOffset>
+                  </wp:positionH>
+                  <wp:positionV relativeFrom="paragraph">
+                    <wp:posOffset>185092</wp:posOffset>
+                  </wp:positionV>
+                  <wp:extent cx="1783715" cy="1257300"/>
+                  <wp:effectExtent l="0" t="0" r="6985" b="0"/>
+                  <wp:wrapSquare wrapText="bothSides"/>
+                  <wp:docPr id="1687237832" name="Picture 1"/>
+                  <wp:cNvGraphicFramePr>
+                    <a:graphicFrameLocks xmlns:a="http://schemas.openxmlformats.org/drawingml/2006/main" noChangeAspect="1"/>
+                  </wp:cNvGraphicFramePr>
+                  <a:graphic xmlns:a="http://schemas.openxmlformats.org/drawingml/2006/main">
+                    <a:graphicData uri="http://schemas.openxmlformats.org/drawingml/2006/picture">
+                      <pic:pic xmlns:pic="http://schemas.openxmlformats.org/drawingml/2006/picture">
+                        <pic:nvPicPr>
+                          <pic:cNvPr id="1687237832" name=""/>
+                          <pic:cNvPicPr/>
+                        </pic:nvPicPr>
+                        <pic:blipFill>
+                          <a:blip r:embed="rId35" cstate="print">
+                            <a:extLst>
+                              <a:ext uri="{28A0092B-C50C-407E-A947-70E740481C1C}">
+                                <a14:useLocalDpi xmlns:a14="http://schemas.microsoft.com/office/drawing/2010/main" val="0"/>
+                              </a:ext>
+                            </a:extLst>
+                          </a:blip>
+                          <a:stretch>
+                            <a:fillRect/>
+                          </a:stretch>
+                        </pic:blipFill>
+                        <pic:spPr>
+                          <a:xfrm>
+                            <a:off x="0" y="0"/>
+                            <a:ext cx="1783715" cy="1257300"/>
+                          </a:xfrm>
+                          <a:prstGeom prst="rect">
+                            <a:avLst/>
+                          </a:prstGeom>
+                        </pic:spPr>
+                      </pic:pic>
+                    </a:graphicData>
+                  </a:graphic>
+                  <wp14:sizeRelH relativeFrom="margin">
+                    <wp14:pctWidth>0</wp14:pctWidth>
+                  </wp14:sizeRelH>
+                  <wp14:sizeRelV relativeFrom="margin">
+                    <wp14:pctHeight>0</wp14:pctHeight>
+                  </wp14:sizeRelV>
+                </wp:anchor>
+              </w:drawing>
+            </w:r>
+            <w:r>
+              <w:rPr>
+                <w:noProof/>
+              </w:rPr>
+              <w:drawing>
+                <wp:anchor distT="0" distB="0" distL="114300" distR="114300" simplePos="0" relativeHeight="251700224" behindDoc="0" locked="0" layoutInCell="1" allowOverlap="1" wp14:anchorId="13A4CD95" wp14:editId="3E0411BE">
+                  <wp:simplePos x="0" y="0"/>
+                  <wp:positionH relativeFrom="column">
+                    <wp:posOffset>299870</wp:posOffset>
+                  </wp:positionH>
+                  <wp:positionV relativeFrom="paragraph">
+                    <wp:posOffset>1192401</wp:posOffset>
+                  </wp:positionV>
+                  <wp:extent cx="2701925" cy="1035050"/>
+                  <wp:effectExtent l="0" t="0" r="3175" b="0"/>
+                  <wp:wrapSquare wrapText="bothSides"/>
+                  <wp:docPr id="2089928481" name="Picture 12"/>
+                  <wp:cNvGraphicFramePr>
+                    <a:graphicFrameLocks xmlns:a="http://schemas.openxmlformats.org/drawingml/2006/main" noChangeAspect="1"/>
+                  </wp:cNvGraphicFramePr>
+                  <a:graphic xmlns:a="http://schemas.openxmlformats.org/drawingml/2006/main">
+                    <a:graphicData uri="http://schemas.openxmlformats.org/drawingml/2006/picture">
+                      <pic:pic xmlns:pic="http://schemas.openxmlformats.org/drawingml/2006/picture">
+                        <pic:nvPicPr>
+                          <pic:cNvPr id="0" name="Picture 11"/>
+                          <pic:cNvPicPr>
+                            <a:picLocks noChangeAspect="1" noChangeArrowheads="1"/>
+                          </pic:cNvPicPr>
+                        </pic:nvPicPr>
+                        <pic:blipFill>
+                          <a:blip r:embed="rId36" cstate="print">
+                            <a:extLst>
+                              <a:ext uri="{28A0092B-C50C-407E-A947-70E740481C1C}">
+                                <a14:useLocalDpi xmlns:a14="http://schemas.microsoft.com/office/drawing/2010/main" val="0"/>
+                              </a:ext>
+                            </a:extLst>
+                          </a:blip>
+                          <a:srcRect/>
+                          <a:stretch>
+                            <a:fillRect/>
+                          </a:stretch>
+                        </pic:blipFill>
+                        <pic:spPr bwMode="auto">
+                          <a:xfrm>
+                            <a:off x="0" y="0"/>
+                            <a:ext cx="2701925" cy="1035050"/>
+                          </a:xfrm>
+                          <a:prstGeom prst="rect">
+                            <a:avLst/>
+                          </a:prstGeom>
+                          <a:noFill/>
+                          <a:ln>
+                            <a:noFill/>
+                          </a:ln>
+                        </pic:spPr>
+                      </pic:pic>
+                    </a:graphicData>
+                  </a:graphic>
+                  <wp14:sizeRelH relativeFrom="margin">
+                    <wp14:pctWidth>0</wp14:pctWidth>
+                  </wp14:sizeRelH>
+                  <wp14:sizeRelV relativeFrom="margin">
+                    <wp14:pctHeight>0</wp14:pctHeight>
+                  </wp14:sizeRelV>
+                </wp:anchor>
+              </w:drawing>
+            </w:r>
+            <w:r>
+              <w:rPr>
+                <w:noProof/>
+              </w:rPr>
+              <w:drawing>
+                <wp:anchor distT="0" distB="0" distL="114300" distR="114300" simplePos="0" relativeHeight="251699200" behindDoc="0" locked="0" layoutInCell="1" allowOverlap="1" wp14:anchorId="6DDC2C65" wp14:editId="6B0F515E">
+                  <wp:simplePos x="0" y="0"/>
+                  <wp:positionH relativeFrom="column">
+                    <wp:posOffset>-59861</wp:posOffset>
+                  </wp:positionH>
+                  <wp:positionV relativeFrom="paragraph">
+                    <wp:posOffset>119915</wp:posOffset>
+                  </wp:positionV>
+                  <wp:extent cx="2350770" cy="990600"/>
+                  <wp:effectExtent l="0" t="0" r="0" b="0"/>
+                  <wp:wrapSquare wrapText="bothSides"/>
+                  <wp:docPr id="2101837118" name="Picture 11"/>
+                  <wp:cNvGraphicFramePr>
+                    <a:graphicFrameLocks xmlns:a="http://schemas.openxmlformats.org/drawingml/2006/main" noChangeAspect="1"/>
+                  </wp:cNvGraphicFramePr>
+                  <a:graphic xmlns:a="http://schemas.openxmlformats.org/drawingml/2006/main">
+                    <a:graphicData uri="http://schemas.openxmlformats.org/drawingml/2006/picture">
+                      <pic:pic xmlns:pic="http://schemas.openxmlformats.org/drawingml/2006/picture">
+                        <pic:nvPicPr>
+                          <pic:cNvPr id="0" name="Picture 10"/>
+                          <pic:cNvPicPr>
+                            <a:picLocks noChangeAspect="1" noChangeArrowheads="1"/>
+                          </pic:cNvPicPr>
+                        </pic:nvPicPr>
+                        <pic:blipFill>
+                          <a:blip r:embed="rId37" cstate="print">
+                            <a:extLst>
+                              <a:ext uri="{28A0092B-C50C-407E-A947-70E740481C1C}">
+                                <a14:useLocalDpi xmlns:a14="http://schemas.microsoft.com/office/drawing/2010/main" val="0"/>
+                              </a:ext>
+                            </a:extLst>
+                          </a:blip>
+                          <a:srcRect/>
+                          <a:stretch>
+                            <a:fillRect/>
+                          </a:stretch>
+                        </pic:blipFill>
+                        <pic:spPr bwMode="auto">
+                          <a:xfrm>
+                            <a:off x="0" y="0"/>
+                            <a:ext cx="2350770" cy="990600"/>
+                          </a:xfrm>
+                          <a:prstGeom prst="rect">
+                            <a:avLst/>
+                          </a:prstGeom>
+                          <a:noFill/>
+                          <a:ln>
+                            <a:noFill/>
+                          </a:ln>
+                        </pic:spPr>
+                      </pic:pic>
+                    </a:graphicData>
+                  </a:graphic>
+                  <wp14:sizeRelH relativeFrom="margin">
+                    <wp14:pctWidth>0</wp14:pctWidth>
+                  </wp14:sizeRelH>
+                  <wp14:sizeRelV relativeFrom="margin">
+                    <wp14:pctHeight>0</wp14:pctHeight>
+                  </wp14:sizeRelV>
+                </wp:anchor>
+              </w:drawing>
             </w:r>
           </w:p>
         </w:tc>
@@ -2788,63 +3364,110 @@
       <w:tr>
         <w:tc>
           <w:tcPr>
-            <w:tcW w:w="5129" w:type="dxa"/>
-          </w:tcPr>
-          <w:p>
-            <w:pPr>
-              <w:spacing w:before="40" w:after="40"/>
-              <w:rPr>
-                <w:b/>
-                <w:bCs/>
-              </w:rPr>
-            </w:pPr>
-            <w:r>
-              <w:rPr>
-                <w:b/>
-                <w:bCs/>
-              </w:rPr>
-              <w:t>Example of a</w:t>
-            </w:r>
-            <w:r>
-              <w:rPr>
-                <w:b/>
-                <w:bCs/>
-              </w:rPr>
-              <w:t>dvanced techniques:</w:t>
-            </w:r>
-          </w:p>
-        </w:tc>
-        <w:tc>
-          <w:tcPr>
-            <w:tcW w:w="5129" w:type="dxa"/>
-          </w:tcPr>
-          <w:p>
-            <w:pPr>
-              <w:rPr>
-                <w:b/>
-                <w:bCs/>
-              </w:rPr>
-            </w:pPr>
-            <w:r>
-              <w:rPr>
-                <w:b/>
-                <w:bCs/>
-              </w:rPr>
-              <w:t>What it might look like:</w:t>
-            </w:r>
-          </w:p>
-        </w:tc>
-        <w:tc>
-          <w:tcPr>
-            <w:tcW w:w="5130" w:type="dxa"/>
-          </w:tcPr>
-          <w:p>
-            <w:r>
-              <w:rPr>
-                <w:b/>
-                <w:bCs/>
-              </w:rPr>
-              <w:t>Where in my project:</w:t>
+            <w:tcW w:w="1306" w:type="dxa"/>
+          </w:tcPr>
+          <w:p>
+            <w:r>
+              <w:t>18</w:t>
+            </w:r>
+            <w:r>
+              <w:t xml:space="preserve">/08/2026 </w:t>
+            </w:r>
+          </w:p>
+        </w:tc>
+        <w:tc>
+          <w:tcPr>
+            <w:tcW w:w="6627" w:type="dxa"/>
+          </w:tcPr>
+          <w:p>
+            <w:r>
+              <w:t xml:space="preserve">Today I was looking at the contrast between my colours and I saw that my contrast was very low meaning </w:t>
+            </w:r>
+            <w:r>
+              <w:t>that my text would be hard to read for some people. This is not what I want because I want my website to be user friendly for everyone so they can use it efficiently without It being confusing at any point.</w:t>
+            </w:r>
+            <w:r>
+              <w:t xml:space="preserve"> To fix this I went onto a contrast </w:t>
+            </w:r>
+            <w:r>
+              <w:t xml:space="preserve">website and found out what my contrast was, I was a very low number, 2.45. to fix this what I did was I made my text darker so there was more contrast with my text colour and the background, my number was now 7.55 which is </w:t>
+            </w:r>
+            <w:r>
+              <w:t>way better to what I had before.</w:t>
+            </w:r>
+          </w:p>
+        </w:tc>
+        <w:tc>
+          <w:tcPr>
+            <w:tcW w:w="7455" w:type="dxa"/>
+          </w:tcPr>
+          <w:p>
+            <w:r>
+              <w:rPr>
+                <w:noProof/>
+              </w:rPr>
+              <w:drawing>
+                <wp:anchor distT="0" distB="0" distL="114300" distR="114300" simplePos="0" relativeHeight="251707392" behindDoc="0" locked="0" layoutInCell="1" allowOverlap="1" wp14:anchorId="07D30561" wp14:editId="69A4E2CC">
+                  <wp:simplePos x="0" y="0"/>
+                  <wp:positionH relativeFrom="column">
+                    <wp:posOffset>119999</wp:posOffset>
+                  </wp:positionH>
+                  <wp:positionV relativeFrom="paragraph">
+                    <wp:posOffset>103535</wp:posOffset>
+                  </wp:positionV>
+                  <wp:extent cx="1715135" cy="1036955"/>
+                  <wp:effectExtent l="0" t="0" r="0" b="0"/>
+                  <wp:wrapSquare wrapText="bothSides"/>
+                  <wp:docPr id="1747147483" name="Picture 3"/>
+                  <wp:cNvGraphicFramePr>
+                    <a:graphicFrameLocks xmlns:a="http://schemas.openxmlformats.org/drawingml/2006/main" noChangeAspect="1"/>
+                  </wp:cNvGraphicFramePr>
+                  <a:graphic xmlns:a="http://schemas.openxmlformats.org/drawingml/2006/main">
+                    <a:graphicData uri="http://schemas.openxmlformats.org/drawingml/2006/picture">
+                      <pic:pic xmlns:pic="http://schemas.openxmlformats.org/drawingml/2006/picture">
+                        <pic:nvPicPr>
+                          <pic:cNvPr id="0" name="Picture 1"/>
+                          <pic:cNvPicPr>
+                            <a:picLocks noChangeAspect="1" noChangeArrowheads="1"/>
+                          </pic:cNvPicPr>
+                        </pic:nvPicPr>
+                        <pic:blipFill>
+                          <a:blip r:embed="rId38" cstate="print">
+                            <a:extLst>
+                              <a:ext uri="{28A0092B-C50C-407E-A947-70E740481C1C}">
+                                <a14:useLocalDpi xmlns:a14="http://schemas.microsoft.com/office/drawing/2010/main" val="0"/>
+                              </a:ext>
+                            </a:extLst>
+                          </a:blip>
+                          <a:srcRect/>
+                          <a:stretch>
+                            <a:fillRect/>
+                          </a:stretch>
+                        </pic:blipFill>
+                        <pic:spPr bwMode="auto">
+                          <a:xfrm>
+                            <a:off x="0" y="0"/>
+                            <a:ext cx="1715135" cy="1036955"/>
+                          </a:xfrm>
+                          <a:prstGeom prst="rect">
+                            <a:avLst/>
+                          </a:prstGeom>
+                          <a:noFill/>
+                          <a:ln>
+                            <a:noFill/>
+                          </a:ln>
+                        </pic:spPr>
+                      </pic:pic>
+                    </a:graphicData>
+                  </a:graphic>
+                  <wp14:sizeRelH relativeFrom="margin">
+                    <wp14:pctWidth>0</wp14:pctWidth>
+                  </wp14:sizeRelH>
+                  <wp14:sizeRelV relativeFrom="margin">
+                    <wp14:pctHeight>0</wp14:pctHeight>
+                  </wp14:sizeRelV>
+                </wp:anchor>
+              </w:drawing>
             </w:r>
           </w:p>
         </w:tc>
@@ -2852,109 +3475,205 @@
       <w:tr>
         <w:tc>
           <w:tcPr>
-            <w:tcW w:w="5129" w:type="dxa"/>
-          </w:tcPr>
-          <w:p>
-            <w:r>
-              <w:t>CSS custom properties / themes</w:t>
-            </w:r>
-          </w:p>
-        </w:tc>
-        <w:tc>
-          <w:tcPr>
-            <w:tcW w:w="5129" w:type="dxa"/>
-          </w:tcPr>
-          <w:p>
-            <w:pPr>
-              <w:spacing w:before="40" w:after="40"/>
-            </w:pPr>
-            <w:proofErr w:type="gramStart"/>
-            <w:r>
-              <w:rPr>
-                <w:sz w:val="20"/>
-              </w:rPr>
-              <w:t>:root</w:t>
-            </w:r>
-            <w:proofErr w:type="gramEnd"/>
-            <w:r>
-              <w:rPr>
-                <w:sz w:val="20"/>
-              </w:rPr>
-              <w:t xml:space="preserve"> tokens for colour, space, type</w:t>
-            </w:r>
-          </w:p>
-        </w:tc>
-        <w:tc>
-          <w:tcPr>
-            <w:tcW w:w="5130" w:type="dxa"/>
-          </w:tcPr>
-          <w:p/>
+            <w:tcW w:w="1306" w:type="dxa"/>
+          </w:tcPr>
+          <w:p>
+            <w:r>
+              <w:t>20</w:t>
+            </w:r>
+            <w:r>
+              <w:t>/08/2026</w:t>
+            </w:r>
+          </w:p>
+        </w:tc>
+        <w:tc>
+          <w:tcPr>
+            <w:tcW w:w="6627" w:type="dxa"/>
+          </w:tcPr>
+          <w:p>
+            <w:r>
+              <w:t xml:space="preserve">Today my main goal was to start making a new page on my interface. This page would be the admin page where teachers could go and </w:t>
+            </w:r>
+            <w:r>
+              <w:t>see what time students signed into class, they will be able to see weather students signed in late, on time, or didn’t sign in. I think that this page would make the interface a way better</w:t>
+            </w:r>
+            <w:r>
+              <w:t xml:space="preserve"> design for teachers as they would instantly be able to see the attendance. </w:t>
+            </w:r>
+            <w:r>
+              <w:t xml:space="preserve"> </w:t>
+            </w:r>
+            <w:r>
+              <w:t>I also want to add a password so only teachers can access this page.</w:t>
+            </w:r>
+            <w:r>
+              <w:t xml:space="preserve"> So far I have been able to make the page and </w:t>
+            </w:r>
+            <w:r>
+              <w:t xml:space="preserve">add the password verification. My next steps would be to add all the students onto this page. </w:t>
+            </w:r>
+          </w:p>
+        </w:tc>
+        <w:tc>
+          <w:tcPr>
+            <w:tcW w:w="7455" w:type="dxa"/>
+          </w:tcPr>
+          <w:p>
+            <w:r>
+              <w:drawing>
+                <wp:anchor distT="0" distB="0" distL="114300" distR="114300" simplePos="0" relativeHeight="251709440" behindDoc="0" locked="0" layoutInCell="1" allowOverlap="1" wp14:anchorId="237A1B30" wp14:editId="1B5C6875">
+                  <wp:simplePos x="0" y="0"/>
+                  <wp:positionH relativeFrom="column">
+                    <wp:posOffset>1683230</wp:posOffset>
+                  </wp:positionH>
+                  <wp:positionV relativeFrom="paragraph">
+                    <wp:posOffset>588</wp:posOffset>
+                  </wp:positionV>
+                  <wp:extent cx="2414905" cy="1050290"/>
+                  <wp:effectExtent l="0" t="0" r="4445" b="0"/>
+                  <wp:wrapSquare wrapText="bothSides"/>
+                  <wp:docPr id="949369247" name="Picture 1"/>
+                  <wp:cNvGraphicFramePr>
+                    <a:graphicFrameLocks xmlns:a="http://schemas.openxmlformats.org/drawingml/2006/main" noChangeAspect="1"/>
+                  </wp:cNvGraphicFramePr>
+                  <a:graphic xmlns:a="http://schemas.openxmlformats.org/drawingml/2006/main">
+                    <a:graphicData uri="http://schemas.openxmlformats.org/drawingml/2006/picture">
+                      <pic:pic xmlns:pic="http://schemas.openxmlformats.org/drawingml/2006/picture">
+                        <pic:nvPicPr>
+                          <pic:cNvPr id="949369247" name=""/>
+                          <pic:cNvPicPr/>
+                        </pic:nvPicPr>
+                        <pic:blipFill>
+                          <a:blip r:embed="rId39" cstate="print">
+                            <a:extLst>
+                              <a:ext uri="{28A0092B-C50C-407E-A947-70E740481C1C}">
+                                <a14:useLocalDpi xmlns:a14="http://schemas.microsoft.com/office/drawing/2010/main" val="0"/>
+                              </a:ext>
+                            </a:extLst>
+                          </a:blip>
+                          <a:stretch>
+                            <a:fillRect/>
+                          </a:stretch>
+                        </pic:blipFill>
+                        <pic:spPr>
+                          <a:xfrm>
+                            <a:off x="0" y="0"/>
+                            <a:ext cx="2414905" cy="1050290"/>
+                          </a:xfrm>
+                          <a:prstGeom prst="rect">
+                            <a:avLst/>
+                          </a:prstGeom>
+                        </pic:spPr>
+                      </pic:pic>
+                    </a:graphicData>
+                  </a:graphic>
+                  <wp14:sizeRelH relativeFrom="margin">
+                    <wp14:pctWidth>0</wp14:pctWidth>
+                  </wp14:sizeRelH>
+                  <wp14:sizeRelV relativeFrom="margin">
+                    <wp14:pctHeight>0</wp14:pctHeight>
+                  </wp14:sizeRelV>
+                </wp:anchor>
+              </w:drawing>
+            </w:r>
+            <w:r>
+              <w:drawing>
+                <wp:anchor distT="0" distB="0" distL="114300" distR="114300" simplePos="0" relativeHeight="251708416" behindDoc="0" locked="0" layoutInCell="1" allowOverlap="1" wp14:anchorId="65036160" wp14:editId="61EB4FAC">
+                  <wp:simplePos x="0" y="0"/>
+                  <wp:positionH relativeFrom="column">
+                    <wp:posOffset>-65127</wp:posOffset>
+                  </wp:positionH>
+                  <wp:positionV relativeFrom="paragraph">
+                    <wp:posOffset>59721</wp:posOffset>
+                  </wp:positionV>
+                  <wp:extent cx="1598295" cy="700405"/>
+                  <wp:effectExtent l="0" t="0" r="1905" b="4445"/>
+                  <wp:wrapSquare wrapText="bothSides"/>
+                  <wp:docPr id="1510747708" name="Picture 1"/>
+                  <wp:cNvGraphicFramePr>
+                    <a:graphicFrameLocks xmlns:a="http://schemas.openxmlformats.org/drawingml/2006/main" noChangeAspect="1"/>
+                  </wp:cNvGraphicFramePr>
+                  <a:graphic xmlns:a="http://schemas.openxmlformats.org/drawingml/2006/main">
+                    <a:graphicData uri="http://schemas.openxmlformats.org/drawingml/2006/picture">
+                      <pic:pic xmlns:pic="http://schemas.openxmlformats.org/drawingml/2006/picture">
+                        <pic:nvPicPr>
+                          <pic:cNvPr id="1510747708" name=""/>
+                          <pic:cNvPicPr/>
+                        </pic:nvPicPr>
+                        <pic:blipFill>
+                          <a:blip r:embed="rId40" cstate="print">
+                            <a:extLst>
+                              <a:ext uri="{28A0092B-C50C-407E-A947-70E740481C1C}">
+                                <a14:useLocalDpi xmlns:a14="http://schemas.microsoft.com/office/drawing/2010/main" val="0"/>
+                              </a:ext>
+                            </a:extLst>
+                          </a:blip>
+                          <a:stretch>
+                            <a:fillRect/>
+                          </a:stretch>
+                        </pic:blipFill>
+                        <pic:spPr>
+                          <a:xfrm>
+                            <a:off x="0" y="0"/>
+                            <a:ext cx="1598295" cy="700405"/>
+                          </a:xfrm>
+                          <a:prstGeom prst="rect">
+                            <a:avLst/>
+                          </a:prstGeom>
+                        </pic:spPr>
+                      </pic:pic>
+                    </a:graphicData>
+                  </a:graphic>
+                  <wp14:sizeRelH relativeFrom="margin">
+                    <wp14:pctWidth>0</wp14:pctWidth>
+                  </wp14:sizeRelH>
+                  <wp14:sizeRelV relativeFrom="margin">
+                    <wp14:pctHeight>0</wp14:pctHeight>
+                  </wp14:sizeRelV>
+                </wp:anchor>
+              </w:drawing>
+            </w:r>
+          </w:p>
         </w:tc>
       </w:tr>
       <w:tr>
         <w:tc>
           <w:tcPr>
-            <w:tcW w:w="5129" w:type="dxa"/>
-          </w:tcPr>
-          <w:p>
-            <w:pPr>
-              <w:spacing w:before="40" w:after="40"/>
-            </w:pPr>
-            <w:r>
-              <w:rPr>
-                <w:sz w:val="20"/>
-              </w:rPr>
-              <w:t>Responsive layout system</w:t>
-            </w:r>
-          </w:p>
-        </w:tc>
-        <w:tc>
-          <w:tcPr>
-            <w:tcW w:w="5129" w:type="dxa"/>
-          </w:tcPr>
-          <w:p>
-            <w:pPr>
-              <w:spacing w:before="40" w:after="40"/>
-            </w:pPr>
-            <w:r>
-              <w:rPr>
-                <w:sz w:val="20"/>
-              </w:rPr>
-              <w:t>Mobile-first flex/grid + breakpoints</w:t>
-            </w:r>
-          </w:p>
-        </w:tc>
-        <w:tc>
-          <w:tcPr>
-            <w:tcW w:w="5130" w:type="dxa"/>
-          </w:tcPr>
-          <w:p>
-            <w:r>
-              <w:t xml:space="preserve">I have used media queries </w:t>
-            </w:r>
-            <w:r>
-              <w:t xml:space="preserve">in my project when </w:t>
-            </w:r>
-            <w:proofErr w:type="gramStart"/>
-            <w:r>
-              <w:t>the  screen</w:t>
-            </w:r>
-            <w:proofErr w:type="gramEnd"/>
-            <w:r>
-              <w:t xml:space="preserve"> starts to get smaller. I have added this advanced feature because it will help me to have a more </w:t>
-            </w:r>
-            <w:proofErr w:type="gramStart"/>
-            <w:r>
-              <w:t>user friendly</w:t>
-            </w:r>
-            <w:proofErr w:type="gramEnd"/>
-            <w:r>
-              <w:t xml:space="preserve"> interface where </w:t>
-            </w:r>
-            <w:r>
-              <w:t xml:space="preserve">users can not be confused. </w:t>
-            </w:r>
-          </w:p>
+            <w:tcW w:w="1306" w:type="dxa"/>
+          </w:tcPr>
+          <w:p/>
+        </w:tc>
+        <w:tc>
+          <w:tcPr>
+            <w:tcW w:w="6627" w:type="dxa"/>
+          </w:tcPr>
+          <w:p/>
+        </w:tc>
+        <w:tc>
+          <w:tcPr>
+            <w:tcW w:w="7455" w:type="dxa"/>
+          </w:tcPr>
+          <w:p/>
+        </w:tc>
+      </w:tr>
+      <w:tr>
+        <w:tc>
+          <w:tcPr>
+            <w:tcW w:w="1306" w:type="dxa"/>
+          </w:tcPr>
+          <w:p/>
+        </w:tc>
+        <w:tc>
+          <w:tcPr>
+            <w:tcW w:w="6627" w:type="dxa"/>
+          </w:tcPr>
+          <w:p/>
+        </w:tc>
+        <w:tc>
+          <w:tcPr>
+            <w:tcW w:w="7455" w:type="dxa"/>
+          </w:tcPr>
+          <w:p/>
         </w:tc>
       </w:tr>
     </w:tbl>
@@ -2993,7 +3712,7 @@
                 <w:sz w:val="30"/>
                 <w:szCs w:val="30"/>
               </w:rPr>
-              <w:t>Media Conventions:</w:t>
+              <w:t xml:space="preserve">My advanced techniques: </w:t>
             </w:r>
           </w:p>
         </w:tc>
@@ -3005,24 +3724,25 @@
           </w:tcPr>
           <w:p>
             <w:pPr>
-              <w:rPr>
-                <w:b/>
-                <w:bCs/>
-              </w:rPr>
-            </w:pPr>
-            <w:r>
-              <w:rPr>
-                <w:b/>
-                <w:bCs/>
-              </w:rPr>
-              <w:t>Implication</w:t>
-            </w:r>
-            <w:r>
-              <w:rPr>
-                <w:b/>
-                <w:bCs/>
-              </w:rPr>
-              <w:t>:</w:t>
+              <w:spacing w:before="40" w:after="40"/>
+              <w:rPr>
+                <w:b/>
+                <w:bCs/>
+              </w:rPr>
+            </w:pPr>
+            <w:r>
+              <w:rPr>
+                <w:b/>
+                <w:bCs/>
+              </w:rPr>
+              <w:t>Example of a</w:t>
+            </w:r>
+            <w:r>
+              <w:rPr>
+                <w:b/>
+                <w:bCs/>
+              </w:rPr>
+              <w:t>dvanced techniques:</w:t>
             </w:r>
           </w:p>
         </w:tc>
@@ -3042,14 +3762,7 @@
                 <w:b/>
                 <w:bCs/>
               </w:rPr>
-              <w:t xml:space="preserve">Why is matters </w:t>
-            </w:r>
-            <w:r>
-              <w:rPr>
-                <w:b/>
-                <w:bCs/>
-              </w:rPr>
-              <w:t>for my users:</w:t>
+              <w:t>What it might look like:</w:t>
             </w:r>
           </w:p>
         </w:tc>
@@ -3058,32 +3771,12 @@
             <w:tcW w:w="5130" w:type="dxa"/>
           </w:tcPr>
           <w:p>
-            <w:pPr>
-              <w:rPr>
-                <w:b/>
-                <w:bCs/>
-              </w:rPr>
-            </w:pPr>
-            <w:r>
-              <w:rPr>
-                <w:b/>
-                <w:bCs/>
-              </w:rPr>
-              <w:t xml:space="preserve">How I </w:t>
-            </w:r>
-            <w:r>
-              <w:rPr>
-                <w:b/>
-                <w:bCs/>
-              </w:rPr>
-              <w:t xml:space="preserve">addressed </w:t>
-            </w:r>
-            <w:r>
-              <w:rPr>
-                <w:b/>
-                <w:bCs/>
-              </w:rPr>
-              <w:t>it:</w:t>
+            <w:r>
+              <w:rPr>
+                <w:b/>
+                <w:bCs/>
+              </w:rPr>
+              <w:t>Where in my project:</w:t>
             </w:r>
           </w:p>
         </w:tc>
@@ -3095,10 +3788,7 @@
           </w:tcPr>
           <w:p>
             <w:r>
-              <w:t>Accessibility</w:t>
-            </w:r>
-            <w:r>
-              <w:t xml:space="preserve"> </w:t>
+              <w:t>CSS custom properties / themes</w:t>
             </w:r>
           </w:p>
         </w:tc>
@@ -3106,13 +3796,30 @@
           <w:tcPr>
             <w:tcW w:w="5129" w:type="dxa"/>
           </w:tcPr>
-          <w:p/>
+          <w:p>
+            <w:pPr>
+              <w:spacing w:before="40" w:after="40"/>
+            </w:pPr>
+            <w:r>
+              <w:rPr>
+                <w:sz w:val="20"/>
+              </w:rPr>
+              <w:t>:root tokens for colour, space, type</w:t>
+            </w:r>
+          </w:p>
         </w:tc>
         <w:tc>
           <w:tcPr>
             <w:tcW w:w="5130" w:type="dxa"/>
           </w:tcPr>
-          <w:p/>
+          <w:p>
+            <w:r>
+              <w:t xml:space="preserve">I put the main root tokens in my CSS file, </w:t>
+            </w:r>
+            <w:r>
+              <w:t>where I can use it throughout my whole project. This advanced technique will help me as it makes it easier to apply colours that are frequently used In my interface</w:t>
+            </w:r>
+          </w:p>
         </w:tc>
       </w:tr>
       <w:tr>
@@ -3121,11 +3828,14 @@
             <w:tcW w:w="5129" w:type="dxa"/>
           </w:tcPr>
           <w:p>
-            <w:r>
-              <w:t>Us</w:t>
-            </w:r>
-            <w:r>
-              <w:t xml:space="preserve">eability </w:t>
+            <w:pPr>
+              <w:spacing w:before="40" w:after="40"/>
+            </w:pPr>
+            <w:r>
+              <w:rPr>
+                <w:sz w:val="20"/>
+              </w:rPr>
+              <w:t>Responsive layout system</w:t>
             </w:r>
           </w:p>
         </w:tc>
@@ -3133,13 +3843,84 @@
           <w:tcPr>
             <w:tcW w:w="5129" w:type="dxa"/>
           </w:tcPr>
-          <w:p/>
+          <w:p>
+            <w:pPr>
+              <w:spacing w:before="40" w:after="40"/>
+            </w:pPr>
+            <w:r>
+              <w:rPr>
+                <w:sz w:val="20"/>
+              </w:rPr>
+              <w:t>Mobile-first flex/grid + breakpoints</w:t>
+            </w:r>
+          </w:p>
         </w:tc>
         <w:tc>
           <w:tcPr>
             <w:tcW w:w="5130" w:type="dxa"/>
           </w:tcPr>
-          <w:p/>
+          <w:p>
+            <w:r>
+              <w:t xml:space="preserve">I have used media queries </w:t>
+            </w:r>
+            <w:r>
+              <w:t xml:space="preserve">in my project when the  screen starts to get smaller. I have added this </w:t>
+            </w:r>
+            <w:r>
+              <w:lastRenderedPageBreak/>
+              <w:t xml:space="preserve">advanced feature because it will help me to have a more user friendly interface where </w:t>
+            </w:r>
+            <w:r>
+              <w:t xml:space="preserve">users can not be confused. </w:t>
+            </w:r>
+          </w:p>
+        </w:tc>
+      </w:tr>
+    </w:tbl>
+    <w:p/>
+    <w:p/>
+    <w:p/>
+    <w:p/>
+    <w:p/>
+    <w:p/>
+    <w:p/>
+    <w:p/>
+    <w:tbl>
+      <w:tblPr>
+        <w:tblStyle w:val="TableGrid"/>
+        <w:tblW w:w="0" w:type="auto"/>
+        <w:tblLook w:val="04A0" w:firstRow="1" w:lastRow="0" w:firstColumn="1" w:lastColumn="0" w:noHBand="0" w:noVBand="1"/>
+      </w:tblPr>
+      <w:tblGrid>
+        <w:gridCol w:w="5129"/>
+        <w:gridCol w:w="5129"/>
+        <w:gridCol w:w="5130"/>
+      </w:tblGrid>
+      <w:tr>
+        <w:tc>
+          <w:tcPr>
+            <w:tcW w:w="15388" w:type="dxa"/>
+            <w:gridSpan w:val="3"/>
+          </w:tcPr>
+          <w:p>
+            <w:pPr>
+              <w:rPr>
+                <w:b/>
+                <w:bCs/>
+                <w:sz w:val="30"/>
+                <w:szCs w:val="30"/>
+              </w:rPr>
+            </w:pPr>
+            <w:r>
+              <w:rPr>
+                <w:b/>
+                <w:bCs/>
+                <w:sz w:val="30"/>
+                <w:szCs w:val="30"/>
+              </w:rPr>
+              <w:t>Media Conventions:</w:t>
+            </w:r>
+          </w:p>
         </w:tc>
       </w:tr>
       <w:tr>
@@ -3148,8 +3929,25 @@
             <w:tcW w:w="5129" w:type="dxa"/>
           </w:tcPr>
           <w:p>
-            <w:r>
-              <w:t xml:space="preserve">Aesthetics </w:t>
+            <w:pPr>
+              <w:rPr>
+                <w:b/>
+                <w:bCs/>
+              </w:rPr>
+            </w:pPr>
+            <w:r>
+              <w:rPr>
+                <w:b/>
+                <w:bCs/>
+              </w:rPr>
+              <w:t>Implication</w:t>
+            </w:r>
+            <w:r>
+              <w:rPr>
+                <w:b/>
+                <w:bCs/>
+              </w:rPr>
+              <w:t>:</w:t>
             </w:r>
           </w:p>
         </w:tc>
@@ -3157,13 +3955,76 @@
           <w:tcPr>
             <w:tcW w:w="5129" w:type="dxa"/>
           </w:tcPr>
-          <w:p/>
+          <w:p>
+            <w:pPr>
+              <w:rPr>
+                <w:b/>
+                <w:bCs/>
+              </w:rPr>
+            </w:pPr>
+            <w:r>
+              <w:rPr>
+                <w:b/>
+                <w:bCs/>
+              </w:rPr>
+              <w:t>Why i</w:t>
+            </w:r>
+            <w:r>
+              <w:rPr>
+                <w:b/>
+                <w:bCs/>
+              </w:rPr>
+              <w:t>t</w:t>
+            </w:r>
+            <w:r>
+              <w:rPr>
+                <w:b/>
+                <w:bCs/>
+              </w:rPr>
+              <w:t xml:space="preserve"> matters </w:t>
+            </w:r>
+            <w:r>
+              <w:rPr>
+                <w:b/>
+                <w:bCs/>
+              </w:rPr>
+              <w:t>for my users:</w:t>
+            </w:r>
+          </w:p>
         </w:tc>
         <w:tc>
           <w:tcPr>
             <w:tcW w:w="5130" w:type="dxa"/>
           </w:tcPr>
-          <w:p/>
+          <w:p>
+            <w:pPr>
+              <w:rPr>
+                <w:b/>
+                <w:bCs/>
+              </w:rPr>
+            </w:pPr>
+            <w:r>
+              <w:rPr>
+                <w:b/>
+                <w:bCs/>
+              </w:rPr>
+              <w:t xml:space="preserve">How I </w:t>
+            </w:r>
+            <w:r>
+              <w:rPr>
+                <w:b/>
+                <w:bCs/>
+              </w:rPr>
+              <w:t xml:space="preserve">addressed </w:t>
+            </w:r>
+            <w:r>
+              <w:rPr>
+                <w:b/>
+                <w:bCs/>
+              </w:rPr>
+              <w:t>it:</w:t>
+            </w:r>
+          </w:p>
         </w:tc>
       </w:tr>
       <w:tr>
@@ -3173,7 +4034,10 @@
           </w:tcPr>
           <w:p>
             <w:r>
-              <w:t xml:space="preserve">Consistency </w:t>
+              <w:t>Accessibility</w:t>
+            </w:r>
+            <w:r>
+              <w:t xml:space="preserve"> </w:t>
             </w:r>
           </w:p>
         </w:tc>
@@ -3181,7 +4045,20 @@
           <w:tcPr>
             <w:tcW w:w="5129" w:type="dxa"/>
           </w:tcPr>
-          <w:p/>
+          <w:p>
+            <w:r>
+              <w:t xml:space="preserve">Information should be clearly visible and easy to understand for all users. </w:t>
+            </w:r>
+            <w:r>
+              <w:t xml:space="preserve">Making my interface accessible is a major thing as users </w:t>
+            </w:r>
+            <w:r>
+              <w:t xml:space="preserve">have different needs and abilities, so I need to make sure everyone can understand </w:t>
+            </w:r>
+            <w:r>
+              <w:t>and use my interface easily</w:t>
+            </w:r>
+          </w:p>
         </w:tc>
         <w:tc>
           <w:tcPr>
@@ -3197,6 +4074,129 @@
           </w:tcPr>
           <w:p>
             <w:r>
+              <w:t>Us</w:t>
+            </w:r>
+            <w:r>
+              <w:t xml:space="preserve">eability </w:t>
+            </w:r>
+          </w:p>
+        </w:tc>
+        <w:tc>
+          <w:tcPr>
+            <w:tcW w:w="5129" w:type="dxa"/>
+          </w:tcPr>
+          <w:p>
+            <w:r>
+              <w:t xml:space="preserve">The interface should be clear on where to go next and what is happening. </w:t>
+            </w:r>
+            <w:r>
+              <w:t>Using this concept it will stop users from getting lost or confused on my page. It will make users confidently navigate the interface without the fear of clicking on the wrong thing</w:t>
+            </w:r>
+          </w:p>
+        </w:tc>
+        <w:tc>
+          <w:tcPr>
+            <w:tcW w:w="5130" w:type="dxa"/>
+          </w:tcPr>
+          <w:p/>
+        </w:tc>
+      </w:tr>
+      <w:tr>
+        <w:tc>
+          <w:tcPr>
+            <w:tcW w:w="5129" w:type="dxa"/>
+          </w:tcPr>
+          <w:p>
+            <w:r>
+              <w:t xml:space="preserve">Aesthetics </w:t>
+            </w:r>
+          </w:p>
+        </w:tc>
+        <w:tc>
+          <w:tcPr>
+            <w:tcW w:w="5129" w:type="dxa"/>
+          </w:tcPr>
+          <w:p>
+            <w:r>
+              <w:t>Having a nice aesthetic</w:t>
+            </w:r>
+            <w:r>
+              <w:t xml:space="preserve"> that is presented clearly without </w:t>
+            </w:r>
+            <w:r>
+              <w:t xml:space="preserve">my interface looking cluttered is crucial. I think this matters because since people will interact with this interface daily it need to be </w:t>
+            </w:r>
+            <w:r>
+              <w:t xml:space="preserve">appealing to people so it looks like all the information is presently in </w:t>
+            </w:r>
+            <w:proofErr w:type="spellStart"/>
+            <w:r>
+              <w:t>a</w:t>
+            </w:r>
+            <w:proofErr w:type="spellEnd"/>
+            <w:r>
+              <w:t xml:space="preserve"> orderly manner. </w:t>
+            </w:r>
+            <w:r>
+              <w:t xml:space="preserve"> </w:t>
+            </w:r>
+          </w:p>
+        </w:tc>
+        <w:tc>
+          <w:tcPr>
+            <w:tcW w:w="5130" w:type="dxa"/>
+          </w:tcPr>
+          <w:p/>
+        </w:tc>
+      </w:tr>
+      <w:tr>
+        <w:tc>
+          <w:tcPr>
+            <w:tcW w:w="5129" w:type="dxa"/>
+          </w:tcPr>
+          <w:p>
+            <w:r>
+              <w:t xml:space="preserve">Consistency </w:t>
+            </w:r>
+          </w:p>
+        </w:tc>
+        <w:tc>
+          <w:tcPr>
+            <w:tcW w:w="5129" w:type="dxa"/>
+          </w:tcPr>
+          <w:p>
+            <w:r>
+              <w:t xml:space="preserve">Keeping the theme same throughout my interface </w:t>
+            </w:r>
+            <w:r>
+              <w:t xml:space="preserve">is important because it allows people to understand </w:t>
+            </w:r>
+            <w:r>
+              <w:lastRenderedPageBreak/>
+              <w:t xml:space="preserve">when they are on my interface and not. With the same </w:t>
+            </w:r>
+            <w:r>
+              <w:t>colour scheme it shows consistency throughout he pages allowing users to know that they didn’t just switch to another website, which allows them to</w:t>
+            </w:r>
+            <w:r>
+              <w:t xml:space="preserve"> navigate my interface with confidence knowing when they have left. </w:t>
+            </w:r>
+          </w:p>
+        </w:tc>
+        <w:tc>
+          <w:tcPr>
+            <w:tcW w:w="5130" w:type="dxa"/>
+          </w:tcPr>
+          <w:p/>
+        </w:tc>
+      </w:tr>
+      <w:tr>
+        <w:tc>
+          <w:tcPr>
+            <w:tcW w:w="5129" w:type="dxa"/>
+          </w:tcPr>
+          <w:p>
+            <w:r>
               <w:t xml:space="preserve">User control and freedom </w:t>
             </w:r>
           </w:p>
@@ -3205,7 +4205,17 @@
           <w:tcPr>
             <w:tcW w:w="5129" w:type="dxa"/>
           </w:tcPr>
-          <w:p/>
+          <w:p>
+            <w:r>
+              <w:t>Users on my interface should be able to recognise when an action has occurred and have opportunities to cancel, undo , or correct actions</w:t>
+            </w:r>
+            <w:r>
+              <w:t xml:space="preserve">. This is really important because it gives the users peace of mind when they are in control and know that can stop something that accidently </w:t>
+            </w:r>
+            <w:r>
+              <w:t xml:space="preserve">or purposely did, it helps them to relax when going through the website when they can go back on there actions. </w:t>
+            </w:r>
+          </w:p>
         </w:tc>
         <w:tc>
           <w:tcPr>
@@ -3237,7 +4247,6 @@
           <w:szCs w:val="30"/>
           <w:u w:val="single"/>
         </w:rPr>
-        <w:lastRenderedPageBreak/>
         <w:t>Planning:</w:t>
       </w:r>
     </w:p>
@@ -3251,6 +4260,7 @@
           <w:szCs w:val="30"/>
           <w:u w:val="single"/>
         </w:rPr>
+        <w:lastRenderedPageBreak/>
         <mc:AlternateContent>
           <mc:Choice Requires="wps">
             <w:drawing>
@@ -3450,7 +4460,7 @@
                                           </pic:cNvPicPr>
                                         </pic:nvPicPr>
                                         <pic:blipFill>
-                                          <a:blip r:embed="rId27">
+                                          <a:blip r:embed="rId41">
                                             <a:extLst>
                                               <a:ext uri="{28A0092B-C50C-407E-A947-70E740481C1C}">
                                                 <a14:useLocalDpi xmlns:a14="http://schemas.microsoft.com/office/drawing/2010/main" val="0"/>
@@ -3513,7 +4523,7 @@
                                           </pic:cNvPicPr>
                                         </pic:nvPicPr>
                                         <pic:blipFill>
-                                          <a:blip r:embed="rId28">
+                                          <a:blip r:embed="rId42">
                                             <a:extLst>
                                               <a:ext uri="{28A0092B-C50C-407E-A947-70E740481C1C}">
                                                 <a14:useLocalDpi xmlns:a14="http://schemas.microsoft.com/office/drawing/2010/main" val="0"/>
@@ -3598,7 +4608,7 @@
                                     </pic:cNvPicPr>
                                   </pic:nvPicPr>
                                   <pic:blipFill>
-                                    <a:blip r:embed="rId27">
+                                    <a:blip r:embed="rId41">
                                       <a:extLst>
                                         <a:ext uri="{28A0092B-C50C-407E-A947-70E740481C1C}">
                                           <a14:useLocalDpi xmlns:a14="http://schemas.microsoft.com/office/drawing/2010/main" val="0"/>
@@ -3661,7 +4671,7 @@
                                     </pic:cNvPicPr>
                                   </pic:nvPicPr>
                                   <pic:blipFill>
-                                    <a:blip r:embed="rId28">
+                                    <a:blip r:embed="rId42">
                                       <a:extLst>
                                         <a:ext uri="{28A0092B-C50C-407E-A947-70E740481C1C}">
                                           <a14:useLocalDpi xmlns:a14="http://schemas.microsoft.com/office/drawing/2010/main" val="0"/>
@@ -3828,13 +4838,13 @@
         <w:tblLook w:val="04A0" w:firstRow="1" w:lastRow="0" w:firstColumn="1" w:lastColumn="0" w:noHBand="0" w:noVBand="1"/>
       </w:tblPr>
       <w:tblGrid>
-        <w:gridCol w:w="1219"/>
-        <w:gridCol w:w="1259"/>
-        <w:gridCol w:w="3654"/>
-        <w:gridCol w:w="3817"/>
-        <w:gridCol w:w="1813"/>
-        <w:gridCol w:w="1813"/>
-        <w:gridCol w:w="1813"/>
+        <w:gridCol w:w="1194"/>
+        <w:gridCol w:w="1195"/>
+        <w:gridCol w:w="3295"/>
+        <w:gridCol w:w="2409"/>
+        <w:gridCol w:w="2695"/>
+        <w:gridCol w:w="1676"/>
+        <w:gridCol w:w="2924"/>
       </w:tblGrid>
       <w:tr>
         <w:tc>
@@ -3899,7 +4909,7 @@
         </w:tc>
         <w:tc>
           <w:tcPr>
-            <w:tcW w:w="3817" w:type="dxa"/>
+            <w:tcW w:w="2652" w:type="dxa"/>
           </w:tcPr>
           <w:p>
             <w:pPr>
@@ -3919,7 +4929,7 @@
         </w:tc>
         <w:tc>
           <w:tcPr>
-            <w:tcW w:w="1813" w:type="dxa"/>
+            <w:tcW w:w="2978" w:type="dxa"/>
           </w:tcPr>
           <w:p>
             <w:pPr>
@@ -4014,7 +5024,7 @@
         </w:tc>
         <w:tc>
           <w:tcPr>
-            <w:tcW w:w="3817" w:type="dxa"/>
+            <w:tcW w:w="2652" w:type="dxa"/>
           </w:tcPr>
           <w:p>
             <w:r>
@@ -4030,7 +5040,7 @@
         </w:tc>
         <w:tc>
           <w:tcPr>
-            <w:tcW w:w="1813" w:type="dxa"/>
+            <w:tcW w:w="2978" w:type="dxa"/>
           </w:tcPr>
           <w:p>
             <w:pPr>
@@ -4088,7 +5098,11 @@
           <w:tcPr>
             <w:tcW w:w="1813" w:type="dxa"/>
           </w:tcPr>
-          <w:p/>
+          <w:p>
+            <w:r>
+              <w:t xml:space="preserve">I am working on changing it so it has a purpose. </w:t>
+            </w:r>
+          </w:p>
         </w:tc>
       </w:tr>
       <w:tr>
@@ -4096,43 +5110,135 @@
           <w:tcPr>
             <w:tcW w:w="1219" w:type="dxa"/>
           </w:tcPr>
+          <w:p>
+            <w:r>
+              <w:lastRenderedPageBreak/>
+              <w:t>14/08/26</w:t>
+            </w:r>
+          </w:p>
+        </w:tc>
+        <w:tc>
+          <w:tcPr>
+            <w:tcW w:w="1259" w:type="dxa"/>
+          </w:tcPr>
+          <w:p>
+            <w:r>
+              <w:t xml:space="preserve">Ms Wilde </w:t>
+            </w:r>
+          </w:p>
+        </w:tc>
+        <w:tc>
+          <w:tcPr>
+            <w:tcW w:w="3654" w:type="dxa"/>
+          </w:tcPr>
+          <w:p>
+            <w:r>
+              <w:t xml:space="preserve">Class page </w:t>
+            </w:r>
+          </w:p>
+        </w:tc>
+        <w:tc>
+          <w:tcPr>
+            <w:tcW w:w="2652" w:type="dxa"/>
+          </w:tcPr>
           <w:p/>
         </w:tc>
         <w:tc>
           <w:tcPr>
-            <w:tcW w:w="1259" w:type="dxa"/>
-          </w:tcPr>
-          <w:p/>
-        </w:tc>
-        <w:tc>
-          <w:tcPr>
-            <w:tcW w:w="3654" w:type="dxa"/>
-          </w:tcPr>
-          <w:p/>
-        </w:tc>
-        <w:tc>
-          <w:tcPr>
-            <w:tcW w:w="3817" w:type="dxa"/>
-          </w:tcPr>
-          <w:p/>
+            <w:tcW w:w="2978" w:type="dxa"/>
+          </w:tcPr>
+          <w:p>
+            <w:r>
+              <w:t xml:space="preserve">She didn’t like that all the important information wasn’t showing when the page opened and you had to scroll to see the rest of the information </w:t>
+            </w:r>
+          </w:p>
         </w:tc>
         <w:tc>
           <w:tcPr>
             <w:tcW w:w="1813" w:type="dxa"/>
           </w:tcPr>
-          <w:p/>
+          <w:p>
+            <w:r>
+              <w:t xml:space="preserve">Making it so all the names in the class list are shown </w:t>
+            </w:r>
+          </w:p>
         </w:tc>
         <w:tc>
           <w:tcPr>
             <w:tcW w:w="1813" w:type="dxa"/>
           </w:tcPr>
-          <w:p/>
-        </w:tc>
-        <w:tc>
-          <w:tcPr>
-            <w:tcW w:w="1813" w:type="dxa"/>
-          </w:tcPr>
-          <w:p/>
+          <w:p>
+            <w:r>
+              <w:rPr>
+                <w:noProof/>
+              </w:rPr>
+              <w:drawing>
+                <wp:anchor distT="0" distB="0" distL="114300" distR="114300" simplePos="0" relativeHeight="251702272" behindDoc="0" locked="0" layoutInCell="1" allowOverlap="1" wp14:anchorId="604F0659" wp14:editId="17905941">
+                  <wp:simplePos x="0" y="0"/>
+                  <wp:positionH relativeFrom="column">
+                    <wp:posOffset>-45085</wp:posOffset>
+                  </wp:positionH>
+                  <wp:positionV relativeFrom="paragraph">
+                    <wp:posOffset>753817</wp:posOffset>
+                  </wp:positionV>
+                  <wp:extent cx="1720034" cy="688306"/>
+                  <wp:effectExtent l="0" t="0" r="0" b="0"/>
+                  <wp:wrapSquare wrapText="bothSides"/>
+                  <wp:docPr id="1477278566" name="Picture 3"/>
+                  <wp:cNvGraphicFramePr>
+                    <a:graphicFrameLocks xmlns:a="http://schemas.openxmlformats.org/drawingml/2006/main" noChangeAspect="1"/>
+                  </wp:cNvGraphicFramePr>
+                  <a:graphic xmlns:a="http://schemas.openxmlformats.org/drawingml/2006/main">
+                    <a:graphicData uri="http://schemas.openxmlformats.org/drawingml/2006/picture">
+                      <pic:pic xmlns:pic="http://schemas.openxmlformats.org/drawingml/2006/picture">
+                        <pic:nvPicPr>
+                          <pic:cNvPr id="0" name="Picture 1"/>
+                          <pic:cNvPicPr>
+                            <a:picLocks noChangeAspect="1" noChangeArrowheads="1"/>
+                          </pic:cNvPicPr>
+                        </pic:nvPicPr>
+                        <pic:blipFill>
+                          <a:blip r:embed="rId43" cstate="print">
+                            <a:extLst>
+                              <a:ext uri="{28A0092B-C50C-407E-A947-70E740481C1C}">
+                                <a14:useLocalDpi xmlns:a14="http://schemas.microsoft.com/office/drawing/2010/main" val="0"/>
+                              </a:ext>
+                            </a:extLst>
+                          </a:blip>
+                          <a:srcRect/>
+                          <a:stretch>
+                            <a:fillRect/>
+                          </a:stretch>
+                        </pic:blipFill>
+                        <pic:spPr bwMode="auto">
+                          <a:xfrm>
+                            <a:off x="0" y="0"/>
+                            <a:ext cx="1720034" cy="688306"/>
+                          </a:xfrm>
+                          <a:prstGeom prst="rect">
+                            <a:avLst/>
+                          </a:prstGeom>
+                          <a:noFill/>
+                          <a:ln>
+                            <a:noFill/>
+                          </a:ln>
+                        </pic:spPr>
+                      </pic:pic>
+                    </a:graphicData>
+                  </a:graphic>
+                  <wp14:sizeRelH relativeFrom="margin">
+                    <wp14:pctWidth>0</wp14:pctWidth>
+                  </wp14:sizeRelH>
+                  <wp14:sizeRelV relativeFrom="margin">
+                    <wp14:pctHeight>0</wp14:pctHeight>
+                  </wp14:sizeRelV>
+                </wp:anchor>
+              </w:drawing>
+            </w:r>
+            <w:r>
+              <w:t xml:space="preserve">I made sure to make it so all the names on the class page were visible when the page was opened. </w:t>
+            </w:r>
+          </w:p>
         </w:tc>
       </w:tr>
       <w:tr>
@@ -4156,13 +5262,13 @@
         </w:tc>
         <w:tc>
           <w:tcPr>
-            <w:tcW w:w="3817" w:type="dxa"/>
+            <w:tcW w:w="2652" w:type="dxa"/>
           </w:tcPr>
           <w:p/>
         </w:tc>
         <w:tc>
           <w:tcPr>
-            <w:tcW w:w="1813" w:type="dxa"/>
+            <w:tcW w:w="2978" w:type="dxa"/>
           </w:tcPr>
           <w:p/>
         </w:tc>
@@ -4200,13 +5306,13 @@
         </w:tc>
         <w:tc>
           <w:tcPr>
-            <w:tcW w:w="3817" w:type="dxa"/>
+            <w:tcW w:w="2652" w:type="dxa"/>
           </w:tcPr>
           <w:p/>
         </w:tc>
         <w:tc>
           <w:tcPr>
-            <w:tcW w:w="1813" w:type="dxa"/>
+            <w:tcW w:w="2978" w:type="dxa"/>
           </w:tcPr>
           <w:p/>
         </w:tc>
@@ -4244,13 +5350,13 @@
         </w:tc>
         <w:tc>
           <w:tcPr>
-            <w:tcW w:w="3817" w:type="dxa"/>
+            <w:tcW w:w="2652" w:type="dxa"/>
           </w:tcPr>
           <w:p/>
         </w:tc>
         <w:tc>
           <w:tcPr>
-            <w:tcW w:w="1813" w:type="dxa"/>
+            <w:tcW w:w="2978" w:type="dxa"/>
           </w:tcPr>
           <w:p/>
         </w:tc>
@@ -4288,13 +5394,13 @@
         </w:tc>
         <w:tc>
           <w:tcPr>
-            <w:tcW w:w="3817" w:type="dxa"/>
+            <w:tcW w:w="2652" w:type="dxa"/>
           </w:tcPr>
           <w:p/>
         </w:tc>
         <w:tc>
           <w:tcPr>
-            <w:tcW w:w="1813" w:type="dxa"/>
+            <w:tcW w:w="2978" w:type="dxa"/>
           </w:tcPr>
           <w:p/>
         </w:tc>
@@ -4341,7 +5447,7 @@
                     </pic:cNvPicPr>
                   </pic:nvPicPr>
                   <pic:blipFill>
-                    <a:blip r:embed="rId29" cstate="print">
+                    <a:blip r:embed="rId44" cstate="print">
                       <a:extLst>
                         <a:ext uri="{28A0092B-C50C-407E-A947-70E740481C1C}">
                           <a14:useLocalDpi xmlns:a14="http://schemas.microsoft.com/office/drawing/2010/main" val="0"/>
@@ -4373,20 +5479,6 @@
         </w:drawing>
       </w:r>
     </w:p>
-    <w:p>
-      <w:r>
-        <w:t xml:space="preserve">Kevin </w:t>
-      </w:r>
-      <w:r>
-        <w:t>–</w:t>
-      </w:r>
-      <w:r>
-        <w:t xml:space="preserve"> </w:t>
-      </w:r>
-      <w:r>
-        <w:tab/>
-      </w:r>
-    </w:p>
     <w:tbl>
       <w:tblPr>
         <w:tblStyle w:val="TableGrid"/>
@@ -4586,21 +5678,12 @@
                 <w:szCs w:val="18"/>
               </w:rPr>
             </w:pPr>
-            <w:proofErr w:type="gramStart"/>
             <w:r>
               <w:rPr>
                 <w:sz w:val="18"/>
                 <w:szCs w:val="18"/>
               </w:rPr>
-              <w:t>Yes</w:t>
-            </w:r>
-            <w:proofErr w:type="gramEnd"/>
-            <w:r>
-              <w:rPr>
-                <w:sz w:val="18"/>
-                <w:szCs w:val="18"/>
-              </w:rPr>
-              <w:t xml:space="preserve"> because it is very simple and easy to understand. It shows a lot of buttons with words that fully explain the purpose for the website.</w:t>
+              <w:t>Yes because it is very simple and easy to understand. It shows a lot of buttons with words that fully explain the purpose for the website.</w:t>
             </w:r>
           </w:p>
           <w:p>
@@ -5008,7 +6091,6 @@
                 <w:b/>
                 <w:bCs/>
               </w:rPr>
-              <w:lastRenderedPageBreak/>
               <w:t xml:space="preserve">Scanning barcode </w:t>
             </w:r>
             <w:r>
@@ -5063,23 +6145,14 @@
                 <w:b/>
                 <w:bCs/>
               </w:rPr>
-              <w:t xml:space="preserve">I will scan my id card and see if </w:t>
-            </w:r>
-            <w:proofErr w:type="gramStart"/>
-            <w:r>
-              <w:rPr>
-                <w:b/>
-                <w:bCs/>
-              </w:rPr>
-              <w:t>it</w:t>
-            </w:r>
-            <w:proofErr w:type="gramEnd"/>
-            <w:r>
-              <w:rPr>
-                <w:b/>
-                <w:bCs/>
-              </w:rPr>
-              <w:t xml:space="preserve"> identities the key</w:t>
+              <w:t>I will scan my id card and see if it identities the key</w:t>
+            </w:r>
+            <w:r>
+              <w:rPr>
+                <w:b/>
+                <w:bCs/>
+              </w:rPr>
+              <w:t xml:space="preserve"> of the known card linked to my name</w:t>
             </w:r>
           </w:p>
         </w:tc>
@@ -5109,7 +6182,6 @@
               <w:t xml:space="preserve">can the barcode of my id card it should give </w:t>
             </w:r>
             <w:proofErr w:type="spellStart"/>
-            <w:proofErr w:type="gramStart"/>
             <w:r>
               <w:rPr>
                 <w:b/>
@@ -5123,15 +6195,7 @@
                 <w:b/>
                 <w:bCs/>
               </w:rPr>
-              <w:t xml:space="preserve"> the</w:t>
-            </w:r>
-            <w:proofErr w:type="gramEnd"/>
-            <w:r>
-              <w:rPr>
-                <w:b/>
-                <w:bCs/>
-              </w:rPr>
-              <w:t xml:space="preserve"> serial number </w:t>
+              <w:t xml:space="preserve"> the serial number </w:t>
             </w:r>
           </w:p>
         </w:tc>
@@ -5178,7 +6242,7 @@
                           </pic:cNvPicPr>
                         </pic:nvPicPr>
                         <pic:blipFill>
-                          <a:blip r:embed="rId30" cstate="print">
+                          <a:blip r:embed="rId45" cstate="print">
                             <a:extLst>
                               <a:ext uri="{28A0092B-C50C-407E-A947-70E740481C1C}">
                                 <a14:useLocalDpi xmlns:a14="http://schemas.microsoft.com/office/drawing/2010/main" val="0"/>
@@ -5220,23 +6284,7 @@
                 <w:b/>
                 <w:bCs/>
               </w:rPr>
-              <w:t xml:space="preserve">When I scan my </w:t>
-            </w:r>
-            <w:proofErr w:type="gramStart"/>
-            <w:r>
-              <w:rPr>
-                <w:b/>
-                <w:bCs/>
-              </w:rPr>
-              <w:t>barcode</w:t>
-            </w:r>
-            <w:proofErr w:type="gramEnd"/>
-            <w:r>
-              <w:rPr>
-                <w:b/>
-                <w:bCs/>
-              </w:rPr>
-              <w:t xml:space="preserve"> it gives me the </w:t>
+              <w:t xml:space="preserve">When I scan my barcode it gives me the </w:t>
             </w:r>
             <w:r>
               <w:rPr>
@@ -5297,6 +6345,13 @@
                 <w:bCs/>
               </w:rPr>
             </w:pPr>
+            <w:r>
+              <w:rPr>
+                <w:b/>
+                <w:bCs/>
+              </w:rPr>
+              <w:t>Scanning barcode with camera</w:t>
+            </w:r>
           </w:p>
         </w:tc>
         <w:tc>
@@ -5310,6 +6365,13 @@
                 <w:bCs/>
               </w:rPr>
             </w:pPr>
+            <w:r>
+              <w:rPr>
+                <w:b/>
+                <w:bCs/>
+              </w:rPr>
+              <w:t>Invalid</w:t>
+            </w:r>
           </w:p>
         </w:tc>
         <w:tc>
@@ -5323,6 +6385,13 @@
                 <w:bCs/>
               </w:rPr>
             </w:pPr>
+            <w:r>
+              <w:rPr>
+                <w:b/>
+                <w:bCs/>
+              </w:rPr>
+              <w:t>I will scan my id card and see if it identifies the unknown card</w:t>
+            </w:r>
           </w:p>
         </w:tc>
         <w:tc>
@@ -5394,6 +6463,27 @@
                 <w:bCs/>
               </w:rPr>
             </w:pPr>
+            <w:r>
+              <w:rPr>
+                <w:b/>
+                <w:bCs/>
+              </w:rPr>
+              <w:t xml:space="preserve">Page Title adjusting when the screen goes smaller </w:t>
+            </w:r>
+            <w:r>
+              <w:rPr>
+                <w:b/>
+                <w:bCs/>
+              </w:rPr>
+              <w:t xml:space="preserve">on all pages </w:t>
+            </w:r>
+            <w:r>
+              <w:rPr>
+                <w:b/>
+                <w:bCs/>
+              </w:rPr>
+              <w:t>(media queries)</w:t>
+            </w:r>
           </w:p>
         </w:tc>
         <w:tc>
@@ -5407,6 +6497,20 @@
                 <w:bCs/>
               </w:rPr>
             </w:pPr>
+            <w:r>
+              <w:rPr>
+                <w:b/>
+                <w:bCs/>
+              </w:rPr>
+              <w:t xml:space="preserve">Testing </w:t>
+            </w:r>
+            <w:r>
+              <w:rPr>
+                <w:b/>
+                <w:bCs/>
+              </w:rPr>
+              <w:t xml:space="preserve">boundaries </w:t>
+            </w:r>
           </w:p>
         </w:tc>
         <w:tc>
@@ -5496,14 +6600,7 @@
                 <w:b/>
                 <w:bCs/>
               </w:rPr>
-              <w:t xml:space="preserve">Spanning </w:t>
-            </w:r>
-            <w:r>
-              <w:rPr>
-                <w:b/>
-                <w:bCs/>
-              </w:rPr>
-              <w:t>random dates on calendar (adding limit)</w:t>
+              <w:t>Class page tabs going to middle (media queries)</w:t>
             </w:r>
           </w:p>
         </w:tc>
@@ -5518,6 +6615,20 @@
                 <w:bCs/>
               </w:rPr>
             </w:pPr>
+            <w:r>
+              <w:rPr>
+                <w:b/>
+                <w:bCs/>
+              </w:rPr>
+              <w:t xml:space="preserve">Testing </w:t>
+            </w:r>
+            <w:r>
+              <w:rPr>
+                <w:b/>
+                <w:bCs/>
+              </w:rPr>
+              <w:t xml:space="preserve">boundaries </w:t>
+            </w:r>
           </w:p>
         </w:tc>
         <w:tc>
@@ -5557,6 +6668,75 @@
                 <w:bCs/>
               </w:rPr>
             </w:pPr>
+            <w:r>
+              <w:rPr>
+                <w:b/>
+                <w:bCs/>
+                <w:noProof/>
+              </w:rPr>
+              <w:drawing>
+                <wp:anchor distT="0" distB="0" distL="114300" distR="114300" simplePos="0" relativeHeight="251703296" behindDoc="0" locked="0" layoutInCell="1" allowOverlap="1" wp14:anchorId="0CFF4131" wp14:editId="7D9D73B1">
+                  <wp:simplePos x="0" y="0"/>
+                  <wp:positionH relativeFrom="column">
+                    <wp:posOffset>1035124</wp:posOffset>
+                  </wp:positionH>
+                  <wp:positionV relativeFrom="paragraph">
+                    <wp:posOffset>350697</wp:posOffset>
+                  </wp:positionV>
+                  <wp:extent cx="1153795" cy="927100"/>
+                  <wp:effectExtent l="0" t="0" r="8255" b="6350"/>
+                  <wp:wrapSquare wrapText="bothSides"/>
+                  <wp:docPr id="1419831672" name="Picture 4"/>
+                  <wp:cNvGraphicFramePr>
+                    <a:graphicFrameLocks xmlns:a="http://schemas.openxmlformats.org/drawingml/2006/main" noChangeAspect="1"/>
+                  </wp:cNvGraphicFramePr>
+                  <a:graphic xmlns:a="http://schemas.openxmlformats.org/drawingml/2006/main">
+                    <a:graphicData uri="http://schemas.openxmlformats.org/drawingml/2006/picture">
+                      <pic:pic xmlns:pic="http://schemas.openxmlformats.org/drawingml/2006/picture">
+                        <pic:nvPicPr>
+                          <pic:cNvPr id="0" name="Picture 2"/>
+                          <pic:cNvPicPr>
+                            <a:picLocks noChangeAspect="1" noChangeArrowheads="1"/>
+                          </pic:cNvPicPr>
+                        </pic:nvPicPr>
+                        <pic:blipFill>
+                          <a:blip r:embed="rId46" cstate="print">
+                            <a:extLst>
+                              <a:ext uri="{28A0092B-C50C-407E-A947-70E740481C1C}">
+                                <a14:useLocalDpi xmlns:a14="http://schemas.microsoft.com/office/drawing/2010/main" val="0"/>
+                              </a:ext>
+                            </a:extLst>
+                          </a:blip>
+                          <a:srcRect/>
+                          <a:stretch>
+                            <a:fillRect/>
+                          </a:stretch>
+                        </pic:blipFill>
+                        <pic:spPr bwMode="auto">
+                          <a:xfrm>
+                            <a:off x="0" y="0"/>
+                            <a:ext cx="1153795" cy="927100"/>
+                          </a:xfrm>
+                          <a:prstGeom prst="rect">
+                            <a:avLst/>
+                          </a:prstGeom>
+                          <a:noFill/>
+                          <a:ln>
+                            <a:noFill/>
+                          </a:ln>
+                        </pic:spPr>
+                      </pic:pic>
+                    </a:graphicData>
+                  </a:graphic>
+                  <wp14:sizeRelH relativeFrom="margin">
+                    <wp14:pctWidth>0</wp14:pctWidth>
+                  </wp14:sizeRelH>
+                  <wp14:sizeRelV relativeFrom="margin">
+                    <wp14:pctHeight>0</wp14:pctHeight>
+                  </wp14:sizeRelV>
+                </wp:anchor>
+              </w:drawing>
+            </w:r>
           </w:p>
         </w:tc>
         <w:tc>
@@ -5570,6 +6750,13 @@
                 <w:bCs/>
               </w:rPr>
             </w:pPr>
+            <w:r>
+              <w:rPr>
+                <w:b/>
+                <w:bCs/>
+              </w:rPr>
+              <w:t xml:space="preserve">Fail </w:t>
+            </w:r>
           </w:p>
         </w:tc>
         <w:tc>
@@ -5583,6 +6770,13 @@
                 <w:bCs/>
               </w:rPr>
             </w:pPr>
+            <w:r>
+              <w:rPr>
+                <w:b/>
+                <w:bCs/>
+              </w:rPr>
+              <w:t>Covering the button</w:t>
+            </w:r>
           </w:p>
         </w:tc>
       </w:tr>
@@ -5602,6 +6796,14 @@
                 <w:bCs/>
               </w:rPr>
             </w:pPr>
+            <w:r>
+              <w:rPr>
+                <w:b/>
+                <w:bCs/>
+              </w:rPr>
+              <w:lastRenderedPageBreak/>
+              <w:t>Class page tabs going to middle (media queries)</w:t>
+            </w:r>
           </w:p>
         </w:tc>
         <w:tc>
@@ -5615,6 +6817,20 @@
                 <w:bCs/>
               </w:rPr>
             </w:pPr>
+            <w:r>
+              <w:rPr>
+                <w:b/>
+                <w:bCs/>
+              </w:rPr>
+              <w:t xml:space="preserve">Testing </w:t>
+            </w:r>
+            <w:r>
+              <w:rPr>
+                <w:b/>
+                <w:bCs/>
+              </w:rPr>
+              <w:t xml:space="preserve">boundaries </w:t>
+            </w:r>
           </w:p>
         </w:tc>
         <w:tc>
@@ -5654,6 +6870,73 @@
                 <w:bCs/>
               </w:rPr>
             </w:pPr>
+            <w:r>
+              <w:rPr>
+                <w:noProof/>
+              </w:rPr>
+              <w:drawing>
+                <wp:anchor distT="0" distB="0" distL="114300" distR="114300" simplePos="0" relativeHeight="251704320" behindDoc="0" locked="0" layoutInCell="1" allowOverlap="1" wp14:anchorId="6CD6ABB7" wp14:editId="67A9F15D">
+                  <wp:simplePos x="0" y="0"/>
+                  <wp:positionH relativeFrom="column">
+                    <wp:posOffset>1124083</wp:posOffset>
+                  </wp:positionH>
+                  <wp:positionV relativeFrom="paragraph">
+                    <wp:posOffset>514350</wp:posOffset>
+                  </wp:positionV>
+                  <wp:extent cx="945515" cy="813435"/>
+                  <wp:effectExtent l="0" t="0" r="6985" b="5715"/>
+                  <wp:wrapSquare wrapText="bothSides"/>
+                  <wp:docPr id="1104668170" name="Picture 5"/>
+                  <wp:cNvGraphicFramePr>
+                    <a:graphicFrameLocks xmlns:a="http://schemas.openxmlformats.org/drawingml/2006/main" noChangeAspect="1"/>
+                  </wp:cNvGraphicFramePr>
+                  <a:graphic xmlns:a="http://schemas.openxmlformats.org/drawingml/2006/main">
+                    <a:graphicData uri="http://schemas.openxmlformats.org/drawingml/2006/picture">
+                      <pic:pic xmlns:pic="http://schemas.openxmlformats.org/drawingml/2006/picture">
+                        <pic:nvPicPr>
+                          <pic:cNvPr id="0" name="Picture 3"/>
+                          <pic:cNvPicPr>
+                            <a:picLocks noChangeAspect="1" noChangeArrowheads="1"/>
+                          </pic:cNvPicPr>
+                        </pic:nvPicPr>
+                        <pic:blipFill>
+                          <a:blip r:embed="rId47" cstate="print">
+                            <a:extLst>
+                              <a:ext uri="{28A0092B-C50C-407E-A947-70E740481C1C}">
+                                <a14:useLocalDpi xmlns:a14="http://schemas.microsoft.com/office/drawing/2010/main" val="0"/>
+                              </a:ext>
+                            </a:extLst>
+                          </a:blip>
+                          <a:srcRect/>
+                          <a:stretch>
+                            <a:fillRect/>
+                          </a:stretch>
+                        </pic:blipFill>
+                        <pic:spPr bwMode="auto">
+                          <a:xfrm>
+                            <a:off x="0" y="0"/>
+                            <a:ext cx="945515" cy="813435"/>
+                          </a:xfrm>
+                          <a:prstGeom prst="rect">
+                            <a:avLst/>
+                          </a:prstGeom>
+                          <a:noFill/>
+                          <a:ln>
+                            <a:noFill/>
+                          </a:ln>
+                        </pic:spPr>
+                      </pic:pic>
+                    </a:graphicData>
+                  </a:graphic>
+                  <wp14:sizeRelH relativeFrom="margin">
+                    <wp14:pctWidth>0</wp14:pctWidth>
+                  </wp14:sizeRelH>
+                  <wp14:sizeRelV relativeFrom="margin">
+                    <wp14:pctHeight>0</wp14:pctHeight>
+                  </wp14:sizeRelV>
+                </wp:anchor>
+              </w:drawing>
+            </w:r>
           </w:p>
         </w:tc>
         <w:tc>
@@ -5667,6 +6950,13 @@
                 <w:bCs/>
               </w:rPr>
             </w:pPr>
+            <w:r>
+              <w:rPr>
+                <w:b/>
+                <w:bCs/>
+              </w:rPr>
+              <w:t>Pass</w:t>
+            </w:r>
           </w:p>
         </w:tc>
         <w:tc>
@@ -5684,6 +6974,1360 @@
         </w:tc>
       </w:tr>
       <w:tr>
+        <w:trPr>
+          <w:gridAfter w:val="1"/>
+          <w:wAfter w:w="58" w:type="dxa"/>
+        </w:trPr>
+        <w:tc>
+          <w:tcPr>
+            <w:tcW w:w="1530" w:type="dxa"/>
+          </w:tcPr>
+          <w:p>
+            <w:pPr>
+              <w:rPr>
+                <w:b/>
+                <w:bCs/>
+              </w:rPr>
+            </w:pPr>
+            <w:r>
+              <w:rPr>
+                <w:b/>
+                <w:bCs/>
+              </w:rPr>
+              <w:t>Calendar going on top and event panel going on bottom when screen gets small (media qu</w:t>
+            </w:r>
+            <w:r>
+              <w:rPr>
+                <w:b/>
+                <w:bCs/>
+              </w:rPr>
+              <w:t>eries)</w:t>
+            </w:r>
+          </w:p>
+        </w:tc>
+        <w:tc>
+          <w:tcPr>
+            <w:tcW w:w="2293" w:type="dxa"/>
+          </w:tcPr>
+          <w:p>
+            <w:pPr>
+              <w:rPr>
+                <w:b/>
+                <w:bCs/>
+              </w:rPr>
+            </w:pPr>
+            <w:r>
+              <w:rPr>
+                <w:b/>
+                <w:bCs/>
+              </w:rPr>
+              <w:t>Testing</w:t>
+            </w:r>
+            <w:r>
+              <w:rPr>
+                <w:b/>
+                <w:bCs/>
+              </w:rPr>
+              <w:t xml:space="preserve"> boundaries </w:t>
+            </w:r>
+          </w:p>
+        </w:tc>
+        <w:tc>
+          <w:tcPr>
+            <w:tcW w:w="2268" w:type="dxa"/>
+          </w:tcPr>
+          <w:p>
+            <w:pPr>
+              <w:rPr>
+                <w:b/>
+                <w:bCs/>
+              </w:rPr>
+            </w:pPr>
+          </w:p>
+        </w:tc>
+        <w:tc>
+          <w:tcPr>
+            <w:tcW w:w="2835" w:type="dxa"/>
+          </w:tcPr>
+          <w:p>
+            <w:pPr>
+              <w:rPr>
+                <w:b/>
+                <w:bCs/>
+              </w:rPr>
+            </w:pPr>
+          </w:p>
+        </w:tc>
+        <w:tc>
+          <w:tcPr>
+            <w:tcW w:w="3827" w:type="dxa"/>
+          </w:tcPr>
+          <w:p>
+            <w:pPr>
+              <w:rPr>
+                <w:b/>
+                <w:bCs/>
+              </w:rPr>
+            </w:pPr>
+            <w:r>
+              <w:rPr>
+                <w:b/>
+                <w:bCs/>
+                <w:noProof/>
+              </w:rPr>
+              <w:drawing>
+                <wp:anchor distT="0" distB="0" distL="114300" distR="114300" simplePos="0" relativeHeight="251705344" behindDoc="0" locked="0" layoutInCell="1" allowOverlap="1" wp14:anchorId="75E464FD" wp14:editId="7D8DA05A">
+                  <wp:simplePos x="0" y="0"/>
+                  <wp:positionH relativeFrom="column">
+                    <wp:posOffset>813893</wp:posOffset>
+                  </wp:positionH>
+                  <wp:positionV relativeFrom="paragraph">
+                    <wp:posOffset>324</wp:posOffset>
+                  </wp:positionV>
+                  <wp:extent cx="1080335" cy="997762"/>
+                  <wp:effectExtent l="0" t="0" r="5715" b="0"/>
+                  <wp:wrapSquare wrapText="bothSides"/>
+                  <wp:docPr id="449387421" name="Picture 1"/>
+                  <wp:cNvGraphicFramePr>
+                    <a:graphicFrameLocks xmlns:a="http://schemas.openxmlformats.org/drawingml/2006/main" noChangeAspect="1"/>
+                  </wp:cNvGraphicFramePr>
+                  <a:graphic xmlns:a="http://schemas.openxmlformats.org/drawingml/2006/main">
+                    <a:graphicData uri="http://schemas.openxmlformats.org/drawingml/2006/picture">
+                      <pic:pic xmlns:pic="http://schemas.openxmlformats.org/drawingml/2006/picture">
+                        <pic:nvPicPr>
+                          <pic:cNvPr id="449387421" name=""/>
+                          <pic:cNvPicPr/>
+                        </pic:nvPicPr>
+                        <pic:blipFill>
+                          <a:blip r:embed="rId48" cstate="print">
+                            <a:extLst>
+                              <a:ext uri="{28A0092B-C50C-407E-A947-70E740481C1C}">
+                                <a14:useLocalDpi xmlns:a14="http://schemas.microsoft.com/office/drawing/2010/main" val="0"/>
+                              </a:ext>
+                            </a:extLst>
+                          </a:blip>
+                          <a:stretch>
+                            <a:fillRect/>
+                          </a:stretch>
+                        </pic:blipFill>
+                        <pic:spPr>
+                          <a:xfrm>
+                            <a:off x="0" y="0"/>
+                            <a:ext cx="1080335" cy="997762"/>
+                          </a:xfrm>
+                          <a:prstGeom prst="rect">
+                            <a:avLst/>
+                          </a:prstGeom>
+                        </pic:spPr>
+                      </pic:pic>
+                    </a:graphicData>
+                  </a:graphic>
+                </wp:anchor>
+              </w:drawing>
+            </w:r>
+          </w:p>
+        </w:tc>
+        <w:tc>
+          <w:tcPr>
+            <w:tcW w:w="1134" w:type="dxa"/>
+          </w:tcPr>
+          <w:p>
+            <w:pPr>
+              <w:rPr>
+                <w:b/>
+                <w:bCs/>
+              </w:rPr>
+            </w:pPr>
+            <w:r>
+              <w:rPr>
+                <w:b/>
+                <w:bCs/>
+              </w:rPr>
+              <w:t xml:space="preserve">Pass </w:t>
+            </w:r>
+          </w:p>
+        </w:tc>
+        <w:tc>
+          <w:tcPr>
+            <w:tcW w:w="1501" w:type="dxa"/>
+          </w:tcPr>
+          <w:p>
+            <w:pPr>
+              <w:rPr>
+                <w:b/>
+                <w:bCs/>
+              </w:rPr>
+            </w:pPr>
+            <w:r>
+              <w:rPr>
+                <w:b/>
+                <w:bCs/>
+              </w:rPr>
+              <w:t xml:space="preserve">Adjusting </w:t>
+            </w:r>
+          </w:p>
+        </w:tc>
+      </w:tr>
+      <w:tr>
+        <w:trPr>
+          <w:gridAfter w:val="1"/>
+          <w:wAfter w:w="58" w:type="dxa"/>
+        </w:trPr>
+        <w:tc>
+          <w:tcPr>
+            <w:tcW w:w="1530" w:type="dxa"/>
+          </w:tcPr>
+          <w:p>
+            <w:pPr>
+              <w:rPr>
+                <w:b/>
+                <w:bCs/>
+              </w:rPr>
+            </w:pPr>
+            <w:r>
+              <w:rPr>
+                <w:b/>
+                <w:bCs/>
+              </w:rPr>
+              <w:t xml:space="preserve">Testing </w:t>
+            </w:r>
+            <w:r>
+              <w:rPr>
+                <w:b/>
+                <w:bCs/>
+              </w:rPr>
+              <w:t xml:space="preserve">the dot on the calendar </w:t>
+            </w:r>
+          </w:p>
+        </w:tc>
+        <w:tc>
+          <w:tcPr>
+            <w:tcW w:w="2293" w:type="dxa"/>
+          </w:tcPr>
+          <w:p>
+            <w:pPr>
+              <w:rPr>
+                <w:b/>
+                <w:bCs/>
+              </w:rPr>
+            </w:pPr>
+          </w:p>
+        </w:tc>
+        <w:tc>
+          <w:tcPr>
+            <w:tcW w:w="2268" w:type="dxa"/>
+          </w:tcPr>
+          <w:p>
+            <w:pPr>
+              <w:rPr>
+                <w:b/>
+                <w:bCs/>
+              </w:rPr>
+            </w:pPr>
+          </w:p>
+        </w:tc>
+        <w:tc>
+          <w:tcPr>
+            <w:tcW w:w="2835" w:type="dxa"/>
+          </w:tcPr>
+          <w:p>
+            <w:pPr>
+              <w:rPr>
+                <w:b/>
+                <w:bCs/>
+              </w:rPr>
+            </w:pPr>
+          </w:p>
+        </w:tc>
+        <w:tc>
+          <w:tcPr>
+            <w:tcW w:w="3827" w:type="dxa"/>
+          </w:tcPr>
+          <w:p>
+            <w:pPr>
+              <w:rPr>
+                <w:b/>
+                <w:bCs/>
+              </w:rPr>
+            </w:pPr>
+          </w:p>
+        </w:tc>
+        <w:tc>
+          <w:tcPr>
+            <w:tcW w:w="1134" w:type="dxa"/>
+          </w:tcPr>
+          <w:p>
+            <w:pPr>
+              <w:rPr>
+                <w:b/>
+                <w:bCs/>
+              </w:rPr>
+            </w:pPr>
+            <w:r>
+              <w:rPr>
+                <w:b/>
+                <w:bCs/>
+              </w:rPr>
+              <w:t xml:space="preserve">Fail </w:t>
+            </w:r>
+          </w:p>
+        </w:tc>
+        <w:tc>
+          <w:tcPr>
+            <w:tcW w:w="1501" w:type="dxa"/>
+          </w:tcPr>
+          <w:p>
+            <w:pPr>
+              <w:rPr>
+                <w:b/>
+                <w:bCs/>
+              </w:rPr>
+            </w:pPr>
+            <w:r>
+              <w:rPr>
+                <w:b/>
+                <w:bCs/>
+              </w:rPr>
+              <w:t xml:space="preserve">Dot was same colour as background </w:t>
+            </w:r>
+          </w:p>
+        </w:tc>
+      </w:tr>
+      <w:tr>
+        <w:trPr>
+          <w:gridAfter w:val="1"/>
+          <w:wAfter w:w="58" w:type="dxa"/>
+        </w:trPr>
+        <w:tc>
+          <w:tcPr>
+            <w:tcW w:w="1530" w:type="dxa"/>
+          </w:tcPr>
+          <w:p>
+            <w:pPr>
+              <w:rPr>
+                <w:b/>
+                <w:bCs/>
+              </w:rPr>
+            </w:pPr>
+            <w:r>
+              <w:rPr>
+                <w:b/>
+                <w:bCs/>
+              </w:rPr>
+              <w:t>Testing do on the calendar</w:t>
+            </w:r>
+          </w:p>
+        </w:tc>
+        <w:tc>
+          <w:tcPr>
+            <w:tcW w:w="2293" w:type="dxa"/>
+          </w:tcPr>
+          <w:p>
+            <w:pPr>
+              <w:rPr>
+                <w:b/>
+                <w:bCs/>
+              </w:rPr>
+            </w:pPr>
+          </w:p>
+        </w:tc>
+        <w:tc>
+          <w:tcPr>
+            <w:tcW w:w="2268" w:type="dxa"/>
+          </w:tcPr>
+          <w:p>
+            <w:pPr>
+              <w:rPr>
+                <w:b/>
+                <w:bCs/>
+              </w:rPr>
+            </w:pPr>
+          </w:p>
+        </w:tc>
+        <w:tc>
+          <w:tcPr>
+            <w:tcW w:w="2835" w:type="dxa"/>
+          </w:tcPr>
+          <w:p>
+            <w:pPr>
+              <w:rPr>
+                <w:b/>
+                <w:bCs/>
+              </w:rPr>
+            </w:pPr>
+          </w:p>
+        </w:tc>
+        <w:tc>
+          <w:tcPr>
+            <w:tcW w:w="3827" w:type="dxa"/>
+          </w:tcPr>
+          <w:p>
+            <w:pPr>
+              <w:rPr>
+                <w:b/>
+                <w:bCs/>
+              </w:rPr>
+            </w:pPr>
+          </w:p>
+        </w:tc>
+        <w:tc>
+          <w:tcPr>
+            <w:tcW w:w="1134" w:type="dxa"/>
+          </w:tcPr>
+          <w:p>
+            <w:pPr>
+              <w:rPr>
+                <w:b/>
+                <w:bCs/>
+              </w:rPr>
+            </w:pPr>
+            <w:r>
+              <w:rPr>
+                <w:b/>
+                <w:bCs/>
+              </w:rPr>
+              <w:t>Pass</w:t>
+            </w:r>
+          </w:p>
+        </w:tc>
+        <w:tc>
+          <w:tcPr>
+            <w:tcW w:w="1501" w:type="dxa"/>
+          </w:tcPr>
+          <w:p>
+            <w:pPr>
+              <w:rPr>
+                <w:b/>
+                <w:bCs/>
+              </w:rPr>
+            </w:pPr>
+          </w:p>
+        </w:tc>
+      </w:tr>
+      <w:tr>
+        <w:trPr>
+          <w:gridAfter w:val="1"/>
+          <w:wAfter w:w="58" w:type="dxa"/>
+        </w:trPr>
+        <w:tc>
+          <w:tcPr>
+            <w:tcW w:w="1530" w:type="dxa"/>
+          </w:tcPr>
+          <w:p>
+            <w:pPr>
+              <w:rPr>
+                <w:b/>
+                <w:bCs/>
+              </w:rPr>
+            </w:pPr>
+            <w:r>
+              <w:rPr>
+                <w:b/>
+                <w:bCs/>
+              </w:rPr>
+              <w:t xml:space="preserve">Testing Event button on the calendar page </w:t>
+            </w:r>
+          </w:p>
+        </w:tc>
+        <w:tc>
+          <w:tcPr>
+            <w:tcW w:w="2293" w:type="dxa"/>
+          </w:tcPr>
+          <w:p>
+            <w:pPr>
+              <w:rPr>
+                <w:b/>
+                <w:bCs/>
+              </w:rPr>
+            </w:pPr>
+          </w:p>
+        </w:tc>
+        <w:tc>
+          <w:tcPr>
+            <w:tcW w:w="2268" w:type="dxa"/>
+          </w:tcPr>
+          <w:p>
+            <w:pPr>
+              <w:rPr>
+                <w:b/>
+                <w:bCs/>
+              </w:rPr>
+            </w:pPr>
+          </w:p>
+        </w:tc>
+        <w:tc>
+          <w:tcPr>
+            <w:tcW w:w="2835" w:type="dxa"/>
+          </w:tcPr>
+          <w:p>
+            <w:pPr>
+              <w:rPr>
+                <w:b/>
+                <w:bCs/>
+              </w:rPr>
+            </w:pPr>
+          </w:p>
+        </w:tc>
+        <w:tc>
+          <w:tcPr>
+            <w:tcW w:w="3827" w:type="dxa"/>
+          </w:tcPr>
+          <w:p>
+            <w:pPr>
+              <w:rPr>
+                <w:b/>
+                <w:bCs/>
+              </w:rPr>
+            </w:pPr>
+          </w:p>
+        </w:tc>
+        <w:tc>
+          <w:tcPr>
+            <w:tcW w:w="1134" w:type="dxa"/>
+          </w:tcPr>
+          <w:p>
+            <w:pPr>
+              <w:rPr>
+                <w:b/>
+                <w:bCs/>
+              </w:rPr>
+            </w:pPr>
+            <w:r>
+              <w:rPr>
+                <w:b/>
+                <w:bCs/>
+              </w:rPr>
+              <w:t>Pass</w:t>
+            </w:r>
+          </w:p>
+        </w:tc>
+        <w:tc>
+          <w:tcPr>
+            <w:tcW w:w="1501" w:type="dxa"/>
+          </w:tcPr>
+          <w:p>
+            <w:pPr>
+              <w:rPr>
+                <w:b/>
+                <w:bCs/>
+              </w:rPr>
+            </w:pPr>
+          </w:p>
+        </w:tc>
+      </w:tr>
+      <w:tr>
+        <w:trPr>
+          <w:gridAfter w:val="1"/>
+          <w:wAfter w:w="58" w:type="dxa"/>
+        </w:trPr>
+        <w:tc>
+          <w:tcPr>
+            <w:tcW w:w="1530" w:type="dxa"/>
+          </w:tcPr>
+          <w:p>
+            <w:pPr>
+              <w:rPr>
+                <w:b/>
+                <w:bCs/>
+              </w:rPr>
+            </w:pPr>
+            <w:r>
+              <w:rPr>
+                <w:b/>
+                <w:bCs/>
+              </w:rPr>
+              <w:t>Testing if the stark shark</w:t>
+            </w:r>
+            <w:r>
+              <w:rPr>
+                <w:b/>
+                <w:bCs/>
+              </w:rPr>
+              <w:t xml:space="preserve"> and the text</w:t>
+            </w:r>
+            <w:r>
+              <w:rPr>
+                <w:b/>
+                <w:bCs/>
+              </w:rPr>
+              <w:t xml:space="preserve"> moves under the class list when the screen gets small (media queries)</w:t>
+            </w:r>
+          </w:p>
+        </w:tc>
+        <w:tc>
+          <w:tcPr>
+            <w:tcW w:w="2293" w:type="dxa"/>
+          </w:tcPr>
+          <w:p>
+            <w:pPr>
+              <w:rPr>
+                <w:b/>
+                <w:bCs/>
+              </w:rPr>
+            </w:pPr>
+          </w:p>
+        </w:tc>
+        <w:tc>
+          <w:tcPr>
+            <w:tcW w:w="2268" w:type="dxa"/>
+          </w:tcPr>
+          <w:p>
+            <w:pPr>
+              <w:rPr>
+                <w:b/>
+                <w:bCs/>
+              </w:rPr>
+            </w:pPr>
+          </w:p>
+        </w:tc>
+        <w:tc>
+          <w:tcPr>
+            <w:tcW w:w="2835" w:type="dxa"/>
+          </w:tcPr>
+          <w:p>
+            <w:pPr>
+              <w:rPr>
+                <w:b/>
+                <w:bCs/>
+              </w:rPr>
+            </w:pPr>
+          </w:p>
+        </w:tc>
+        <w:tc>
+          <w:tcPr>
+            <w:tcW w:w="3827" w:type="dxa"/>
+          </w:tcPr>
+          <w:p>
+            <w:pPr>
+              <w:rPr>
+                <w:b/>
+                <w:bCs/>
+              </w:rPr>
+            </w:pPr>
+            <w:r>
+              <w:rPr>
+                <w:b/>
+                <w:bCs/>
+                <w:noProof/>
+              </w:rPr>
+              <w:drawing>
+                <wp:anchor distT="0" distB="0" distL="114300" distR="114300" simplePos="0" relativeHeight="251706368" behindDoc="0" locked="0" layoutInCell="1" allowOverlap="1" wp14:anchorId="1E85E4CF" wp14:editId="757FECDE">
+                  <wp:simplePos x="0" y="0"/>
+                  <wp:positionH relativeFrom="column">
+                    <wp:posOffset>466383</wp:posOffset>
+                  </wp:positionH>
+                  <wp:positionV relativeFrom="paragraph">
+                    <wp:posOffset>469607</wp:posOffset>
+                  </wp:positionV>
+                  <wp:extent cx="1453515" cy="944880"/>
+                  <wp:effectExtent l="0" t="0" r="0" b="7620"/>
+                  <wp:wrapSquare wrapText="bothSides"/>
+                  <wp:docPr id="1620693095" name="Picture 1"/>
+                  <wp:cNvGraphicFramePr>
+                    <a:graphicFrameLocks xmlns:a="http://schemas.openxmlformats.org/drawingml/2006/main" noChangeAspect="1"/>
+                  </wp:cNvGraphicFramePr>
+                  <a:graphic xmlns:a="http://schemas.openxmlformats.org/drawingml/2006/main">
+                    <a:graphicData uri="http://schemas.openxmlformats.org/drawingml/2006/picture">
+                      <pic:pic xmlns:pic="http://schemas.openxmlformats.org/drawingml/2006/picture">
+                        <pic:nvPicPr>
+                          <pic:cNvPr id="1620693095" name=""/>
+                          <pic:cNvPicPr/>
+                        </pic:nvPicPr>
+                        <pic:blipFill>
+                          <a:blip r:embed="rId49" cstate="print">
+                            <a:extLst>
+                              <a:ext uri="{28A0092B-C50C-407E-A947-70E740481C1C}">
+                                <a14:useLocalDpi xmlns:a14="http://schemas.microsoft.com/office/drawing/2010/main" val="0"/>
+                              </a:ext>
+                            </a:extLst>
+                          </a:blip>
+                          <a:stretch>
+                            <a:fillRect/>
+                          </a:stretch>
+                        </pic:blipFill>
+                        <pic:spPr>
+                          <a:xfrm>
+                            <a:off x="0" y="0"/>
+                            <a:ext cx="1453515" cy="944880"/>
+                          </a:xfrm>
+                          <a:prstGeom prst="rect">
+                            <a:avLst/>
+                          </a:prstGeom>
+                        </pic:spPr>
+                      </pic:pic>
+                    </a:graphicData>
+                  </a:graphic>
+                  <wp14:sizeRelH relativeFrom="margin">
+                    <wp14:pctWidth>0</wp14:pctWidth>
+                  </wp14:sizeRelH>
+                  <wp14:sizeRelV relativeFrom="margin">
+                    <wp14:pctHeight>0</wp14:pctHeight>
+                  </wp14:sizeRelV>
+                </wp:anchor>
+              </w:drawing>
+            </w:r>
+          </w:p>
+        </w:tc>
+        <w:tc>
+          <w:tcPr>
+            <w:tcW w:w="1134" w:type="dxa"/>
+          </w:tcPr>
+          <w:p>
+            <w:pPr>
+              <w:rPr>
+                <w:b/>
+                <w:bCs/>
+              </w:rPr>
+            </w:pPr>
+            <w:r>
+              <w:rPr>
+                <w:b/>
+                <w:bCs/>
+              </w:rPr>
+              <w:t>Pass</w:t>
+            </w:r>
+          </w:p>
+        </w:tc>
+        <w:tc>
+          <w:tcPr>
+            <w:tcW w:w="1501" w:type="dxa"/>
+          </w:tcPr>
+          <w:p>
+            <w:pPr>
+              <w:rPr>
+                <w:b/>
+                <w:bCs/>
+              </w:rPr>
+            </w:pPr>
+          </w:p>
+        </w:tc>
+      </w:tr>
+      <w:tr>
+        <w:trPr>
+          <w:gridAfter w:val="1"/>
+          <w:wAfter w:w="58" w:type="dxa"/>
+        </w:trPr>
+        <w:tc>
+          <w:tcPr>
+            <w:tcW w:w="1530" w:type="dxa"/>
+          </w:tcPr>
+          <w:p>
+            <w:pPr>
+              <w:rPr>
+                <w:b/>
+                <w:bCs/>
+              </w:rPr>
+            </w:pPr>
+            <w:r>
+              <w:rPr>
+                <w:b/>
+                <w:bCs/>
+              </w:rPr>
+              <w:t xml:space="preserve">Spanning </w:t>
+            </w:r>
+            <w:r>
+              <w:rPr>
+                <w:b/>
+                <w:bCs/>
+              </w:rPr>
+              <w:t xml:space="preserve">random </w:t>
+            </w:r>
+            <w:r>
+              <w:rPr>
+                <w:b/>
+                <w:bCs/>
+              </w:rPr>
+              <w:lastRenderedPageBreak/>
+              <w:t>dates on calendar (adding limit)</w:t>
+            </w:r>
+          </w:p>
+        </w:tc>
+        <w:tc>
+          <w:tcPr>
+            <w:tcW w:w="2293" w:type="dxa"/>
+          </w:tcPr>
+          <w:p>
+            <w:pPr>
+              <w:rPr>
+                <w:b/>
+                <w:bCs/>
+              </w:rPr>
+            </w:pPr>
+          </w:p>
+        </w:tc>
+        <w:tc>
+          <w:tcPr>
+            <w:tcW w:w="2268" w:type="dxa"/>
+          </w:tcPr>
+          <w:p>
+            <w:pPr>
+              <w:rPr>
+                <w:b/>
+                <w:bCs/>
+              </w:rPr>
+            </w:pPr>
+          </w:p>
+        </w:tc>
+        <w:tc>
+          <w:tcPr>
+            <w:tcW w:w="2835" w:type="dxa"/>
+          </w:tcPr>
+          <w:p>
+            <w:pPr>
+              <w:rPr>
+                <w:b/>
+                <w:bCs/>
+              </w:rPr>
+            </w:pPr>
+          </w:p>
+        </w:tc>
+        <w:tc>
+          <w:tcPr>
+            <w:tcW w:w="3827" w:type="dxa"/>
+          </w:tcPr>
+          <w:p>
+            <w:pPr>
+              <w:rPr>
+                <w:b/>
+                <w:bCs/>
+              </w:rPr>
+            </w:pPr>
+          </w:p>
+        </w:tc>
+        <w:tc>
+          <w:tcPr>
+            <w:tcW w:w="1134" w:type="dxa"/>
+          </w:tcPr>
+          <w:p>
+            <w:pPr>
+              <w:rPr>
+                <w:b/>
+                <w:bCs/>
+              </w:rPr>
+            </w:pPr>
+            <w:r>
+              <w:rPr>
+                <w:b/>
+                <w:bCs/>
+              </w:rPr>
+              <w:t xml:space="preserve">Fail </w:t>
+            </w:r>
+          </w:p>
+        </w:tc>
+        <w:tc>
+          <w:tcPr>
+            <w:tcW w:w="1501" w:type="dxa"/>
+          </w:tcPr>
+          <w:p>
+            <w:pPr>
+              <w:rPr>
+                <w:b/>
+                <w:bCs/>
+              </w:rPr>
+            </w:pPr>
+          </w:p>
+        </w:tc>
+      </w:tr>
+      <w:tr>
+        <w:trPr>
+          <w:gridAfter w:val="1"/>
+          <w:wAfter w:w="58" w:type="dxa"/>
+        </w:trPr>
+        <w:tc>
+          <w:tcPr>
+            <w:tcW w:w="1530" w:type="dxa"/>
+          </w:tcPr>
+          <w:p>
+            <w:pPr>
+              <w:rPr>
+                <w:b/>
+                <w:bCs/>
+              </w:rPr>
+            </w:pPr>
+            <w:r>
+              <w:rPr>
+                <w:b/>
+                <w:bCs/>
+              </w:rPr>
+              <w:t>Spanning random dates on calendar (adding limit)</w:t>
+            </w:r>
+          </w:p>
+        </w:tc>
+        <w:tc>
+          <w:tcPr>
+            <w:tcW w:w="2293" w:type="dxa"/>
+          </w:tcPr>
+          <w:p>
+            <w:pPr>
+              <w:rPr>
+                <w:b/>
+                <w:bCs/>
+              </w:rPr>
+            </w:pPr>
+          </w:p>
+        </w:tc>
+        <w:tc>
+          <w:tcPr>
+            <w:tcW w:w="2268" w:type="dxa"/>
+          </w:tcPr>
+          <w:p>
+            <w:pPr>
+              <w:rPr>
+                <w:b/>
+                <w:bCs/>
+              </w:rPr>
+            </w:pPr>
+          </w:p>
+        </w:tc>
+        <w:tc>
+          <w:tcPr>
+            <w:tcW w:w="2835" w:type="dxa"/>
+          </w:tcPr>
+          <w:p>
+            <w:pPr>
+              <w:rPr>
+                <w:b/>
+                <w:bCs/>
+              </w:rPr>
+            </w:pPr>
+          </w:p>
+        </w:tc>
+        <w:tc>
+          <w:tcPr>
+            <w:tcW w:w="3827" w:type="dxa"/>
+          </w:tcPr>
+          <w:p>
+            <w:pPr>
+              <w:rPr>
+                <w:b/>
+                <w:bCs/>
+              </w:rPr>
+            </w:pPr>
+          </w:p>
+        </w:tc>
+        <w:tc>
+          <w:tcPr>
+            <w:tcW w:w="1134" w:type="dxa"/>
+          </w:tcPr>
+          <w:p>
+            <w:pPr>
+              <w:rPr>
+                <w:b/>
+                <w:bCs/>
+              </w:rPr>
+            </w:pPr>
+            <w:r>
+              <w:rPr>
+                <w:b/>
+                <w:bCs/>
+              </w:rPr>
+              <w:t>Pass</w:t>
+            </w:r>
+          </w:p>
+        </w:tc>
+        <w:tc>
+          <w:tcPr>
+            <w:tcW w:w="1501" w:type="dxa"/>
+          </w:tcPr>
+          <w:p>
+            <w:pPr>
+              <w:rPr>
+                <w:b/>
+                <w:bCs/>
+              </w:rPr>
+            </w:pPr>
+          </w:p>
+        </w:tc>
+      </w:tr>
+      <w:tr>
+        <w:trPr>
+          <w:gridAfter w:val="1"/>
+          <w:wAfter w:w="58" w:type="dxa"/>
+        </w:trPr>
+        <w:tc>
+          <w:tcPr>
+            <w:tcW w:w="1530" w:type="dxa"/>
+          </w:tcPr>
+          <w:p>
+            <w:pPr>
+              <w:rPr>
+                <w:b/>
+                <w:bCs/>
+              </w:rPr>
+            </w:pPr>
+          </w:p>
+        </w:tc>
+        <w:tc>
+          <w:tcPr>
+            <w:tcW w:w="2293" w:type="dxa"/>
+          </w:tcPr>
+          <w:p>
+            <w:pPr>
+              <w:rPr>
+                <w:b/>
+                <w:bCs/>
+              </w:rPr>
+            </w:pPr>
+          </w:p>
+        </w:tc>
+        <w:tc>
+          <w:tcPr>
+            <w:tcW w:w="2268" w:type="dxa"/>
+          </w:tcPr>
+          <w:p>
+            <w:pPr>
+              <w:rPr>
+                <w:b/>
+                <w:bCs/>
+              </w:rPr>
+            </w:pPr>
+          </w:p>
+        </w:tc>
+        <w:tc>
+          <w:tcPr>
+            <w:tcW w:w="2835" w:type="dxa"/>
+          </w:tcPr>
+          <w:p>
+            <w:pPr>
+              <w:rPr>
+                <w:b/>
+                <w:bCs/>
+              </w:rPr>
+            </w:pPr>
+          </w:p>
+        </w:tc>
+        <w:tc>
+          <w:tcPr>
+            <w:tcW w:w="3827" w:type="dxa"/>
+          </w:tcPr>
+          <w:p>
+            <w:pPr>
+              <w:rPr>
+                <w:b/>
+                <w:bCs/>
+              </w:rPr>
+            </w:pPr>
+          </w:p>
+        </w:tc>
+        <w:tc>
+          <w:tcPr>
+            <w:tcW w:w="1134" w:type="dxa"/>
+          </w:tcPr>
+          <w:p>
+            <w:pPr>
+              <w:rPr>
+                <w:b/>
+                <w:bCs/>
+              </w:rPr>
+            </w:pPr>
+          </w:p>
+        </w:tc>
+        <w:tc>
+          <w:tcPr>
+            <w:tcW w:w="1501" w:type="dxa"/>
+          </w:tcPr>
+          <w:p>
+            <w:pPr>
+              <w:rPr>
+                <w:b/>
+                <w:bCs/>
+              </w:rPr>
+            </w:pPr>
+          </w:p>
+        </w:tc>
+      </w:tr>
+      <w:tr>
+        <w:trPr>
+          <w:gridAfter w:val="1"/>
+          <w:wAfter w:w="58" w:type="dxa"/>
+        </w:trPr>
+        <w:tc>
+          <w:tcPr>
+            <w:tcW w:w="1530" w:type="dxa"/>
+          </w:tcPr>
+          <w:p>
+            <w:pPr>
+              <w:rPr>
+                <w:b/>
+                <w:bCs/>
+              </w:rPr>
+            </w:pPr>
+          </w:p>
+        </w:tc>
+        <w:tc>
+          <w:tcPr>
+            <w:tcW w:w="2293" w:type="dxa"/>
+          </w:tcPr>
+          <w:p>
+            <w:pPr>
+              <w:rPr>
+                <w:b/>
+                <w:bCs/>
+              </w:rPr>
+            </w:pPr>
+          </w:p>
+        </w:tc>
+        <w:tc>
+          <w:tcPr>
+            <w:tcW w:w="2268" w:type="dxa"/>
+          </w:tcPr>
+          <w:p>
+            <w:pPr>
+              <w:rPr>
+                <w:b/>
+                <w:bCs/>
+              </w:rPr>
+            </w:pPr>
+          </w:p>
+        </w:tc>
+        <w:tc>
+          <w:tcPr>
+            <w:tcW w:w="2835" w:type="dxa"/>
+          </w:tcPr>
+          <w:p>
+            <w:pPr>
+              <w:rPr>
+                <w:b/>
+                <w:bCs/>
+              </w:rPr>
+            </w:pPr>
+          </w:p>
+        </w:tc>
+        <w:tc>
+          <w:tcPr>
+            <w:tcW w:w="3827" w:type="dxa"/>
+          </w:tcPr>
+          <w:p>
+            <w:pPr>
+              <w:rPr>
+                <w:b/>
+                <w:bCs/>
+              </w:rPr>
+            </w:pPr>
+          </w:p>
+        </w:tc>
+        <w:tc>
+          <w:tcPr>
+            <w:tcW w:w="1134" w:type="dxa"/>
+          </w:tcPr>
+          <w:p>
+            <w:pPr>
+              <w:rPr>
+                <w:b/>
+                <w:bCs/>
+              </w:rPr>
+            </w:pPr>
+          </w:p>
+        </w:tc>
+        <w:tc>
+          <w:tcPr>
+            <w:tcW w:w="1501" w:type="dxa"/>
+          </w:tcPr>
+          <w:p>
+            <w:pPr>
+              <w:rPr>
+                <w:b/>
+                <w:bCs/>
+              </w:rPr>
+            </w:pPr>
+          </w:p>
+        </w:tc>
+      </w:tr>
+      <w:tr>
+        <w:trPr>
+          <w:gridAfter w:val="1"/>
+          <w:wAfter w:w="58" w:type="dxa"/>
+        </w:trPr>
+        <w:tc>
+          <w:tcPr>
+            <w:tcW w:w="1530" w:type="dxa"/>
+          </w:tcPr>
+          <w:p>
+            <w:pPr>
+              <w:rPr>
+                <w:b/>
+                <w:bCs/>
+              </w:rPr>
+            </w:pPr>
+          </w:p>
+        </w:tc>
+        <w:tc>
+          <w:tcPr>
+            <w:tcW w:w="2293" w:type="dxa"/>
+          </w:tcPr>
+          <w:p>
+            <w:pPr>
+              <w:rPr>
+                <w:b/>
+                <w:bCs/>
+              </w:rPr>
+            </w:pPr>
+          </w:p>
+        </w:tc>
+        <w:tc>
+          <w:tcPr>
+            <w:tcW w:w="2268" w:type="dxa"/>
+          </w:tcPr>
+          <w:p>
+            <w:pPr>
+              <w:rPr>
+                <w:b/>
+                <w:bCs/>
+              </w:rPr>
+            </w:pPr>
+          </w:p>
+        </w:tc>
+        <w:tc>
+          <w:tcPr>
+            <w:tcW w:w="2835" w:type="dxa"/>
+          </w:tcPr>
+          <w:p>
+            <w:pPr>
+              <w:rPr>
+                <w:b/>
+                <w:bCs/>
+              </w:rPr>
+            </w:pPr>
+          </w:p>
+        </w:tc>
+        <w:tc>
+          <w:tcPr>
+            <w:tcW w:w="3827" w:type="dxa"/>
+          </w:tcPr>
+          <w:p>
+            <w:pPr>
+              <w:rPr>
+                <w:b/>
+                <w:bCs/>
+              </w:rPr>
+            </w:pPr>
+          </w:p>
+        </w:tc>
+        <w:tc>
+          <w:tcPr>
+            <w:tcW w:w="1134" w:type="dxa"/>
+          </w:tcPr>
+          <w:p>
+            <w:pPr>
+              <w:rPr>
+                <w:b/>
+                <w:bCs/>
+              </w:rPr>
+            </w:pPr>
+          </w:p>
+        </w:tc>
+        <w:tc>
+          <w:tcPr>
+            <w:tcW w:w="1501" w:type="dxa"/>
+          </w:tcPr>
+          <w:p>
+            <w:pPr>
+              <w:rPr>
+                <w:b/>
+                <w:bCs/>
+              </w:rPr>
+            </w:pPr>
+          </w:p>
+        </w:tc>
+      </w:tr>
+      <w:tr>
+        <w:trPr>
+          <w:gridAfter w:val="1"/>
+          <w:wAfter w:w="58" w:type="dxa"/>
+        </w:trPr>
+        <w:tc>
+          <w:tcPr>
+            <w:tcW w:w="1530" w:type="dxa"/>
+          </w:tcPr>
+          <w:p>
+            <w:pPr>
+              <w:rPr>
+                <w:b/>
+                <w:bCs/>
+              </w:rPr>
+            </w:pPr>
+          </w:p>
+        </w:tc>
+        <w:tc>
+          <w:tcPr>
+            <w:tcW w:w="2293" w:type="dxa"/>
+          </w:tcPr>
+          <w:p>
+            <w:pPr>
+              <w:rPr>
+                <w:b/>
+                <w:bCs/>
+              </w:rPr>
+            </w:pPr>
+          </w:p>
+        </w:tc>
+        <w:tc>
+          <w:tcPr>
+            <w:tcW w:w="2268" w:type="dxa"/>
+          </w:tcPr>
+          <w:p>
+            <w:pPr>
+              <w:rPr>
+                <w:b/>
+                <w:bCs/>
+              </w:rPr>
+            </w:pPr>
+          </w:p>
+        </w:tc>
+        <w:tc>
+          <w:tcPr>
+            <w:tcW w:w="2835" w:type="dxa"/>
+          </w:tcPr>
+          <w:p>
+            <w:pPr>
+              <w:rPr>
+                <w:b/>
+                <w:bCs/>
+              </w:rPr>
+            </w:pPr>
+          </w:p>
+        </w:tc>
+        <w:tc>
+          <w:tcPr>
+            <w:tcW w:w="3827" w:type="dxa"/>
+          </w:tcPr>
+          <w:p>
+            <w:pPr>
+              <w:rPr>
+                <w:b/>
+                <w:bCs/>
+              </w:rPr>
+            </w:pPr>
+          </w:p>
+        </w:tc>
+        <w:tc>
+          <w:tcPr>
+            <w:tcW w:w="1134" w:type="dxa"/>
+          </w:tcPr>
+          <w:p>
+            <w:pPr>
+              <w:rPr>
+                <w:b/>
+                <w:bCs/>
+              </w:rPr>
+            </w:pPr>
+          </w:p>
+        </w:tc>
+        <w:tc>
+          <w:tcPr>
+            <w:tcW w:w="1501" w:type="dxa"/>
+          </w:tcPr>
+          <w:p>
+            <w:pPr>
+              <w:rPr>
+                <w:b/>
+                <w:bCs/>
+              </w:rPr>
+            </w:pPr>
+          </w:p>
+        </w:tc>
+      </w:tr>
+      <w:tr>
         <w:tc>
           <w:tcPr>
             <w:tcW w:w="15446" w:type="dxa"/>
@@ -5701,28 +8345,7 @@
                 <w:b/>
                 <w:bCs/>
               </w:rPr>
-              <w:t>How</w:t>
-            </w:r>
-            <w:r>
-              <w:rPr>
-                <w:b/>
-                <w:bCs/>
-              </w:rPr>
-              <w:t xml:space="preserve"> testing </w:t>
-            </w:r>
-            <w:r>
-              <w:rPr>
-                <w:b/>
-                <w:bCs/>
-              </w:rPr>
-              <w:t>impro</w:t>
-            </w:r>
-            <w:r>
-              <w:rPr>
-                <w:b/>
-                <w:bCs/>
-              </w:rPr>
-              <w:t xml:space="preserve">ved the outcome:   </w:t>
+              <w:t xml:space="preserve">How testing improved the outcome:   </w:t>
             </w:r>
           </w:p>
           <w:p>
@@ -5873,34 +8496,10 @@
               <w:t>When I scanned a valid barcode</w:t>
             </w:r>
             <w:r>
-              <w:t xml:space="preserve">, it displayed and message saying invalid barcode. After some </w:t>
-            </w:r>
-            <w:proofErr w:type="gramStart"/>
-            <w:r>
-              <w:t>time</w:t>
-            </w:r>
-            <w:proofErr w:type="gramEnd"/>
-            <w:r>
-              <w:t xml:space="preserve"> I realised that </w:t>
-            </w:r>
-            <w:r>
-              <w:t xml:space="preserve">this was because I didn’t put my barcode key into my code so even if </w:t>
-            </w:r>
-            <w:proofErr w:type="gramStart"/>
-            <w:r>
-              <w:t>It</w:t>
-            </w:r>
-            <w:proofErr w:type="gramEnd"/>
-            <w:r>
-              <w:t xml:space="preserve"> was a valid </w:t>
-            </w:r>
-            <w:proofErr w:type="gramStart"/>
-            <w:r>
-              <w:t>barcode</w:t>
-            </w:r>
-            <w:proofErr w:type="gramEnd"/>
-            <w:r>
-              <w:t xml:space="preserve"> it would recognise</w:t>
+              <w:t xml:space="preserve">, it displayed and message saying invalid barcode. After some time I realised that </w:t>
+            </w:r>
+            <w:r>
+              <w:t>this was because I didn’t put my barcode key into my code so even if It was a valid barcode it would recognise</w:t>
             </w:r>
             <w:r>
               <w:t xml:space="preserve"> </w:t>
@@ -5951,7 +8550,7 @@
                           </pic:cNvPicPr>
                         </pic:nvPicPr>
                         <pic:blipFill>
-                          <a:blip r:embed="rId31">
+                          <a:blip r:embed="rId50">
                             <a:extLst>
                               <a:ext uri="{28A0092B-C50C-407E-A947-70E740481C1C}">
                                 <a14:useLocalDpi xmlns:a14="http://schemas.microsoft.com/office/drawing/2010/main" val="0"/>
@@ -6026,6 +8625,9 @@
         </w:tc>
       </w:tr>
     </w:tbl>
+    <w:p/>
+    <w:p/>
+    <w:p/>
     <w:p/>
     <w:sectPr>
       <w:pgSz w:w="16838" w:h="11906" w:orient="landscape"/>

--- a/moblieappassessment/Moblieapp Planning + work log.docx
+++ b/moblieappassessment/Moblieapp Planning + work log.docx
@@ -183,79 +183,175 @@
                 <w:sz w:val="28"/>
                 <w:szCs w:val="28"/>
               </w:rPr>
-              <w:t xml:space="preserve">with my interface is that sometimes teachers forget to take the role and It </w:t>
-            </w:r>
+              <w:t xml:space="preserve">with my interface is that sometimes teachers forget to take the role and </w:t>
+            </w:r>
+            <w:proofErr w:type="gramStart"/>
             <w:r>
               <w:rPr>
                 <w:sz w:val="28"/>
                 <w:szCs w:val="28"/>
               </w:rPr>
-              <w:t xml:space="preserve">could be seen and a hassle, So as students walk into the class they can scan the barcode on </w:t>
-            </w:r>
-            <w:proofErr w:type="spellStart"/>
+              <w:t>It</w:t>
+            </w:r>
+            <w:proofErr w:type="gramEnd"/>
             <w:r>
               <w:rPr>
                 <w:sz w:val="28"/>
                 <w:szCs w:val="28"/>
               </w:rPr>
-              <w:t>there</w:t>
-            </w:r>
-            <w:proofErr w:type="spellEnd"/>
+              <w:t xml:space="preserve"> </w:t>
+            </w:r>
             <w:r>
               <w:rPr>
                 <w:sz w:val="28"/>
                 <w:szCs w:val="28"/>
               </w:rPr>
-              <w:t xml:space="preserve"> </w:t>
-            </w:r>
+              <w:t xml:space="preserve">could be seen and a hassle, </w:t>
+            </w:r>
+            <w:proofErr w:type="gramStart"/>
             <w:r>
               <w:rPr>
                 <w:sz w:val="28"/>
                 <w:szCs w:val="28"/>
               </w:rPr>
-              <w:t xml:space="preserve">id card to be marked present. This also solves the problem of organisation, with this interface you can go on the calendar and plan events </w:t>
-            </w:r>
+              <w:t>So</w:t>
+            </w:r>
+            <w:proofErr w:type="gramEnd"/>
             <w:r>
               <w:rPr>
                 <w:sz w:val="28"/>
                 <w:szCs w:val="28"/>
               </w:rPr>
-              <w:t>so you are prepared and organised.</w:t>
-            </w:r>
+              <w:t xml:space="preserve"> as students walk into the </w:t>
+            </w:r>
+            <w:proofErr w:type="gramStart"/>
             <w:r>
               <w:rPr>
                 <w:sz w:val="28"/>
                 <w:szCs w:val="28"/>
               </w:rPr>
-              <w:t xml:space="preserve"> When </w:t>
-            </w:r>
+              <w:t>class</w:t>
+            </w:r>
+            <w:proofErr w:type="gramEnd"/>
             <w:r>
               <w:rPr>
                 <w:sz w:val="28"/>
                 <w:szCs w:val="28"/>
               </w:rPr>
-              <w:t xml:space="preserve">users use the interface they should see a </w:t>
-            </w:r>
+              <w:t xml:space="preserve"> they can scan the barcode on </w:t>
+            </w:r>
+            <w:proofErr w:type="spellStart"/>
             <w:r>
               <w:rPr>
                 <w:sz w:val="28"/>
                 <w:szCs w:val="28"/>
               </w:rPr>
-              <w:t>successfully</w:t>
-            </w:r>
+              <w:t>there</w:t>
+            </w:r>
+            <w:proofErr w:type="spellEnd"/>
             <w:r>
               <w:rPr>
                 <w:sz w:val="28"/>
                 <w:szCs w:val="28"/>
               </w:rPr>
-              <w:t xml:space="preserve"> working interface where you can go to the different pages, see the role </w:t>
+              <w:t xml:space="preserve"> </w:t>
             </w:r>
             <w:r>
               <w:rPr>
                 <w:sz w:val="28"/>
                 <w:szCs w:val="28"/>
               </w:rPr>
-              <w:t>scan you id card, and take down events on the calendar.</w:t>
+              <w:t xml:space="preserve">id card to be marked present. This also solves the problem of organisation, with this interface you can go on the calendar and plan </w:t>
+            </w:r>
+            <w:proofErr w:type="gramStart"/>
+            <w:r>
+              <w:rPr>
+                <w:sz w:val="28"/>
+                <w:szCs w:val="28"/>
+              </w:rPr>
+              <w:t>events</w:t>
+            </w:r>
+            <w:proofErr w:type="gramEnd"/>
+            <w:r>
+              <w:rPr>
+                <w:sz w:val="28"/>
+                <w:szCs w:val="28"/>
+              </w:rPr>
+              <w:t xml:space="preserve"> </w:t>
+            </w:r>
+            <w:r>
+              <w:rPr>
+                <w:sz w:val="28"/>
+                <w:szCs w:val="28"/>
+              </w:rPr>
+              <w:t>so you are prepared and organised.</w:t>
+            </w:r>
+            <w:r>
+              <w:rPr>
+                <w:sz w:val="28"/>
+                <w:szCs w:val="28"/>
+              </w:rPr>
+              <w:t xml:space="preserve"> When </w:t>
+            </w:r>
+            <w:r>
+              <w:rPr>
+                <w:sz w:val="28"/>
+                <w:szCs w:val="28"/>
+              </w:rPr>
+              <w:t xml:space="preserve">users use the </w:t>
+            </w:r>
+            <w:proofErr w:type="gramStart"/>
+            <w:r>
+              <w:rPr>
+                <w:sz w:val="28"/>
+                <w:szCs w:val="28"/>
+              </w:rPr>
+              <w:t>interface</w:t>
+            </w:r>
+            <w:proofErr w:type="gramEnd"/>
+            <w:r>
+              <w:rPr>
+                <w:sz w:val="28"/>
+                <w:szCs w:val="28"/>
+              </w:rPr>
+              <w:t xml:space="preserve"> they should see a </w:t>
+            </w:r>
+            <w:r>
+              <w:rPr>
+                <w:sz w:val="28"/>
+                <w:szCs w:val="28"/>
+              </w:rPr>
+              <w:t>successfully</w:t>
+            </w:r>
+            <w:r>
+              <w:rPr>
+                <w:sz w:val="28"/>
+                <w:szCs w:val="28"/>
+              </w:rPr>
+              <w:t xml:space="preserve"> working interface where you can go to the different pages, see the role </w:t>
+            </w:r>
+            <w:r>
+              <w:rPr>
+                <w:sz w:val="28"/>
+                <w:szCs w:val="28"/>
+              </w:rPr>
+              <w:t xml:space="preserve">scan </w:t>
+            </w:r>
+            <w:proofErr w:type="gramStart"/>
+            <w:r>
+              <w:rPr>
+                <w:sz w:val="28"/>
+                <w:szCs w:val="28"/>
+              </w:rPr>
+              <w:t>you</w:t>
+            </w:r>
+            <w:proofErr w:type="gramEnd"/>
+            <w:r>
+              <w:rPr>
+                <w:sz w:val="28"/>
+                <w:szCs w:val="28"/>
+              </w:rPr>
+              <w:t xml:space="preserve"> id card, and take down events on the calendar.</w:t>
             </w:r>
             <w:r>
               <w:rPr>
@@ -526,7 +622,7 @@
                 <w:noProof/>
               </w:rPr>
               <w:drawing>
-                <wp:anchor distT="0" distB="0" distL="114300" distR="114300" simplePos="0" relativeHeight="251658240" behindDoc="0" locked="0" layoutInCell="1" allowOverlap="1" wp14:anchorId="46E2FF26" wp14:editId="41C89DDA">
+                <wp:anchor distT="0" distB="0" distL="114300" distR="114300" simplePos="0" relativeHeight="251658240" behindDoc="0" locked="0" layoutInCell="1" allowOverlap="1" wp14:anchorId="46E2FF26" wp14:editId="7D1A4E40">
                   <wp:simplePos x="0" y="0"/>
                   <wp:positionH relativeFrom="column">
                     <wp:posOffset>2179955</wp:posOffset>
@@ -693,16 +789,40 @@
               <w:t xml:space="preserve">. </w:t>
             </w:r>
             <w:r>
-              <w:t xml:space="preserve">The first component I was working on was adding a button to turn on the camera. After I did this </w:t>
-            </w:r>
-            <w:r>
-              <w:t xml:space="preserve">I made it so that the camera picture displays on the page. After that I added in my colour palette so it has a nice </w:t>
+              <w:t xml:space="preserve">The first component I was working on was adding a button to turn on the camera. After I did </w:t>
+            </w:r>
+            <w:proofErr w:type="gramStart"/>
+            <w:r>
+              <w:t>this</w:t>
+            </w:r>
+            <w:proofErr w:type="gramEnd"/>
+            <w:r>
+              <w:t xml:space="preserve"> </w:t>
+            </w:r>
+            <w:r>
+              <w:t xml:space="preserve">I made it so that the camera picture displays on the page. After that I added in my colour </w:t>
+            </w:r>
+            <w:proofErr w:type="gramStart"/>
+            <w:r>
+              <w:t>palette</w:t>
+            </w:r>
+            <w:proofErr w:type="gramEnd"/>
+            <w:r>
+              <w:t xml:space="preserve"> so it has a nice </w:t>
             </w:r>
             <w:r>
               <w:t>aesthetic</w:t>
             </w:r>
             <w:r>
-              <w:t xml:space="preserve">, and It was looking pretty good. My next step is to make the camera pick up on barcodes so I can link it so a name so they can mark themselves into a club. </w:t>
+              <w:t xml:space="preserve">, and </w:t>
+            </w:r>
+            <w:proofErr w:type="gramStart"/>
+            <w:r>
+              <w:t>It</w:t>
+            </w:r>
+            <w:proofErr w:type="gramEnd"/>
+            <w:r>
+              <w:t xml:space="preserve"> was looking pretty good. My next step is to make the camera pick up on barcodes so I can link it so a name so they can mark themselves into a club. </w:t>
             </w:r>
           </w:p>
         </w:tc>
@@ -869,7 +989,15 @@
               <w:t>Today I started to make the other pages and link them all together through the navigation bar</w:t>
             </w:r>
             <w:r>
-              <w:t xml:space="preserve">. After I made the pages and put a navigation bar in all the pages I worked on my </w:t>
+              <w:t xml:space="preserve">. After I made the pages and put a navigation bar in all the </w:t>
+            </w:r>
+            <w:proofErr w:type="gramStart"/>
+            <w:r>
+              <w:t>pages</w:t>
+            </w:r>
+            <w:proofErr w:type="gramEnd"/>
+            <w:r>
+              <w:t xml:space="preserve"> I worked on my </w:t>
             </w:r>
             <w:r>
               <w:t xml:space="preserve">class list page and added names on this page to see who is in the class. I also added tabs on this page marked All, Present, and Absent. </w:t>
@@ -1121,10 +1249,12 @@
               <w:t xml:space="preserve">This wasn’t </w:t>
             </w:r>
             <w:proofErr w:type="spellStart"/>
+            <w:proofErr w:type="gramStart"/>
             <w:r>
               <w:t>a</w:t>
             </w:r>
             <w:proofErr w:type="spellEnd"/>
+            <w:proofErr w:type="gramEnd"/>
             <w:r>
               <w:t xml:space="preserve"> easy task for me as I had to do some </w:t>
             </w:r>
@@ -1132,10 +1262,26 @@
               <w:t>searching to find out how to add this to my code</w:t>
             </w:r>
             <w:r>
-              <w:t xml:space="preserve">. I did have to get the help of ai to how me figure out how to properly to add this to my code so it works successfully but we got it to work in the end. </w:t>
-            </w:r>
-            <w:r>
-              <w:t xml:space="preserve">When doing this I realised that it was pretty similar to setting the </w:t>
+              <w:t xml:space="preserve">. I did have to get the help of ai to how me figure out how to properly to add this to my </w:t>
+            </w:r>
+            <w:proofErr w:type="gramStart"/>
+            <w:r>
+              <w:t>code</w:t>
+            </w:r>
+            <w:proofErr w:type="gramEnd"/>
+            <w:r>
+              <w:t xml:space="preserve"> so it works successfully but we got it to work in the end. </w:t>
+            </w:r>
+            <w:r>
+              <w:t xml:space="preserve">When doing this I realised that it was </w:t>
+            </w:r>
+            <w:proofErr w:type="gramStart"/>
+            <w:r>
+              <w:t>pretty similar</w:t>
+            </w:r>
+            <w:proofErr w:type="gramEnd"/>
+            <w:r>
+              <w:t xml:space="preserve"> to setting the </w:t>
             </w:r>
             <w:r>
               <w:t>RFID</w:t>
@@ -1395,7 +1541,23 @@
               <w:t xml:space="preserve">To complete this step of my program I first did some researched had searched up on how I was going to link the barcode </w:t>
             </w:r>
             <w:r>
-              <w:t xml:space="preserve">keys to the names. When doing some research I helped my understand what I had to do </w:t>
+              <w:t xml:space="preserve">keys to the names. When doing some </w:t>
+            </w:r>
+            <w:proofErr w:type="gramStart"/>
+            <w:r>
+              <w:t>research</w:t>
+            </w:r>
+            <w:proofErr w:type="gramEnd"/>
+            <w:r>
+              <w:t xml:space="preserve"> I helped </w:t>
+            </w:r>
+            <w:proofErr w:type="gramStart"/>
+            <w:r>
+              <w:t>my</w:t>
+            </w:r>
+            <w:proofErr w:type="gramEnd"/>
+            <w:r>
+              <w:t xml:space="preserve"> understand what I had to do </w:t>
             </w:r>
             <w:r>
               <w:t>and</w:t>
@@ -1410,7 +1572,15 @@
               <w:t xml:space="preserve"> t</w:t>
             </w:r>
             <w:r>
-              <w:t xml:space="preserve">hat it somewhat was similar to </w:t>
+              <w:t xml:space="preserve">hat it somewhat was </w:t>
+            </w:r>
+            <w:proofErr w:type="gramStart"/>
+            <w:r>
+              <w:t>similar to</w:t>
+            </w:r>
+            <w:proofErr w:type="gramEnd"/>
+            <w:r>
+              <w:t xml:space="preserve"> </w:t>
             </w:r>
             <w:r>
               <w:t xml:space="preserve">the first assessment I did. </w:t>
@@ -1428,7 +1598,7 @@
                 <w:noProof/>
               </w:rPr>
               <w:drawing>
-                <wp:anchor distT="0" distB="0" distL="114300" distR="114300" simplePos="0" relativeHeight="251673600" behindDoc="0" locked="0" layoutInCell="1" allowOverlap="1" wp14:anchorId="7197D7C8" wp14:editId="17BCD1C8">
+                <wp:anchor distT="0" distB="0" distL="114300" distR="114300" simplePos="0" relativeHeight="251673600" behindDoc="0" locked="0" layoutInCell="1" allowOverlap="1" wp14:anchorId="7197D7C8" wp14:editId="1F1B806B">
                   <wp:simplePos x="0" y="0"/>
                   <wp:positionH relativeFrom="column">
                     <wp:posOffset>3221619</wp:posOffset>
@@ -1650,7 +1820,15 @@
               <w:t xml:space="preserve">Today, it was the first day of the term and I didn’t to do much today because today we were going around the class and talking to other people about our assessment and seeing if </w:t>
             </w:r>
             <w:r>
-              <w:t xml:space="preserve">we were doing similar things. When talking to other people it was interesting to see what they were doing and also gave more some other ideas on what I could do for my assessment to make it even better. </w:t>
+              <w:t xml:space="preserve">we were doing similar things. When talking to other people it was interesting to see what they were doing </w:t>
+            </w:r>
+            <w:proofErr w:type="gramStart"/>
+            <w:r>
+              <w:t>and also</w:t>
+            </w:r>
+            <w:proofErr w:type="gramEnd"/>
+            <w:r>
+              <w:t xml:space="preserve"> gave more some other ideas on what I could do for my assessment to make it even better. </w:t>
             </w:r>
           </w:p>
         </w:tc>
@@ -1685,10 +1863,26 @@
               <w:t xml:space="preserve">to all these different pages so that I made sure I could keep track and stay organised with this assessment. </w:t>
             </w:r>
             <w:r>
-              <w:t xml:space="preserve">To plan out this assessment I used a website called Trello, here I added different tasks that I was going to do and after I finished them I tick the box, this helps me </w:t>
-            </w:r>
-            <w:r>
-              <w:t xml:space="preserve">as I won’t fall behind In my assessment </w:t>
+              <w:t xml:space="preserve">To plan out this assessment I used a website called Trello, here I added different tasks that I was going to do and after I finished </w:t>
+            </w:r>
+            <w:proofErr w:type="gramStart"/>
+            <w:r>
+              <w:t>them</w:t>
+            </w:r>
+            <w:proofErr w:type="gramEnd"/>
+            <w:r>
+              <w:t xml:space="preserve"> I tick the box, this helps me </w:t>
+            </w:r>
+            <w:r>
+              <w:t xml:space="preserve">as I won’t fall behind </w:t>
+            </w:r>
+            <w:proofErr w:type="gramStart"/>
+            <w:r>
+              <w:t>In</w:t>
+            </w:r>
+            <w:proofErr w:type="gramEnd"/>
+            <w:r>
+              <w:t xml:space="preserve"> my assessment </w:t>
             </w:r>
             <w:r>
               <w:t xml:space="preserve">and I can organise what I am going to do on some days. </w:t>
@@ -2035,7 +2229,15 @@
           </w:tcPr>
           <w:p>
             <w:r>
-              <w:t xml:space="preserve">Today I was working on my calendar page and I was trying to add </w:t>
+              <w:t xml:space="preserve">Today I was working on my calendar </w:t>
+            </w:r>
+            <w:proofErr w:type="gramStart"/>
+            <w:r>
+              <w:t>page</w:t>
+            </w:r>
+            <w:proofErr w:type="gramEnd"/>
+            <w:r>
+              <w:t xml:space="preserve"> and I was trying to add </w:t>
             </w:r>
             <w:r>
               <w:t>the</w:t>
@@ -2047,7 +2249,15 @@
               <w:t xml:space="preserve">. After doing some research I found out what I had to do. </w:t>
             </w:r>
             <w:r>
-              <w:t xml:space="preserve">after this I added the code and it still wasn’t quite working right so I did have to use ai on this part to make it work properly, but there was only a little things that I was missing out to get it to work on my own. This </w:t>
+              <w:t xml:space="preserve">after this I added the code and it still wasn’t quite working right so I did have to use ai on this part to make it work properly, but there was only a </w:t>
+            </w:r>
+            <w:proofErr w:type="gramStart"/>
+            <w:r>
+              <w:t>little things</w:t>
+            </w:r>
+            <w:proofErr w:type="gramEnd"/>
+            <w:r>
+              <w:t xml:space="preserve"> that I was missing out to get it to work on my own. This </w:t>
             </w:r>
             <w:r>
               <w:t xml:space="preserve">will make my interface so much better as there will be more freedom for the user to plan things. </w:t>
@@ -2152,7 +2362,15 @@
               <w:t xml:space="preserve">looking at E exemplars to get ideas on what I had to add to me planning code and evidence </w:t>
             </w:r>
             <w:r>
-              <w:t xml:space="preserve">to get a Excellence. I also went through and made sure that </w:t>
+              <w:t xml:space="preserve">to get </w:t>
+            </w:r>
+            <w:proofErr w:type="gramStart"/>
+            <w:r>
+              <w:t>a</w:t>
+            </w:r>
+            <w:proofErr w:type="gramEnd"/>
+            <w:r>
+              <w:t xml:space="preserve"> Excellence. I also went through and made sure that </w:t>
             </w:r>
             <w:r>
               <w:t>I had comments in the code to show evidence of my work</w:t>
@@ -2409,7 +2627,23 @@
               <w:t xml:space="preserve">What I did was I took a screen shot and then I went I adobe </w:t>
             </w:r>
             <w:r>
-              <w:t xml:space="preserve">colour and extracted the colours from the stark house page. By doing this I don’t have to guess and use a basic colour but I can you the exact colour without any effort used. After I did this I started </w:t>
+              <w:t xml:space="preserve">colour and extracted the colours from the stark house page. By doing this I don’t have to guess and use a basic </w:t>
+            </w:r>
+            <w:proofErr w:type="gramStart"/>
+            <w:r>
+              <w:t>colour</w:t>
+            </w:r>
+            <w:proofErr w:type="gramEnd"/>
+            <w:r>
+              <w:t xml:space="preserve"> but I can you the exact colour without any effort used. After I did </w:t>
+            </w:r>
+            <w:proofErr w:type="gramStart"/>
+            <w:r>
+              <w:t>this</w:t>
+            </w:r>
+            <w:proofErr w:type="gramEnd"/>
+            <w:r>
+              <w:t xml:space="preserve"> I started </w:t>
             </w:r>
             <w:r>
               <w:t xml:space="preserve">adding the colours to all the pages and keeping the aesthetic the same. </w:t>
@@ -2426,74 +2660,7 @@
                 <w:noProof/>
               </w:rPr>
               <w:drawing>
-                <wp:anchor distT="0" distB="0" distL="114300" distR="114300" simplePos="0" relativeHeight="251696128" behindDoc="0" locked="0" layoutInCell="1" allowOverlap="1" wp14:anchorId="67347878" wp14:editId="2DD56170">
-                  <wp:simplePos x="0" y="0"/>
-                  <wp:positionH relativeFrom="column">
-                    <wp:posOffset>747047</wp:posOffset>
-                  </wp:positionH>
-                  <wp:positionV relativeFrom="paragraph">
-                    <wp:posOffset>772174</wp:posOffset>
-                  </wp:positionV>
-                  <wp:extent cx="1743075" cy="747395"/>
-                  <wp:effectExtent l="0" t="0" r="9525" b="0"/>
-                  <wp:wrapSquare wrapText="bothSides"/>
-                  <wp:docPr id="1399256042" name="Picture 9"/>
-                  <wp:cNvGraphicFramePr>
-                    <a:graphicFrameLocks xmlns:a="http://schemas.openxmlformats.org/drawingml/2006/main" noChangeAspect="1"/>
-                  </wp:cNvGraphicFramePr>
-                  <a:graphic xmlns:a="http://schemas.openxmlformats.org/drawingml/2006/main">
-                    <a:graphicData uri="http://schemas.openxmlformats.org/drawingml/2006/picture">
-                      <pic:pic xmlns:pic="http://schemas.openxmlformats.org/drawingml/2006/picture">
-                        <pic:nvPicPr>
-                          <pic:cNvPr id="0" name="Picture 8"/>
-                          <pic:cNvPicPr>
-                            <a:picLocks noChangeAspect="1" noChangeArrowheads="1"/>
-                          </pic:cNvPicPr>
-                        </pic:nvPicPr>
-                        <pic:blipFill>
-                          <a:blip r:embed="rId27" cstate="print">
-                            <a:extLst>
-                              <a:ext uri="{28A0092B-C50C-407E-A947-70E740481C1C}">
-                                <a14:useLocalDpi xmlns:a14="http://schemas.microsoft.com/office/drawing/2010/main" val="0"/>
-                              </a:ext>
-                            </a:extLst>
-                          </a:blip>
-                          <a:srcRect/>
-                          <a:stretch>
-                            <a:fillRect/>
-                          </a:stretch>
-                        </pic:blipFill>
-                        <pic:spPr bwMode="auto">
-                          <a:xfrm>
-                            <a:off x="0" y="0"/>
-                            <a:ext cx="1743075" cy="747395"/>
-                          </a:xfrm>
-                          <a:prstGeom prst="rect">
-                            <a:avLst/>
-                          </a:prstGeom>
-                          <a:noFill/>
-                          <a:ln>
-                            <a:noFill/>
-                          </a:ln>
-                        </pic:spPr>
-                      </pic:pic>
-                    </a:graphicData>
-                  </a:graphic>
-                  <wp14:sizeRelH relativeFrom="margin">
-                    <wp14:pctWidth>0</wp14:pctWidth>
-                  </wp14:sizeRelH>
-                  <wp14:sizeRelV relativeFrom="margin">
-                    <wp14:pctHeight>0</wp14:pctHeight>
-                  </wp14:sizeRelV>
-                </wp:anchor>
-              </w:drawing>
-            </w:r>
-            <w:r>
-              <w:rPr>
-                <w:noProof/>
-              </w:rPr>
-              <w:drawing>
-                <wp:anchor distT="0" distB="0" distL="114300" distR="114300" simplePos="0" relativeHeight="251695104" behindDoc="0" locked="0" layoutInCell="1" allowOverlap="1" wp14:anchorId="44A36824" wp14:editId="529E9BDD">
+                <wp:anchor distT="0" distB="0" distL="114300" distR="114300" simplePos="0" relativeHeight="251695104" behindDoc="0" locked="0" layoutInCell="1" allowOverlap="1" wp14:anchorId="44A36824" wp14:editId="6ACCB651">
                   <wp:simplePos x="0" y="0"/>
                   <wp:positionH relativeFrom="column">
                     <wp:posOffset>2292466</wp:posOffset>
@@ -2518,7 +2685,7 @@
                           </pic:cNvPicPr>
                         </pic:nvPicPr>
                         <pic:blipFill>
-                          <a:blip r:embed="rId28" cstate="print">
+                          <a:blip r:embed="rId27" cstate="print">
                             <a:extLst>
                               <a:ext uri="{28A0092B-C50C-407E-A947-70E740481C1C}">
                                 <a14:useLocalDpi xmlns:a14="http://schemas.microsoft.com/office/drawing/2010/main" val="0"/>
@@ -2585,7 +2752,7 @@
                           </pic:cNvPicPr>
                         </pic:nvPicPr>
                         <pic:blipFill>
-                          <a:blip r:embed="rId29" cstate="print">
+                          <a:blip r:embed="rId28" cstate="print">
                             <a:extLst>
                               <a:ext uri="{28A0092B-C50C-407E-A947-70E740481C1C}">
                                 <a14:useLocalDpi xmlns:a14="http://schemas.microsoft.com/office/drawing/2010/main" val="0"/>
@@ -2632,24 +2799,43 @@
           </w:tcPr>
           <w:p>
             <w:r>
+              <w:t>11/08/2026</w:t>
+            </w:r>
+          </w:p>
+        </w:tc>
+        <w:tc>
+          <w:tcPr>
+            <w:tcW w:w="6627" w:type="dxa"/>
+          </w:tcPr>
+          <w:p>
+            <w:r>
+              <w:t xml:space="preserve">Today I didn’t get much work don’t as we went up to the year 11 class to get and give feedback to each other. </w:t>
+            </w:r>
+            <w:r>
+              <w:t xml:space="preserve">What my </w:t>
+            </w:r>
+            <w:proofErr w:type="gramStart"/>
+            <w:r>
+              <w:t>main focus</w:t>
+            </w:r>
+            <w:proofErr w:type="gramEnd"/>
+            <w:r>
+              <w:t xml:space="preserve"> </w:t>
+            </w:r>
+            <w:r>
               <w:lastRenderedPageBreak/>
-              <w:t>11/08/2026</w:t>
-            </w:r>
-          </w:p>
-        </w:tc>
-        <w:tc>
-          <w:tcPr>
-            <w:tcW w:w="6627" w:type="dxa"/>
-          </w:tcPr>
-          <w:p>
-            <w:r>
-              <w:t xml:space="preserve">Today I didn’t get much work don’t as we went up to the year 11 class to get and give feedback to each other. </w:t>
-            </w:r>
-            <w:r>
-              <w:t xml:space="preserve">What my main focus point for the view was usability, what I wanted to know was if </w:t>
-            </w:r>
-            <w:r>
-              <w:t xml:space="preserve">people could navigate around the interface without getting lost or confused on what to do or where to go next. This feedback really did open up some insight on what I have to add next as there wasn’t that much feedback given, when I observed </w:t>
+              <w:t xml:space="preserve">point for the view was usability, what I wanted to know was if </w:t>
+            </w:r>
+            <w:r>
+              <w:t xml:space="preserve">people could navigate around the interface without getting lost or confused on what to do or where to go next. This feedback really did </w:t>
+            </w:r>
+            <w:proofErr w:type="gramStart"/>
+            <w:r>
+              <w:t>open up</w:t>
+            </w:r>
+            <w:proofErr w:type="gramEnd"/>
+            <w:r>
+              <w:t xml:space="preserve"> some insight on what I have to add next as there wasn’t that much feedback given, when I observed </w:t>
             </w:r>
             <w:r>
               <w:t xml:space="preserve">them interacting with the interface there was lack of description on the pages. </w:t>
@@ -2686,7 +2872,15 @@
               <w:t xml:space="preserve">, I was looking through google </w:t>
             </w:r>
             <w:r>
-              <w:t xml:space="preserve">fonts and I chose two fonts that I though would look go for my headings and my body text. When I found the right two that I thought were good I added them into my code. The first thing was I added the link into the top of my html in the header tag. Then </w:t>
+              <w:t xml:space="preserve">fonts and I chose two fonts that I </w:t>
+            </w:r>
+            <w:proofErr w:type="spellStart"/>
+            <w:r>
+              <w:t>though</w:t>
+            </w:r>
+            <w:proofErr w:type="spellEnd"/>
+            <w:r>
+              <w:t xml:space="preserve"> would look go for my headings and my body text. When I found the right two that I thought were good I added them into my code. The first thing was I added the link into the top of my html in the header tag. Then </w:t>
             </w:r>
             <w:r>
               <w:t xml:space="preserve">what I did was I made it a root token so all I had </w:t>
@@ -2731,7 +2925,7 @@
                           </pic:cNvPicPr>
                         </pic:nvPicPr>
                         <pic:blipFill>
-                          <a:blip r:embed="rId30" cstate="print">
+                          <a:blip r:embed="rId29" cstate="print">
                             <a:extLst>
                               <a:ext uri="{28A0092B-C50C-407E-A947-70E740481C1C}">
                                 <a14:useLocalDpi xmlns:a14="http://schemas.microsoft.com/office/drawing/2010/main" val="0"/>
@@ -2798,7 +2992,7 @@
                           </pic:cNvPicPr>
                         </pic:nvPicPr>
                         <pic:blipFill>
-                          <a:blip r:embed="rId31" cstate="print">
+                          <a:blip r:embed="rId30" cstate="print">
                             <a:extLst>
                               <a:ext uri="{28A0092B-C50C-407E-A947-70E740481C1C}">
                                 <a14:useLocalDpi xmlns:a14="http://schemas.microsoft.com/office/drawing/2010/main" val="0"/>
@@ -2865,7 +3059,7 @@
                           </pic:cNvPicPr>
                         </pic:nvPicPr>
                         <pic:blipFill>
-                          <a:blip r:embed="rId32" cstate="print">
+                          <a:blip r:embed="rId31" cstate="print">
                             <a:extLst>
                               <a:ext uri="{28A0092B-C50C-407E-A947-70E740481C1C}">
                                 <a14:useLocalDpi xmlns:a14="http://schemas.microsoft.com/office/drawing/2010/main" val="0"/>
@@ -2931,7 +3125,15 @@
               <w:t xml:space="preserve">class. This element to my interface would make my interface so much better as students would be more organised </w:t>
             </w:r>
             <w:r>
-              <w:t xml:space="preserve">for there life. The way I did it was </w:t>
+              <w:t xml:space="preserve">for </w:t>
+            </w:r>
+            <w:proofErr w:type="spellStart"/>
+            <w:r>
+              <w:t>there</w:t>
+            </w:r>
+            <w:proofErr w:type="spellEnd"/>
+            <w:r>
+              <w:t xml:space="preserve"> life. The way I did it was </w:t>
             </w:r>
             <w:r>
               <w:t xml:space="preserve">I added the panel first then I made a border </w:t>
@@ -2972,7 +3174,67 @@
                 <w:noProof/>
               </w:rPr>
               <w:drawing>
-                <wp:anchor distT="0" distB="0" distL="114300" distR="114300" simplePos="0" relativeHeight="251698176" behindDoc="0" locked="0" layoutInCell="1" allowOverlap="1" wp14:anchorId="6FF16F83" wp14:editId="2F39D482">
+                <wp:anchor distT="0" distB="0" distL="114300" distR="114300" simplePos="0" relativeHeight="251697152" behindDoc="0" locked="0" layoutInCell="1" allowOverlap="1" wp14:anchorId="556423E8" wp14:editId="4A7397BA">
+                  <wp:simplePos x="0" y="0"/>
+                  <wp:positionH relativeFrom="column">
+                    <wp:posOffset>2824822</wp:posOffset>
+                  </wp:positionH>
+                  <wp:positionV relativeFrom="paragraph">
+                    <wp:posOffset>61415</wp:posOffset>
+                  </wp:positionV>
+                  <wp:extent cx="1297305" cy="1341755"/>
+                  <wp:effectExtent l="0" t="0" r="0" b="0"/>
+                  <wp:wrapSquare wrapText="bothSides"/>
+                  <wp:docPr id="1096207419" name="Picture 1"/>
+                  <wp:cNvGraphicFramePr>
+                    <a:graphicFrameLocks xmlns:a="http://schemas.openxmlformats.org/drawingml/2006/main" noChangeAspect="1"/>
+                  </wp:cNvGraphicFramePr>
+                  <a:graphic xmlns:a="http://schemas.openxmlformats.org/drawingml/2006/main">
+                    <a:graphicData uri="http://schemas.openxmlformats.org/drawingml/2006/picture">
+                      <pic:pic xmlns:pic="http://schemas.openxmlformats.org/drawingml/2006/picture">
+                        <pic:nvPicPr>
+                          <pic:cNvPr id="1096207419" name=""/>
+                          <pic:cNvPicPr/>
+                        </pic:nvPicPr>
+                        <pic:blipFill>
+                          <a:blip r:embed="rId32" cstate="print">
+                            <a:extLst>
+                              <a:ext uri="{28A0092B-C50C-407E-A947-70E740481C1C}">
+                                <a14:useLocalDpi xmlns:a14="http://schemas.microsoft.com/office/drawing/2010/main" val="0"/>
+                              </a:ext>
+                            </a:extLst>
+                          </a:blip>
+                          <a:stretch>
+                            <a:fillRect/>
+                          </a:stretch>
+                        </pic:blipFill>
+                        <pic:spPr>
+                          <a:xfrm>
+                            <a:off x="0" y="0"/>
+                            <a:ext cx="1297305" cy="1341755"/>
+                          </a:xfrm>
+                          <a:prstGeom prst="rect">
+                            <a:avLst/>
+                          </a:prstGeom>
+                        </pic:spPr>
+                      </pic:pic>
+                    </a:graphicData>
+                  </a:graphic>
+                  <wp14:sizeRelH relativeFrom="margin">
+                    <wp14:pctWidth>0</wp14:pctWidth>
+                  </wp14:sizeRelH>
+                  <wp14:sizeRelV relativeFrom="margin">
+                    <wp14:pctHeight>0</wp14:pctHeight>
+                  </wp14:sizeRelV>
+                </wp:anchor>
+              </w:drawing>
+            </w:r>
+            <w:r>
+              <w:rPr>
+                <w:noProof/>
+              </w:rPr>
+              <w:drawing>
+                <wp:anchor distT="0" distB="0" distL="114300" distR="114300" simplePos="0" relativeHeight="251698176" behindDoc="0" locked="0" layoutInCell="1" allowOverlap="1" wp14:anchorId="6FF16F83" wp14:editId="65F68AE1">
                   <wp:simplePos x="0" y="0"/>
                   <wp:positionH relativeFrom="column">
                     <wp:posOffset>359275</wp:posOffset>
@@ -3034,66 +3296,6 @@
                 </wp:anchor>
               </w:drawing>
             </w:r>
-            <w:r>
-              <w:rPr>
-                <w:noProof/>
-              </w:rPr>
-              <w:drawing>
-                <wp:anchor distT="0" distB="0" distL="114300" distR="114300" simplePos="0" relativeHeight="251697152" behindDoc="0" locked="0" layoutInCell="1" allowOverlap="1" wp14:anchorId="556423E8" wp14:editId="2D56F2AA">
-                  <wp:simplePos x="0" y="0"/>
-                  <wp:positionH relativeFrom="column">
-                    <wp:posOffset>3350315</wp:posOffset>
-                  </wp:positionH>
-                  <wp:positionV relativeFrom="paragraph">
-                    <wp:posOffset>315</wp:posOffset>
-                  </wp:positionV>
-                  <wp:extent cx="1297305" cy="1341755"/>
-                  <wp:effectExtent l="0" t="0" r="0" b="0"/>
-                  <wp:wrapSquare wrapText="bothSides"/>
-                  <wp:docPr id="1096207419" name="Picture 1"/>
-                  <wp:cNvGraphicFramePr>
-                    <a:graphicFrameLocks xmlns:a="http://schemas.openxmlformats.org/drawingml/2006/main" noChangeAspect="1"/>
-                  </wp:cNvGraphicFramePr>
-                  <a:graphic xmlns:a="http://schemas.openxmlformats.org/drawingml/2006/main">
-                    <a:graphicData uri="http://schemas.openxmlformats.org/drawingml/2006/picture">
-                      <pic:pic xmlns:pic="http://schemas.openxmlformats.org/drawingml/2006/picture">
-                        <pic:nvPicPr>
-                          <pic:cNvPr id="1096207419" name=""/>
-                          <pic:cNvPicPr/>
-                        </pic:nvPicPr>
-                        <pic:blipFill>
-                          <a:blip r:embed="rId34" cstate="print">
-                            <a:extLst>
-                              <a:ext uri="{28A0092B-C50C-407E-A947-70E740481C1C}">
-                                <a14:useLocalDpi xmlns:a14="http://schemas.microsoft.com/office/drawing/2010/main" val="0"/>
-                              </a:ext>
-                            </a:extLst>
-                          </a:blip>
-                          <a:stretch>
-                            <a:fillRect/>
-                          </a:stretch>
-                        </pic:blipFill>
-                        <pic:spPr>
-                          <a:xfrm>
-                            <a:off x="0" y="0"/>
-                            <a:ext cx="1297305" cy="1341755"/>
-                          </a:xfrm>
-                          <a:prstGeom prst="rect">
-                            <a:avLst/>
-                          </a:prstGeom>
-                        </pic:spPr>
-                      </pic:pic>
-                    </a:graphicData>
-                  </a:graphic>
-                  <wp14:sizeRelH relativeFrom="margin">
-                    <wp14:pctWidth>0</wp14:pctWidth>
-                  </wp14:sizeRelH>
-                  <wp14:sizeRelV relativeFrom="margin">
-                    <wp14:pctHeight>0</wp14:pctHeight>
-                  </wp14:sizeRelV>
-                </wp:anchor>
-              </w:drawing>
-            </w:r>
           </w:p>
         </w:tc>
       </w:tr>
@@ -3126,7 +3328,23 @@
               <w:t xml:space="preserve">feedback from the teacher. I keep getting feedback from people because I want my interface to </w:t>
             </w:r>
             <w:r>
-              <w:t>be as user-friendly as possible, to do this asking for feedback can see what users like and don’t like. When I asked my teacher she said she didn’t like the contrast of the borders so I got rid of them</w:t>
+              <w:t xml:space="preserve">be as user-friendly as possible, to do this asking for feedback can see what users like and don’t like. When I asked my </w:t>
+            </w:r>
+            <w:proofErr w:type="gramStart"/>
+            <w:r>
+              <w:t>teacher</w:t>
+            </w:r>
+            <w:proofErr w:type="gramEnd"/>
+            <w:r>
+              <w:t xml:space="preserve"> she said she didn’t like the contrast of the </w:t>
+            </w:r>
+            <w:proofErr w:type="gramStart"/>
+            <w:r>
+              <w:t>borders</w:t>
+            </w:r>
+            <w:proofErr w:type="gramEnd"/>
+            <w:r>
+              <w:t xml:space="preserve"> so I got rid of them</w:t>
             </w:r>
             <w:r>
               <w:t xml:space="preserve"> and as playing around with the different colour of shadow, after this I started to add some more Media quer</w:t>
@@ -3138,17 +3356,25 @@
               <w:t xml:space="preserve">is in the screen, and I also some the tabs into the corner of the page so I wasn’t taking a critical space in the middle. I added media queries to this so when the page when smaller </w:t>
             </w:r>
             <w:r>
-              <w:t>the tabs will got back to the middle and the class list moves down</w:t>
-            </w:r>
-            <w:r>
-              <w:t xml:space="preserve">. Today I also added media queries to my calendar page so </w:t>
+              <w:t xml:space="preserve">the tabs will </w:t>
+            </w:r>
+            <w:proofErr w:type="gramStart"/>
+            <w:r>
+              <w:t>got</w:t>
+            </w:r>
+            <w:proofErr w:type="gramEnd"/>
+            <w:r>
+              <w:t xml:space="preserve"> back to the middle and the class list moves down</w:t>
+            </w:r>
+            <w:r>
+              <w:t xml:space="preserve">. Today I also added media queries to my calendar page so when the page </w:t>
+            </w:r>
+            <w:r>
+              <w:t xml:space="preserve">got smaller the calendar and the event panel aren’t side by side, but the calendar is on top and the event panel is on the </w:t>
             </w:r>
             <w:r>
               <w:lastRenderedPageBreak/>
-              <w:t xml:space="preserve">when the page </w:t>
-            </w:r>
-            <w:r>
-              <w:t>got smaller the calendar and the event panel aren’t side by side, but the calendar is on top and the event panel is on the bottom. Adding th</w:t>
+              <w:t>bottom. Adding th</w:t>
             </w:r>
             <w:r>
               <w:t>is advanced feature will make the whole interface better as you will be able to use it on many devices without it playing up</w:t>
@@ -3192,7 +3418,7 @@
                           <pic:cNvPicPr/>
                         </pic:nvPicPr>
                         <pic:blipFill>
-                          <a:blip r:embed="rId35" cstate="print">
+                          <a:blip r:embed="rId34" cstate="print">
                             <a:extLst>
                               <a:ext uri="{28A0092B-C50C-407E-A947-70E740481C1C}">
                                 <a14:useLocalDpi xmlns:a14="http://schemas.microsoft.com/office/drawing/2010/main" val="0"/>
@@ -3254,7 +3480,7 @@
                           </pic:cNvPicPr>
                         </pic:nvPicPr>
                         <pic:blipFill>
-                          <a:blip r:embed="rId36" cstate="print">
+                          <a:blip r:embed="rId35" cstate="print">
                             <a:extLst>
                               <a:ext uri="{28A0092B-C50C-407E-A947-70E740481C1C}">
                                 <a14:useLocalDpi xmlns:a14="http://schemas.microsoft.com/office/drawing/2010/main" val="0"/>
@@ -3321,7 +3547,7 @@
                           </pic:cNvPicPr>
                         </pic:nvPicPr>
                         <pic:blipFill>
-                          <a:blip r:embed="rId37" cstate="print">
+                          <a:blip r:embed="rId36" cstate="print">
                             <a:extLst>
                               <a:ext uri="{28A0092B-C50C-407E-A947-70E740481C1C}">
                                 <a14:useLocalDpi xmlns:a14="http://schemas.microsoft.com/office/drawing/2010/main" val="0"/>
@@ -3381,7 +3607,15 @@
           </w:tcPr>
           <w:p>
             <w:r>
-              <w:t xml:space="preserve">Today I was looking at the contrast between my colours and I saw that my contrast was very low meaning </w:t>
+              <w:t xml:space="preserve">Today I was looking at the contrast between my </w:t>
+            </w:r>
+            <w:proofErr w:type="gramStart"/>
+            <w:r>
+              <w:t>colours</w:t>
+            </w:r>
+            <w:proofErr w:type="gramEnd"/>
+            <w:r>
+              <w:t xml:space="preserve"> and I saw that my contrast was very low meaning </w:t>
             </w:r>
             <w:r>
               <w:t>that my text would be hard to read for some people. This is not what I want because I want my website to be user friendly for everyone so they can use it efficiently without It being confusing at any point.</w:t>
@@ -3432,7 +3666,7 @@
                           </pic:cNvPicPr>
                         </pic:nvPicPr>
                         <pic:blipFill>
-                          <a:blip r:embed="rId38" cstate="print">
+                          <a:blip r:embed="rId37" cstate="print">
                             <a:extLst>
                               <a:ext uri="{28A0092B-C50C-407E-A947-70E740481C1C}">
                                 <a14:useLocalDpi xmlns:a14="http://schemas.microsoft.com/office/drawing/2010/main" val="0"/>
@@ -3507,7 +3741,15 @@
               <w:t>I also want to add a password so only teachers can access this page.</w:t>
             </w:r>
             <w:r>
-              <w:t xml:space="preserve"> So far I have been able to make the page and </w:t>
+              <w:t xml:space="preserve"> So </w:t>
+            </w:r>
+            <w:proofErr w:type="gramStart"/>
+            <w:r>
+              <w:t>far</w:t>
+            </w:r>
+            <w:proofErr w:type="gramEnd"/>
+            <w:r>
+              <w:t xml:space="preserve"> I have been able to make the page and </w:t>
             </w:r>
             <w:r>
               <w:t xml:space="preserve">add the password verification. My next steps would be to add all the students onto this page. </w:t>
@@ -3520,6 +3762,9 @@
           </w:tcPr>
           <w:p>
             <w:r>
+              <w:rPr>
+                <w:noProof/>
+              </w:rPr>
               <w:drawing>
                 <wp:anchor distT="0" distB="0" distL="114300" distR="114300" simplePos="0" relativeHeight="251709440" behindDoc="0" locked="0" layoutInCell="1" allowOverlap="1" wp14:anchorId="237A1B30" wp14:editId="1B5C6875">
                   <wp:simplePos x="0" y="0"/>
@@ -3544,7 +3789,7 @@
                           <pic:cNvPicPr/>
                         </pic:nvPicPr>
                         <pic:blipFill>
-                          <a:blip r:embed="rId39" cstate="print">
+                          <a:blip r:embed="rId38" cstate="print">
                             <a:extLst>
                               <a:ext uri="{28A0092B-C50C-407E-A947-70E740481C1C}">
                                 <a14:useLocalDpi xmlns:a14="http://schemas.microsoft.com/office/drawing/2010/main" val="0"/>
@@ -3577,8 +3822,11 @@
               </w:drawing>
             </w:r>
             <w:r>
+              <w:rPr>
+                <w:noProof/>
+              </w:rPr>
               <w:drawing>
-                <wp:anchor distT="0" distB="0" distL="114300" distR="114300" simplePos="0" relativeHeight="251708416" behindDoc="0" locked="0" layoutInCell="1" allowOverlap="1" wp14:anchorId="65036160" wp14:editId="61EB4FAC">
+                <wp:anchor distT="0" distB="0" distL="114300" distR="114300" simplePos="0" relativeHeight="251708416" behindDoc="0" locked="0" layoutInCell="1" allowOverlap="1" wp14:anchorId="65036160" wp14:editId="6508D68B">
                   <wp:simplePos x="0" y="0"/>
                   <wp:positionH relativeFrom="column">
                     <wp:posOffset>-65127</wp:posOffset>
@@ -3601,7 +3849,7 @@
                           <pic:cNvPicPr/>
                         </pic:nvPicPr>
                         <pic:blipFill>
-                          <a:blip r:embed="rId40" cstate="print">
+                          <a:blip r:embed="rId39" cstate="print">
                             <a:extLst>
                               <a:ext uri="{28A0092B-C50C-407E-A947-70E740481C1C}">
                                 <a14:useLocalDpi xmlns:a14="http://schemas.microsoft.com/office/drawing/2010/main" val="0"/>
@@ -3641,6 +3889,351 @@
           <w:tcPr>
             <w:tcW w:w="1306" w:type="dxa"/>
           </w:tcPr>
+          <w:p>
+            <w:r>
+              <w:t>24/08/2026</w:t>
+            </w:r>
+          </w:p>
+        </w:tc>
+        <w:tc>
+          <w:tcPr>
+            <w:tcW w:w="6627" w:type="dxa"/>
+          </w:tcPr>
+          <w:p>
+            <w:r>
+              <w:t xml:space="preserve">Adding the class page and being able to see weather people have signed in </w:t>
+            </w:r>
+          </w:p>
+        </w:tc>
+        <w:tc>
+          <w:tcPr>
+            <w:tcW w:w="7455" w:type="dxa"/>
+          </w:tcPr>
+          <w:p>
+            <w:r>
+              <w:drawing>
+                <wp:anchor distT="0" distB="0" distL="114300" distR="114300" simplePos="0" relativeHeight="251779072" behindDoc="0" locked="0" layoutInCell="1" allowOverlap="1" wp14:anchorId="1C19666B" wp14:editId="6772098F">
+                  <wp:simplePos x="0" y="0"/>
+                  <wp:positionH relativeFrom="column">
+                    <wp:posOffset>460375</wp:posOffset>
+                  </wp:positionH>
+                  <wp:positionV relativeFrom="paragraph">
+                    <wp:posOffset>381</wp:posOffset>
+                  </wp:positionV>
+                  <wp:extent cx="2122805" cy="886460"/>
+                  <wp:effectExtent l="0" t="0" r="0" b="8890"/>
+                  <wp:wrapSquare wrapText="bothSides"/>
+                  <wp:docPr id="592201434" name="Picture 1"/>
+                  <wp:cNvGraphicFramePr>
+                    <a:graphicFrameLocks xmlns:a="http://schemas.openxmlformats.org/drawingml/2006/main" noChangeAspect="1"/>
+                  </wp:cNvGraphicFramePr>
+                  <a:graphic xmlns:a="http://schemas.openxmlformats.org/drawingml/2006/main">
+                    <a:graphicData uri="http://schemas.openxmlformats.org/drawingml/2006/picture">
+                      <pic:pic xmlns:pic="http://schemas.openxmlformats.org/drawingml/2006/picture">
+                        <pic:nvPicPr>
+                          <pic:cNvPr id="592201434" name=""/>
+                          <pic:cNvPicPr/>
+                        </pic:nvPicPr>
+                        <pic:blipFill>
+                          <a:blip r:embed="rId40" cstate="print">
+                            <a:extLst>
+                              <a:ext uri="{28A0092B-C50C-407E-A947-70E740481C1C}">
+                                <a14:useLocalDpi xmlns:a14="http://schemas.microsoft.com/office/drawing/2010/main" val="0"/>
+                              </a:ext>
+                            </a:extLst>
+                          </a:blip>
+                          <a:stretch>
+                            <a:fillRect/>
+                          </a:stretch>
+                        </pic:blipFill>
+                        <pic:spPr>
+                          <a:xfrm>
+                            <a:off x="0" y="0"/>
+                            <a:ext cx="2122805" cy="886460"/>
+                          </a:xfrm>
+                          <a:prstGeom prst="rect">
+                            <a:avLst/>
+                          </a:prstGeom>
+                        </pic:spPr>
+                      </pic:pic>
+                    </a:graphicData>
+                  </a:graphic>
+                  <wp14:sizeRelH relativeFrom="margin">
+                    <wp14:pctWidth>0</wp14:pctWidth>
+                  </wp14:sizeRelH>
+                  <wp14:sizeRelV relativeFrom="margin">
+                    <wp14:pctHeight>0</wp14:pctHeight>
+                  </wp14:sizeRelV>
+                </wp:anchor>
+              </w:drawing>
+            </w:r>
+          </w:p>
+        </w:tc>
+      </w:tr>
+      <w:tr>
+        <w:tc>
+          <w:tcPr>
+            <w:tcW w:w="1306" w:type="dxa"/>
+          </w:tcPr>
+          <w:p>
+            <w:r>
+              <w:t>25/08/2026</w:t>
+            </w:r>
+          </w:p>
+        </w:tc>
+        <w:tc>
+          <w:tcPr>
+            <w:tcW w:w="6627" w:type="dxa"/>
+          </w:tcPr>
+          <w:p>
+            <w:r>
+              <w:t xml:space="preserve">Adding clicking on the name shows </w:t>
+            </w:r>
+            <w:proofErr w:type="gramStart"/>
+            <w:r>
+              <w:t>there</w:t>
+            </w:r>
+            <w:proofErr w:type="gramEnd"/>
+            <w:r>
+              <w:t xml:space="preserve"> attendance throughout </w:t>
+            </w:r>
+            <w:proofErr w:type="gramStart"/>
+            <w:r>
+              <w:t>he</w:t>
+            </w:r>
+            <w:proofErr w:type="gramEnd"/>
+            <w:r>
+              <w:t xml:space="preserve"> whole week </w:t>
+            </w:r>
+          </w:p>
+        </w:tc>
+        <w:tc>
+          <w:tcPr>
+            <w:tcW w:w="7455" w:type="dxa"/>
+          </w:tcPr>
+          <w:p>
+            <w:r>
+              <w:drawing>
+                <wp:anchor distT="0" distB="0" distL="114300" distR="114300" simplePos="0" relativeHeight="251780096" behindDoc="0" locked="0" layoutInCell="1" allowOverlap="1" wp14:anchorId="23D4E329" wp14:editId="3D9798EE">
+                  <wp:simplePos x="0" y="0"/>
+                  <wp:positionH relativeFrom="column">
+                    <wp:posOffset>559816</wp:posOffset>
+                  </wp:positionH>
+                  <wp:positionV relativeFrom="paragraph">
+                    <wp:posOffset>508</wp:posOffset>
+                  </wp:positionV>
+                  <wp:extent cx="2159635" cy="840740"/>
+                  <wp:effectExtent l="0" t="0" r="0" b="0"/>
+                  <wp:wrapSquare wrapText="bothSides"/>
+                  <wp:docPr id="1682315805" name="Picture 1"/>
+                  <wp:cNvGraphicFramePr>
+                    <a:graphicFrameLocks xmlns:a="http://schemas.openxmlformats.org/drawingml/2006/main" noChangeAspect="1"/>
+                  </wp:cNvGraphicFramePr>
+                  <a:graphic xmlns:a="http://schemas.openxmlformats.org/drawingml/2006/main">
+                    <a:graphicData uri="http://schemas.openxmlformats.org/drawingml/2006/picture">
+                      <pic:pic xmlns:pic="http://schemas.openxmlformats.org/drawingml/2006/picture">
+                        <pic:nvPicPr>
+                          <pic:cNvPr id="1682315805" name=""/>
+                          <pic:cNvPicPr/>
+                        </pic:nvPicPr>
+                        <pic:blipFill>
+                          <a:blip r:embed="rId41" cstate="print">
+                            <a:extLst>
+                              <a:ext uri="{28A0092B-C50C-407E-A947-70E740481C1C}">
+                                <a14:useLocalDpi xmlns:a14="http://schemas.microsoft.com/office/drawing/2010/main" val="0"/>
+                              </a:ext>
+                            </a:extLst>
+                          </a:blip>
+                          <a:stretch>
+                            <a:fillRect/>
+                          </a:stretch>
+                        </pic:blipFill>
+                        <pic:spPr>
+                          <a:xfrm>
+                            <a:off x="0" y="0"/>
+                            <a:ext cx="2159635" cy="840740"/>
+                          </a:xfrm>
+                          <a:prstGeom prst="rect">
+                            <a:avLst/>
+                          </a:prstGeom>
+                        </pic:spPr>
+                      </pic:pic>
+                    </a:graphicData>
+                  </a:graphic>
+                  <wp14:sizeRelH relativeFrom="margin">
+                    <wp14:pctWidth>0</wp14:pctWidth>
+                  </wp14:sizeRelH>
+                  <wp14:sizeRelV relativeFrom="margin">
+                    <wp14:pctHeight>0</wp14:pctHeight>
+                  </wp14:sizeRelV>
+                </wp:anchor>
+              </w:drawing>
+            </w:r>
+          </w:p>
+        </w:tc>
+      </w:tr>
+      <w:tr>
+        <w:tc>
+          <w:tcPr>
+            <w:tcW w:w="1306" w:type="dxa"/>
+          </w:tcPr>
+          <w:p>
+            <w:r>
+              <w:t>26/08/2026</w:t>
+            </w:r>
+          </w:p>
+        </w:tc>
+        <w:tc>
+          <w:tcPr>
+            <w:tcW w:w="6627" w:type="dxa"/>
+          </w:tcPr>
+          <w:p>
+            <w:r>
+              <w:t xml:space="preserve">Not being able to scan in after </w:t>
+            </w:r>
+            <w:r>
+              <w:t>8:50 after tutor ends</w:t>
+            </w:r>
+          </w:p>
+        </w:tc>
+        <w:tc>
+          <w:tcPr>
+            <w:tcW w:w="7455" w:type="dxa"/>
+          </w:tcPr>
+          <w:p>
+            <w:r>
+              <w:drawing>
+                <wp:anchor distT="0" distB="0" distL="114300" distR="114300" simplePos="0" relativeHeight="251781120" behindDoc="0" locked="0" layoutInCell="1" allowOverlap="1" wp14:anchorId="132DE29B" wp14:editId="0C49431B">
+                  <wp:simplePos x="0" y="0"/>
+                  <wp:positionH relativeFrom="column">
+                    <wp:posOffset>501142</wp:posOffset>
+                  </wp:positionH>
+                  <wp:positionV relativeFrom="paragraph">
+                    <wp:posOffset>381</wp:posOffset>
+                  </wp:positionV>
+                  <wp:extent cx="2475230" cy="1061085"/>
+                  <wp:effectExtent l="0" t="0" r="1270" b="5715"/>
+                  <wp:wrapSquare wrapText="bothSides"/>
+                  <wp:docPr id="1188695694" name="Picture 1"/>
+                  <wp:cNvGraphicFramePr>
+                    <a:graphicFrameLocks xmlns:a="http://schemas.openxmlformats.org/drawingml/2006/main" noChangeAspect="1"/>
+                  </wp:cNvGraphicFramePr>
+                  <a:graphic xmlns:a="http://schemas.openxmlformats.org/drawingml/2006/main">
+                    <a:graphicData uri="http://schemas.openxmlformats.org/drawingml/2006/picture">
+                      <pic:pic xmlns:pic="http://schemas.openxmlformats.org/drawingml/2006/picture">
+                        <pic:nvPicPr>
+                          <pic:cNvPr id="1188695694" name=""/>
+                          <pic:cNvPicPr/>
+                        </pic:nvPicPr>
+                        <pic:blipFill>
+                          <a:blip r:embed="rId42" cstate="print">
+                            <a:extLst>
+                              <a:ext uri="{28A0092B-C50C-407E-A947-70E740481C1C}">
+                                <a14:useLocalDpi xmlns:a14="http://schemas.microsoft.com/office/drawing/2010/main" val="0"/>
+                              </a:ext>
+                            </a:extLst>
+                          </a:blip>
+                          <a:stretch>
+                            <a:fillRect/>
+                          </a:stretch>
+                        </pic:blipFill>
+                        <pic:spPr>
+                          <a:xfrm>
+                            <a:off x="0" y="0"/>
+                            <a:ext cx="2475230" cy="1061085"/>
+                          </a:xfrm>
+                          <a:prstGeom prst="rect">
+                            <a:avLst/>
+                          </a:prstGeom>
+                        </pic:spPr>
+                      </pic:pic>
+                    </a:graphicData>
+                  </a:graphic>
+                  <wp14:sizeRelH relativeFrom="margin">
+                    <wp14:pctWidth>0</wp14:pctWidth>
+                  </wp14:sizeRelH>
+                  <wp14:sizeRelV relativeFrom="margin">
+                    <wp14:pctHeight>0</wp14:pctHeight>
+                  </wp14:sizeRelV>
+                </wp:anchor>
+              </w:drawing>
+            </w:r>
+          </w:p>
+        </w:tc>
+      </w:tr>
+      <w:tr>
+        <w:tc>
+          <w:tcPr>
+            <w:tcW w:w="1306" w:type="dxa"/>
+          </w:tcPr>
+          <w:p>
+            <w:r>
+              <w:t>27/08/2026</w:t>
+            </w:r>
+          </w:p>
+        </w:tc>
+        <w:tc>
+          <w:tcPr>
+            <w:tcW w:w="6627" w:type="dxa"/>
+          </w:tcPr>
+          <w:p>
+            <w:r>
+              <w:t xml:space="preserve">Code validation </w:t>
+            </w:r>
+          </w:p>
+        </w:tc>
+        <w:tc>
+          <w:tcPr>
+            <w:tcW w:w="7455" w:type="dxa"/>
+          </w:tcPr>
+          <w:p/>
+        </w:tc>
+      </w:tr>
+      <w:tr>
+        <w:tc>
+          <w:tcPr>
+            <w:tcW w:w="1306" w:type="dxa"/>
+          </w:tcPr>
+          <w:p/>
+        </w:tc>
+        <w:tc>
+          <w:tcPr>
+            <w:tcW w:w="6627" w:type="dxa"/>
+          </w:tcPr>
+          <w:p/>
+        </w:tc>
+        <w:tc>
+          <w:tcPr>
+            <w:tcW w:w="7455" w:type="dxa"/>
+          </w:tcPr>
+          <w:p/>
+        </w:tc>
+      </w:tr>
+      <w:tr>
+        <w:tc>
+          <w:tcPr>
+            <w:tcW w:w="1306" w:type="dxa"/>
+          </w:tcPr>
+          <w:p/>
+        </w:tc>
+        <w:tc>
+          <w:tcPr>
+            <w:tcW w:w="6627" w:type="dxa"/>
+          </w:tcPr>
+          <w:p/>
+        </w:tc>
+        <w:tc>
+          <w:tcPr>
+            <w:tcW w:w="7455" w:type="dxa"/>
+          </w:tcPr>
+          <w:p/>
+        </w:tc>
+      </w:tr>
+      <w:tr>
+        <w:tc>
+          <w:tcPr>
+            <w:tcW w:w="1306" w:type="dxa"/>
+          </w:tcPr>
           <w:p/>
         </w:tc>
         <w:tc>
@@ -3678,6 +4271,4983 @@
       </w:tr>
     </w:tbl>
     <w:p/>
+    <w:p/>
+    <w:p/>
+    <w:p/>
+    <w:p/>
+    <w:p/>
+    <w:p/>
+    <w:p/>
+    <w:p/>
+    <w:p>
+      <w:pPr>
+        <w:rPr>
+          <w:b/>
+          <w:bCs/>
+          <w:sz w:val="30"/>
+          <w:szCs w:val="30"/>
+        </w:rPr>
+      </w:pPr>
+      <w:r>
+        <w:rPr>
+          <w:b/>
+          <w:bCs/>
+          <w:sz w:val="30"/>
+          <w:szCs w:val="30"/>
+        </w:rPr>
+        <w:t xml:space="preserve">Testing of </w:t>
+      </w:r>
+      <w:r>
+        <w:rPr>
+          <w:b/>
+          <w:bCs/>
+          <w:sz w:val="30"/>
+          <w:szCs w:val="30"/>
+        </w:rPr>
+        <w:t xml:space="preserve">aesthetics </w:t>
+      </w:r>
+      <w:r>
+        <w:rPr>
+          <w:b/>
+          <w:bCs/>
+          <w:sz w:val="30"/>
+          <w:szCs w:val="30"/>
+        </w:rPr>
+        <w:t>and layout for optimisation</w:t>
+      </w:r>
+      <w:r>
+        <w:rPr>
+          <w:b/>
+          <w:bCs/>
+          <w:sz w:val="30"/>
+          <w:szCs w:val="30"/>
+        </w:rPr>
+        <w:t>:</w:t>
+      </w:r>
+    </w:p>
+    <w:tbl>
+      <w:tblPr>
+        <w:tblStyle w:val="TableGrid"/>
+        <w:tblW w:w="0" w:type="auto"/>
+        <w:tblLook w:val="04A0" w:firstRow="1" w:lastRow="0" w:firstColumn="1" w:lastColumn="0" w:noHBand="0" w:noVBand="1"/>
+      </w:tblPr>
+      <w:tblGrid>
+        <w:gridCol w:w="1396"/>
+        <w:gridCol w:w="5725"/>
+        <w:gridCol w:w="4506"/>
+        <w:gridCol w:w="3761"/>
+      </w:tblGrid>
+      <w:tr>
+        <w:tc>
+          <w:tcPr>
+            <w:tcW w:w="1396" w:type="dxa"/>
+          </w:tcPr>
+          <w:p>
+            <w:pPr>
+              <w:rPr>
+                <w:b/>
+                <w:bCs/>
+              </w:rPr>
+            </w:pPr>
+            <w:r>
+              <w:rPr>
+                <w:b/>
+                <w:bCs/>
+              </w:rPr>
+              <w:t>Date:</w:t>
+            </w:r>
+          </w:p>
+        </w:tc>
+        <w:tc>
+          <w:tcPr>
+            <w:tcW w:w="5725" w:type="dxa"/>
+          </w:tcPr>
+          <w:p>
+            <w:pPr>
+              <w:rPr>
+                <w:b/>
+                <w:bCs/>
+              </w:rPr>
+            </w:pPr>
+            <w:r>
+              <w:rPr>
+                <w:b/>
+                <w:bCs/>
+              </w:rPr>
+              <w:t>Before Picture:</w:t>
+            </w:r>
+          </w:p>
+        </w:tc>
+        <w:tc>
+          <w:tcPr>
+            <w:tcW w:w="4506" w:type="dxa"/>
+          </w:tcPr>
+          <w:p>
+            <w:pPr>
+              <w:rPr>
+                <w:b/>
+                <w:bCs/>
+              </w:rPr>
+            </w:pPr>
+            <w:r>
+              <w:rPr>
+                <w:b/>
+                <w:bCs/>
+              </w:rPr>
+              <w:t>After picture:</w:t>
+            </w:r>
+          </w:p>
+        </w:tc>
+        <w:tc>
+          <w:tcPr>
+            <w:tcW w:w="3761" w:type="dxa"/>
+          </w:tcPr>
+          <w:p>
+            <w:pPr>
+              <w:rPr>
+                <w:b/>
+                <w:bCs/>
+              </w:rPr>
+            </w:pPr>
+            <w:r>
+              <w:rPr>
+                <w:b/>
+                <w:bCs/>
+              </w:rPr>
+              <w:t>Explanation of changes:</w:t>
+            </w:r>
+          </w:p>
+        </w:tc>
+      </w:tr>
+      <w:tr>
+        <w:tc>
+          <w:tcPr>
+            <w:tcW w:w="1396" w:type="dxa"/>
+          </w:tcPr>
+          <w:p>
+            <w:r>
+              <w:t>7</w:t>
+            </w:r>
+            <w:r>
+              <w:t>/07/2026</w:t>
+            </w:r>
+          </w:p>
+        </w:tc>
+        <w:tc>
+          <w:tcPr>
+            <w:tcW w:w="5725" w:type="dxa"/>
+          </w:tcPr>
+          <w:p>
+            <w:r>
+              <w:rPr>
+                <w:noProof/>
+              </w:rPr>
+              <w:drawing>
+                <wp:anchor distT="0" distB="0" distL="114300" distR="114300" simplePos="0" relativeHeight="251726848" behindDoc="0" locked="0" layoutInCell="1" allowOverlap="1" wp14:anchorId="40D4DE99" wp14:editId="7F2328B2">
+                  <wp:simplePos x="0" y="0"/>
+                  <wp:positionH relativeFrom="column">
+                    <wp:posOffset>1754613</wp:posOffset>
+                  </wp:positionH>
+                  <wp:positionV relativeFrom="paragraph">
+                    <wp:posOffset>60928</wp:posOffset>
+                  </wp:positionV>
+                  <wp:extent cx="1668145" cy="1139190"/>
+                  <wp:effectExtent l="0" t="0" r="8255" b="3810"/>
+                  <wp:wrapSquare wrapText="bothSides"/>
+                  <wp:docPr id="181555411" name="Picture 1"/>
+                  <wp:cNvGraphicFramePr>
+                    <a:graphicFrameLocks xmlns:a="http://schemas.openxmlformats.org/drawingml/2006/main" noChangeAspect="1"/>
+                  </wp:cNvGraphicFramePr>
+                  <a:graphic xmlns:a="http://schemas.openxmlformats.org/drawingml/2006/main">
+                    <a:graphicData uri="http://schemas.openxmlformats.org/drawingml/2006/picture">
+                      <pic:pic xmlns:pic="http://schemas.openxmlformats.org/drawingml/2006/picture">
+                        <pic:nvPicPr>
+                          <pic:cNvPr id="0" name="Picture 1"/>
+                          <pic:cNvPicPr>
+                            <a:picLocks noChangeAspect="1" noChangeArrowheads="1"/>
+                          </pic:cNvPicPr>
+                        </pic:nvPicPr>
+                        <pic:blipFill>
+                          <a:blip r:embed="rId8" cstate="print">
+                            <a:extLst>
+                              <a:ext uri="{28A0092B-C50C-407E-A947-70E740481C1C}">
+                                <a14:useLocalDpi xmlns:a14="http://schemas.microsoft.com/office/drawing/2010/main" val="0"/>
+                              </a:ext>
+                            </a:extLst>
+                          </a:blip>
+                          <a:srcRect/>
+                          <a:stretch>
+                            <a:fillRect/>
+                          </a:stretch>
+                        </pic:blipFill>
+                        <pic:spPr bwMode="auto">
+                          <a:xfrm>
+                            <a:off x="0" y="0"/>
+                            <a:ext cx="1668145" cy="1139190"/>
+                          </a:xfrm>
+                          <a:prstGeom prst="rect">
+                            <a:avLst/>
+                          </a:prstGeom>
+                          <a:noFill/>
+                          <a:ln>
+                            <a:noFill/>
+                          </a:ln>
+                        </pic:spPr>
+                      </pic:pic>
+                    </a:graphicData>
+                  </a:graphic>
+                  <wp14:sizeRelH relativeFrom="margin">
+                    <wp14:pctWidth>0</wp14:pctWidth>
+                  </wp14:sizeRelH>
+                  <wp14:sizeRelV relativeFrom="margin">
+                    <wp14:pctHeight>0</wp14:pctHeight>
+                  </wp14:sizeRelV>
+                </wp:anchor>
+              </w:drawing>
+            </w:r>
+            <w:r>
+              <w:rPr>
+                <w:noProof/>
+              </w:rPr>
+              <w:drawing>
+                <wp:anchor distT="0" distB="0" distL="114300" distR="114300" simplePos="0" relativeHeight="251724800" behindDoc="0" locked="0" layoutInCell="1" allowOverlap="1" wp14:anchorId="67A94CB3" wp14:editId="16480C34">
+                  <wp:simplePos x="0" y="0"/>
+                  <wp:positionH relativeFrom="column">
+                    <wp:posOffset>-4445</wp:posOffset>
+                  </wp:positionH>
+                  <wp:positionV relativeFrom="paragraph">
+                    <wp:posOffset>177165</wp:posOffset>
+                  </wp:positionV>
+                  <wp:extent cx="1328420" cy="854075"/>
+                  <wp:effectExtent l="0" t="0" r="5080" b="3175"/>
+                  <wp:wrapSquare wrapText="bothSides"/>
+                  <wp:docPr id="1254158349" name="Picture 4"/>
+                  <wp:cNvGraphicFramePr>
+                    <a:graphicFrameLocks xmlns:a="http://schemas.openxmlformats.org/drawingml/2006/main" noChangeAspect="1"/>
+                  </wp:cNvGraphicFramePr>
+                  <a:graphic xmlns:a="http://schemas.openxmlformats.org/drawingml/2006/main">
+                    <a:graphicData uri="http://schemas.openxmlformats.org/drawingml/2006/picture">
+                      <pic:pic xmlns:pic="http://schemas.openxmlformats.org/drawingml/2006/picture">
+                        <pic:nvPicPr>
+                          <pic:cNvPr id="0" name="Picture 4"/>
+                          <pic:cNvPicPr>
+                            <a:picLocks noChangeAspect="1" noChangeArrowheads="1"/>
+                          </pic:cNvPicPr>
+                        </pic:nvPicPr>
+                        <pic:blipFill>
+                          <a:blip r:embed="rId16" cstate="print">
+                            <a:extLst>
+                              <a:ext uri="{28A0092B-C50C-407E-A947-70E740481C1C}">
+                                <a14:useLocalDpi xmlns:a14="http://schemas.microsoft.com/office/drawing/2010/main" val="0"/>
+                              </a:ext>
+                            </a:extLst>
+                          </a:blip>
+                          <a:srcRect/>
+                          <a:stretch>
+                            <a:fillRect/>
+                          </a:stretch>
+                        </pic:blipFill>
+                        <pic:spPr bwMode="auto">
+                          <a:xfrm>
+                            <a:off x="0" y="0"/>
+                            <a:ext cx="1328420" cy="854075"/>
+                          </a:xfrm>
+                          <a:prstGeom prst="rect">
+                            <a:avLst/>
+                          </a:prstGeom>
+                          <a:noFill/>
+                          <a:ln>
+                            <a:noFill/>
+                          </a:ln>
+                        </pic:spPr>
+                      </pic:pic>
+                    </a:graphicData>
+                  </a:graphic>
+                  <wp14:sizeRelH relativeFrom="margin">
+                    <wp14:pctWidth>0</wp14:pctWidth>
+                  </wp14:sizeRelH>
+                  <wp14:sizeRelV relativeFrom="margin">
+                    <wp14:pctHeight>0</wp14:pctHeight>
+                  </wp14:sizeRelV>
+                </wp:anchor>
+              </w:drawing>
+            </w:r>
+          </w:p>
+        </w:tc>
+        <w:tc>
+          <w:tcPr>
+            <w:tcW w:w="4506" w:type="dxa"/>
+          </w:tcPr>
+          <w:p>
+            <w:r>
+              <w:rPr>
+                <w:noProof/>
+              </w:rPr>
+              <w:drawing>
+                <wp:anchor distT="0" distB="0" distL="114300" distR="114300" simplePos="0" relativeHeight="251718656" behindDoc="0" locked="0" layoutInCell="1" allowOverlap="1" wp14:anchorId="21277D84" wp14:editId="2FAC5628">
+                  <wp:simplePos x="0" y="0"/>
+                  <wp:positionH relativeFrom="column">
+                    <wp:posOffset>20708</wp:posOffset>
+                  </wp:positionH>
+                  <wp:positionV relativeFrom="paragraph">
+                    <wp:posOffset>660701</wp:posOffset>
+                  </wp:positionV>
+                  <wp:extent cx="1840865" cy="488315"/>
+                  <wp:effectExtent l="0" t="0" r="6985" b="6985"/>
+                  <wp:wrapSquare wrapText="bothSides"/>
+                  <wp:docPr id="1067140232" name="Picture 4"/>
+                  <wp:cNvGraphicFramePr>
+                    <a:graphicFrameLocks xmlns:a="http://schemas.openxmlformats.org/drawingml/2006/main" noChangeAspect="1"/>
+                  </wp:cNvGraphicFramePr>
+                  <a:graphic xmlns:a="http://schemas.openxmlformats.org/drawingml/2006/main">
+                    <a:graphicData uri="http://schemas.openxmlformats.org/drawingml/2006/picture">
+                      <pic:pic xmlns:pic="http://schemas.openxmlformats.org/drawingml/2006/picture">
+                        <pic:nvPicPr>
+                          <pic:cNvPr id="0" name="Picture 3"/>
+                          <pic:cNvPicPr>
+                            <a:picLocks noChangeAspect="1" noChangeArrowheads="1"/>
+                          </pic:cNvPicPr>
+                        </pic:nvPicPr>
+                        <pic:blipFill>
+                          <a:blip r:embed="rId22" cstate="print">
+                            <a:extLst>
+                              <a:ext uri="{28A0092B-C50C-407E-A947-70E740481C1C}">
+                                <a14:useLocalDpi xmlns:a14="http://schemas.microsoft.com/office/drawing/2010/main" val="0"/>
+                              </a:ext>
+                            </a:extLst>
+                          </a:blip>
+                          <a:srcRect/>
+                          <a:stretch>
+                            <a:fillRect/>
+                          </a:stretch>
+                        </pic:blipFill>
+                        <pic:spPr bwMode="auto">
+                          <a:xfrm>
+                            <a:off x="0" y="0"/>
+                            <a:ext cx="1840865" cy="488315"/>
+                          </a:xfrm>
+                          <a:prstGeom prst="rect">
+                            <a:avLst/>
+                          </a:prstGeom>
+                          <a:noFill/>
+                          <a:ln>
+                            <a:noFill/>
+                          </a:ln>
+                        </pic:spPr>
+                      </pic:pic>
+                    </a:graphicData>
+                  </a:graphic>
+                  <wp14:sizeRelH relativeFrom="margin">
+                    <wp14:pctWidth>0</wp14:pctWidth>
+                  </wp14:sizeRelH>
+                  <wp14:sizeRelV relativeFrom="margin">
+                    <wp14:pctHeight>0</wp14:pctHeight>
+                  </wp14:sizeRelV>
+                </wp:anchor>
+              </w:drawing>
+            </w:r>
+            <w:r>
+              <w:rPr>
+                <w:noProof/>
+              </w:rPr>
+              <w:drawing>
+                <wp:anchor distT="0" distB="0" distL="114300" distR="114300" simplePos="0" relativeHeight="251720704" behindDoc="0" locked="0" layoutInCell="1" allowOverlap="1" wp14:anchorId="78ACCB59" wp14:editId="0ED996D2">
+                  <wp:simplePos x="0" y="0"/>
+                  <wp:positionH relativeFrom="column">
+                    <wp:posOffset>-33655</wp:posOffset>
+                  </wp:positionH>
+                  <wp:positionV relativeFrom="paragraph">
+                    <wp:posOffset>85165</wp:posOffset>
+                  </wp:positionV>
+                  <wp:extent cx="2247796" cy="510486"/>
+                  <wp:effectExtent l="0" t="0" r="635" b="4445"/>
+                  <wp:wrapSquare wrapText="bothSides"/>
+                  <wp:docPr id="1594717213" name="Picture 5"/>
+                  <wp:cNvGraphicFramePr>
+                    <a:graphicFrameLocks xmlns:a="http://schemas.openxmlformats.org/drawingml/2006/main" noChangeAspect="1"/>
+                  </wp:cNvGraphicFramePr>
+                  <a:graphic xmlns:a="http://schemas.openxmlformats.org/drawingml/2006/main">
+                    <a:graphicData uri="http://schemas.openxmlformats.org/drawingml/2006/picture">
+                      <pic:pic xmlns:pic="http://schemas.openxmlformats.org/drawingml/2006/picture">
+                        <pic:nvPicPr>
+                          <pic:cNvPr id="0" name="Picture 4"/>
+                          <pic:cNvPicPr>
+                            <a:picLocks noChangeAspect="1" noChangeArrowheads="1"/>
+                          </pic:cNvPicPr>
+                        </pic:nvPicPr>
+                        <pic:blipFill>
+                          <a:blip r:embed="rId20" cstate="print">
+                            <a:extLst>
+                              <a:ext uri="{28A0092B-C50C-407E-A947-70E740481C1C}">
+                                <a14:useLocalDpi xmlns:a14="http://schemas.microsoft.com/office/drawing/2010/main" val="0"/>
+                              </a:ext>
+                            </a:extLst>
+                          </a:blip>
+                          <a:srcRect/>
+                          <a:stretch>
+                            <a:fillRect/>
+                          </a:stretch>
+                        </pic:blipFill>
+                        <pic:spPr bwMode="auto">
+                          <a:xfrm>
+                            <a:off x="0" y="0"/>
+                            <a:ext cx="2247796" cy="510486"/>
+                          </a:xfrm>
+                          <a:prstGeom prst="rect">
+                            <a:avLst/>
+                          </a:prstGeom>
+                          <a:noFill/>
+                          <a:ln>
+                            <a:noFill/>
+                          </a:ln>
+                        </pic:spPr>
+                      </pic:pic>
+                    </a:graphicData>
+                  </a:graphic>
+                  <wp14:sizeRelH relativeFrom="margin">
+                    <wp14:pctWidth>0</wp14:pctWidth>
+                  </wp14:sizeRelH>
+                  <wp14:sizeRelV relativeFrom="margin">
+                    <wp14:pctHeight>0</wp14:pctHeight>
+                  </wp14:sizeRelV>
+                </wp:anchor>
+              </w:drawing>
+            </w:r>
+          </w:p>
+          <w:p>
+            <w:r>
+              <w:rPr>
+                <w:noProof/>
+              </w:rPr>
+              <w:drawing>
+                <wp:anchor distT="0" distB="0" distL="114300" distR="114300" simplePos="0" relativeHeight="251722752" behindDoc="0" locked="0" layoutInCell="1" allowOverlap="1" wp14:anchorId="329CAFD6" wp14:editId="572FEC7E">
+                  <wp:simplePos x="0" y="0"/>
+                  <wp:positionH relativeFrom="page">
+                    <wp:posOffset>96</wp:posOffset>
+                  </wp:positionH>
+                  <wp:positionV relativeFrom="paragraph">
+                    <wp:posOffset>475023</wp:posOffset>
+                  </wp:positionV>
+                  <wp:extent cx="1847571" cy="357711"/>
+                  <wp:effectExtent l="0" t="0" r="635" b="4445"/>
+                  <wp:wrapSquare wrapText="bothSides"/>
+                  <wp:docPr id="1045590123" name="Picture 3"/>
+                  <wp:cNvGraphicFramePr>
+                    <a:graphicFrameLocks xmlns:a="http://schemas.openxmlformats.org/drawingml/2006/main" noChangeAspect="1"/>
+                  </wp:cNvGraphicFramePr>
+                  <a:graphic xmlns:a="http://schemas.openxmlformats.org/drawingml/2006/main">
+                    <a:graphicData uri="http://schemas.openxmlformats.org/drawingml/2006/picture">
+                      <pic:pic xmlns:pic="http://schemas.openxmlformats.org/drawingml/2006/picture">
+                        <pic:nvPicPr>
+                          <pic:cNvPr id="0" name="Picture 2"/>
+                          <pic:cNvPicPr>
+                            <a:picLocks noChangeAspect="1" noChangeArrowheads="1"/>
+                          </pic:cNvPicPr>
+                        </pic:nvPicPr>
+                        <pic:blipFill>
+                          <a:blip r:embed="rId21" cstate="print">
+                            <a:extLst>
+                              <a:ext uri="{28A0092B-C50C-407E-A947-70E740481C1C}">
+                                <a14:useLocalDpi xmlns:a14="http://schemas.microsoft.com/office/drawing/2010/main" val="0"/>
+                              </a:ext>
+                            </a:extLst>
+                          </a:blip>
+                          <a:srcRect/>
+                          <a:stretch>
+                            <a:fillRect/>
+                          </a:stretch>
+                        </pic:blipFill>
+                        <pic:spPr bwMode="auto">
+                          <a:xfrm>
+                            <a:off x="0" y="0"/>
+                            <a:ext cx="1847571" cy="357711"/>
+                          </a:xfrm>
+                          <a:prstGeom prst="rect">
+                            <a:avLst/>
+                          </a:prstGeom>
+                          <a:noFill/>
+                          <a:ln>
+                            <a:noFill/>
+                          </a:ln>
+                        </pic:spPr>
+                      </pic:pic>
+                    </a:graphicData>
+                  </a:graphic>
+                  <wp14:sizeRelH relativeFrom="margin">
+                    <wp14:pctWidth>0</wp14:pctWidth>
+                  </wp14:sizeRelH>
+                  <wp14:sizeRelV relativeFrom="margin">
+                    <wp14:pctHeight>0</wp14:pctHeight>
+                  </wp14:sizeRelV>
+                </wp:anchor>
+              </w:drawing>
+            </w:r>
+          </w:p>
+        </w:tc>
+        <w:tc>
+          <w:tcPr>
+            <w:tcW w:w="3761" w:type="dxa"/>
+          </w:tcPr>
+          <w:p>
+            <w:r>
+              <w:t xml:space="preserve">When I was looking at my interface I though that the headings would look nice with a </w:t>
+            </w:r>
+            <w:r>
+              <w:t>border,</w:t>
+            </w:r>
+            <w:r>
+              <w:t xml:space="preserve"> and I added a border and </w:t>
+            </w:r>
+            <w:r>
+              <w:t>with some shadows behind it. I did this</w:t>
+            </w:r>
+            <w:r>
+              <w:t xml:space="preserve"> based</w:t>
+            </w:r>
+            <w:r>
+              <w:t xml:space="preserve"> on what I </w:t>
+            </w:r>
+            <w:r>
+              <w:t xml:space="preserve">think </w:t>
+            </w:r>
+            <w:r>
+              <w:t>would look best for the page s</w:t>
+            </w:r>
+            <w:r>
+              <w:t>o I will need to get some feedback on whether it looks nice or I need to change it to optimize my interface</w:t>
+            </w:r>
+          </w:p>
+        </w:tc>
+      </w:tr>
+      <w:tr>
+        <w:tc>
+          <w:tcPr>
+            <w:tcW w:w="1396" w:type="dxa"/>
+          </w:tcPr>
+          <w:p>
+            <w:r>
+              <w:lastRenderedPageBreak/>
+              <w:t>31/07/2026</w:t>
+            </w:r>
+          </w:p>
+        </w:tc>
+        <w:tc>
+          <w:tcPr>
+            <w:tcW w:w="5725" w:type="dxa"/>
+          </w:tcPr>
+          <w:p>
+            <w:r>
+              <w:rPr>
+                <w:noProof/>
+              </w:rPr>
+              <w:drawing>
+                <wp:anchor distT="0" distB="0" distL="114300" distR="114300" simplePos="0" relativeHeight="251729920" behindDoc="0" locked="0" layoutInCell="1" allowOverlap="1" wp14:anchorId="6429AF90" wp14:editId="2E410546">
+                  <wp:simplePos x="0" y="0"/>
+                  <wp:positionH relativeFrom="column">
+                    <wp:posOffset>2011680</wp:posOffset>
+                  </wp:positionH>
+                  <wp:positionV relativeFrom="paragraph">
+                    <wp:posOffset>172085</wp:posOffset>
+                  </wp:positionV>
+                  <wp:extent cx="1668145" cy="1139190"/>
+                  <wp:effectExtent l="0" t="0" r="8255" b="3810"/>
+                  <wp:wrapSquare wrapText="bothSides"/>
+                  <wp:docPr id="774898186" name="Picture 1"/>
+                  <wp:cNvGraphicFramePr>
+                    <a:graphicFrameLocks xmlns:a="http://schemas.openxmlformats.org/drawingml/2006/main" noChangeAspect="1"/>
+                  </wp:cNvGraphicFramePr>
+                  <a:graphic xmlns:a="http://schemas.openxmlformats.org/drawingml/2006/main">
+                    <a:graphicData uri="http://schemas.openxmlformats.org/drawingml/2006/picture">
+                      <pic:pic xmlns:pic="http://schemas.openxmlformats.org/drawingml/2006/picture">
+                        <pic:nvPicPr>
+                          <pic:cNvPr id="0" name="Picture 1"/>
+                          <pic:cNvPicPr>
+                            <a:picLocks noChangeAspect="1" noChangeArrowheads="1"/>
+                          </pic:cNvPicPr>
+                        </pic:nvPicPr>
+                        <pic:blipFill>
+                          <a:blip r:embed="rId8" cstate="print">
+                            <a:extLst>
+                              <a:ext uri="{28A0092B-C50C-407E-A947-70E740481C1C}">
+                                <a14:useLocalDpi xmlns:a14="http://schemas.microsoft.com/office/drawing/2010/main" val="0"/>
+                              </a:ext>
+                            </a:extLst>
+                          </a:blip>
+                          <a:srcRect/>
+                          <a:stretch>
+                            <a:fillRect/>
+                          </a:stretch>
+                        </pic:blipFill>
+                        <pic:spPr bwMode="auto">
+                          <a:xfrm>
+                            <a:off x="0" y="0"/>
+                            <a:ext cx="1668145" cy="1139190"/>
+                          </a:xfrm>
+                          <a:prstGeom prst="rect">
+                            <a:avLst/>
+                          </a:prstGeom>
+                          <a:noFill/>
+                          <a:ln>
+                            <a:noFill/>
+                          </a:ln>
+                        </pic:spPr>
+                      </pic:pic>
+                    </a:graphicData>
+                  </a:graphic>
+                  <wp14:sizeRelH relativeFrom="margin">
+                    <wp14:pctWidth>0</wp14:pctWidth>
+                  </wp14:sizeRelH>
+                  <wp14:sizeRelV relativeFrom="margin">
+                    <wp14:pctHeight>0</wp14:pctHeight>
+                  </wp14:sizeRelV>
+                </wp:anchor>
+              </w:drawing>
+            </w:r>
+            <w:r>
+              <w:rPr>
+                <w:noProof/>
+              </w:rPr>
+              <w:drawing>
+                <wp:anchor distT="0" distB="0" distL="114300" distR="114300" simplePos="0" relativeHeight="251728896" behindDoc="0" locked="0" layoutInCell="1" allowOverlap="1" wp14:anchorId="0F741FBB" wp14:editId="74F1FF7A">
+                  <wp:simplePos x="0" y="0"/>
+                  <wp:positionH relativeFrom="column">
+                    <wp:posOffset>-4445</wp:posOffset>
+                  </wp:positionH>
+                  <wp:positionV relativeFrom="paragraph">
+                    <wp:posOffset>75565</wp:posOffset>
+                  </wp:positionV>
+                  <wp:extent cx="1899184" cy="1211581"/>
+                  <wp:effectExtent l="0" t="0" r="6350" b="7620"/>
+                  <wp:wrapSquare wrapText="bothSides"/>
+                  <wp:docPr id="197947619" name="Picture 7"/>
+                  <wp:cNvGraphicFramePr>
+                    <a:graphicFrameLocks xmlns:a="http://schemas.openxmlformats.org/drawingml/2006/main" noChangeAspect="1"/>
+                  </wp:cNvGraphicFramePr>
+                  <a:graphic xmlns:a="http://schemas.openxmlformats.org/drawingml/2006/main">
+                    <a:graphicData uri="http://schemas.openxmlformats.org/drawingml/2006/picture">
+                      <pic:pic xmlns:pic="http://schemas.openxmlformats.org/drawingml/2006/picture">
+                        <pic:nvPicPr>
+                          <pic:cNvPr id="0" name="Picture 7"/>
+                          <pic:cNvPicPr>
+                            <a:picLocks noChangeAspect="1" noChangeArrowheads="1"/>
+                          </pic:cNvPicPr>
+                        </pic:nvPicPr>
+                        <pic:blipFill>
+                          <a:blip r:embed="rId10" cstate="print">
+                            <a:extLst>
+                              <a:ext uri="{28A0092B-C50C-407E-A947-70E740481C1C}">
+                                <a14:useLocalDpi xmlns:a14="http://schemas.microsoft.com/office/drawing/2010/main" val="0"/>
+                              </a:ext>
+                            </a:extLst>
+                          </a:blip>
+                          <a:srcRect/>
+                          <a:stretch>
+                            <a:fillRect/>
+                          </a:stretch>
+                        </pic:blipFill>
+                        <pic:spPr bwMode="auto">
+                          <a:xfrm>
+                            <a:off x="0" y="0"/>
+                            <a:ext cx="1899184" cy="1211581"/>
+                          </a:xfrm>
+                          <a:prstGeom prst="rect">
+                            <a:avLst/>
+                          </a:prstGeom>
+                          <a:noFill/>
+                          <a:ln>
+                            <a:noFill/>
+                          </a:ln>
+                        </pic:spPr>
+                      </pic:pic>
+                    </a:graphicData>
+                  </a:graphic>
+                </wp:anchor>
+              </w:drawing>
+            </w:r>
+          </w:p>
+        </w:tc>
+        <w:tc>
+          <w:tcPr>
+            <w:tcW w:w="4506" w:type="dxa"/>
+          </w:tcPr>
+          <w:p>
+            <w:r>
+              <w:rPr>
+                <w:noProof/>
+              </w:rPr>
+              <w:drawing>
+                <wp:anchor distT="0" distB="0" distL="114300" distR="114300" simplePos="0" relativeHeight="251731968" behindDoc="0" locked="0" layoutInCell="1" allowOverlap="1" wp14:anchorId="57CB35E8" wp14:editId="7838889B">
+                  <wp:simplePos x="0" y="0"/>
+                  <wp:positionH relativeFrom="column">
+                    <wp:posOffset>57932</wp:posOffset>
+                  </wp:positionH>
+                  <wp:positionV relativeFrom="paragraph">
+                    <wp:posOffset>1159315</wp:posOffset>
+                  </wp:positionV>
+                  <wp:extent cx="1918335" cy="759927"/>
+                  <wp:effectExtent l="0" t="0" r="5715" b="2540"/>
+                  <wp:wrapSquare wrapText="bothSides"/>
+                  <wp:docPr id="1164544049" name="Picture 3"/>
+                  <wp:cNvGraphicFramePr>
+                    <a:graphicFrameLocks xmlns:a="http://schemas.openxmlformats.org/drawingml/2006/main" noChangeAspect="1"/>
+                  </wp:cNvGraphicFramePr>
+                  <a:graphic xmlns:a="http://schemas.openxmlformats.org/drawingml/2006/main">
+                    <a:graphicData uri="http://schemas.openxmlformats.org/drawingml/2006/picture">
+                      <pic:pic xmlns:pic="http://schemas.openxmlformats.org/drawingml/2006/picture">
+                        <pic:nvPicPr>
+                          <pic:cNvPr id="0" name="Picture 1"/>
+                          <pic:cNvPicPr>
+                            <a:picLocks noChangeAspect="1" noChangeArrowheads="1"/>
+                          </pic:cNvPicPr>
+                        </pic:nvPicPr>
+                        <pic:blipFill>
+                          <a:blip r:embed="rId43" cstate="print">
+                            <a:extLst>
+                              <a:ext uri="{28A0092B-C50C-407E-A947-70E740481C1C}">
+                                <a14:useLocalDpi xmlns:a14="http://schemas.microsoft.com/office/drawing/2010/main" val="0"/>
+                              </a:ext>
+                            </a:extLst>
+                          </a:blip>
+                          <a:srcRect/>
+                          <a:stretch>
+                            <a:fillRect/>
+                          </a:stretch>
+                        </pic:blipFill>
+                        <pic:spPr bwMode="auto">
+                          <a:xfrm>
+                            <a:off x="0" y="0"/>
+                            <a:ext cx="1918335" cy="759927"/>
+                          </a:xfrm>
+                          <a:prstGeom prst="rect">
+                            <a:avLst/>
+                          </a:prstGeom>
+                          <a:noFill/>
+                          <a:ln>
+                            <a:noFill/>
+                          </a:ln>
+                        </pic:spPr>
+                      </pic:pic>
+                    </a:graphicData>
+                  </a:graphic>
+                  <wp14:sizeRelH relativeFrom="margin">
+                    <wp14:pctWidth>0</wp14:pctWidth>
+                  </wp14:sizeRelH>
+                  <wp14:sizeRelV relativeFrom="margin">
+                    <wp14:pctHeight>0</wp14:pctHeight>
+                  </wp14:sizeRelV>
+                </wp:anchor>
+              </w:drawing>
+            </w:r>
+            <w:r>
+              <w:rPr>
+                <w:noProof/>
+              </w:rPr>
+              <w:drawing>
+                <wp:anchor distT="0" distB="0" distL="114300" distR="114300" simplePos="0" relativeHeight="251730944" behindDoc="0" locked="0" layoutInCell="1" allowOverlap="1" wp14:anchorId="0E1A9E72" wp14:editId="2E3D3DE0">
+                  <wp:simplePos x="0" y="0"/>
+                  <wp:positionH relativeFrom="column">
+                    <wp:posOffset>-2540</wp:posOffset>
+                  </wp:positionH>
+                  <wp:positionV relativeFrom="paragraph">
+                    <wp:posOffset>175260</wp:posOffset>
+                  </wp:positionV>
+                  <wp:extent cx="1748261" cy="751546"/>
+                  <wp:effectExtent l="0" t="0" r="4445" b="0"/>
+                  <wp:wrapSquare wrapText="bothSides"/>
+                  <wp:docPr id="1626757125" name="Picture 7"/>
+                  <wp:cNvGraphicFramePr>
+                    <a:graphicFrameLocks xmlns:a="http://schemas.openxmlformats.org/drawingml/2006/main" noChangeAspect="1"/>
+                  </wp:cNvGraphicFramePr>
+                  <a:graphic xmlns:a="http://schemas.openxmlformats.org/drawingml/2006/main">
+                    <a:graphicData uri="http://schemas.openxmlformats.org/drawingml/2006/picture">
+                      <pic:pic xmlns:pic="http://schemas.openxmlformats.org/drawingml/2006/picture">
+                        <pic:nvPicPr>
+                          <pic:cNvPr id="0" name="Picture 5"/>
+                          <pic:cNvPicPr>
+                            <a:picLocks noChangeAspect="1" noChangeArrowheads="1"/>
+                          </pic:cNvPicPr>
+                        </pic:nvPicPr>
+                        <pic:blipFill>
+                          <a:blip r:embed="rId28" cstate="print">
+                            <a:extLst>
+                              <a:ext uri="{28A0092B-C50C-407E-A947-70E740481C1C}">
+                                <a14:useLocalDpi xmlns:a14="http://schemas.microsoft.com/office/drawing/2010/main" val="0"/>
+                              </a:ext>
+                            </a:extLst>
+                          </a:blip>
+                          <a:srcRect/>
+                          <a:stretch>
+                            <a:fillRect/>
+                          </a:stretch>
+                        </pic:blipFill>
+                        <pic:spPr bwMode="auto">
+                          <a:xfrm>
+                            <a:off x="0" y="0"/>
+                            <a:ext cx="1748261" cy="751546"/>
+                          </a:xfrm>
+                          <a:prstGeom prst="rect">
+                            <a:avLst/>
+                          </a:prstGeom>
+                          <a:noFill/>
+                          <a:ln>
+                            <a:noFill/>
+                          </a:ln>
+                        </pic:spPr>
+                      </pic:pic>
+                    </a:graphicData>
+                  </a:graphic>
+                  <wp14:sizeRelH relativeFrom="margin">
+                    <wp14:pctWidth>0</wp14:pctWidth>
+                  </wp14:sizeRelH>
+                  <wp14:sizeRelV relativeFrom="margin">
+                    <wp14:pctHeight>0</wp14:pctHeight>
+                  </wp14:sizeRelV>
+                </wp:anchor>
+              </w:drawing>
+            </w:r>
+          </w:p>
+        </w:tc>
+        <w:tc>
+          <w:tcPr>
+            <w:tcW w:w="3761" w:type="dxa"/>
+          </w:tcPr>
+          <w:p>
+            <w:r>
+              <w:t xml:space="preserve">At the start I has the aesthetic as blue. When I used this </w:t>
+            </w:r>
+            <w:proofErr w:type="gramStart"/>
+            <w:r>
+              <w:t>colouring</w:t>
+            </w:r>
+            <w:proofErr w:type="gramEnd"/>
+            <w:r>
+              <w:t xml:space="preserve"> I just went on a colour pallet generator and though it looked nice. Listing to the feedback I got I didn’t really resemble anything, I got some feedback to change it to my house colour so I went onto the house page and extracted all the colours from this page so I could use it in my website. I think it looks good </w:t>
+            </w:r>
+            <w:proofErr w:type="gramStart"/>
+            <w:r>
+              <w:t>now</w:t>
+            </w:r>
+            <w:proofErr w:type="gramEnd"/>
+            <w:r>
+              <w:t xml:space="preserve"> but I will have to get more feedback to see </w:t>
+            </w:r>
+            <w:proofErr w:type="spellStart"/>
+            <w:r>
+              <w:t>weather</w:t>
+            </w:r>
+            <w:proofErr w:type="spellEnd"/>
+            <w:r>
+              <w:t xml:space="preserve"> I need to change it again. </w:t>
+            </w:r>
+          </w:p>
+        </w:tc>
+      </w:tr>
+      <w:tr>
+        <w:tc>
+          <w:tcPr>
+            <w:tcW w:w="1396" w:type="dxa"/>
+          </w:tcPr>
+          <w:p>
+            <w:r>
+              <w:t>2/08/2026</w:t>
+            </w:r>
+          </w:p>
+        </w:tc>
+        <w:tc>
+          <w:tcPr>
+            <w:tcW w:w="5725" w:type="dxa"/>
+          </w:tcPr>
+          <w:p>
+            <w:pPr>
+              <w:rPr>
+                <w:noProof/>
+              </w:rPr>
+            </w:pPr>
+            <w:r>
+              <w:rPr>
+                <w:b/>
+                <w:bCs/>
+              </w:rPr>
+              <w:drawing>
+                <wp:anchor distT="0" distB="0" distL="114300" distR="114300" simplePos="0" relativeHeight="251786240" behindDoc="0" locked="0" layoutInCell="1" allowOverlap="1" wp14:anchorId="36C0F35F" wp14:editId="54468987">
+                  <wp:simplePos x="0" y="0"/>
+                  <wp:positionH relativeFrom="column">
+                    <wp:posOffset>-8890</wp:posOffset>
+                  </wp:positionH>
+                  <wp:positionV relativeFrom="paragraph">
+                    <wp:posOffset>170180</wp:posOffset>
+                  </wp:positionV>
+                  <wp:extent cx="1749425" cy="1447800"/>
+                  <wp:effectExtent l="0" t="0" r="3175" b="0"/>
+                  <wp:wrapSquare wrapText="bothSides"/>
+                  <wp:docPr id="13841051" name="Picture 1"/>
+                  <wp:cNvGraphicFramePr>
+                    <a:graphicFrameLocks xmlns:a="http://schemas.openxmlformats.org/drawingml/2006/main" noChangeAspect="1"/>
+                  </wp:cNvGraphicFramePr>
+                  <a:graphic xmlns:a="http://schemas.openxmlformats.org/drawingml/2006/main">
+                    <a:graphicData uri="http://schemas.openxmlformats.org/drawingml/2006/picture">
+                      <pic:pic xmlns:pic="http://schemas.openxmlformats.org/drawingml/2006/picture">
+                        <pic:nvPicPr>
+                          <pic:cNvPr id="1069415015" name=""/>
+                          <pic:cNvPicPr/>
+                        </pic:nvPicPr>
+                        <pic:blipFill>
+                          <a:blip r:embed="rId44" cstate="print">
+                            <a:extLst>
+                              <a:ext uri="{28A0092B-C50C-407E-A947-70E740481C1C}">
+                                <a14:useLocalDpi xmlns:a14="http://schemas.microsoft.com/office/drawing/2010/main" val="0"/>
+                              </a:ext>
+                            </a:extLst>
+                          </a:blip>
+                          <a:stretch>
+                            <a:fillRect/>
+                          </a:stretch>
+                        </pic:blipFill>
+                        <pic:spPr>
+                          <a:xfrm>
+                            <a:off x="0" y="0"/>
+                            <a:ext cx="1749425" cy="1447800"/>
+                          </a:xfrm>
+                          <a:prstGeom prst="rect">
+                            <a:avLst/>
+                          </a:prstGeom>
+                        </pic:spPr>
+                      </pic:pic>
+                    </a:graphicData>
+                  </a:graphic>
+                  <wp14:sizeRelH relativeFrom="margin">
+                    <wp14:pctWidth>0</wp14:pctWidth>
+                  </wp14:sizeRelH>
+                  <wp14:sizeRelV relativeFrom="margin">
+                    <wp14:pctHeight>0</wp14:pctHeight>
+                  </wp14:sizeRelV>
+                </wp:anchor>
+              </w:drawing>
+            </w:r>
+          </w:p>
+        </w:tc>
+        <w:tc>
+          <w:tcPr>
+            <w:tcW w:w="4506" w:type="dxa"/>
+          </w:tcPr>
+          <w:p>
+            <w:pPr>
+              <w:rPr>
+                <w:noProof/>
+              </w:rPr>
+            </w:pPr>
+            <w:r>
+              <w:rPr>
+                <w:noProof/>
+              </w:rPr>
+              <w:drawing>
+                <wp:anchor distT="0" distB="0" distL="114300" distR="114300" simplePos="0" relativeHeight="251784192" behindDoc="0" locked="0" layoutInCell="1" allowOverlap="1" wp14:anchorId="09D69337" wp14:editId="0BD45681">
+                  <wp:simplePos x="0" y="0"/>
+                  <wp:positionH relativeFrom="column">
+                    <wp:posOffset>1108412</wp:posOffset>
+                  </wp:positionH>
+                  <wp:positionV relativeFrom="paragraph">
+                    <wp:posOffset>325678</wp:posOffset>
+                  </wp:positionV>
+                  <wp:extent cx="1681480" cy="1532255"/>
+                  <wp:effectExtent l="0" t="0" r="0" b="0"/>
+                  <wp:wrapSquare wrapText="bothSides"/>
+                  <wp:docPr id="259281350" name="Picture 1"/>
+                  <wp:cNvGraphicFramePr>
+                    <a:graphicFrameLocks xmlns:a="http://schemas.openxmlformats.org/drawingml/2006/main" noChangeAspect="1"/>
+                  </wp:cNvGraphicFramePr>
+                  <a:graphic xmlns:a="http://schemas.openxmlformats.org/drawingml/2006/main">
+                    <a:graphicData uri="http://schemas.openxmlformats.org/drawingml/2006/picture">
+                      <pic:pic xmlns:pic="http://schemas.openxmlformats.org/drawingml/2006/picture">
+                        <pic:nvPicPr>
+                          <pic:cNvPr id="259281350" name=""/>
+                          <pic:cNvPicPr/>
+                        </pic:nvPicPr>
+                        <pic:blipFill>
+                          <a:blip r:embed="rId45" cstate="print">
+                            <a:extLst>
+                              <a:ext uri="{28A0092B-C50C-407E-A947-70E740481C1C}">
+                                <a14:useLocalDpi xmlns:a14="http://schemas.microsoft.com/office/drawing/2010/main" val="0"/>
+                              </a:ext>
+                            </a:extLst>
+                          </a:blip>
+                          <a:stretch>
+                            <a:fillRect/>
+                          </a:stretch>
+                        </pic:blipFill>
+                        <pic:spPr>
+                          <a:xfrm>
+                            <a:off x="0" y="0"/>
+                            <a:ext cx="1681480" cy="1532255"/>
+                          </a:xfrm>
+                          <a:prstGeom prst="rect">
+                            <a:avLst/>
+                          </a:prstGeom>
+                        </pic:spPr>
+                      </pic:pic>
+                    </a:graphicData>
+                  </a:graphic>
+                  <wp14:sizeRelH relativeFrom="margin">
+                    <wp14:pctWidth>0</wp14:pctWidth>
+                  </wp14:sizeRelH>
+                  <wp14:sizeRelV relativeFrom="margin">
+                    <wp14:pctHeight>0</wp14:pctHeight>
+                  </wp14:sizeRelV>
+                </wp:anchor>
+              </w:drawing>
+            </w:r>
+            <w:r>
+              <w:rPr>
+                <w:noProof/>
+              </w:rPr>
+              <w:drawing>
+                <wp:inline distT="0" distB="0" distL="0" distR="0" wp14:anchorId="41DA5389" wp14:editId="0177D86C">
+                  <wp:extent cx="1669065" cy="967777"/>
+                  <wp:effectExtent l="0" t="0" r="7620" b="3810"/>
+                  <wp:docPr id="1387237553" name="Picture 1"/>
+                  <wp:cNvGraphicFramePr>
+                    <a:graphicFrameLocks xmlns:a="http://schemas.openxmlformats.org/drawingml/2006/main" noChangeAspect="1"/>
+                  </wp:cNvGraphicFramePr>
+                  <a:graphic xmlns:a="http://schemas.openxmlformats.org/drawingml/2006/main">
+                    <a:graphicData uri="http://schemas.openxmlformats.org/drawingml/2006/picture">
+                      <pic:pic xmlns:pic="http://schemas.openxmlformats.org/drawingml/2006/picture">
+                        <pic:nvPicPr>
+                          <pic:cNvPr id="1387237553" name=""/>
+                          <pic:cNvPicPr/>
+                        </pic:nvPicPr>
+                        <pic:blipFill>
+                          <a:blip r:embed="rId46"/>
+                          <a:stretch>
+                            <a:fillRect/>
+                          </a:stretch>
+                        </pic:blipFill>
+                        <pic:spPr>
+                          <a:xfrm>
+                            <a:off x="0" y="0"/>
+                            <a:ext cx="1678272" cy="973115"/>
+                          </a:xfrm>
+                          <a:prstGeom prst="rect">
+                            <a:avLst/>
+                          </a:prstGeom>
+                        </pic:spPr>
+                      </pic:pic>
+                    </a:graphicData>
+                  </a:graphic>
+                </wp:inline>
+              </w:drawing>
+            </w:r>
+          </w:p>
+        </w:tc>
+        <w:tc>
+          <w:tcPr>
+            <w:tcW w:w="3761" w:type="dxa"/>
+          </w:tcPr>
+          <w:p>
+            <w:r>
+              <w:t>On all the pages of html</w:t>
+            </w:r>
+            <w:r>
+              <w:t xml:space="preserve"> I added a media query so when the screen goes below </w:t>
+            </w:r>
+            <w:r>
+              <w:t xml:space="preserve">480px then the size of the title goes smaller. I did this because I though when you are on a small screen having a big title isn’t that important </w:t>
+            </w:r>
+            <w:r>
+              <w:t xml:space="preserve">because you have limited space on the screen and I don’t think that the title needs to take up </w:t>
+            </w:r>
+            <w:proofErr w:type="gramStart"/>
+            <w:r>
+              <w:t>to</w:t>
+            </w:r>
+            <w:proofErr w:type="gramEnd"/>
+            <w:r>
+              <w:t xml:space="preserve"> much space on the small screen. I thought this would optimise the aesthetics of my </w:t>
+            </w:r>
+            <w:r>
+              <w:t>page when on a smaller screen and make it more user friendly for all users to see th</w:t>
+            </w:r>
+            <w:r>
+              <w:t xml:space="preserve">e important information on the screen without </w:t>
+            </w:r>
+            <w:proofErr w:type="gramStart"/>
+            <w:r>
+              <w:t>have to</w:t>
+            </w:r>
+            <w:proofErr w:type="gramEnd"/>
+            <w:r>
+              <w:t xml:space="preserve"> scroll. </w:t>
+            </w:r>
+          </w:p>
+        </w:tc>
+      </w:tr>
+      <w:tr>
+        <w:tc>
+          <w:tcPr>
+            <w:tcW w:w="1396" w:type="dxa"/>
+          </w:tcPr>
+          <w:p>
+            <w:r>
+              <w:lastRenderedPageBreak/>
+              <w:t>13/0</w:t>
+            </w:r>
+            <w:r>
+              <w:t>8/2026</w:t>
+            </w:r>
+          </w:p>
+        </w:tc>
+        <w:tc>
+          <w:tcPr>
+            <w:tcW w:w="5725" w:type="dxa"/>
+          </w:tcPr>
+          <w:p>
+            <w:pPr>
+              <w:rPr>
+                <w:noProof/>
+              </w:rPr>
+            </w:pPr>
+            <w:r>
+              <w:rPr>
+                <w:noProof/>
+              </w:rPr>
+              <w:drawing>
+                <wp:anchor distT="0" distB="0" distL="114300" distR="114300" simplePos="0" relativeHeight="251747328" behindDoc="0" locked="0" layoutInCell="1" allowOverlap="1" wp14:anchorId="17BF8A26" wp14:editId="2F7DBECC">
+                  <wp:simplePos x="0" y="0"/>
+                  <wp:positionH relativeFrom="column">
+                    <wp:posOffset>252958</wp:posOffset>
+                  </wp:positionH>
+                  <wp:positionV relativeFrom="paragraph">
+                    <wp:posOffset>61159</wp:posOffset>
+                  </wp:positionV>
+                  <wp:extent cx="2127737" cy="913330"/>
+                  <wp:effectExtent l="0" t="0" r="6350" b="1270"/>
+                  <wp:wrapSquare wrapText="bothSides"/>
+                  <wp:docPr id="858289612" name="Picture 10"/>
+                  <wp:cNvGraphicFramePr>
+                    <a:graphicFrameLocks xmlns:a="http://schemas.openxmlformats.org/drawingml/2006/main" noChangeAspect="1"/>
+                  </wp:cNvGraphicFramePr>
+                  <a:graphic xmlns:a="http://schemas.openxmlformats.org/drawingml/2006/main">
+                    <a:graphicData uri="http://schemas.openxmlformats.org/drawingml/2006/picture">
+                      <pic:pic xmlns:pic="http://schemas.openxmlformats.org/drawingml/2006/picture">
+                        <pic:nvPicPr>
+                          <pic:cNvPr id="0" name="Picture 9"/>
+                          <pic:cNvPicPr>
+                            <a:picLocks noChangeAspect="1" noChangeArrowheads="1"/>
+                          </pic:cNvPicPr>
+                        </pic:nvPicPr>
+                        <pic:blipFill>
+                          <a:blip r:embed="rId33" cstate="print">
+                            <a:extLst>
+                              <a:ext uri="{28A0092B-C50C-407E-A947-70E740481C1C}">
+                                <a14:useLocalDpi xmlns:a14="http://schemas.microsoft.com/office/drawing/2010/main" val="0"/>
+                              </a:ext>
+                            </a:extLst>
+                          </a:blip>
+                          <a:srcRect/>
+                          <a:stretch>
+                            <a:fillRect/>
+                          </a:stretch>
+                        </pic:blipFill>
+                        <pic:spPr bwMode="auto">
+                          <a:xfrm>
+                            <a:off x="0" y="0"/>
+                            <a:ext cx="2127737" cy="913330"/>
+                          </a:xfrm>
+                          <a:prstGeom prst="rect">
+                            <a:avLst/>
+                          </a:prstGeom>
+                          <a:noFill/>
+                          <a:ln>
+                            <a:noFill/>
+                          </a:ln>
+                        </pic:spPr>
+                      </pic:pic>
+                    </a:graphicData>
+                  </a:graphic>
+                  <wp14:sizeRelH relativeFrom="margin">
+                    <wp14:pctWidth>0</wp14:pctWidth>
+                  </wp14:sizeRelH>
+                  <wp14:sizeRelV relativeFrom="margin">
+                    <wp14:pctHeight>0</wp14:pctHeight>
+                  </wp14:sizeRelV>
+                </wp:anchor>
+              </w:drawing>
+            </w:r>
+          </w:p>
+        </w:tc>
+        <w:tc>
+          <w:tcPr>
+            <w:tcW w:w="4506" w:type="dxa"/>
+          </w:tcPr>
+          <w:p>
+            <w:pPr>
+              <w:rPr>
+                <w:noProof/>
+              </w:rPr>
+            </w:pPr>
+            <w:r>
+              <w:rPr>
+                <w:noProof/>
+              </w:rPr>
+              <w:drawing>
+                <wp:anchor distT="0" distB="0" distL="114300" distR="114300" simplePos="0" relativeHeight="251752448" behindDoc="0" locked="0" layoutInCell="1" allowOverlap="1" wp14:anchorId="613953BF" wp14:editId="16342DA8">
+                  <wp:simplePos x="0" y="0"/>
+                  <wp:positionH relativeFrom="column">
+                    <wp:posOffset>1242695</wp:posOffset>
+                  </wp:positionH>
+                  <wp:positionV relativeFrom="paragraph">
+                    <wp:posOffset>1390455</wp:posOffset>
+                  </wp:positionV>
+                  <wp:extent cx="1456055" cy="610235"/>
+                  <wp:effectExtent l="0" t="0" r="0" b="0"/>
+                  <wp:wrapSquare wrapText="bothSides"/>
+                  <wp:docPr id="330119335" name="Picture 14"/>
+                  <wp:cNvGraphicFramePr>
+                    <a:graphicFrameLocks xmlns:a="http://schemas.openxmlformats.org/drawingml/2006/main" noChangeAspect="1"/>
+                  </wp:cNvGraphicFramePr>
+                  <a:graphic xmlns:a="http://schemas.openxmlformats.org/drawingml/2006/main">
+                    <a:graphicData uri="http://schemas.openxmlformats.org/drawingml/2006/picture">
+                      <pic:pic xmlns:pic="http://schemas.openxmlformats.org/drawingml/2006/picture">
+                        <pic:nvPicPr>
+                          <pic:cNvPr id="0" name="Picture 12"/>
+                          <pic:cNvPicPr>
+                            <a:picLocks noChangeAspect="1" noChangeArrowheads="1"/>
+                          </pic:cNvPicPr>
+                        </pic:nvPicPr>
+                        <pic:blipFill>
+                          <a:blip r:embed="rId47">
+                            <a:extLst>
+                              <a:ext uri="{28A0092B-C50C-407E-A947-70E740481C1C}">
+                                <a14:useLocalDpi xmlns:a14="http://schemas.microsoft.com/office/drawing/2010/main" val="0"/>
+                              </a:ext>
+                            </a:extLst>
+                          </a:blip>
+                          <a:srcRect/>
+                          <a:stretch>
+                            <a:fillRect/>
+                          </a:stretch>
+                        </pic:blipFill>
+                        <pic:spPr bwMode="auto">
+                          <a:xfrm>
+                            <a:off x="0" y="0"/>
+                            <a:ext cx="1456055" cy="610235"/>
+                          </a:xfrm>
+                          <a:prstGeom prst="rect">
+                            <a:avLst/>
+                          </a:prstGeom>
+                          <a:noFill/>
+                          <a:ln>
+                            <a:noFill/>
+                          </a:ln>
+                        </pic:spPr>
+                      </pic:pic>
+                    </a:graphicData>
+                  </a:graphic>
+                </wp:anchor>
+              </w:drawing>
+            </w:r>
+            <w:r>
+              <w:rPr>
+                <w:noProof/>
+              </w:rPr>
+              <w:drawing>
+                <wp:anchor distT="0" distB="0" distL="114300" distR="114300" simplePos="0" relativeHeight="251750400" behindDoc="0" locked="0" layoutInCell="1" allowOverlap="1" wp14:anchorId="4C1D0ADC" wp14:editId="407475D3">
+                  <wp:simplePos x="0" y="0"/>
+                  <wp:positionH relativeFrom="column">
+                    <wp:posOffset>-49237</wp:posOffset>
+                  </wp:positionH>
+                  <wp:positionV relativeFrom="paragraph">
+                    <wp:posOffset>211699</wp:posOffset>
+                  </wp:positionV>
+                  <wp:extent cx="1659157" cy="551714"/>
+                  <wp:effectExtent l="0" t="0" r="0" b="1270"/>
+                  <wp:wrapSquare wrapText="bothSides"/>
+                  <wp:docPr id="700295075" name="Picture 12"/>
+                  <wp:cNvGraphicFramePr>
+                    <a:graphicFrameLocks xmlns:a="http://schemas.openxmlformats.org/drawingml/2006/main" noChangeAspect="1"/>
+                  </wp:cNvGraphicFramePr>
+                  <a:graphic xmlns:a="http://schemas.openxmlformats.org/drawingml/2006/main">
+                    <a:graphicData uri="http://schemas.openxmlformats.org/drawingml/2006/picture">
+                      <pic:pic xmlns:pic="http://schemas.openxmlformats.org/drawingml/2006/picture">
+                        <pic:nvPicPr>
+                          <pic:cNvPr id="0" name="Picture 10"/>
+                          <pic:cNvPicPr>
+                            <a:picLocks noChangeAspect="1" noChangeArrowheads="1"/>
+                          </pic:cNvPicPr>
+                        </pic:nvPicPr>
+                        <pic:blipFill>
+                          <a:blip r:embed="rId48">
+                            <a:extLst>
+                              <a:ext uri="{28A0092B-C50C-407E-A947-70E740481C1C}">
+                                <a14:useLocalDpi xmlns:a14="http://schemas.microsoft.com/office/drawing/2010/main" val="0"/>
+                              </a:ext>
+                            </a:extLst>
+                          </a:blip>
+                          <a:srcRect/>
+                          <a:stretch>
+                            <a:fillRect/>
+                          </a:stretch>
+                        </pic:blipFill>
+                        <pic:spPr bwMode="auto">
+                          <a:xfrm>
+                            <a:off x="0" y="0"/>
+                            <a:ext cx="1659157" cy="551714"/>
+                          </a:xfrm>
+                          <a:prstGeom prst="rect">
+                            <a:avLst/>
+                          </a:prstGeom>
+                          <a:noFill/>
+                          <a:ln>
+                            <a:noFill/>
+                          </a:ln>
+                        </pic:spPr>
+                      </pic:pic>
+                    </a:graphicData>
+                  </a:graphic>
+                </wp:anchor>
+              </w:drawing>
+            </w:r>
+            <w:r>
+              <w:rPr>
+                <w:noProof/>
+              </w:rPr>
+              <w:drawing>
+                <wp:anchor distT="0" distB="0" distL="114300" distR="114300" simplePos="0" relativeHeight="251749376" behindDoc="0" locked="0" layoutInCell="1" allowOverlap="1" wp14:anchorId="4C11D337" wp14:editId="510B1285">
+                  <wp:simplePos x="0" y="0"/>
+                  <wp:positionH relativeFrom="column">
+                    <wp:posOffset>1444919</wp:posOffset>
+                  </wp:positionH>
+                  <wp:positionV relativeFrom="paragraph">
+                    <wp:posOffset>86018</wp:posOffset>
+                  </wp:positionV>
+                  <wp:extent cx="1321435" cy="1267460"/>
+                  <wp:effectExtent l="0" t="0" r="0" b="8890"/>
+                  <wp:wrapSquare wrapText="bothSides"/>
+                  <wp:docPr id="549750145" name="Picture 11"/>
+                  <wp:cNvGraphicFramePr>
+                    <a:graphicFrameLocks xmlns:a="http://schemas.openxmlformats.org/drawingml/2006/main" noChangeAspect="1"/>
+                  </wp:cNvGraphicFramePr>
+                  <a:graphic xmlns:a="http://schemas.openxmlformats.org/drawingml/2006/main">
+                    <a:graphicData uri="http://schemas.openxmlformats.org/drawingml/2006/picture">
+                      <pic:pic xmlns:pic="http://schemas.openxmlformats.org/drawingml/2006/picture">
+                        <pic:nvPicPr>
+                          <pic:cNvPr id="0" name="Picture 9"/>
+                          <pic:cNvPicPr>
+                            <a:picLocks noChangeAspect="1" noChangeArrowheads="1"/>
+                          </pic:cNvPicPr>
+                        </pic:nvPicPr>
+                        <pic:blipFill>
+                          <a:blip r:embed="rId49" cstate="print">
+                            <a:extLst>
+                              <a:ext uri="{28A0092B-C50C-407E-A947-70E740481C1C}">
+                                <a14:useLocalDpi xmlns:a14="http://schemas.microsoft.com/office/drawing/2010/main" val="0"/>
+                              </a:ext>
+                            </a:extLst>
+                          </a:blip>
+                          <a:srcRect/>
+                          <a:stretch>
+                            <a:fillRect/>
+                          </a:stretch>
+                        </pic:blipFill>
+                        <pic:spPr bwMode="auto">
+                          <a:xfrm>
+                            <a:off x="0" y="0"/>
+                            <a:ext cx="1321435" cy="1267460"/>
+                          </a:xfrm>
+                          <a:prstGeom prst="rect">
+                            <a:avLst/>
+                          </a:prstGeom>
+                          <a:noFill/>
+                          <a:ln>
+                            <a:noFill/>
+                          </a:ln>
+                        </pic:spPr>
+                      </pic:pic>
+                    </a:graphicData>
+                  </a:graphic>
+                  <wp14:sizeRelH relativeFrom="margin">
+                    <wp14:pctWidth>0</wp14:pctWidth>
+                  </wp14:sizeRelH>
+                  <wp14:sizeRelV relativeFrom="margin">
+                    <wp14:pctHeight>0</wp14:pctHeight>
+                  </wp14:sizeRelV>
+                </wp:anchor>
+              </w:drawing>
+            </w:r>
+            <w:r>
+              <w:rPr>
+                <w:noProof/>
+              </w:rPr>
+              <w:drawing>
+                <wp:anchor distT="0" distB="0" distL="114300" distR="114300" simplePos="0" relativeHeight="251751424" behindDoc="0" locked="0" layoutInCell="1" allowOverlap="1" wp14:anchorId="582C1618" wp14:editId="187D3431">
+                  <wp:simplePos x="0" y="0"/>
+                  <wp:positionH relativeFrom="column">
+                    <wp:posOffset>0</wp:posOffset>
+                  </wp:positionH>
+                  <wp:positionV relativeFrom="paragraph">
+                    <wp:posOffset>764540</wp:posOffset>
+                  </wp:positionV>
+                  <wp:extent cx="1242695" cy="1195070"/>
+                  <wp:effectExtent l="0" t="0" r="0" b="5080"/>
+                  <wp:wrapSquare wrapText="bothSides"/>
+                  <wp:docPr id="148660586" name="Picture 13"/>
+                  <wp:cNvGraphicFramePr>
+                    <a:graphicFrameLocks xmlns:a="http://schemas.openxmlformats.org/drawingml/2006/main" noChangeAspect="1"/>
+                  </wp:cNvGraphicFramePr>
+                  <a:graphic xmlns:a="http://schemas.openxmlformats.org/drawingml/2006/main">
+                    <a:graphicData uri="http://schemas.openxmlformats.org/drawingml/2006/picture">
+                      <pic:pic xmlns:pic="http://schemas.openxmlformats.org/drawingml/2006/picture">
+                        <pic:nvPicPr>
+                          <pic:cNvPr id="0" name="Picture 11"/>
+                          <pic:cNvPicPr>
+                            <a:picLocks noChangeAspect="1" noChangeArrowheads="1"/>
+                          </pic:cNvPicPr>
+                        </pic:nvPicPr>
+                        <pic:blipFill>
+                          <a:blip r:embed="rId50" cstate="print">
+                            <a:extLst>
+                              <a:ext uri="{28A0092B-C50C-407E-A947-70E740481C1C}">
+                                <a14:useLocalDpi xmlns:a14="http://schemas.microsoft.com/office/drawing/2010/main" val="0"/>
+                              </a:ext>
+                            </a:extLst>
+                          </a:blip>
+                          <a:srcRect/>
+                          <a:stretch>
+                            <a:fillRect/>
+                          </a:stretch>
+                        </pic:blipFill>
+                        <pic:spPr bwMode="auto">
+                          <a:xfrm>
+                            <a:off x="0" y="0"/>
+                            <a:ext cx="1242695" cy="1195070"/>
+                          </a:xfrm>
+                          <a:prstGeom prst="rect">
+                            <a:avLst/>
+                          </a:prstGeom>
+                          <a:noFill/>
+                          <a:ln>
+                            <a:noFill/>
+                          </a:ln>
+                        </pic:spPr>
+                      </pic:pic>
+                    </a:graphicData>
+                  </a:graphic>
+                </wp:anchor>
+              </w:drawing>
+            </w:r>
+          </w:p>
+        </w:tc>
+        <w:tc>
+          <w:tcPr>
+            <w:tcW w:w="3761" w:type="dxa"/>
+          </w:tcPr>
+          <w:p>
+            <w:r>
+              <w:t xml:space="preserve">On this schedule page I made it so users could plan events on the calendar so they where organised. </w:t>
+            </w:r>
+            <w:r>
+              <w:t xml:space="preserve">To optimize the interface for users on phones I added a media query so that when the screen got </w:t>
+            </w:r>
+            <w:proofErr w:type="gramStart"/>
+            <w:r>
+              <w:t>to</w:t>
+            </w:r>
+            <w:proofErr w:type="gramEnd"/>
+            <w:r>
+              <w:t xml:space="preserve"> small the event panel would go on the </w:t>
+            </w:r>
+            <w:proofErr w:type="gramStart"/>
+            <w:r>
+              <w:t>bottom</w:t>
+            </w:r>
+            <w:proofErr w:type="gramEnd"/>
+            <w:r>
+              <w:t xml:space="preserve"> and the calendar would go on the top so people on small screen would be able to see both the calendar and the event panel. </w:t>
+            </w:r>
+          </w:p>
+        </w:tc>
+      </w:tr>
+      <w:tr>
+        <w:tc>
+          <w:tcPr>
+            <w:tcW w:w="1396" w:type="dxa"/>
+          </w:tcPr>
+          <w:p>
+            <w:r>
+              <w:t>14/08/2026</w:t>
+            </w:r>
+          </w:p>
+        </w:tc>
+        <w:tc>
+          <w:tcPr>
+            <w:tcW w:w="5725" w:type="dxa"/>
+          </w:tcPr>
+          <w:p>
+            <w:r>
+              <w:rPr>
+                <w:noProof/>
+              </w:rPr>
+              <w:drawing>
+                <wp:anchor distT="0" distB="0" distL="114300" distR="114300" simplePos="0" relativeHeight="251736064" behindDoc="0" locked="0" layoutInCell="1" allowOverlap="1" wp14:anchorId="098B5DFD" wp14:editId="6E5E66B1">
+                  <wp:simplePos x="0" y="0"/>
+                  <wp:positionH relativeFrom="column">
+                    <wp:posOffset>257300</wp:posOffset>
+                  </wp:positionH>
+                  <wp:positionV relativeFrom="paragraph">
+                    <wp:posOffset>113534</wp:posOffset>
+                  </wp:positionV>
+                  <wp:extent cx="2341245" cy="1006475"/>
+                  <wp:effectExtent l="0" t="0" r="1905" b="3175"/>
+                  <wp:wrapSquare wrapText="bothSides"/>
+                  <wp:docPr id="642251403" name="Picture 7"/>
+                  <wp:cNvGraphicFramePr>
+                    <a:graphicFrameLocks xmlns:a="http://schemas.openxmlformats.org/drawingml/2006/main" noChangeAspect="1"/>
+                  </wp:cNvGraphicFramePr>
+                  <a:graphic xmlns:a="http://schemas.openxmlformats.org/drawingml/2006/main">
+                    <a:graphicData uri="http://schemas.openxmlformats.org/drawingml/2006/picture">
+                      <pic:pic xmlns:pic="http://schemas.openxmlformats.org/drawingml/2006/picture">
+                        <pic:nvPicPr>
+                          <pic:cNvPr id="0" name="Picture 5"/>
+                          <pic:cNvPicPr>
+                            <a:picLocks noChangeAspect="1" noChangeArrowheads="1"/>
+                          </pic:cNvPicPr>
+                        </pic:nvPicPr>
+                        <pic:blipFill>
+                          <a:blip r:embed="rId28" cstate="print">
+                            <a:extLst>
+                              <a:ext uri="{28A0092B-C50C-407E-A947-70E740481C1C}">
+                                <a14:useLocalDpi xmlns:a14="http://schemas.microsoft.com/office/drawing/2010/main" val="0"/>
+                              </a:ext>
+                            </a:extLst>
+                          </a:blip>
+                          <a:srcRect/>
+                          <a:stretch>
+                            <a:fillRect/>
+                          </a:stretch>
+                        </pic:blipFill>
+                        <pic:spPr bwMode="auto">
+                          <a:xfrm>
+                            <a:off x="0" y="0"/>
+                            <a:ext cx="2341245" cy="1006475"/>
+                          </a:xfrm>
+                          <a:prstGeom prst="rect">
+                            <a:avLst/>
+                          </a:prstGeom>
+                          <a:noFill/>
+                          <a:ln>
+                            <a:noFill/>
+                          </a:ln>
+                        </pic:spPr>
+                      </pic:pic>
+                    </a:graphicData>
+                  </a:graphic>
+                  <wp14:sizeRelH relativeFrom="margin">
+                    <wp14:pctWidth>0</wp14:pctWidth>
+                  </wp14:sizeRelH>
+                  <wp14:sizeRelV relativeFrom="margin">
+                    <wp14:pctHeight>0</wp14:pctHeight>
+                  </wp14:sizeRelV>
+                </wp:anchor>
+              </w:drawing>
+            </w:r>
+          </w:p>
+        </w:tc>
+        <w:tc>
+          <w:tcPr>
+            <w:tcW w:w="4506" w:type="dxa"/>
+          </w:tcPr>
+          <w:p>
+            <w:r>
+              <w:rPr>
+                <w:noProof/>
+              </w:rPr>
+              <w:drawing>
+                <wp:anchor distT="0" distB="0" distL="114300" distR="114300" simplePos="0" relativeHeight="251734016" behindDoc="0" locked="0" layoutInCell="1" allowOverlap="1" wp14:anchorId="27BBE112" wp14:editId="0AA83D5C">
+                  <wp:simplePos x="0" y="0"/>
+                  <wp:positionH relativeFrom="column">
+                    <wp:posOffset>16219</wp:posOffset>
+                  </wp:positionH>
+                  <wp:positionV relativeFrom="paragraph">
+                    <wp:posOffset>136495</wp:posOffset>
+                  </wp:positionV>
+                  <wp:extent cx="2701925" cy="1035050"/>
+                  <wp:effectExtent l="0" t="0" r="3175" b="0"/>
+                  <wp:wrapSquare wrapText="bothSides"/>
+                  <wp:docPr id="357595073" name="Picture 12"/>
+                  <wp:cNvGraphicFramePr>
+                    <a:graphicFrameLocks xmlns:a="http://schemas.openxmlformats.org/drawingml/2006/main" noChangeAspect="1"/>
+                  </wp:cNvGraphicFramePr>
+                  <a:graphic xmlns:a="http://schemas.openxmlformats.org/drawingml/2006/main">
+                    <a:graphicData uri="http://schemas.openxmlformats.org/drawingml/2006/picture">
+                      <pic:pic xmlns:pic="http://schemas.openxmlformats.org/drawingml/2006/picture">
+                        <pic:nvPicPr>
+                          <pic:cNvPr id="0" name="Picture 11"/>
+                          <pic:cNvPicPr>
+                            <a:picLocks noChangeAspect="1" noChangeArrowheads="1"/>
+                          </pic:cNvPicPr>
+                        </pic:nvPicPr>
+                        <pic:blipFill>
+                          <a:blip r:embed="rId35" cstate="print">
+                            <a:extLst>
+                              <a:ext uri="{28A0092B-C50C-407E-A947-70E740481C1C}">
+                                <a14:useLocalDpi xmlns:a14="http://schemas.microsoft.com/office/drawing/2010/main" val="0"/>
+                              </a:ext>
+                            </a:extLst>
+                          </a:blip>
+                          <a:srcRect/>
+                          <a:stretch>
+                            <a:fillRect/>
+                          </a:stretch>
+                        </pic:blipFill>
+                        <pic:spPr bwMode="auto">
+                          <a:xfrm>
+                            <a:off x="0" y="0"/>
+                            <a:ext cx="2701925" cy="1035050"/>
+                          </a:xfrm>
+                          <a:prstGeom prst="rect">
+                            <a:avLst/>
+                          </a:prstGeom>
+                          <a:noFill/>
+                          <a:ln>
+                            <a:noFill/>
+                          </a:ln>
+                        </pic:spPr>
+                      </pic:pic>
+                    </a:graphicData>
+                  </a:graphic>
+                  <wp14:sizeRelH relativeFrom="margin">
+                    <wp14:pctWidth>0</wp14:pctWidth>
+                  </wp14:sizeRelH>
+                  <wp14:sizeRelV relativeFrom="margin">
+                    <wp14:pctHeight>0</wp14:pctHeight>
+                  </wp14:sizeRelV>
+                </wp:anchor>
+              </w:drawing>
+            </w:r>
+          </w:p>
+        </w:tc>
+        <w:tc>
+          <w:tcPr>
+            <w:tcW w:w="3761" w:type="dxa"/>
+          </w:tcPr>
+          <w:p>
+            <w:r>
+              <w:t>When I showed my teac</w:t>
+            </w:r>
+            <w:r>
+              <w:t xml:space="preserve">her the website, </w:t>
+            </w:r>
+            <w:proofErr w:type="gramStart"/>
+            <w:r>
+              <w:t>She</w:t>
+            </w:r>
+            <w:proofErr w:type="gramEnd"/>
+            <w:r>
+              <w:t xml:space="preserve"> gave me some feedback and said that you shouldn’t have to scroll to see all the important information on the screen, and if </w:t>
+            </w:r>
+            <w:r>
+              <w:t xml:space="preserve">the attendance tabs were taking up space important space. </w:t>
+            </w:r>
+            <w:proofErr w:type="gramStart"/>
+            <w:r>
+              <w:t>So</w:t>
+            </w:r>
+            <w:proofErr w:type="gramEnd"/>
+            <w:r>
+              <w:t xml:space="preserve"> what I did was I </w:t>
+            </w:r>
+            <w:r>
+              <w:t>put the tabs to the corner of the page where it is still usable and moved the names up and in two rows</w:t>
+            </w:r>
+            <w:r>
+              <w:t>. Which made all the important information fill on front of the page.</w:t>
+            </w:r>
+          </w:p>
+        </w:tc>
+      </w:tr>
+      <w:tr>
+        <w:tc>
+          <w:tcPr>
+            <w:tcW w:w="1396" w:type="dxa"/>
+          </w:tcPr>
+          <w:p>
+            <w:r>
+              <w:t>15/08/2026</w:t>
+            </w:r>
+          </w:p>
+        </w:tc>
+        <w:tc>
+          <w:tcPr>
+            <w:tcW w:w="5725" w:type="dxa"/>
+          </w:tcPr>
+          <w:p>
+            <w:r>
+              <w:rPr>
+                <w:noProof/>
+              </w:rPr>
+              <w:drawing>
+                <wp:anchor distT="0" distB="0" distL="114300" distR="114300" simplePos="0" relativeHeight="251738112" behindDoc="0" locked="0" layoutInCell="1" allowOverlap="1" wp14:anchorId="67B17E5F" wp14:editId="623C9733">
+                  <wp:simplePos x="0" y="0"/>
+                  <wp:positionH relativeFrom="column">
+                    <wp:posOffset>447140</wp:posOffset>
+                  </wp:positionH>
+                  <wp:positionV relativeFrom="paragraph">
+                    <wp:posOffset>66</wp:posOffset>
+                  </wp:positionV>
+                  <wp:extent cx="2701925" cy="1035050"/>
+                  <wp:effectExtent l="0" t="0" r="3175" b="0"/>
+                  <wp:wrapSquare wrapText="bothSides"/>
+                  <wp:docPr id="1010782259" name="Picture 12"/>
+                  <wp:cNvGraphicFramePr>
+                    <a:graphicFrameLocks xmlns:a="http://schemas.openxmlformats.org/drawingml/2006/main" noChangeAspect="1"/>
+                  </wp:cNvGraphicFramePr>
+                  <a:graphic xmlns:a="http://schemas.openxmlformats.org/drawingml/2006/main">
+                    <a:graphicData uri="http://schemas.openxmlformats.org/drawingml/2006/picture">
+                      <pic:pic xmlns:pic="http://schemas.openxmlformats.org/drawingml/2006/picture">
+                        <pic:nvPicPr>
+                          <pic:cNvPr id="0" name="Picture 11"/>
+                          <pic:cNvPicPr>
+                            <a:picLocks noChangeAspect="1" noChangeArrowheads="1"/>
+                          </pic:cNvPicPr>
+                        </pic:nvPicPr>
+                        <pic:blipFill>
+                          <a:blip r:embed="rId35" cstate="print">
+                            <a:extLst>
+                              <a:ext uri="{28A0092B-C50C-407E-A947-70E740481C1C}">
+                                <a14:useLocalDpi xmlns:a14="http://schemas.microsoft.com/office/drawing/2010/main" val="0"/>
+                              </a:ext>
+                            </a:extLst>
+                          </a:blip>
+                          <a:srcRect/>
+                          <a:stretch>
+                            <a:fillRect/>
+                          </a:stretch>
+                        </pic:blipFill>
+                        <pic:spPr bwMode="auto">
+                          <a:xfrm>
+                            <a:off x="0" y="0"/>
+                            <a:ext cx="2701925" cy="1035050"/>
+                          </a:xfrm>
+                          <a:prstGeom prst="rect">
+                            <a:avLst/>
+                          </a:prstGeom>
+                          <a:noFill/>
+                          <a:ln>
+                            <a:noFill/>
+                          </a:ln>
+                        </pic:spPr>
+                      </pic:pic>
+                    </a:graphicData>
+                  </a:graphic>
+                  <wp14:sizeRelH relativeFrom="margin">
+                    <wp14:pctWidth>0</wp14:pctWidth>
+                  </wp14:sizeRelH>
+                  <wp14:sizeRelV relativeFrom="margin">
+                    <wp14:pctHeight>0</wp14:pctHeight>
+                  </wp14:sizeRelV>
+                </wp:anchor>
+              </w:drawing>
+            </w:r>
+          </w:p>
+        </w:tc>
+        <w:tc>
+          <w:tcPr>
+            <w:tcW w:w="4506" w:type="dxa"/>
+          </w:tcPr>
+          <w:p>
+            <w:r>
+              <w:rPr>
+                <w:noProof/>
+              </w:rPr>
+              <w:drawing>
+                <wp:anchor distT="0" distB="0" distL="114300" distR="114300" simplePos="0" relativeHeight="251740160" behindDoc="0" locked="0" layoutInCell="1" allowOverlap="1" wp14:anchorId="55BB8B00" wp14:editId="4BD72A43">
+                  <wp:simplePos x="0" y="0"/>
+                  <wp:positionH relativeFrom="column">
+                    <wp:posOffset>1039841</wp:posOffset>
+                  </wp:positionH>
+                  <wp:positionV relativeFrom="paragraph">
+                    <wp:posOffset>273165</wp:posOffset>
+                  </wp:positionV>
+                  <wp:extent cx="1637665" cy="659130"/>
+                  <wp:effectExtent l="0" t="0" r="635" b="7620"/>
+                  <wp:wrapSquare wrapText="bothSides"/>
+                  <wp:docPr id="849926976" name="Picture 6"/>
+                  <wp:cNvGraphicFramePr>
+                    <a:graphicFrameLocks xmlns:a="http://schemas.openxmlformats.org/drawingml/2006/main" noChangeAspect="1"/>
+                  </wp:cNvGraphicFramePr>
+                  <a:graphic xmlns:a="http://schemas.openxmlformats.org/drawingml/2006/main">
+                    <a:graphicData uri="http://schemas.openxmlformats.org/drawingml/2006/picture">
+                      <pic:pic xmlns:pic="http://schemas.openxmlformats.org/drawingml/2006/picture">
+                        <pic:nvPicPr>
+                          <pic:cNvPr id="0" name="Picture 4"/>
+                          <pic:cNvPicPr>
+                            <a:picLocks noChangeAspect="1" noChangeArrowheads="1"/>
+                          </pic:cNvPicPr>
+                        </pic:nvPicPr>
+                        <pic:blipFill>
+                          <a:blip r:embed="rId51" cstate="print">
+                            <a:extLst>
+                              <a:ext uri="{28A0092B-C50C-407E-A947-70E740481C1C}">
+                                <a14:useLocalDpi xmlns:a14="http://schemas.microsoft.com/office/drawing/2010/main" val="0"/>
+                              </a:ext>
+                            </a:extLst>
+                          </a:blip>
+                          <a:srcRect/>
+                          <a:stretch>
+                            <a:fillRect/>
+                          </a:stretch>
+                        </pic:blipFill>
+                        <pic:spPr bwMode="auto">
+                          <a:xfrm>
+                            <a:off x="0" y="0"/>
+                            <a:ext cx="1637665" cy="659130"/>
+                          </a:xfrm>
+                          <a:prstGeom prst="rect">
+                            <a:avLst/>
+                          </a:prstGeom>
+                          <a:noFill/>
+                          <a:ln>
+                            <a:noFill/>
+                          </a:ln>
+                        </pic:spPr>
+                      </pic:pic>
+                    </a:graphicData>
+                  </a:graphic>
+                  <wp14:sizeRelH relativeFrom="margin">
+                    <wp14:pctWidth>0</wp14:pctWidth>
+                  </wp14:sizeRelH>
+                  <wp14:sizeRelV relativeFrom="margin">
+                    <wp14:pctHeight>0</wp14:pctHeight>
+                  </wp14:sizeRelV>
+                </wp:anchor>
+              </w:drawing>
+            </w:r>
+            <w:r>
+              <w:rPr>
+                <w:noProof/>
+              </w:rPr>
+              <w:drawing>
+                <wp:anchor distT="0" distB="0" distL="114300" distR="114300" simplePos="0" relativeHeight="251742208" behindDoc="0" locked="0" layoutInCell="1" allowOverlap="1" wp14:anchorId="2AECE50E" wp14:editId="3476C7AE">
+                  <wp:simplePos x="0" y="0"/>
+                  <wp:positionH relativeFrom="column">
+                    <wp:posOffset>101600</wp:posOffset>
+                  </wp:positionH>
+                  <wp:positionV relativeFrom="paragraph">
+                    <wp:posOffset>1303655</wp:posOffset>
+                  </wp:positionV>
+                  <wp:extent cx="1292225" cy="640715"/>
+                  <wp:effectExtent l="0" t="0" r="3175" b="6985"/>
+                  <wp:wrapSquare wrapText="bothSides"/>
+                  <wp:docPr id="1989042622" name="Picture 5"/>
+                  <wp:cNvGraphicFramePr>
+                    <a:graphicFrameLocks xmlns:a="http://schemas.openxmlformats.org/drawingml/2006/main" noChangeAspect="1"/>
+                  </wp:cNvGraphicFramePr>
+                  <a:graphic xmlns:a="http://schemas.openxmlformats.org/drawingml/2006/main">
+                    <a:graphicData uri="http://schemas.openxmlformats.org/drawingml/2006/picture">
+                      <pic:pic xmlns:pic="http://schemas.openxmlformats.org/drawingml/2006/picture">
+                        <pic:nvPicPr>
+                          <pic:cNvPr id="0" name="Picture 3"/>
+                          <pic:cNvPicPr>
+                            <a:picLocks noChangeAspect="1" noChangeArrowheads="1"/>
+                          </pic:cNvPicPr>
+                        </pic:nvPicPr>
+                        <pic:blipFill>
+                          <a:blip r:embed="rId52" cstate="print">
+                            <a:extLst>
+                              <a:ext uri="{28A0092B-C50C-407E-A947-70E740481C1C}">
+                                <a14:useLocalDpi xmlns:a14="http://schemas.microsoft.com/office/drawing/2010/main" val="0"/>
+                              </a:ext>
+                            </a:extLst>
+                          </a:blip>
+                          <a:srcRect/>
+                          <a:stretch>
+                            <a:fillRect/>
+                          </a:stretch>
+                        </pic:blipFill>
+                        <pic:spPr bwMode="auto">
+                          <a:xfrm>
+                            <a:off x="0" y="0"/>
+                            <a:ext cx="1292225" cy="640715"/>
+                          </a:xfrm>
+                          <a:prstGeom prst="rect">
+                            <a:avLst/>
+                          </a:prstGeom>
+                          <a:noFill/>
+                          <a:ln>
+                            <a:noFill/>
+                          </a:ln>
+                        </pic:spPr>
+                      </pic:pic>
+                    </a:graphicData>
+                  </a:graphic>
+                  <wp14:sizeRelH relativeFrom="margin">
+                    <wp14:pctWidth>0</wp14:pctWidth>
+                  </wp14:sizeRelH>
+                  <wp14:sizeRelV relativeFrom="margin">
+                    <wp14:pctHeight>0</wp14:pctHeight>
+                  </wp14:sizeRelV>
+                </wp:anchor>
+              </w:drawing>
+            </w:r>
+            <w:r>
+              <w:rPr>
+                <w:noProof/>
+              </w:rPr>
+              <w:drawing>
+                <wp:anchor distT="0" distB="0" distL="114300" distR="114300" simplePos="0" relativeHeight="251741184" behindDoc="0" locked="0" layoutInCell="1" allowOverlap="1" wp14:anchorId="745C2CBC" wp14:editId="3660A3C0">
+                  <wp:simplePos x="0" y="0"/>
+                  <wp:positionH relativeFrom="column">
+                    <wp:posOffset>1518920</wp:posOffset>
+                  </wp:positionH>
+                  <wp:positionV relativeFrom="paragraph">
+                    <wp:posOffset>1355090</wp:posOffset>
+                  </wp:positionV>
+                  <wp:extent cx="1240790" cy="626745"/>
+                  <wp:effectExtent l="0" t="0" r="0" b="1905"/>
+                  <wp:wrapSquare wrapText="bothSides"/>
+                  <wp:docPr id="1342165377" name="Picture 7"/>
+                  <wp:cNvGraphicFramePr>
+                    <a:graphicFrameLocks xmlns:a="http://schemas.openxmlformats.org/drawingml/2006/main" noChangeAspect="1"/>
+                  </wp:cNvGraphicFramePr>
+                  <a:graphic xmlns:a="http://schemas.openxmlformats.org/drawingml/2006/main">
+                    <a:graphicData uri="http://schemas.openxmlformats.org/drawingml/2006/picture">
+                      <pic:pic xmlns:pic="http://schemas.openxmlformats.org/drawingml/2006/picture">
+                        <pic:nvPicPr>
+                          <pic:cNvPr id="0" name="Picture 5"/>
+                          <pic:cNvPicPr>
+                            <a:picLocks noChangeAspect="1" noChangeArrowheads="1"/>
+                          </pic:cNvPicPr>
+                        </pic:nvPicPr>
+                        <pic:blipFill>
+                          <a:blip r:embed="rId53" cstate="print">
+                            <a:extLst>
+                              <a:ext uri="{28A0092B-C50C-407E-A947-70E740481C1C}">
+                                <a14:useLocalDpi xmlns:a14="http://schemas.microsoft.com/office/drawing/2010/main" val="0"/>
+                              </a:ext>
+                            </a:extLst>
+                          </a:blip>
+                          <a:srcRect/>
+                          <a:stretch>
+                            <a:fillRect/>
+                          </a:stretch>
+                        </pic:blipFill>
+                        <pic:spPr bwMode="auto">
+                          <a:xfrm>
+                            <a:off x="0" y="0"/>
+                            <a:ext cx="1240790" cy="626745"/>
+                          </a:xfrm>
+                          <a:prstGeom prst="rect">
+                            <a:avLst/>
+                          </a:prstGeom>
+                          <a:noFill/>
+                          <a:ln>
+                            <a:noFill/>
+                          </a:ln>
+                        </pic:spPr>
+                      </pic:pic>
+                    </a:graphicData>
+                  </a:graphic>
+                  <wp14:sizeRelH relativeFrom="margin">
+                    <wp14:pctWidth>0</wp14:pctWidth>
+                  </wp14:sizeRelH>
+                  <wp14:sizeRelV relativeFrom="margin">
+                    <wp14:pctHeight>0</wp14:pctHeight>
+                  </wp14:sizeRelV>
+                </wp:anchor>
+              </w:drawing>
+            </w:r>
+            <w:r>
+              <w:rPr>
+                <w:noProof/>
+              </w:rPr>
+              <w:drawing>
+                <wp:anchor distT="0" distB="0" distL="114300" distR="114300" simplePos="0" relativeHeight="251739136" behindDoc="0" locked="0" layoutInCell="1" allowOverlap="1" wp14:anchorId="4D16BFF1" wp14:editId="2A0D5F3B">
+                  <wp:simplePos x="0" y="0"/>
+                  <wp:positionH relativeFrom="column">
+                    <wp:posOffset>17780</wp:posOffset>
+                  </wp:positionH>
+                  <wp:positionV relativeFrom="paragraph">
+                    <wp:posOffset>0</wp:posOffset>
+                  </wp:positionV>
+                  <wp:extent cx="1329690" cy="1143635"/>
+                  <wp:effectExtent l="0" t="0" r="3810" b="0"/>
+                  <wp:wrapSquare wrapText="bothSides"/>
+                  <wp:docPr id="181571426" name="Picture 4"/>
+                  <wp:cNvGraphicFramePr>
+                    <a:graphicFrameLocks xmlns:a="http://schemas.openxmlformats.org/drawingml/2006/main" noChangeAspect="1"/>
+                  </wp:cNvGraphicFramePr>
+                  <a:graphic xmlns:a="http://schemas.openxmlformats.org/drawingml/2006/main">
+                    <a:graphicData uri="http://schemas.openxmlformats.org/drawingml/2006/picture">
+                      <pic:pic xmlns:pic="http://schemas.openxmlformats.org/drawingml/2006/picture">
+                        <pic:nvPicPr>
+                          <pic:cNvPr id="0" name="Picture 2"/>
+                          <pic:cNvPicPr>
+                            <a:picLocks noChangeAspect="1" noChangeArrowheads="1"/>
+                          </pic:cNvPicPr>
+                        </pic:nvPicPr>
+                        <pic:blipFill>
+                          <a:blip r:embed="rId54" cstate="print">
+                            <a:extLst>
+                              <a:ext uri="{28A0092B-C50C-407E-A947-70E740481C1C}">
+                                <a14:useLocalDpi xmlns:a14="http://schemas.microsoft.com/office/drawing/2010/main" val="0"/>
+                              </a:ext>
+                            </a:extLst>
+                          </a:blip>
+                          <a:srcRect/>
+                          <a:stretch>
+                            <a:fillRect/>
+                          </a:stretch>
+                        </pic:blipFill>
+                        <pic:spPr bwMode="auto">
+                          <a:xfrm>
+                            <a:off x="0" y="0"/>
+                            <a:ext cx="1329690" cy="1143635"/>
+                          </a:xfrm>
+                          <a:prstGeom prst="rect">
+                            <a:avLst/>
+                          </a:prstGeom>
+                          <a:noFill/>
+                          <a:ln>
+                            <a:noFill/>
+                          </a:ln>
+                        </pic:spPr>
+                      </pic:pic>
+                    </a:graphicData>
+                  </a:graphic>
+                  <wp14:sizeRelH relativeFrom="margin">
+                    <wp14:pctWidth>0</wp14:pctWidth>
+                  </wp14:sizeRelH>
+                  <wp14:sizeRelV relativeFrom="margin">
+                    <wp14:pctHeight>0</wp14:pctHeight>
+                  </wp14:sizeRelV>
+                </wp:anchor>
+              </w:drawing>
+            </w:r>
+          </w:p>
+        </w:tc>
+        <w:tc>
+          <w:tcPr>
+            <w:tcW w:w="3761" w:type="dxa"/>
+          </w:tcPr>
+          <w:p>
+            <w:r>
+              <w:t xml:space="preserve">To optimise the layout of my interface on the </w:t>
+            </w:r>
+            <w:r>
+              <w:t>class list page I added media queries so that the website would also work good on a small screen</w:t>
+            </w:r>
+            <w:r>
+              <w:t xml:space="preserve">. This </w:t>
+            </w:r>
+            <w:r>
+              <w:t>would improve my interface and make it more user friendly for people using my interface with a laptop or a phone</w:t>
+            </w:r>
+            <w:r>
+              <w:t xml:space="preserve">. </w:t>
+            </w:r>
+            <w:r>
+              <w:t xml:space="preserve">When the </w:t>
+            </w:r>
+            <w:r>
+              <w:t xml:space="preserve">screen goes below a certain size then the tabs go back to the middle which will make the interface fully functional on a small screen. </w:t>
+            </w:r>
+          </w:p>
+        </w:tc>
+      </w:tr>
+      <w:tr>
+        <w:tc>
+          <w:tcPr>
+            <w:tcW w:w="1396" w:type="dxa"/>
+          </w:tcPr>
+          <w:p>
+            <w:r>
+              <w:lastRenderedPageBreak/>
+              <w:t>16/08/2026</w:t>
+            </w:r>
+          </w:p>
+        </w:tc>
+        <w:tc>
+          <w:tcPr>
+            <w:tcW w:w="5725" w:type="dxa"/>
+          </w:tcPr>
+          <w:p>
+            <w:pPr>
+              <w:rPr>
+                <w:noProof/>
+              </w:rPr>
+            </w:pPr>
+            <w:r>
+              <w:rPr>
+                <w:noProof/>
+              </w:rPr>
+              <w:drawing>
+                <wp:anchor distT="0" distB="0" distL="114300" distR="114300" simplePos="0" relativeHeight="251743232" behindDoc="0" locked="0" layoutInCell="1" allowOverlap="1" wp14:anchorId="7ADA2708" wp14:editId="069F0289">
+                  <wp:simplePos x="0" y="0"/>
+                  <wp:positionH relativeFrom="column">
+                    <wp:posOffset>467995</wp:posOffset>
+                  </wp:positionH>
+                  <wp:positionV relativeFrom="paragraph">
+                    <wp:posOffset>90170</wp:posOffset>
+                  </wp:positionV>
+                  <wp:extent cx="2263140" cy="981484"/>
+                  <wp:effectExtent l="0" t="0" r="3810" b="9525"/>
+                  <wp:wrapSquare wrapText="bothSides"/>
+                  <wp:docPr id="669678812" name="Picture 8"/>
+                  <wp:cNvGraphicFramePr>
+                    <a:graphicFrameLocks xmlns:a="http://schemas.openxmlformats.org/drawingml/2006/main" noChangeAspect="1"/>
+                  </wp:cNvGraphicFramePr>
+                  <a:graphic xmlns:a="http://schemas.openxmlformats.org/drawingml/2006/main">
+                    <a:graphicData uri="http://schemas.openxmlformats.org/drawingml/2006/picture">
+                      <pic:pic xmlns:pic="http://schemas.openxmlformats.org/drawingml/2006/picture">
+                        <pic:nvPicPr>
+                          <pic:cNvPr id="0" name="Picture 6"/>
+                          <pic:cNvPicPr>
+                            <a:picLocks noChangeAspect="1" noChangeArrowheads="1"/>
+                          </pic:cNvPicPr>
+                        </pic:nvPicPr>
+                        <pic:blipFill>
+                          <a:blip r:embed="rId55" cstate="print">
+                            <a:extLst>
+                              <a:ext uri="{28A0092B-C50C-407E-A947-70E740481C1C}">
+                                <a14:useLocalDpi xmlns:a14="http://schemas.microsoft.com/office/drawing/2010/main" val="0"/>
+                              </a:ext>
+                            </a:extLst>
+                          </a:blip>
+                          <a:srcRect/>
+                          <a:stretch>
+                            <a:fillRect/>
+                          </a:stretch>
+                        </pic:blipFill>
+                        <pic:spPr bwMode="auto">
+                          <a:xfrm>
+                            <a:off x="0" y="0"/>
+                            <a:ext cx="2263140" cy="981484"/>
+                          </a:xfrm>
+                          <a:prstGeom prst="rect">
+                            <a:avLst/>
+                          </a:prstGeom>
+                          <a:noFill/>
+                          <a:ln>
+                            <a:noFill/>
+                          </a:ln>
+                        </pic:spPr>
+                      </pic:pic>
+                    </a:graphicData>
+                  </a:graphic>
+                  <wp14:sizeRelH relativeFrom="margin">
+                    <wp14:pctWidth>0</wp14:pctWidth>
+                  </wp14:sizeRelH>
+                  <wp14:sizeRelV relativeFrom="margin">
+                    <wp14:pctHeight>0</wp14:pctHeight>
+                  </wp14:sizeRelV>
+                </wp:anchor>
+              </w:drawing>
+            </w:r>
+          </w:p>
+        </w:tc>
+        <w:tc>
+          <w:tcPr>
+            <w:tcW w:w="4506" w:type="dxa"/>
+          </w:tcPr>
+          <w:p>
+            <w:pPr>
+              <w:rPr>
+                <w:noProof/>
+              </w:rPr>
+            </w:pPr>
+            <w:r>
+              <w:rPr>
+                <w:noProof/>
+              </w:rPr>
+              <w:drawing>
+                <wp:anchor distT="0" distB="0" distL="114300" distR="114300" simplePos="0" relativeHeight="251745280" behindDoc="0" locked="0" layoutInCell="1" allowOverlap="1" wp14:anchorId="5252A994" wp14:editId="019E0F56">
+                  <wp:simplePos x="0" y="0"/>
+                  <wp:positionH relativeFrom="column">
+                    <wp:posOffset>389111</wp:posOffset>
+                  </wp:positionH>
+                  <wp:positionV relativeFrom="paragraph">
+                    <wp:posOffset>1033530</wp:posOffset>
+                  </wp:positionV>
+                  <wp:extent cx="1614805" cy="906780"/>
+                  <wp:effectExtent l="0" t="0" r="4445" b="7620"/>
+                  <wp:wrapSquare wrapText="bothSides"/>
+                  <wp:docPr id="1780438152" name="Picture 10"/>
+                  <wp:cNvGraphicFramePr>
+                    <a:graphicFrameLocks xmlns:a="http://schemas.openxmlformats.org/drawingml/2006/main" noChangeAspect="1"/>
+                  </wp:cNvGraphicFramePr>
+                  <a:graphic xmlns:a="http://schemas.openxmlformats.org/drawingml/2006/main">
+                    <a:graphicData uri="http://schemas.openxmlformats.org/drawingml/2006/picture">
+                      <pic:pic xmlns:pic="http://schemas.openxmlformats.org/drawingml/2006/picture">
+                        <pic:nvPicPr>
+                          <pic:cNvPr id="0" name="Picture 8"/>
+                          <pic:cNvPicPr>
+                            <a:picLocks noChangeAspect="1" noChangeArrowheads="1"/>
+                          </pic:cNvPicPr>
+                        </pic:nvPicPr>
+                        <pic:blipFill>
+                          <a:blip r:embed="rId56">
+                            <a:extLst>
+                              <a:ext uri="{28A0092B-C50C-407E-A947-70E740481C1C}">
+                                <a14:useLocalDpi xmlns:a14="http://schemas.microsoft.com/office/drawing/2010/main" val="0"/>
+                              </a:ext>
+                            </a:extLst>
+                          </a:blip>
+                          <a:srcRect/>
+                          <a:stretch>
+                            <a:fillRect/>
+                          </a:stretch>
+                        </pic:blipFill>
+                        <pic:spPr bwMode="auto">
+                          <a:xfrm>
+                            <a:off x="0" y="0"/>
+                            <a:ext cx="1614805" cy="906780"/>
+                          </a:xfrm>
+                          <a:prstGeom prst="rect">
+                            <a:avLst/>
+                          </a:prstGeom>
+                          <a:noFill/>
+                          <a:ln>
+                            <a:noFill/>
+                          </a:ln>
+                        </pic:spPr>
+                      </pic:pic>
+                    </a:graphicData>
+                  </a:graphic>
+                  <wp14:sizeRelH relativeFrom="margin">
+                    <wp14:pctWidth>0</wp14:pctWidth>
+                  </wp14:sizeRelH>
+                  <wp14:sizeRelV relativeFrom="margin">
+                    <wp14:pctHeight>0</wp14:pctHeight>
+                  </wp14:sizeRelV>
+                </wp:anchor>
+              </w:drawing>
+            </w:r>
+            <w:r>
+              <w:rPr>
+                <w:noProof/>
+              </w:rPr>
+              <w:drawing>
+                <wp:anchor distT="0" distB="0" distL="114300" distR="114300" simplePos="0" relativeHeight="251744256" behindDoc="0" locked="0" layoutInCell="1" allowOverlap="1" wp14:anchorId="0688AEC7" wp14:editId="27BF121D">
+                  <wp:simplePos x="0" y="0"/>
+                  <wp:positionH relativeFrom="column">
+                    <wp:posOffset>355600</wp:posOffset>
+                  </wp:positionH>
+                  <wp:positionV relativeFrom="paragraph">
+                    <wp:posOffset>6350</wp:posOffset>
+                  </wp:positionV>
+                  <wp:extent cx="1581785" cy="1027430"/>
+                  <wp:effectExtent l="0" t="0" r="0" b="1270"/>
+                  <wp:wrapSquare wrapText="bothSides"/>
+                  <wp:docPr id="322018574" name="Picture 9"/>
+                  <wp:cNvGraphicFramePr>
+                    <a:graphicFrameLocks xmlns:a="http://schemas.openxmlformats.org/drawingml/2006/main" noChangeAspect="1"/>
+                  </wp:cNvGraphicFramePr>
+                  <a:graphic xmlns:a="http://schemas.openxmlformats.org/drawingml/2006/main">
+                    <a:graphicData uri="http://schemas.openxmlformats.org/drawingml/2006/picture">
+                      <pic:pic xmlns:pic="http://schemas.openxmlformats.org/drawingml/2006/picture">
+                        <pic:nvPicPr>
+                          <pic:cNvPr id="0" name="Picture 7"/>
+                          <pic:cNvPicPr>
+                            <a:picLocks noChangeAspect="1" noChangeArrowheads="1"/>
+                          </pic:cNvPicPr>
+                        </pic:nvPicPr>
+                        <pic:blipFill>
+                          <a:blip r:embed="rId57" cstate="print">
+                            <a:extLst>
+                              <a:ext uri="{28A0092B-C50C-407E-A947-70E740481C1C}">
+                                <a14:useLocalDpi xmlns:a14="http://schemas.microsoft.com/office/drawing/2010/main" val="0"/>
+                              </a:ext>
+                            </a:extLst>
+                          </a:blip>
+                          <a:srcRect/>
+                          <a:stretch>
+                            <a:fillRect/>
+                          </a:stretch>
+                        </pic:blipFill>
+                        <pic:spPr bwMode="auto">
+                          <a:xfrm>
+                            <a:off x="0" y="0"/>
+                            <a:ext cx="1581785" cy="1027430"/>
+                          </a:xfrm>
+                          <a:prstGeom prst="rect">
+                            <a:avLst/>
+                          </a:prstGeom>
+                          <a:noFill/>
+                          <a:ln>
+                            <a:noFill/>
+                          </a:ln>
+                        </pic:spPr>
+                      </pic:pic>
+                    </a:graphicData>
+                  </a:graphic>
+                  <wp14:sizeRelH relativeFrom="margin">
+                    <wp14:pctWidth>0</wp14:pctWidth>
+                  </wp14:sizeRelH>
+                  <wp14:sizeRelV relativeFrom="margin">
+                    <wp14:pctHeight>0</wp14:pctHeight>
+                  </wp14:sizeRelV>
+                </wp:anchor>
+              </w:drawing>
+            </w:r>
+          </w:p>
+        </w:tc>
+        <w:tc>
+          <w:tcPr>
+            <w:tcW w:w="3761" w:type="dxa"/>
+          </w:tcPr>
+          <w:p>
+            <w:r>
+              <w:t xml:space="preserve">I also added </w:t>
+            </w:r>
+            <w:proofErr w:type="gramStart"/>
+            <w:r>
+              <w:t>a</w:t>
+            </w:r>
+            <w:proofErr w:type="gramEnd"/>
+            <w:r>
+              <w:t xml:space="preserve"> image of the house mascot just to fill some space on the page and make it more </w:t>
+            </w:r>
+            <w:r>
+              <w:t xml:space="preserve">fitting with the colours for the stark house. When I did </w:t>
+            </w:r>
+            <w:proofErr w:type="gramStart"/>
+            <w:r>
+              <w:t>this</w:t>
+            </w:r>
+            <w:proofErr w:type="gramEnd"/>
+            <w:r>
+              <w:t xml:space="preserve"> I also added media queries to optimize the layout. I made it so when the screen goes below a certain size </w:t>
+            </w:r>
+            <w:r>
+              <w:t xml:space="preserve">it goes to the bottom of the page, I made it go to the bottom because I </w:t>
+            </w:r>
+            <w:proofErr w:type="spellStart"/>
+            <w:r>
+              <w:t>though</w:t>
+            </w:r>
+            <w:proofErr w:type="spellEnd"/>
+            <w:r>
+              <w:t xml:space="preserve"> I wasn’t the most important thing on the page and it doesn’t really matter weather people see it or not. </w:t>
+            </w:r>
+          </w:p>
+        </w:tc>
+      </w:tr>
+      <w:tr>
+        <w:tc>
+          <w:tcPr>
+            <w:tcW w:w="1396" w:type="dxa"/>
+          </w:tcPr>
+          <w:p>
+            <w:r>
+              <w:t>17/08/2026</w:t>
+            </w:r>
+          </w:p>
+        </w:tc>
+        <w:tc>
+          <w:tcPr>
+            <w:tcW w:w="5725" w:type="dxa"/>
+          </w:tcPr>
+          <w:p>
+            <w:pPr>
+              <w:rPr>
+                <w:noProof/>
+              </w:rPr>
+            </w:pPr>
+            <w:r>
+              <w:rPr>
+                <w:noProof/>
+              </w:rPr>
+              <w:drawing>
+                <wp:anchor distT="0" distB="0" distL="114300" distR="114300" simplePos="0" relativeHeight="251756544" behindDoc="0" locked="0" layoutInCell="1" allowOverlap="1" wp14:anchorId="71DFB585" wp14:editId="674610C3">
+                  <wp:simplePos x="0" y="0"/>
+                  <wp:positionH relativeFrom="column">
+                    <wp:posOffset>248610</wp:posOffset>
+                  </wp:positionH>
+                  <wp:positionV relativeFrom="paragraph">
+                    <wp:posOffset>175570</wp:posOffset>
+                  </wp:positionV>
+                  <wp:extent cx="2132965" cy="916940"/>
+                  <wp:effectExtent l="0" t="0" r="635" b="0"/>
+                  <wp:wrapSquare wrapText="bothSides"/>
+                  <wp:docPr id="1884149889" name="Picture 7"/>
+                  <wp:cNvGraphicFramePr>
+                    <a:graphicFrameLocks xmlns:a="http://schemas.openxmlformats.org/drawingml/2006/main" noChangeAspect="1"/>
+                  </wp:cNvGraphicFramePr>
+                  <a:graphic xmlns:a="http://schemas.openxmlformats.org/drawingml/2006/main">
+                    <a:graphicData uri="http://schemas.openxmlformats.org/drawingml/2006/picture">
+                      <pic:pic xmlns:pic="http://schemas.openxmlformats.org/drawingml/2006/picture">
+                        <pic:nvPicPr>
+                          <pic:cNvPr id="0" name="Picture 5"/>
+                          <pic:cNvPicPr>
+                            <a:picLocks noChangeAspect="1" noChangeArrowheads="1"/>
+                          </pic:cNvPicPr>
+                        </pic:nvPicPr>
+                        <pic:blipFill>
+                          <a:blip r:embed="rId28" cstate="print">
+                            <a:extLst>
+                              <a:ext uri="{28A0092B-C50C-407E-A947-70E740481C1C}">
+                                <a14:useLocalDpi xmlns:a14="http://schemas.microsoft.com/office/drawing/2010/main" val="0"/>
+                              </a:ext>
+                            </a:extLst>
+                          </a:blip>
+                          <a:srcRect/>
+                          <a:stretch>
+                            <a:fillRect/>
+                          </a:stretch>
+                        </pic:blipFill>
+                        <pic:spPr bwMode="auto">
+                          <a:xfrm>
+                            <a:off x="0" y="0"/>
+                            <a:ext cx="2132965" cy="916940"/>
+                          </a:xfrm>
+                          <a:prstGeom prst="rect">
+                            <a:avLst/>
+                          </a:prstGeom>
+                          <a:noFill/>
+                          <a:ln>
+                            <a:noFill/>
+                          </a:ln>
+                        </pic:spPr>
+                      </pic:pic>
+                    </a:graphicData>
+                  </a:graphic>
+                  <wp14:sizeRelH relativeFrom="margin">
+                    <wp14:pctWidth>0</wp14:pctWidth>
+                  </wp14:sizeRelH>
+                  <wp14:sizeRelV relativeFrom="margin">
+                    <wp14:pctHeight>0</wp14:pctHeight>
+                  </wp14:sizeRelV>
+                </wp:anchor>
+              </w:drawing>
+            </w:r>
+          </w:p>
+        </w:tc>
+        <w:tc>
+          <w:tcPr>
+            <w:tcW w:w="4506" w:type="dxa"/>
+          </w:tcPr>
+          <w:p>
+            <w:pPr>
+              <w:rPr>
+                <w:noProof/>
+              </w:rPr>
+            </w:pPr>
+            <w:r>
+              <w:rPr>
+                <w:noProof/>
+              </w:rPr>
+              <w:drawing>
+                <wp:anchor distT="0" distB="0" distL="114300" distR="114300" simplePos="0" relativeHeight="251754496" behindDoc="0" locked="0" layoutInCell="1" allowOverlap="1" wp14:anchorId="2BD2781A" wp14:editId="44565496">
+                  <wp:simplePos x="0" y="0"/>
+                  <wp:positionH relativeFrom="column">
+                    <wp:posOffset>-1270</wp:posOffset>
+                  </wp:positionH>
+                  <wp:positionV relativeFrom="paragraph">
+                    <wp:posOffset>172085</wp:posOffset>
+                  </wp:positionV>
+                  <wp:extent cx="2263140" cy="981484"/>
+                  <wp:effectExtent l="0" t="0" r="3810" b="9525"/>
+                  <wp:wrapSquare wrapText="bothSides"/>
+                  <wp:docPr id="1445113247" name="Picture 8"/>
+                  <wp:cNvGraphicFramePr>
+                    <a:graphicFrameLocks xmlns:a="http://schemas.openxmlformats.org/drawingml/2006/main" noChangeAspect="1"/>
+                  </wp:cNvGraphicFramePr>
+                  <a:graphic xmlns:a="http://schemas.openxmlformats.org/drawingml/2006/main">
+                    <a:graphicData uri="http://schemas.openxmlformats.org/drawingml/2006/picture">
+                      <pic:pic xmlns:pic="http://schemas.openxmlformats.org/drawingml/2006/picture">
+                        <pic:nvPicPr>
+                          <pic:cNvPr id="0" name="Picture 6"/>
+                          <pic:cNvPicPr>
+                            <a:picLocks noChangeAspect="1" noChangeArrowheads="1"/>
+                          </pic:cNvPicPr>
+                        </pic:nvPicPr>
+                        <pic:blipFill>
+                          <a:blip r:embed="rId55" cstate="print">
+                            <a:extLst>
+                              <a:ext uri="{28A0092B-C50C-407E-A947-70E740481C1C}">
+                                <a14:useLocalDpi xmlns:a14="http://schemas.microsoft.com/office/drawing/2010/main" val="0"/>
+                              </a:ext>
+                            </a:extLst>
+                          </a:blip>
+                          <a:srcRect/>
+                          <a:stretch>
+                            <a:fillRect/>
+                          </a:stretch>
+                        </pic:blipFill>
+                        <pic:spPr bwMode="auto">
+                          <a:xfrm>
+                            <a:off x="0" y="0"/>
+                            <a:ext cx="2263140" cy="981484"/>
+                          </a:xfrm>
+                          <a:prstGeom prst="rect">
+                            <a:avLst/>
+                          </a:prstGeom>
+                          <a:noFill/>
+                          <a:ln>
+                            <a:noFill/>
+                          </a:ln>
+                        </pic:spPr>
+                      </pic:pic>
+                    </a:graphicData>
+                  </a:graphic>
+                  <wp14:sizeRelH relativeFrom="margin">
+                    <wp14:pctWidth>0</wp14:pctWidth>
+                  </wp14:sizeRelH>
+                  <wp14:sizeRelV relativeFrom="margin">
+                    <wp14:pctHeight>0</wp14:pctHeight>
+                  </wp14:sizeRelV>
+                </wp:anchor>
+              </w:drawing>
+            </w:r>
+          </w:p>
+        </w:tc>
+        <w:tc>
+          <w:tcPr>
+            <w:tcW w:w="3761" w:type="dxa"/>
+          </w:tcPr>
+          <w:p>
+            <w:r>
+              <w:t xml:space="preserve">When I got some feedback from my teacher and my </w:t>
+            </w:r>
+            <w:proofErr w:type="gramStart"/>
+            <w:r>
+              <w:t>friend</w:t>
+            </w:r>
+            <w:proofErr w:type="gramEnd"/>
+            <w:r>
+              <w:t xml:space="preserve"> they said that it looked good but the border around the title didn’t match the </w:t>
+            </w:r>
+            <w:r>
+              <w:t xml:space="preserve">aesthetics of the page, so to make this interface my user friendly to the people who would be using the interface I got rid of the border but I still kept the shadow around it because I </w:t>
+            </w:r>
+            <w:proofErr w:type="spellStart"/>
+            <w:r>
+              <w:t>though</w:t>
+            </w:r>
+            <w:proofErr w:type="spellEnd"/>
+            <w:r>
+              <w:t xml:space="preserve"> that looked really cool. </w:t>
+            </w:r>
+          </w:p>
+        </w:tc>
+      </w:tr>
+      <w:tr>
+        <w:tc>
+          <w:tcPr>
+            <w:tcW w:w="1396" w:type="dxa"/>
+          </w:tcPr>
+          <w:p>
+            <w:r>
+              <w:lastRenderedPageBreak/>
+              <w:t>18/08/2026</w:t>
+            </w:r>
+          </w:p>
+        </w:tc>
+        <w:tc>
+          <w:tcPr>
+            <w:tcW w:w="5725" w:type="dxa"/>
+          </w:tcPr>
+          <w:p>
+            <w:pPr>
+              <w:rPr>
+                <w:noProof/>
+              </w:rPr>
+            </w:pPr>
+            <w:r>
+              <w:rPr>
+                <w:noProof/>
+              </w:rPr>
+              <w:drawing>
+                <wp:anchor distT="0" distB="0" distL="114300" distR="114300" simplePos="0" relativeHeight="251757568" behindDoc="0" locked="0" layoutInCell="1" allowOverlap="1" wp14:anchorId="696AF59B" wp14:editId="70ED7C9F">
+                  <wp:simplePos x="0" y="0"/>
+                  <wp:positionH relativeFrom="column">
+                    <wp:posOffset>561975</wp:posOffset>
+                  </wp:positionH>
+                  <wp:positionV relativeFrom="paragraph">
+                    <wp:posOffset>0</wp:posOffset>
+                  </wp:positionV>
+                  <wp:extent cx="2821940" cy="1212850"/>
+                  <wp:effectExtent l="0" t="0" r="0" b="6350"/>
+                  <wp:wrapSquare wrapText="bothSides"/>
+                  <wp:docPr id="990812161" name="Picture 15"/>
+                  <wp:cNvGraphicFramePr>
+                    <a:graphicFrameLocks xmlns:a="http://schemas.openxmlformats.org/drawingml/2006/main" noChangeAspect="1"/>
+                  </wp:cNvGraphicFramePr>
+                  <a:graphic xmlns:a="http://schemas.openxmlformats.org/drawingml/2006/main">
+                    <a:graphicData uri="http://schemas.openxmlformats.org/drawingml/2006/picture">
+                      <pic:pic xmlns:pic="http://schemas.openxmlformats.org/drawingml/2006/picture">
+                        <pic:nvPicPr>
+                          <pic:cNvPr id="0" name="Picture 13"/>
+                          <pic:cNvPicPr>
+                            <a:picLocks noChangeAspect="1" noChangeArrowheads="1"/>
+                          </pic:cNvPicPr>
+                        </pic:nvPicPr>
+                        <pic:blipFill>
+                          <a:blip r:embed="rId58" cstate="print">
+                            <a:extLst>
+                              <a:ext uri="{28A0092B-C50C-407E-A947-70E740481C1C}">
+                                <a14:useLocalDpi xmlns:a14="http://schemas.microsoft.com/office/drawing/2010/main" val="0"/>
+                              </a:ext>
+                            </a:extLst>
+                          </a:blip>
+                          <a:srcRect/>
+                          <a:stretch>
+                            <a:fillRect/>
+                          </a:stretch>
+                        </pic:blipFill>
+                        <pic:spPr bwMode="auto">
+                          <a:xfrm>
+                            <a:off x="0" y="0"/>
+                            <a:ext cx="2821940" cy="1212850"/>
+                          </a:xfrm>
+                          <a:prstGeom prst="rect">
+                            <a:avLst/>
+                          </a:prstGeom>
+                          <a:noFill/>
+                          <a:ln>
+                            <a:noFill/>
+                          </a:ln>
+                        </pic:spPr>
+                      </pic:pic>
+                    </a:graphicData>
+                  </a:graphic>
+                  <wp14:sizeRelH relativeFrom="margin">
+                    <wp14:pctWidth>0</wp14:pctWidth>
+                  </wp14:sizeRelH>
+                  <wp14:sizeRelV relativeFrom="margin">
+                    <wp14:pctHeight>0</wp14:pctHeight>
+                  </wp14:sizeRelV>
+                </wp:anchor>
+              </w:drawing>
+            </w:r>
+          </w:p>
+        </w:tc>
+        <w:tc>
+          <w:tcPr>
+            <w:tcW w:w="4506" w:type="dxa"/>
+          </w:tcPr>
+          <w:p>
+            <w:pPr>
+              <w:rPr>
+                <w:noProof/>
+              </w:rPr>
+            </w:pPr>
+            <w:r>
+              <w:rPr>
+                <w:noProof/>
+              </w:rPr>
+              <w:drawing>
+                <wp:anchor distT="0" distB="0" distL="114300" distR="114300" simplePos="0" relativeHeight="251761664" behindDoc="0" locked="0" layoutInCell="1" allowOverlap="1" wp14:anchorId="37F5D813" wp14:editId="6E10A35E">
+                  <wp:simplePos x="0" y="0"/>
+                  <wp:positionH relativeFrom="column">
+                    <wp:posOffset>-38394</wp:posOffset>
+                  </wp:positionH>
+                  <wp:positionV relativeFrom="paragraph">
+                    <wp:posOffset>2656009</wp:posOffset>
+                  </wp:positionV>
+                  <wp:extent cx="2723198" cy="512315"/>
+                  <wp:effectExtent l="0" t="0" r="1270" b="2540"/>
+                  <wp:wrapSquare wrapText="bothSides"/>
+                  <wp:docPr id="1420878307" name="Picture 18"/>
+                  <wp:cNvGraphicFramePr>
+                    <a:graphicFrameLocks xmlns:a="http://schemas.openxmlformats.org/drawingml/2006/main" noChangeAspect="1"/>
+                  </wp:cNvGraphicFramePr>
+                  <a:graphic xmlns:a="http://schemas.openxmlformats.org/drawingml/2006/main">
+                    <a:graphicData uri="http://schemas.openxmlformats.org/drawingml/2006/picture">
+                      <pic:pic xmlns:pic="http://schemas.openxmlformats.org/drawingml/2006/picture">
+                        <pic:nvPicPr>
+                          <pic:cNvPr id="0" name="Picture 16"/>
+                          <pic:cNvPicPr>
+                            <a:picLocks noChangeAspect="1" noChangeArrowheads="1"/>
+                          </pic:cNvPicPr>
+                        </pic:nvPicPr>
+                        <pic:blipFill>
+                          <a:blip r:embed="rId59" cstate="print">
+                            <a:extLst>
+                              <a:ext uri="{28A0092B-C50C-407E-A947-70E740481C1C}">
+                                <a14:useLocalDpi xmlns:a14="http://schemas.microsoft.com/office/drawing/2010/main" val="0"/>
+                              </a:ext>
+                            </a:extLst>
+                          </a:blip>
+                          <a:srcRect/>
+                          <a:stretch>
+                            <a:fillRect/>
+                          </a:stretch>
+                        </pic:blipFill>
+                        <pic:spPr bwMode="auto">
+                          <a:xfrm>
+                            <a:off x="0" y="0"/>
+                            <a:ext cx="2723198" cy="512315"/>
+                          </a:xfrm>
+                          <a:prstGeom prst="rect">
+                            <a:avLst/>
+                          </a:prstGeom>
+                          <a:noFill/>
+                          <a:ln>
+                            <a:noFill/>
+                          </a:ln>
+                        </pic:spPr>
+                      </pic:pic>
+                    </a:graphicData>
+                  </a:graphic>
+                  <wp14:sizeRelH relativeFrom="margin">
+                    <wp14:pctWidth>0</wp14:pctWidth>
+                  </wp14:sizeRelH>
+                  <wp14:sizeRelV relativeFrom="margin">
+                    <wp14:pctHeight>0</wp14:pctHeight>
+                  </wp14:sizeRelV>
+                </wp:anchor>
+              </w:drawing>
+            </w:r>
+            <w:r>
+              <w:rPr>
+                <w:noProof/>
+              </w:rPr>
+              <w:drawing>
+                <wp:anchor distT="0" distB="0" distL="114300" distR="114300" simplePos="0" relativeHeight="251760640" behindDoc="0" locked="0" layoutInCell="1" allowOverlap="1" wp14:anchorId="65F84BAD" wp14:editId="6A71A699">
+                  <wp:simplePos x="0" y="0"/>
+                  <wp:positionH relativeFrom="column">
+                    <wp:posOffset>1249680</wp:posOffset>
+                  </wp:positionH>
+                  <wp:positionV relativeFrom="paragraph">
+                    <wp:posOffset>1041840</wp:posOffset>
+                  </wp:positionV>
+                  <wp:extent cx="1081405" cy="1457960"/>
+                  <wp:effectExtent l="0" t="0" r="4445" b="8890"/>
+                  <wp:wrapSquare wrapText="bothSides"/>
+                  <wp:docPr id="659197674" name="Picture 17"/>
+                  <wp:cNvGraphicFramePr>
+                    <a:graphicFrameLocks xmlns:a="http://schemas.openxmlformats.org/drawingml/2006/main" noChangeAspect="1"/>
+                  </wp:cNvGraphicFramePr>
+                  <a:graphic xmlns:a="http://schemas.openxmlformats.org/drawingml/2006/main">
+                    <a:graphicData uri="http://schemas.openxmlformats.org/drawingml/2006/picture">
+                      <pic:pic xmlns:pic="http://schemas.openxmlformats.org/drawingml/2006/picture">
+                        <pic:nvPicPr>
+                          <pic:cNvPr id="0" name="Picture 15"/>
+                          <pic:cNvPicPr>
+                            <a:picLocks noChangeAspect="1" noChangeArrowheads="1"/>
+                          </pic:cNvPicPr>
+                        </pic:nvPicPr>
+                        <pic:blipFill>
+                          <a:blip r:embed="rId60" cstate="print">
+                            <a:extLst>
+                              <a:ext uri="{28A0092B-C50C-407E-A947-70E740481C1C}">
+                                <a14:useLocalDpi xmlns:a14="http://schemas.microsoft.com/office/drawing/2010/main" val="0"/>
+                              </a:ext>
+                            </a:extLst>
+                          </a:blip>
+                          <a:srcRect/>
+                          <a:stretch>
+                            <a:fillRect/>
+                          </a:stretch>
+                        </pic:blipFill>
+                        <pic:spPr bwMode="auto">
+                          <a:xfrm>
+                            <a:off x="0" y="0"/>
+                            <a:ext cx="1081405" cy="1457960"/>
+                          </a:xfrm>
+                          <a:prstGeom prst="rect">
+                            <a:avLst/>
+                          </a:prstGeom>
+                          <a:noFill/>
+                          <a:ln>
+                            <a:noFill/>
+                          </a:ln>
+                        </pic:spPr>
+                      </pic:pic>
+                    </a:graphicData>
+                  </a:graphic>
+                  <wp14:sizeRelH relativeFrom="margin">
+                    <wp14:pctWidth>0</wp14:pctWidth>
+                  </wp14:sizeRelH>
+                  <wp14:sizeRelV relativeFrom="margin">
+                    <wp14:pctHeight>0</wp14:pctHeight>
+                  </wp14:sizeRelV>
+                </wp:anchor>
+              </w:drawing>
+            </w:r>
+            <w:r>
+              <w:rPr>
+                <w:noProof/>
+              </w:rPr>
+              <w:drawing>
+                <wp:anchor distT="0" distB="0" distL="114300" distR="114300" simplePos="0" relativeHeight="251759616" behindDoc="0" locked="0" layoutInCell="1" allowOverlap="1" wp14:anchorId="0DB2FF8A" wp14:editId="3E9C7DF8">
+                  <wp:simplePos x="0" y="0"/>
+                  <wp:positionH relativeFrom="column">
+                    <wp:posOffset>14898</wp:posOffset>
+                  </wp:positionH>
+                  <wp:positionV relativeFrom="paragraph">
+                    <wp:posOffset>989232</wp:posOffset>
+                  </wp:positionV>
+                  <wp:extent cx="835660" cy="1678940"/>
+                  <wp:effectExtent l="0" t="0" r="2540" b="0"/>
+                  <wp:wrapSquare wrapText="bothSides"/>
+                  <wp:docPr id="1625699719" name="Picture 16"/>
+                  <wp:cNvGraphicFramePr>
+                    <a:graphicFrameLocks xmlns:a="http://schemas.openxmlformats.org/drawingml/2006/main" noChangeAspect="1"/>
+                  </wp:cNvGraphicFramePr>
+                  <a:graphic xmlns:a="http://schemas.openxmlformats.org/drawingml/2006/main">
+                    <a:graphicData uri="http://schemas.openxmlformats.org/drawingml/2006/picture">
+                      <pic:pic xmlns:pic="http://schemas.openxmlformats.org/drawingml/2006/picture">
+                        <pic:nvPicPr>
+                          <pic:cNvPr id="0" name="Picture 14"/>
+                          <pic:cNvPicPr>
+                            <a:picLocks noChangeAspect="1" noChangeArrowheads="1"/>
+                          </pic:cNvPicPr>
+                        </pic:nvPicPr>
+                        <pic:blipFill>
+                          <a:blip r:embed="rId61" cstate="print">
+                            <a:extLst>
+                              <a:ext uri="{28A0092B-C50C-407E-A947-70E740481C1C}">
+                                <a14:useLocalDpi xmlns:a14="http://schemas.microsoft.com/office/drawing/2010/main" val="0"/>
+                              </a:ext>
+                            </a:extLst>
+                          </a:blip>
+                          <a:srcRect/>
+                          <a:stretch>
+                            <a:fillRect/>
+                          </a:stretch>
+                        </pic:blipFill>
+                        <pic:spPr bwMode="auto">
+                          <a:xfrm>
+                            <a:off x="0" y="0"/>
+                            <a:ext cx="835660" cy="1678940"/>
+                          </a:xfrm>
+                          <a:prstGeom prst="rect">
+                            <a:avLst/>
+                          </a:prstGeom>
+                          <a:noFill/>
+                          <a:ln>
+                            <a:noFill/>
+                          </a:ln>
+                        </pic:spPr>
+                      </pic:pic>
+                    </a:graphicData>
+                  </a:graphic>
+                  <wp14:sizeRelH relativeFrom="margin">
+                    <wp14:pctWidth>0</wp14:pctWidth>
+                  </wp14:sizeRelH>
+                  <wp14:sizeRelV relativeFrom="margin">
+                    <wp14:pctHeight>0</wp14:pctHeight>
+                  </wp14:sizeRelV>
+                </wp:anchor>
+              </w:drawing>
+            </w:r>
+            <w:r>
+              <w:rPr>
+                <w:noProof/>
+              </w:rPr>
+              <w:drawing>
+                <wp:anchor distT="0" distB="0" distL="114300" distR="114300" simplePos="0" relativeHeight="251758592" behindDoc="0" locked="0" layoutInCell="1" allowOverlap="1" wp14:anchorId="578B56B8" wp14:editId="2D836699">
+                  <wp:simplePos x="0" y="0"/>
+                  <wp:positionH relativeFrom="column">
+                    <wp:posOffset>51630</wp:posOffset>
+                  </wp:positionH>
+                  <wp:positionV relativeFrom="paragraph">
+                    <wp:posOffset>66187</wp:posOffset>
+                  </wp:positionV>
+                  <wp:extent cx="2129790" cy="923290"/>
+                  <wp:effectExtent l="0" t="0" r="3810" b="0"/>
+                  <wp:wrapSquare wrapText="bothSides"/>
+                  <wp:docPr id="854748523" name="Picture 1"/>
+                  <wp:cNvGraphicFramePr>
+                    <a:graphicFrameLocks xmlns:a="http://schemas.openxmlformats.org/drawingml/2006/main" noChangeAspect="1"/>
+                  </wp:cNvGraphicFramePr>
+                  <a:graphic xmlns:a="http://schemas.openxmlformats.org/drawingml/2006/main">
+                    <a:graphicData uri="http://schemas.openxmlformats.org/drawingml/2006/picture">
+                      <pic:pic xmlns:pic="http://schemas.openxmlformats.org/drawingml/2006/picture">
+                        <pic:nvPicPr>
+                          <pic:cNvPr id="854748523" name=""/>
+                          <pic:cNvPicPr/>
+                        </pic:nvPicPr>
+                        <pic:blipFill>
+                          <a:blip r:embed="rId62" cstate="print">
+                            <a:extLst>
+                              <a:ext uri="{28A0092B-C50C-407E-A947-70E740481C1C}">
+                                <a14:useLocalDpi xmlns:a14="http://schemas.microsoft.com/office/drawing/2010/main" val="0"/>
+                              </a:ext>
+                            </a:extLst>
+                          </a:blip>
+                          <a:stretch>
+                            <a:fillRect/>
+                          </a:stretch>
+                        </pic:blipFill>
+                        <pic:spPr>
+                          <a:xfrm>
+                            <a:off x="0" y="0"/>
+                            <a:ext cx="2129790" cy="923290"/>
+                          </a:xfrm>
+                          <a:prstGeom prst="rect">
+                            <a:avLst/>
+                          </a:prstGeom>
+                        </pic:spPr>
+                      </pic:pic>
+                    </a:graphicData>
+                  </a:graphic>
+                  <wp14:sizeRelH relativeFrom="margin">
+                    <wp14:pctWidth>0</wp14:pctWidth>
+                  </wp14:sizeRelH>
+                  <wp14:sizeRelV relativeFrom="margin">
+                    <wp14:pctHeight>0</wp14:pctHeight>
+                  </wp14:sizeRelV>
+                </wp:anchor>
+              </w:drawing>
+            </w:r>
+          </w:p>
+        </w:tc>
+        <w:tc>
+          <w:tcPr>
+            <w:tcW w:w="3761" w:type="dxa"/>
+          </w:tcPr>
+          <w:p>
+            <w:r>
+              <w:t xml:space="preserve">To make the aesthetic cooler I was looking </w:t>
+            </w:r>
+            <w:proofErr w:type="gramStart"/>
+            <w:r>
+              <w:t>around</w:t>
+            </w:r>
+            <w:proofErr w:type="gramEnd"/>
+            <w:r>
+              <w:t xml:space="preserve"> and I went on UI </w:t>
+            </w:r>
+            <w:r>
+              <w:t xml:space="preserve">verse and I found a </w:t>
+            </w:r>
+            <w:proofErr w:type="gramStart"/>
+            <w:r>
+              <w:t>really cool</w:t>
+            </w:r>
+            <w:proofErr w:type="gramEnd"/>
+            <w:r>
+              <w:t xml:space="preserve"> button to enable the camera that has this cool animation of the button filling with solid colour. I though that this would </w:t>
+            </w:r>
+            <w:r>
+              <w:t>be way more user friendly and match the aesthe</w:t>
+            </w:r>
+            <w:r>
+              <w:t>tic</w:t>
+            </w:r>
+            <w:r>
+              <w:t xml:space="preserve"> better</w:t>
+            </w:r>
+            <w:r>
+              <w:t xml:space="preserve"> than the other plain button. </w:t>
+            </w:r>
+          </w:p>
+        </w:tc>
+      </w:tr>
+      <w:tr>
+        <w:tc>
+          <w:tcPr>
+            <w:tcW w:w="1396" w:type="dxa"/>
+          </w:tcPr>
+          <w:p>
+            <w:r>
+              <w:t>20/08/2026</w:t>
+            </w:r>
+          </w:p>
+        </w:tc>
+        <w:tc>
+          <w:tcPr>
+            <w:tcW w:w="5725" w:type="dxa"/>
+          </w:tcPr>
+          <w:p>
+            <w:pPr>
+              <w:rPr>
+                <w:noProof/>
+              </w:rPr>
+            </w:pPr>
+            <w:r>
+              <w:rPr>
+                <w:noProof/>
+              </w:rPr>
+              <w:drawing>
+                <wp:anchor distT="0" distB="0" distL="114300" distR="114300" simplePos="0" relativeHeight="251788288" behindDoc="0" locked="0" layoutInCell="1" allowOverlap="1" wp14:anchorId="473E7833" wp14:editId="4A1287A1">
+                  <wp:simplePos x="0" y="0"/>
+                  <wp:positionH relativeFrom="column">
+                    <wp:posOffset>2193652</wp:posOffset>
+                  </wp:positionH>
+                  <wp:positionV relativeFrom="paragraph">
+                    <wp:posOffset>16397</wp:posOffset>
+                  </wp:positionV>
+                  <wp:extent cx="1137920" cy="1845310"/>
+                  <wp:effectExtent l="0" t="0" r="5080" b="2540"/>
+                  <wp:wrapSquare wrapText="bothSides"/>
+                  <wp:docPr id="1519477250" name="Picture 4"/>
+                  <wp:cNvGraphicFramePr>
+                    <a:graphicFrameLocks xmlns:a="http://schemas.openxmlformats.org/drawingml/2006/main" noChangeAspect="1"/>
+                  </wp:cNvGraphicFramePr>
+                  <a:graphic xmlns:a="http://schemas.openxmlformats.org/drawingml/2006/main">
+                    <a:graphicData uri="http://schemas.openxmlformats.org/drawingml/2006/picture">
+                      <pic:pic xmlns:pic="http://schemas.openxmlformats.org/drawingml/2006/picture">
+                        <pic:nvPicPr>
+                          <pic:cNvPr id="0" name="Picture 2"/>
+                          <pic:cNvPicPr>
+                            <a:picLocks noChangeAspect="1" noChangeArrowheads="1"/>
+                          </pic:cNvPicPr>
+                        </pic:nvPicPr>
+                        <pic:blipFill>
+                          <a:blip r:embed="rId63" cstate="print">
+                            <a:extLst>
+                              <a:ext uri="{28A0092B-C50C-407E-A947-70E740481C1C}">
+                                <a14:useLocalDpi xmlns:a14="http://schemas.microsoft.com/office/drawing/2010/main" val="0"/>
+                              </a:ext>
+                            </a:extLst>
+                          </a:blip>
+                          <a:srcRect/>
+                          <a:stretch>
+                            <a:fillRect/>
+                          </a:stretch>
+                        </pic:blipFill>
+                        <pic:spPr bwMode="auto">
+                          <a:xfrm>
+                            <a:off x="0" y="0"/>
+                            <a:ext cx="1137920" cy="1845310"/>
+                          </a:xfrm>
+                          <a:prstGeom prst="rect">
+                            <a:avLst/>
+                          </a:prstGeom>
+                          <a:noFill/>
+                          <a:ln>
+                            <a:noFill/>
+                          </a:ln>
+                        </pic:spPr>
+                      </pic:pic>
+                    </a:graphicData>
+                  </a:graphic>
+                  <wp14:sizeRelH relativeFrom="margin">
+                    <wp14:pctWidth>0</wp14:pctWidth>
+                  </wp14:sizeRelH>
+                  <wp14:sizeRelV relativeFrom="margin">
+                    <wp14:pctHeight>0</wp14:pctHeight>
+                  </wp14:sizeRelV>
+                </wp:anchor>
+              </w:drawing>
+            </w:r>
+            <w:r>
+              <w:rPr>
+                <w:noProof/>
+              </w:rPr>
+              <w:drawing>
+                <wp:anchor distT="0" distB="0" distL="114300" distR="114300" simplePos="0" relativeHeight="251787264" behindDoc="0" locked="0" layoutInCell="1" allowOverlap="1" wp14:anchorId="7B411A59" wp14:editId="4589947E">
+                  <wp:simplePos x="0" y="0"/>
+                  <wp:positionH relativeFrom="column">
+                    <wp:posOffset>11240</wp:posOffset>
+                  </wp:positionH>
+                  <wp:positionV relativeFrom="paragraph">
+                    <wp:posOffset>73660</wp:posOffset>
+                  </wp:positionV>
+                  <wp:extent cx="1884414" cy="1453423"/>
+                  <wp:effectExtent l="0" t="0" r="1905" b="0"/>
+                  <wp:wrapSquare wrapText="bothSides"/>
+                  <wp:docPr id="2088314640" name="Picture 3"/>
+                  <wp:cNvGraphicFramePr>
+                    <a:graphicFrameLocks xmlns:a="http://schemas.openxmlformats.org/drawingml/2006/main" noChangeAspect="1"/>
+                  </wp:cNvGraphicFramePr>
+                  <a:graphic xmlns:a="http://schemas.openxmlformats.org/drawingml/2006/main">
+                    <a:graphicData uri="http://schemas.openxmlformats.org/drawingml/2006/picture">
+                      <pic:pic xmlns:pic="http://schemas.openxmlformats.org/drawingml/2006/picture">
+                        <pic:nvPicPr>
+                          <pic:cNvPr id="0" name="Picture 1"/>
+                          <pic:cNvPicPr>
+                            <a:picLocks noChangeAspect="1" noChangeArrowheads="1"/>
+                          </pic:cNvPicPr>
+                        </pic:nvPicPr>
+                        <pic:blipFill>
+                          <a:blip r:embed="rId64" cstate="print">
+                            <a:extLst>
+                              <a:ext uri="{28A0092B-C50C-407E-A947-70E740481C1C}">
+                                <a14:useLocalDpi xmlns:a14="http://schemas.microsoft.com/office/drawing/2010/main" val="0"/>
+                              </a:ext>
+                            </a:extLst>
+                          </a:blip>
+                          <a:srcRect/>
+                          <a:stretch>
+                            <a:fillRect/>
+                          </a:stretch>
+                        </pic:blipFill>
+                        <pic:spPr bwMode="auto">
+                          <a:xfrm>
+                            <a:off x="0" y="0"/>
+                            <a:ext cx="1884414" cy="1453423"/>
+                          </a:xfrm>
+                          <a:prstGeom prst="rect">
+                            <a:avLst/>
+                          </a:prstGeom>
+                          <a:noFill/>
+                          <a:ln>
+                            <a:noFill/>
+                          </a:ln>
+                        </pic:spPr>
+                      </pic:pic>
+                    </a:graphicData>
+                  </a:graphic>
+                  <wp14:sizeRelH relativeFrom="margin">
+                    <wp14:pctWidth>0</wp14:pctWidth>
+                  </wp14:sizeRelH>
+                  <wp14:sizeRelV relativeFrom="margin">
+                    <wp14:pctHeight>0</wp14:pctHeight>
+                  </wp14:sizeRelV>
+                </wp:anchor>
+              </w:drawing>
+            </w:r>
+          </w:p>
+        </w:tc>
+        <w:tc>
+          <w:tcPr>
+            <w:tcW w:w="4506" w:type="dxa"/>
+          </w:tcPr>
+          <w:p>
+            <w:pPr>
+              <w:rPr>
+                <w:noProof/>
+              </w:rPr>
+            </w:pPr>
+            <w:r>
+              <w:rPr>
+                <w:noProof/>
+              </w:rPr>
+              <w:drawing>
+                <wp:anchor distT="0" distB="0" distL="114300" distR="114300" simplePos="0" relativeHeight="251790336" behindDoc="0" locked="0" layoutInCell="1" allowOverlap="1" wp14:anchorId="2B0A414A" wp14:editId="10861F36">
+                  <wp:simplePos x="0" y="0"/>
+                  <wp:positionH relativeFrom="column">
+                    <wp:posOffset>1802450</wp:posOffset>
+                  </wp:positionH>
+                  <wp:positionV relativeFrom="paragraph">
+                    <wp:posOffset>223888</wp:posOffset>
+                  </wp:positionV>
+                  <wp:extent cx="876300" cy="1486535"/>
+                  <wp:effectExtent l="0" t="0" r="0" b="0"/>
+                  <wp:wrapSquare wrapText="bothSides"/>
+                  <wp:docPr id="1075815545" name="Picture 1"/>
+                  <wp:cNvGraphicFramePr>
+                    <a:graphicFrameLocks xmlns:a="http://schemas.openxmlformats.org/drawingml/2006/main" noChangeAspect="1"/>
+                  </wp:cNvGraphicFramePr>
+                  <a:graphic xmlns:a="http://schemas.openxmlformats.org/drawingml/2006/main">
+                    <a:graphicData uri="http://schemas.openxmlformats.org/drawingml/2006/picture">
+                      <pic:pic xmlns:pic="http://schemas.openxmlformats.org/drawingml/2006/picture">
+                        <pic:nvPicPr>
+                          <pic:cNvPr id="1075815545" name=""/>
+                          <pic:cNvPicPr/>
+                        </pic:nvPicPr>
+                        <pic:blipFill>
+                          <a:blip r:embed="rId65" cstate="print">
+                            <a:extLst>
+                              <a:ext uri="{28A0092B-C50C-407E-A947-70E740481C1C}">
+                                <a14:useLocalDpi xmlns:a14="http://schemas.microsoft.com/office/drawing/2010/main" val="0"/>
+                              </a:ext>
+                            </a:extLst>
+                          </a:blip>
+                          <a:stretch>
+                            <a:fillRect/>
+                          </a:stretch>
+                        </pic:blipFill>
+                        <pic:spPr>
+                          <a:xfrm>
+                            <a:off x="0" y="0"/>
+                            <a:ext cx="876300" cy="1486535"/>
+                          </a:xfrm>
+                          <a:prstGeom prst="rect">
+                            <a:avLst/>
+                          </a:prstGeom>
+                        </pic:spPr>
+                      </pic:pic>
+                    </a:graphicData>
+                  </a:graphic>
+                  <wp14:sizeRelH relativeFrom="margin">
+                    <wp14:pctWidth>0</wp14:pctWidth>
+                  </wp14:sizeRelH>
+                  <wp14:sizeRelV relativeFrom="margin">
+                    <wp14:pctHeight>0</wp14:pctHeight>
+                  </wp14:sizeRelV>
+                </wp:anchor>
+              </w:drawing>
+            </w:r>
+            <w:r>
+              <w:rPr>
+                <w:noProof/>
+              </w:rPr>
+              <w:drawing>
+                <wp:anchor distT="0" distB="0" distL="114300" distR="114300" simplePos="0" relativeHeight="251789312" behindDoc="0" locked="0" layoutInCell="1" allowOverlap="1" wp14:anchorId="4309EDBF" wp14:editId="2F2E70E1">
+                  <wp:simplePos x="0" y="0"/>
+                  <wp:positionH relativeFrom="column">
+                    <wp:posOffset>-64894</wp:posOffset>
+                  </wp:positionH>
+                  <wp:positionV relativeFrom="paragraph">
+                    <wp:posOffset>1068527</wp:posOffset>
+                  </wp:positionV>
+                  <wp:extent cx="1758950" cy="690880"/>
+                  <wp:effectExtent l="0" t="0" r="0" b="0"/>
+                  <wp:wrapSquare wrapText="bothSides"/>
+                  <wp:docPr id="1987587249" name="Picture 5"/>
+                  <wp:cNvGraphicFramePr>
+                    <a:graphicFrameLocks xmlns:a="http://schemas.openxmlformats.org/drawingml/2006/main" noChangeAspect="1"/>
+                  </wp:cNvGraphicFramePr>
+                  <a:graphic xmlns:a="http://schemas.openxmlformats.org/drawingml/2006/main">
+                    <a:graphicData uri="http://schemas.openxmlformats.org/drawingml/2006/picture">
+                      <pic:pic xmlns:pic="http://schemas.openxmlformats.org/drawingml/2006/picture">
+                        <pic:nvPicPr>
+                          <pic:cNvPr id="0" name="Picture 4"/>
+                          <pic:cNvPicPr>
+                            <a:picLocks noChangeAspect="1" noChangeArrowheads="1"/>
+                          </pic:cNvPicPr>
+                        </pic:nvPicPr>
+                        <pic:blipFill>
+                          <a:blip r:embed="rId66">
+                            <a:extLst>
+                              <a:ext uri="{28A0092B-C50C-407E-A947-70E740481C1C}">
+                                <a14:useLocalDpi xmlns:a14="http://schemas.microsoft.com/office/drawing/2010/main" val="0"/>
+                              </a:ext>
+                            </a:extLst>
+                          </a:blip>
+                          <a:srcRect/>
+                          <a:stretch>
+                            <a:fillRect/>
+                          </a:stretch>
+                        </pic:blipFill>
+                        <pic:spPr bwMode="auto">
+                          <a:xfrm>
+                            <a:off x="0" y="0"/>
+                            <a:ext cx="1758950" cy="690880"/>
+                          </a:xfrm>
+                          <a:prstGeom prst="rect">
+                            <a:avLst/>
+                          </a:prstGeom>
+                          <a:noFill/>
+                          <a:ln>
+                            <a:noFill/>
+                          </a:ln>
+                        </pic:spPr>
+                      </pic:pic>
+                    </a:graphicData>
+                  </a:graphic>
+                  <wp14:sizeRelH relativeFrom="margin">
+                    <wp14:pctWidth>0</wp14:pctWidth>
+                  </wp14:sizeRelH>
+                  <wp14:sizeRelV relativeFrom="margin">
+                    <wp14:pctHeight>0</wp14:pctHeight>
+                  </wp14:sizeRelV>
+                </wp:anchor>
+              </w:drawing>
+            </w:r>
+            <w:r>
+              <w:rPr>
+                <w:noProof/>
+              </w:rPr>
+              <w:drawing>
+                <wp:anchor distT="0" distB="0" distL="114300" distR="114300" simplePos="0" relativeHeight="251791360" behindDoc="0" locked="0" layoutInCell="1" allowOverlap="1" wp14:anchorId="359070C5" wp14:editId="32A21ED8">
+                  <wp:simplePos x="0" y="0"/>
+                  <wp:positionH relativeFrom="column">
+                    <wp:posOffset>-64978</wp:posOffset>
+                  </wp:positionH>
+                  <wp:positionV relativeFrom="paragraph">
+                    <wp:posOffset>34427</wp:posOffset>
+                  </wp:positionV>
+                  <wp:extent cx="1298575" cy="1016000"/>
+                  <wp:effectExtent l="0" t="0" r="0" b="0"/>
+                  <wp:wrapSquare wrapText="bothSides"/>
+                  <wp:docPr id="1353332236" name="Picture 1"/>
+                  <wp:cNvGraphicFramePr>
+                    <a:graphicFrameLocks xmlns:a="http://schemas.openxmlformats.org/drawingml/2006/main" noChangeAspect="1"/>
+                  </wp:cNvGraphicFramePr>
+                  <a:graphic xmlns:a="http://schemas.openxmlformats.org/drawingml/2006/main">
+                    <a:graphicData uri="http://schemas.openxmlformats.org/drawingml/2006/picture">
+                      <pic:pic xmlns:pic="http://schemas.openxmlformats.org/drawingml/2006/picture">
+                        <pic:nvPicPr>
+                          <pic:cNvPr id="1353332236" name=""/>
+                          <pic:cNvPicPr/>
+                        </pic:nvPicPr>
+                        <pic:blipFill>
+                          <a:blip r:embed="rId67" cstate="print">
+                            <a:extLst>
+                              <a:ext uri="{28A0092B-C50C-407E-A947-70E740481C1C}">
+                                <a14:useLocalDpi xmlns:a14="http://schemas.microsoft.com/office/drawing/2010/main" val="0"/>
+                              </a:ext>
+                            </a:extLst>
+                          </a:blip>
+                          <a:stretch>
+                            <a:fillRect/>
+                          </a:stretch>
+                        </pic:blipFill>
+                        <pic:spPr>
+                          <a:xfrm>
+                            <a:off x="0" y="0"/>
+                            <a:ext cx="1298575" cy="1016000"/>
+                          </a:xfrm>
+                          <a:prstGeom prst="rect">
+                            <a:avLst/>
+                          </a:prstGeom>
+                        </pic:spPr>
+                      </pic:pic>
+                    </a:graphicData>
+                  </a:graphic>
+                </wp:anchor>
+              </w:drawing>
+            </w:r>
+          </w:p>
+        </w:tc>
+        <w:tc>
+          <w:tcPr>
+            <w:tcW w:w="3761" w:type="dxa"/>
+          </w:tcPr>
+          <w:p/>
+        </w:tc>
+      </w:tr>
+      <w:tr>
+        <w:tc>
+          <w:tcPr>
+            <w:tcW w:w="1396" w:type="dxa"/>
+          </w:tcPr>
+          <w:p/>
+        </w:tc>
+        <w:tc>
+          <w:tcPr>
+            <w:tcW w:w="5725" w:type="dxa"/>
+          </w:tcPr>
+          <w:p>
+            <w:pPr>
+              <w:rPr>
+                <w:noProof/>
+              </w:rPr>
+            </w:pPr>
+          </w:p>
+        </w:tc>
+        <w:tc>
+          <w:tcPr>
+            <w:tcW w:w="4506" w:type="dxa"/>
+          </w:tcPr>
+          <w:p>
+            <w:pPr>
+              <w:rPr>
+                <w:noProof/>
+              </w:rPr>
+            </w:pPr>
+          </w:p>
+        </w:tc>
+        <w:tc>
+          <w:tcPr>
+            <w:tcW w:w="3761" w:type="dxa"/>
+          </w:tcPr>
+          <w:p/>
+        </w:tc>
+      </w:tr>
+    </w:tbl>
+    <w:p/>
+    <w:p/>
+    <w:p/>
+    <w:p/>
+    <w:p/>
+    <w:p/>
+    <w:p/>
+    <w:p/>
+    <w:p/>
+    <w:p/>
+    <w:p/>
+    <w:p>
+      <w:pPr>
+        <w:rPr>
+          <w:b/>
+          <w:bCs/>
+          <w:sz w:val="30"/>
+          <w:szCs w:val="30"/>
+        </w:rPr>
+      </w:pPr>
+      <w:r>
+        <w:rPr>
+          <w:b/>
+          <w:bCs/>
+          <w:sz w:val="30"/>
+          <w:szCs w:val="30"/>
+        </w:rPr>
+        <w:t>code optimization:</w:t>
+      </w:r>
+    </w:p>
+    <w:tbl>
+      <w:tblPr>
+        <w:tblStyle w:val="TableGrid"/>
+        <w:tblW w:w="0" w:type="auto"/>
+        <w:tblLook w:val="04A0" w:firstRow="1" w:lastRow="0" w:firstColumn="1" w:lastColumn="0" w:noHBand="0" w:noVBand="1"/>
+      </w:tblPr>
+      <w:tblGrid>
+        <w:gridCol w:w="1498"/>
+        <w:gridCol w:w="6006"/>
+        <w:gridCol w:w="4566"/>
+        <w:gridCol w:w="3318"/>
+      </w:tblGrid>
+      <w:tr>
+        <w:tc>
+          <w:tcPr>
+            <w:tcW w:w="1498" w:type="dxa"/>
+          </w:tcPr>
+          <w:p>
+            <w:pPr>
+              <w:rPr>
+                <w:b/>
+                <w:bCs/>
+              </w:rPr>
+            </w:pPr>
+            <w:r>
+              <w:rPr>
+                <w:b/>
+                <w:bCs/>
+              </w:rPr>
+              <w:t xml:space="preserve">Date: </w:t>
+            </w:r>
+          </w:p>
+        </w:tc>
+        <w:tc>
+          <w:tcPr>
+            <w:tcW w:w="6006" w:type="dxa"/>
+          </w:tcPr>
+          <w:p>
+            <w:pPr>
+              <w:rPr>
+                <w:b/>
+                <w:bCs/>
+              </w:rPr>
+            </w:pPr>
+            <w:r>
+              <w:rPr>
+                <w:b/>
+                <w:bCs/>
+              </w:rPr>
+              <w:t>Before image</w:t>
+            </w:r>
+            <w:r>
+              <w:rPr>
+                <w:b/>
+                <w:bCs/>
+              </w:rPr>
+              <w:t>:</w:t>
+            </w:r>
+            <w:r>
+              <w:rPr>
+                <w:b/>
+                <w:bCs/>
+              </w:rPr>
+              <w:t xml:space="preserve"> </w:t>
+            </w:r>
+          </w:p>
+        </w:tc>
+        <w:tc>
+          <w:tcPr>
+            <w:tcW w:w="4566" w:type="dxa"/>
+          </w:tcPr>
+          <w:p>
+            <w:pPr>
+              <w:rPr>
+                <w:b/>
+                <w:bCs/>
+              </w:rPr>
+            </w:pPr>
+            <w:r>
+              <w:rPr>
+                <w:b/>
+                <w:bCs/>
+              </w:rPr>
+              <w:t>After image</w:t>
+            </w:r>
+            <w:r>
+              <w:rPr>
+                <w:b/>
+                <w:bCs/>
+              </w:rPr>
+              <w:t>:</w:t>
+            </w:r>
+            <w:r>
+              <w:rPr>
+                <w:b/>
+                <w:bCs/>
+              </w:rPr>
+              <w:t xml:space="preserve"> </w:t>
+            </w:r>
+          </w:p>
+        </w:tc>
+        <w:tc>
+          <w:tcPr>
+            <w:tcW w:w="3318" w:type="dxa"/>
+          </w:tcPr>
+          <w:p>
+            <w:pPr>
+              <w:rPr>
+                <w:b/>
+                <w:bCs/>
+              </w:rPr>
+            </w:pPr>
+            <w:r>
+              <w:rPr>
+                <w:b/>
+                <w:bCs/>
+              </w:rPr>
+              <w:t>Explanation</w:t>
+            </w:r>
+            <w:r>
+              <w:rPr>
+                <w:b/>
+                <w:bCs/>
+              </w:rPr>
+              <w:t>:</w:t>
+            </w:r>
+          </w:p>
+        </w:tc>
+      </w:tr>
+      <w:tr>
+        <w:tc>
+          <w:tcPr>
+            <w:tcW w:w="1498" w:type="dxa"/>
+          </w:tcPr>
+          <w:p>
+            <w:r>
+              <w:t>17/08/2026</w:t>
+            </w:r>
+          </w:p>
+        </w:tc>
+        <w:tc>
+          <w:tcPr>
+            <w:tcW w:w="6006" w:type="dxa"/>
+          </w:tcPr>
+          <w:p>
+            <w:r>
+              <w:rPr>
+                <w:noProof/>
+              </w:rPr>
+              <w:drawing>
+                <wp:anchor distT="0" distB="0" distL="114300" distR="114300" simplePos="0" relativeHeight="251764736" behindDoc="0" locked="0" layoutInCell="1" allowOverlap="1" wp14:anchorId="2E614C84" wp14:editId="27F85079">
+                  <wp:simplePos x="0" y="0"/>
+                  <wp:positionH relativeFrom="column">
+                    <wp:posOffset>2145140</wp:posOffset>
+                  </wp:positionH>
+                  <wp:positionV relativeFrom="paragraph">
+                    <wp:posOffset>289281</wp:posOffset>
+                  </wp:positionV>
+                  <wp:extent cx="1558183" cy="725916"/>
+                  <wp:effectExtent l="0" t="0" r="4445" b="0"/>
+                  <wp:wrapSquare wrapText="bothSides"/>
+                  <wp:docPr id="1159276934" name="Picture 19"/>
+                  <wp:cNvGraphicFramePr>
+                    <a:graphicFrameLocks xmlns:a="http://schemas.openxmlformats.org/drawingml/2006/main" noChangeAspect="1"/>
+                  </wp:cNvGraphicFramePr>
+                  <a:graphic xmlns:a="http://schemas.openxmlformats.org/drawingml/2006/main">
+                    <a:graphicData uri="http://schemas.openxmlformats.org/drawingml/2006/picture">
+                      <pic:pic xmlns:pic="http://schemas.openxmlformats.org/drawingml/2006/picture">
+                        <pic:nvPicPr>
+                          <pic:cNvPr id="0" name="Picture 17"/>
+                          <pic:cNvPicPr>
+                            <a:picLocks noChangeAspect="1" noChangeArrowheads="1"/>
+                          </pic:cNvPicPr>
+                        </pic:nvPicPr>
+                        <pic:blipFill>
+                          <a:blip r:embed="rId68">
+                            <a:extLst>
+                              <a:ext uri="{28A0092B-C50C-407E-A947-70E740481C1C}">
+                                <a14:useLocalDpi xmlns:a14="http://schemas.microsoft.com/office/drawing/2010/main" val="0"/>
+                              </a:ext>
+                            </a:extLst>
+                          </a:blip>
+                          <a:srcRect/>
+                          <a:stretch>
+                            <a:fillRect/>
+                          </a:stretch>
+                        </pic:blipFill>
+                        <pic:spPr bwMode="auto">
+                          <a:xfrm>
+                            <a:off x="0" y="0"/>
+                            <a:ext cx="1558183" cy="725916"/>
+                          </a:xfrm>
+                          <a:prstGeom prst="rect">
+                            <a:avLst/>
+                          </a:prstGeom>
+                          <a:noFill/>
+                          <a:ln>
+                            <a:noFill/>
+                          </a:ln>
+                        </pic:spPr>
+                      </pic:pic>
+                    </a:graphicData>
+                  </a:graphic>
+                  <wp14:sizeRelH relativeFrom="margin">
+                    <wp14:pctWidth>0</wp14:pctWidth>
+                  </wp14:sizeRelH>
+                  <wp14:sizeRelV relativeFrom="margin">
+                    <wp14:pctHeight>0</wp14:pctHeight>
+                  </wp14:sizeRelV>
+                </wp:anchor>
+              </w:drawing>
+            </w:r>
+            <w:r>
+              <w:rPr>
+                <w:noProof/>
+              </w:rPr>
+              <w:drawing>
+                <wp:anchor distT="0" distB="0" distL="114300" distR="114300" simplePos="0" relativeHeight="251763712" behindDoc="0" locked="0" layoutInCell="1" allowOverlap="1" wp14:anchorId="3DF989B6" wp14:editId="2DAC7D16">
+                  <wp:simplePos x="0" y="0"/>
+                  <wp:positionH relativeFrom="column">
+                    <wp:posOffset>-65322</wp:posOffset>
+                  </wp:positionH>
+                  <wp:positionV relativeFrom="paragraph">
+                    <wp:posOffset>705015</wp:posOffset>
+                  </wp:positionV>
+                  <wp:extent cx="2104390" cy="312420"/>
+                  <wp:effectExtent l="0" t="0" r="0" b="0"/>
+                  <wp:wrapSquare wrapText="bothSides"/>
+                  <wp:docPr id="1412196756" name="Picture 20"/>
+                  <wp:cNvGraphicFramePr>
+                    <a:graphicFrameLocks xmlns:a="http://schemas.openxmlformats.org/drawingml/2006/main" noChangeAspect="1"/>
+                  </wp:cNvGraphicFramePr>
+                  <a:graphic xmlns:a="http://schemas.openxmlformats.org/drawingml/2006/main">
+                    <a:graphicData uri="http://schemas.openxmlformats.org/drawingml/2006/picture">
+                      <pic:pic xmlns:pic="http://schemas.openxmlformats.org/drawingml/2006/picture">
+                        <pic:nvPicPr>
+                          <pic:cNvPr id="0" name="Picture 18"/>
+                          <pic:cNvPicPr>
+                            <a:picLocks noChangeAspect="1" noChangeArrowheads="1"/>
+                          </pic:cNvPicPr>
+                        </pic:nvPicPr>
+                        <pic:blipFill>
+                          <a:blip r:embed="rId69">
+                            <a:extLst>
+                              <a:ext uri="{28A0092B-C50C-407E-A947-70E740481C1C}">
+                                <a14:useLocalDpi xmlns:a14="http://schemas.microsoft.com/office/drawing/2010/main" val="0"/>
+                              </a:ext>
+                            </a:extLst>
+                          </a:blip>
+                          <a:srcRect/>
+                          <a:stretch>
+                            <a:fillRect/>
+                          </a:stretch>
+                        </pic:blipFill>
+                        <pic:spPr bwMode="auto">
+                          <a:xfrm>
+                            <a:off x="0" y="0"/>
+                            <a:ext cx="2104390" cy="312420"/>
+                          </a:xfrm>
+                          <a:prstGeom prst="rect">
+                            <a:avLst/>
+                          </a:prstGeom>
+                          <a:noFill/>
+                          <a:ln>
+                            <a:noFill/>
+                          </a:ln>
+                        </pic:spPr>
+                      </pic:pic>
+                    </a:graphicData>
+                  </a:graphic>
+                  <wp14:sizeRelH relativeFrom="margin">
+                    <wp14:pctWidth>0</wp14:pctWidth>
+                  </wp14:sizeRelH>
+                  <wp14:sizeRelV relativeFrom="margin">
+                    <wp14:pctHeight>0</wp14:pctHeight>
+                  </wp14:sizeRelV>
+                </wp:anchor>
+              </w:drawing>
+            </w:r>
+            <w:r>
+              <w:rPr>
+                <w:noProof/>
+              </w:rPr>
+              <w:drawing>
+                <wp:anchor distT="0" distB="0" distL="114300" distR="114300" simplePos="0" relativeHeight="251762688" behindDoc="0" locked="0" layoutInCell="1" allowOverlap="1" wp14:anchorId="3C7E4D1A" wp14:editId="3D109929">
+                  <wp:simplePos x="0" y="0"/>
+                  <wp:positionH relativeFrom="column">
+                    <wp:posOffset>40419</wp:posOffset>
+                  </wp:positionH>
+                  <wp:positionV relativeFrom="paragraph">
+                    <wp:posOffset>29542</wp:posOffset>
+                  </wp:positionV>
+                  <wp:extent cx="1437005" cy="652145"/>
+                  <wp:effectExtent l="0" t="0" r="0" b="0"/>
+                  <wp:wrapSquare wrapText="bothSides"/>
+                  <wp:docPr id="1390717514" name="Picture 21"/>
+                  <wp:cNvGraphicFramePr>
+                    <a:graphicFrameLocks xmlns:a="http://schemas.openxmlformats.org/drawingml/2006/main" noChangeAspect="1"/>
+                  </wp:cNvGraphicFramePr>
+                  <a:graphic xmlns:a="http://schemas.openxmlformats.org/drawingml/2006/main">
+                    <a:graphicData uri="http://schemas.openxmlformats.org/drawingml/2006/picture">
+                      <pic:pic xmlns:pic="http://schemas.openxmlformats.org/drawingml/2006/picture">
+                        <pic:nvPicPr>
+                          <pic:cNvPr id="0" name="Picture 19"/>
+                          <pic:cNvPicPr>
+                            <a:picLocks noChangeAspect="1" noChangeArrowheads="1"/>
+                          </pic:cNvPicPr>
+                        </pic:nvPicPr>
+                        <pic:blipFill>
+                          <a:blip r:embed="rId70">
+                            <a:extLst>
+                              <a:ext uri="{28A0092B-C50C-407E-A947-70E740481C1C}">
+                                <a14:useLocalDpi xmlns:a14="http://schemas.microsoft.com/office/drawing/2010/main" val="0"/>
+                              </a:ext>
+                            </a:extLst>
+                          </a:blip>
+                          <a:srcRect/>
+                          <a:stretch>
+                            <a:fillRect/>
+                          </a:stretch>
+                        </pic:blipFill>
+                        <pic:spPr bwMode="auto">
+                          <a:xfrm>
+                            <a:off x="0" y="0"/>
+                            <a:ext cx="1437005" cy="652145"/>
+                          </a:xfrm>
+                          <a:prstGeom prst="rect">
+                            <a:avLst/>
+                          </a:prstGeom>
+                          <a:noFill/>
+                          <a:ln>
+                            <a:noFill/>
+                          </a:ln>
+                        </pic:spPr>
+                      </pic:pic>
+                    </a:graphicData>
+                  </a:graphic>
+                  <wp14:sizeRelH relativeFrom="margin">
+                    <wp14:pctWidth>0</wp14:pctWidth>
+                  </wp14:sizeRelH>
+                  <wp14:sizeRelV relativeFrom="margin">
+                    <wp14:pctHeight>0</wp14:pctHeight>
+                  </wp14:sizeRelV>
+                </wp:anchor>
+              </w:drawing>
+            </w:r>
+          </w:p>
+        </w:tc>
+        <w:tc>
+          <w:tcPr>
+            <w:tcW w:w="4566" w:type="dxa"/>
+          </w:tcPr>
+          <w:p>
+            <w:r>
+              <w:rPr>
+                <w:noProof/>
+              </w:rPr>
+              <w:drawing>
+                <wp:anchor distT="0" distB="0" distL="114300" distR="114300" simplePos="0" relativeHeight="251765760" behindDoc="0" locked="0" layoutInCell="1" allowOverlap="1" wp14:anchorId="1EBB4E00" wp14:editId="2088ACFA">
+                  <wp:simplePos x="0" y="0"/>
+                  <wp:positionH relativeFrom="column">
+                    <wp:posOffset>77774</wp:posOffset>
+                  </wp:positionH>
+                  <wp:positionV relativeFrom="paragraph">
+                    <wp:posOffset>8946</wp:posOffset>
+                  </wp:positionV>
+                  <wp:extent cx="1553845" cy="1151890"/>
+                  <wp:effectExtent l="0" t="0" r="8255" b="0"/>
+                  <wp:wrapSquare wrapText="bothSides"/>
+                  <wp:docPr id="1057662743" name="Picture 1"/>
+                  <wp:cNvGraphicFramePr>
+                    <a:graphicFrameLocks xmlns:a="http://schemas.openxmlformats.org/drawingml/2006/main" noChangeAspect="1"/>
+                  </wp:cNvGraphicFramePr>
+                  <a:graphic xmlns:a="http://schemas.openxmlformats.org/drawingml/2006/main">
+                    <a:graphicData uri="http://schemas.openxmlformats.org/drawingml/2006/picture">
+                      <pic:pic xmlns:pic="http://schemas.openxmlformats.org/drawingml/2006/picture">
+                        <pic:nvPicPr>
+                          <pic:cNvPr id="1057662743" name=""/>
+                          <pic:cNvPicPr/>
+                        </pic:nvPicPr>
+                        <pic:blipFill>
+                          <a:blip r:embed="rId71" cstate="print">
+                            <a:extLst>
+                              <a:ext uri="{28A0092B-C50C-407E-A947-70E740481C1C}">
+                                <a14:useLocalDpi xmlns:a14="http://schemas.microsoft.com/office/drawing/2010/main" val="0"/>
+                              </a:ext>
+                            </a:extLst>
+                          </a:blip>
+                          <a:stretch>
+                            <a:fillRect/>
+                          </a:stretch>
+                        </pic:blipFill>
+                        <pic:spPr>
+                          <a:xfrm>
+                            <a:off x="0" y="0"/>
+                            <a:ext cx="1553845" cy="1151890"/>
+                          </a:xfrm>
+                          <a:prstGeom prst="rect">
+                            <a:avLst/>
+                          </a:prstGeom>
+                        </pic:spPr>
+                      </pic:pic>
+                    </a:graphicData>
+                  </a:graphic>
+                  <wp14:sizeRelH relativeFrom="margin">
+                    <wp14:pctWidth>0</wp14:pctWidth>
+                  </wp14:sizeRelH>
+                  <wp14:sizeRelV relativeFrom="margin">
+                    <wp14:pctHeight>0</wp14:pctHeight>
+                  </wp14:sizeRelV>
+                </wp:anchor>
+              </w:drawing>
+            </w:r>
+          </w:p>
+        </w:tc>
+        <w:tc>
+          <w:tcPr>
+            <w:tcW w:w="3318" w:type="dxa"/>
+          </w:tcPr>
+          <w:p>
+            <w:r>
+              <w:t xml:space="preserve">In my code I had a </w:t>
+            </w:r>
+            <w:r>
+              <w:t xml:space="preserve">command that went over all the code with the </w:t>
+            </w:r>
+            <w:r>
+              <w:t>asterisk</w:t>
+            </w:r>
+            <w:r>
+              <w:t xml:space="preserve">. </w:t>
+            </w:r>
+            <w:proofErr w:type="gramStart"/>
+            <w:r>
+              <w:t>So</w:t>
+            </w:r>
+            <w:proofErr w:type="gramEnd"/>
+            <w:r>
+              <w:t xml:space="preserve"> when I have it in </w:t>
+            </w:r>
+            <w:r>
+              <w:t xml:space="preserve">the part of the title it doesn’t do anything it is a just a repeat so if I delete </w:t>
+            </w:r>
+            <w:proofErr w:type="gramStart"/>
+            <w:r>
+              <w:t>it</w:t>
+            </w:r>
+            <w:proofErr w:type="gramEnd"/>
+            <w:r>
+              <w:t xml:space="preserve"> </w:t>
+            </w:r>
+            <w:proofErr w:type="spellStart"/>
+            <w:r>
+              <w:t>it</w:t>
+            </w:r>
+            <w:proofErr w:type="spellEnd"/>
+            <w:r>
+              <w:t xml:space="preserve"> will still work. </w:t>
+            </w:r>
+          </w:p>
+        </w:tc>
+      </w:tr>
+      <w:tr>
+        <w:tc>
+          <w:tcPr>
+            <w:tcW w:w="1498" w:type="dxa"/>
+          </w:tcPr>
+          <w:p>
+            <w:r>
+              <w:t>17/08/2026</w:t>
+            </w:r>
+          </w:p>
+        </w:tc>
+        <w:tc>
+          <w:tcPr>
+            <w:tcW w:w="6006" w:type="dxa"/>
+          </w:tcPr>
+          <w:p>
+            <w:r>
+              <w:rPr>
+                <w:noProof/>
+              </w:rPr>
+              <w:drawing>
+                <wp:anchor distT="0" distB="0" distL="114300" distR="114300" simplePos="0" relativeHeight="251768832" behindDoc="0" locked="0" layoutInCell="1" allowOverlap="1" wp14:anchorId="5485BCC8" wp14:editId="18FA58B4">
+                  <wp:simplePos x="0" y="0"/>
+                  <wp:positionH relativeFrom="column">
+                    <wp:posOffset>18920</wp:posOffset>
+                  </wp:positionH>
+                  <wp:positionV relativeFrom="paragraph">
+                    <wp:posOffset>44015</wp:posOffset>
+                  </wp:positionV>
+                  <wp:extent cx="1701800" cy="1043305"/>
+                  <wp:effectExtent l="0" t="0" r="0" b="4445"/>
+                  <wp:wrapSquare wrapText="bothSides"/>
+                  <wp:docPr id="1773781504" name="Picture 22"/>
+                  <wp:cNvGraphicFramePr>
+                    <a:graphicFrameLocks xmlns:a="http://schemas.openxmlformats.org/drawingml/2006/main" noChangeAspect="1"/>
+                  </wp:cNvGraphicFramePr>
+                  <a:graphic xmlns:a="http://schemas.openxmlformats.org/drawingml/2006/main">
+                    <a:graphicData uri="http://schemas.openxmlformats.org/drawingml/2006/picture">
+                      <pic:pic xmlns:pic="http://schemas.openxmlformats.org/drawingml/2006/picture">
+                        <pic:nvPicPr>
+                          <pic:cNvPr id="0" name="Picture 20"/>
+                          <pic:cNvPicPr>
+                            <a:picLocks noChangeAspect="1" noChangeArrowheads="1"/>
+                          </pic:cNvPicPr>
+                        </pic:nvPicPr>
+                        <pic:blipFill>
+                          <a:blip r:embed="rId72">
+                            <a:extLst>
+                              <a:ext uri="{28A0092B-C50C-407E-A947-70E740481C1C}">
+                                <a14:useLocalDpi xmlns:a14="http://schemas.microsoft.com/office/drawing/2010/main" val="0"/>
+                              </a:ext>
+                            </a:extLst>
+                          </a:blip>
+                          <a:srcRect/>
+                          <a:stretch>
+                            <a:fillRect/>
+                          </a:stretch>
+                        </pic:blipFill>
+                        <pic:spPr bwMode="auto">
+                          <a:xfrm>
+                            <a:off x="0" y="0"/>
+                            <a:ext cx="1701800" cy="1043305"/>
+                          </a:xfrm>
+                          <a:prstGeom prst="rect">
+                            <a:avLst/>
+                          </a:prstGeom>
+                          <a:noFill/>
+                          <a:ln>
+                            <a:noFill/>
+                          </a:ln>
+                        </pic:spPr>
+                      </pic:pic>
+                    </a:graphicData>
+                  </a:graphic>
+                  <wp14:sizeRelH relativeFrom="margin">
+                    <wp14:pctWidth>0</wp14:pctWidth>
+                  </wp14:sizeRelH>
+                  <wp14:sizeRelV relativeFrom="margin">
+                    <wp14:pctHeight>0</wp14:pctHeight>
+                  </wp14:sizeRelV>
+                </wp:anchor>
+              </w:drawing>
+            </w:r>
+            <w:r>
+              <w:rPr>
+                <w:noProof/>
+              </w:rPr>
+              <w:drawing>
+                <wp:anchor distT="0" distB="0" distL="114300" distR="114300" simplePos="0" relativeHeight="251766784" behindDoc="0" locked="0" layoutInCell="1" allowOverlap="1" wp14:anchorId="7F45BF9B" wp14:editId="2729F89C">
+                  <wp:simplePos x="0" y="0"/>
+                  <wp:positionH relativeFrom="column">
+                    <wp:posOffset>2122439</wp:posOffset>
+                  </wp:positionH>
+                  <wp:positionV relativeFrom="paragraph">
+                    <wp:posOffset>338655</wp:posOffset>
+                  </wp:positionV>
+                  <wp:extent cx="1704340" cy="260350"/>
+                  <wp:effectExtent l="0" t="0" r="0" b="6350"/>
+                  <wp:wrapSquare wrapText="bothSides"/>
+                  <wp:docPr id="1080373564" name="Picture 24"/>
+                  <wp:cNvGraphicFramePr>
+                    <a:graphicFrameLocks xmlns:a="http://schemas.openxmlformats.org/drawingml/2006/main" noChangeAspect="1"/>
+                  </wp:cNvGraphicFramePr>
+                  <a:graphic xmlns:a="http://schemas.openxmlformats.org/drawingml/2006/main">
+                    <a:graphicData uri="http://schemas.openxmlformats.org/drawingml/2006/picture">
+                      <pic:pic xmlns:pic="http://schemas.openxmlformats.org/drawingml/2006/picture">
+                        <pic:nvPicPr>
+                          <pic:cNvPr id="0" name="Picture 22"/>
+                          <pic:cNvPicPr>
+                            <a:picLocks noChangeAspect="1" noChangeArrowheads="1"/>
+                          </pic:cNvPicPr>
+                        </pic:nvPicPr>
+                        <pic:blipFill>
+                          <a:blip r:embed="rId73">
+                            <a:extLst>
+                              <a:ext uri="{28A0092B-C50C-407E-A947-70E740481C1C}">
+                                <a14:useLocalDpi xmlns:a14="http://schemas.microsoft.com/office/drawing/2010/main" val="0"/>
+                              </a:ext>
+                            </a:extLst>
+                          </a:blip>
+                          <a:srcRect/>
+                          <a:stretch>
+                            <a:fillRect/>
+                          </a:stretch>
+                        </pic:blipFill>
+                        <pic:spPr bwMode="auto">
+                          <a:xfrm>
+                            <a:off x="0" y="0"/>
+                            <a:ext cx="1704340" cy="260350"/>
+                          </a:xfrm>
+                          <a:prstGeom prst="rect">
+                            <a:avLst/>
+                          </a:prstGeom>
+                          <a:noFill/>
+                          <a:ln>
+                            <a:noFill/>
+                          </a:ln>
+                        </pic:spPr>
+                      </pic:pic>
+                    </a:graphicData>
+                  </a:graphic>
+                  <wp14:sizeRelH relativeFrom="margin">
+                    <wp14:pctWidth>0</wp14:pctWidth>
+                  </wp14:sizeRelH>
+                  <wp14:sizeRelV relativeFrom="margin">
+                    <wp14:pctHeight>0</wp14:pctHeight>
+                  </wp14:sizeRelV>
+                </wp:anchor>
+              </w:drawing>
+            </w:r>
+            <w:r>
+              <w:rPr>
+                <w:noProof/>
+              </w:rPr>
+              <w:drawing>
+                <wp:anchor distT="0" distB="0" distL="114300" distR="114300" simplePos="0" relativeHeight="251767808" behindDoc="0" locked="0" layoutInCell="1" allowOverlap="1" wp14:anchorId="094882B5" wp14:editId="2121C7B4">
+                  <wp:simplePos x="0" y="0"/>
+                  <wp:positionH relativeFrom="column">
+                    <wp:posOffset>2238297</wp:posOffset>
+                  </wp:positionH>
+                  <wp:positionV relativeFrom="paragraph">
+                    <wp:posOffset>879580</wp:posOffset>
+                  </wp:positionV>
+                  <wp:extent cx="1588770" cy="122555"/>
+                  <wp:effectExtent l="0" t="0" r="0" b="0"/>
+                  <wp:wrapSquare wrapText="bothSides"/>
+                  <wp:docPr id="1395618547" name="Picture 23"/>
+                  <wp:cNvGraphicFramePr>
+                    <a:graphicFrameLocks xmlns:a="http://schemas.openxmlformats.org/drawingml/2006/main" noChangeAspect="1"/>
+                  </wp:cNvGraphicFramePr>
+                  <a:graphic xmlns:a="http://schemas.openxmlformats.org/drawingml/2006/main">
+                    <a:graphicData uri="http://schemas.openxmlformats.org/drawingml/2006/picture">
+                      <pic:pic xmlns:pic="http://schemas.openxmlformats.org/drawingml/2006/picture">
+                        <pic:nvPicPr>
+                          <pic:cNvPr id="0" name="Picture 21"/>
+                          <pic:cNvPicPr>
+                            <a:picLocks noChangeAspect="1" noChangeArrowheads="1"/>
+                          </pic:cNvPicPr>
+                        </pic:nvPicPr>
+                        <pic:blipFill>
+                          <a:blip r:embed="rId74">
+                            <a:extLst>
+                              <a:ext uri="{28A0092B-C50C-407E-A947-70E740481C1C}">
+                                <a14:useLocalDpi xmlns:a14="http://schemas.microsoft.com/office/drawing/2010/main" val="0"/>
+                              </a:ext>
+                            </a:extLst>
+                          </a:blip>
+                          <a:srcRect/>
+                          <a:stretch>
+                            <a:fillRect/>
+                          </a:stretch>
+                        </pic:blipFill>
+                        <pic:spPr bwMode="auto">
+                          <a:xfrm>
+                            <a:off x="0" y="0"/>
+                            <a:ext cx="1588770" cy="122555"/>
+                          </a:xfrm>
+                          <a:prstGeom prst="rect">
+                            <a:avLst/>
+                          </a:prstGeom>
+                          <a:noFill/>
+                          <a:ln>
+                            <a:noFill/>
+                          </a:ln>
+                        </pic:spPr>
+                      </pic:pic>
+                    </a:graphicData>
+                  </a:graphic>
+                  <wp14:sizeRelH relativeFrom="margin">
+                    <wp14:pctWidth>0</wp14:pctWidth>
+                  </wp14:sizeRelH>
+                  <wp14:sizeRelV relativeFrom="margin">
+                    <wp14:pctHeight>0</wp14:pctHeight>
+                  </wp14:sizeRelV>
+                </wp:anchor>
+              </w:drawing>
+            </w:r>
+          </w:p>
+        </w:tc>
+        <w:tc>
+          <w:tcPr>
+            <w:tcW w:w="4566" w:type="dxa"/>
+          </w:tcPr>
+          <w:p>
+            <w:r>
+              <w:rPr>
+                <w:noProof/>
+              </w:rPr>
+              <w:drawing>
+                <wp:anchor distT="0" distB="0" distL="114300" distR="114300" simplePos="0" relativeHeight="251769856" behindDoc="0" locked="0" layoutInCell="1" allowOverlap="1" wp14:anchorId="556DB693" wp14:editId="4A0621EF">
+                  <wp:simplePos x="0" y="0"/>
+                  <wp:positionH relativeFrom="column">
+                    <wp:posOffset>278287</wp:posOffset>
+                  </wp:positionH>
+                  <wp:positionV relativeFrom="paragraph">
+                    <wp:posOffset>66196</wp:posOffset>
+                  </wp:positionV>
+                  <wp:extent cx="1509395" cy="832485"/>
+                  <wp:effectExtent l="0" t="0" r="0" b="5715"/>
+                  <wp:wrapSquare wrapText="bothSides"/>
+                  <wp:docPr id="148459104" name="Picture 1"/>
+                  <wp:cNvGraphicFramePr>
+                    <a:graphicFrameLocks xmlns:a="http://schemas.openxmlformats.org/drawingml/2006/main" noChangeAspect="1"/>
+                  </wp:cNvGraphicFramePr>
+                  <a:graphic xmlns:a="http://schemas.openxmlformats.org/drawingml/2006/main">
+                    <a:graphicData uri="http://schemas.openxmlformats.org/drawingml/2006/picture">
+                      <pic:pic xmlns:pic="http://schemas.openxmlformats.org/drawingml/2006/picture">
+                        <pic:nvPicPr>
+                          <pic:cNvPr id="148459104" name=""/>
+                          <pic:cNvPicPr/>
+                        </pic:nvPicPr>
+                        <pic:blipFill>
+                          <a:blip r:embed="rId75">
+                            <a:extLst>
+                              <a:ext uri="{28A0092B-C50C-407E-A947-70E740481C1C}">
+                                <a14:useLocalDpi xmlns:a14="http://schemas.microsoft.com/office/drawing/2010/main" val="0"/>
+                              </a:ext>
+                            </a:extLst>
+                          </a:blip>
+                          <a:stretch>
+                            <a:fillRect/>
+                          </a:stretch>
+                        </pic:blipFill>
+                        <pic:spPr>
+                          <a:xfrm>
+                            <a:off x="0" y="0"/>
+                            <a:ext cx="1509395" cy="832485"/>
+                          </a:xfrm>
+                          <a:prstGeom prst="rect">
+                            <a:avLst/>
+                          </a:prstGeom>
+                        </pic:spPr>
+                      </pic:pic>
+                    </a:graphicData>
+                  </a:graphic>
+                  <wp14:sizeRelH relativeFrom="margin">
+                    <wp14:pctWidth>0</wp14:pctWidth>
+                  </wp14:sizeRelH>
+                  <wp14:sizeRelV relativeFrom="margin">
+                    <wp14:pctHeight>0</wp14:pctHeight>
+                  </wp14:sizeRelV>
+                </wp:anchor>
+              </w:drawing>
+            </w:r>
+          </w:p>
+        </w:tc>
+        <w:tc>
+          <w:tcPr>
+            <w:tcW w:w="3318" w:type="dxa"/>
+          </w:tcPr>
+          <w:p>
+            <w:r>
+              <w:t xml:space="preserve">In this code the command flex-direction does nothing because the </w:t>
+            </w:r>
+            <w:r>
+              <w:t xml:space="preserve">display grid it already setting out the grid. </w:t>
+            </w:r>
+            <w:proofErr w:type="gramStart"/>
+            <w:r>
+              <w:t>So</w:t>
+            </w:r>
+            <w:proofErr w:type="gramEnd"/>
+            <w:r>
+              <w:t xml:space="preserve"> it does nothing </w:t>
+            </w:r>
+          </w:p>
+        </w:tc>
+      </w:tr>
+      <w:tr>
+        <w:tc>
+          <w:tcPr>
+            <w:tcW w:w="1498" w:type="dxa"/>
+          </w:tcPr>
+          <w:p>
+            <w:r>
+              <w:lastRenderedPageBreak/>
+              <w:t>17/08/2026</w:t>
+            </w:r>
+          </w:p>
+        </w:tc>
+        <w:tc>
+          <w:tcPr>
+            <w:tcW w:w="6006" w:type="dxa"/>
+          </w:tcPr>
+          <w:p>
+            <w:r>
+              <w:rPr>
+                <w:noProof/>
+              </w:rPr>
+              <w:drawing>
+                <wp:anchor distT="0" distB="0" distL="114300" distR="114300" simplePos="0" relativeHeight="251771904" behindDoc="0" locked="0" layoutInCell="1" allowOverlap="1" wp14:anchorId="0476CE4C" wp14:editId="08F0FF8E">
+                  <wp:simplePos x="0" y="0"/>
+                  <wp:positionH relativeFrom="column">
+                    <wp:posOffset>321848</wp:posOffset>
+                  </wp:positionH>
+                  <wp:positionV relativeFrom="paragraph">
+                    <wp:posOffset>0</wp:posOffset>
+                  </wp:positionV>
+                  <wp:extent cx="945395" cy="1766247"/>
+                  <wp:effectExtent l="0" t="0" r="7620" b="5715"/>
+                  <wp:wrapSquare wrapText="bothSides"/>
+                  <wp:docPr id="1031555543" name="Picture 1"/>
+                  <wp:cNvGraphicFramePr>
+                    <a:graphicFrameLocks xmlns:a="http://schemas.openxmlformats.org/drawingml/2006/main" noChangeAspect="1"/>
+                  </wp:cNvGraphicFramePr>
+                  <a:graphic xmlns:a="http://schemas.openxmlformats.org/drawingml/2006/main">
+                    <a:graphicData uri="http://schemas.openxmlformats.org/drawingml/2006/picture">
+                      <pic:pic xmlns:pic="http://schemas.openxmlformats.org/drawingml/2006/picture">
+                        <pic:nvPicPr>
+                          <pic:cNvPr id="1031555543" name=""/>
+                          <pic:cNvPicPr/>
+                        </pic:nvPicPr>
+                        <pic:blipFill>
+                          <a:blip r:embed="rId76" cstate="print">
+                            <a:extLst>
+                              <a:ext uri="{28A0092B-C50C-407E-A947-70E740481C1C}">
+                                <a14:useLocalDpi xmlns:a14="http://schemas.microsoft.com/office/drawing/2010/main" val="0"/>
+                              </a:ext>
+                            </a:extLst>
+                          </a:blip>
+                          <a:stretch>
+                            <a:fillRect/>
+                          </a:stretch>
+                        </pic:blipFill>
+                        <pic:spPr>
+                          <a:xfrm>
+                            <a:off x="0" y="0"/>
+                            <a:ext cx="945395" cy="1766247"/>
+                          </a:xfrm>
+                          <a:prstGeom prst="rect">
+                            <a:avLst/>
+                          </a:prstGeom>
+                        </pic:spPr>
+                      </pic:pic>
+                    </a:graphicData>
+                  </a:graphic>
+                </wp:anchor>
+              </w:drawing>
+            </w:r>
+            <w:r>
+              <w:rPr>
+                <w:noProof/>
+              </w:rPr>
+              <w:drawing>
+                <wp:anchor distT="0" distB="0" distL="114300" distR="114300" simplePos="0" relativeHeight="251770880" behindDoc="0" locked="0" layoutInCell="1" allowOverlap="1" wp14:anchorId="1C403F00" wp14:editId="55751BAB">
+                  <wp:simplePos x="0" y="0"/>
+                  <wp:positionH relativeFrom="column">
+                    <wp:posOffset>2017688</wp:posOffset>
+                  </wp:positionH>
+                  <wp:positionV relativeFrom="paragraph">
+                    <wp:posOffset>109855</wp:posOffset>
+                  </wp:positionV>
+                  <wp:extent cx="1415415" cy="1740535"/>
+                  <wp:effectExtent l="0" t="0" r="0" b="0"/>
+                  <wp:wrapSquare wrapText="bothSides"/>
+                  <wp:docPr id="1620443085" name="Picture 25"/>
+                  <wp:cNvGraphicFramePr>
+                    <a:graphicFrameLocks xmlns:a="http://schemas.openxmlformats.org/drawingml/2006/main" noChangeAspect="1"/>
+                  </wp:cNvGraphicFramePr>
+                  <a:graphic xmlns:a="http://schemas.openxmlformats.org/drawingml/2006/main">
+                    <a:graphicData uri="http://schemas.openxmlformats.org/drawingml/2006/picture">
+                      <pic:pic xmlns:pic="http://schemas.openxmlformats.org/drawingml/2006/picture">
+                        <pic:nvPicPr>
+                          <pic:cNvPr id="0" name="Picture 23"/>
+                          <pic:cNvPicPr>
+                            <a:picLocks noChangeAspect="1" noChangeArrowheads="1"/>
+                          </pic:cNvPicPr>
+                        </pic:nvPicPr>
+                        <pic:blipFill>
+                          <a:blip r:embed="rId77">
+                            <a:extLst>
+                              <a:ext uri="{28A0092B-C50C-407E-A947-70E740481C1C}">
+                                <a14:useLocalDpi xmlns:a14="http://schemas.microsoft.com/office/drawing/2010/main" val="0"/>
+                              </a:ext>
+                            </a:extLst>
+                          </a:blip>
+                          <a:srcRect/>
+                          <a:stretch>
+                            <a:fillRect/>
+                          </a:stretch>
+                        </pic:blipFill>
+                        <pic:spPr bwMode="auto">
+                          <a:xfrm>
+                            <a:off x="0" y="0"/>
+                            <a:ext cx="1415415" cy="1740535"/>
+                          </a:xfrm>
+                          <a:prstGeom prst="rect">
+                            <a:avLst/>
+                          </a:prstGeom>
+                          <a:noFill/>
+                          <a:ln>
+                            <a:noFill/>
+                          </a:ln>
+                        </pic:spPr>
+                      </pic:pic>
+                    </a:graphicData>
+                  </a:graphic>
+                  <wp14:sizeRelH relativeFrom="margin">
+                    <wp14:pctWidth>0</wp14:pctWidth>
+                  </wp14:sizeRelH>
+                  <wp14:sizeRelV relativeFrom="margin">
+                    <wp14:pctHeight>0</wp14:pctHeight>
+                  </wp14:sizeRelV>
+                </wp:anchor>
+              </w:drawing>
+            </w:r>
+          </w:p>
+        </w:tc>
+        <w:tc>
+          <w:tcPr>
+            <w:tcW w:w="4566" w:type="dxa"/>
+          </w:tcPr>
+          <w:p>
+            <w:r>
+              <w:rPr>
+                <w:noProof/>
+              </w:rPr>
+              <w:drawing>
+                <wp:anchor distT="0" distB="0" distL="114300" distR="114300" simplePos="0" relativeHeight="251772928" behindDoc="0" locked="0" layoutInCell="1" allowOverlap="1" wp14:anchorId="67A89978" wp14:editId="155214B4">
+                  <wp:simplePos x="0" y="0"/>
+                  <wp:positionH relativeFrom="column">
+                    <wp:posOffset>405765</wp:posOffset>
+                  </wp:positionH>
+                  <wp:positionV relativeFrom="paragraph">
+                    <wp:posOffset>20955</wp:posOffset>
+                  </wp:positionV>
+                  <wp:extent cx="782320" cy="2215515"/>
+                  <wp:effectExtent l="0" t="0" r="0" b="0"/>
+                  <wp:wrapSquare wrapText="bothSides"/>
+                  <wp:docPr id="1831912023" name="Picture 1"/>
+                  <wp:cNvGraphicFramePr>
+                    <a:graphicFrameLocks xmlns:a="http://schemas.openxmlformats.org/drawingml/2006/main" noChangeAspect="1"/>
+                  </wp:cNvGraphicFramePr>
+                  <a:graphic xmlns:a="http://schemas.openxmlformats.org/drawingml/2006/main">
+                    <a:graphicData uri="http://schemas.openxmlformats.org/drawingml/2006/picture">
+                      <pic:pic xmlns:pic="http://schemas.openxmlformats.org/drawingml/2006/picture">
+                        <pic:nvPicPr>
+                          <pic:cNvPr id="1831912023" name=""/>
+                          <pic:cNvPicPr/>
+                        </pic:nvPicPr>
+                        <pic:blipFill>
+                          <a:blip r:embed="rId78" cstate="print">
+                            <a:extLst>
+                              <a:ext uri="{28A0092B-C50C-407E-A947-70E740481C1C}">
+                                <a14:useLocalDpi xmlns:a14="http://schemas.microsoft.com/office/drawing/2010/main" val="0"/>
+                              </a:ext>
+                            </a:extLst>
+                          </a:blip>
+                          <a:stretch>
+                            <a:fillRect/>
+                          </a:stretch>
+                        </pic:blipFill>
+                        <pic:spPr>
+                          <a:xfrm>
+                            <a:off x="0" y="0"/>
+                            <a:ext cx="782320" cy="2215515"/>
+                          </a:xfrm>
+                          <a:prstGeom prst="rect">
+                            <a:avLst/>
+                          </a:prstGeom>
+                        </pic:spPr>
+                      </pic:pic>
+                    </a:graphicData>
+                  </a:graphic>
+                  <wp14:sizeRelH relativeFrom="margin">
+                    <wp14:pctWidth>0</wp14:pctWidth>
+                  </wp14:sizeRelH>
+                  <wp14:sizeRelV relativeFrom="margin">
+                    <wp14:pctHeight>0</wp14:pctHeight>
+                  </wp14:sizeRelV>
+                </wp:anchor>
+              </w:drawing>
+            </w:r>
+          </w:p>
+        </w:tc>
+        <w:tc>
+          <w:tcPr>
+            <w:tcW w:w="3318" w:type="dxa"/>
+          </w:tcPr>
+          <w:p>
+            <w:r>
+              <w:t xml:space="preserve">In my CSS I had </w:t>
+            </w:r>
+            <w:r>
+              <w:t xml:space="preserve">two media queries with the same </w:t>
+            </w:r>
+            <w:proofErr w:type="gramStart"/>
+            <w:r>
+              <w:t>max-width</w:t>
+            </w:r>
+            <w:proofErr w:type="gramEnd"/>
+            <w:r>
+              <w:t xml:space="preserve"> of 600px. </w:t>
+            </w:r>
+            <w:proofErr w:type="gramStart"/>
+            <w:r>
+              <w:t>So</w:t>
+            </w:r>
+            <w:proofErr w:type="gramEnd"/>
+            <w:r>
+              <w:t xml:space="preserve"> to optimise my code I deleted one of them and added the code from the deleted one into the other one so there was only </w:t>
+            </w:r>
+            <w:r>
+              <w:t xml:space="preserve">media part instead of having two that do the same thing. Having two might cause some confusion </w:t>
+            </w:r>
+            <w:proofErr w:type="gramStart"/>
+            <w:r>
+              <w:t>later on</w:t>
+            </w:r>
+            <w:proofErr w:type="gramEnd"/>
+            <w:r>
+              <w:t xml:space="preserve"> so</w:t>
+            </w:r>
+            <w:r>
+              <w:t xml:space="preserve"> </w:t>
+            </w:r>
+            <w:proofErr w:type="gramStart"/>
+            <w:r>
+              <w:t>I thing</w:t>
+            </w:r>
+            <w:proofErr w:type="gramEnd"/>
+            <w:r>
+              <w:t xml:space="preserve"> that this will optimise my code. </w:t>
+            </w:r>
+          </w:p>
+        </w:tc>
+      </w:tr>
+      <w:tr>
+        <w:tc>
+          <w:tcPr>
+            <w:tcW w:w="1498" w:type="dxa"/>
+          </w:tcPr>
+          <w:p>
+            <w:r>
+              <w:t>18/08/2026</w:t>
+            </w:r>
+          </w:p>
+        </w:tc>
+        <w:tc>
+          <w:tcPr>
+            <w:tcW w:w="6006" w:type="dxa"/>
+          </w:tcPr>
+          <w:p>
+            <w:r>
+              <w:rPr>
+                <w:noProof/>
+              </w:rPr>
+              <w:drawing>
+                <wp:anchor distT="0" distB="0" distL="114300" distR="114300" simplePos="0" relativeHeight="251776000" behindDoc="0" locked="0" layoutInCell="1" allowOverlap="1" wp14:anchorId="79C5D0B0" wp14:editId="76116B66">
+                  <wp:simplePos x="0" y="0"/>
+                  <wp:positionH relativeFrom="column">
+                    <wp:posOffset>-65220</wp:posOffset>
+                  </wp:positionH>
+                  <wp:positionV relativeFrom="paragraph">
+                    <wp:posOffset>154667</wp:posOffset>
+                  </wp:positionV>
+                  <wp:extent cx="3391192" cy="550370"/>
+                  <wp:effectExtent l="0" t="0" r="0" b="2540"/>
+                  <wp:wrapSquare wrapText="bothSides"/>
+                  <wp:docPr id="1548667034" name="Picture 1"/>
+                  <wp:cNvGraphicFramePr>
+                    <a:graphicFrameLocks xmlns:a="http://schemas.openxmlformats.org/drawingml/2006/main" noChangeAspect="1"/>
+                  </wp:cNvGraphicFramePr>
+                  <a:graphic xmlns:a="http://schemas.openxmlformats.org/drawingml/2006/main">
+                    <a:graphicData uri="http://schemas.openxmlformats.org/drawingml/2006/picture">
+                      <pic:pic xmlns:pic="http://schemas.openxmlformats.org/drawingml/2006/picture">
+                        <pic:nvPicPr>
+                          <pic:cNvPr id="1548667034" name=""/>
+                          <pic:cNvPicPr/>
+                        </pic:nvPicPr>
+                        <pic:blipFill>
+                          <a:blip r:embed="rId79" cstate="print">
+                            <a:extLst>
+                              <a:ext uri="{28A0092B-C50C-407E-A947-70E740481C1C}">
+                                <a14:useLocalDpi xmlns:a14="http://schemas.microsoft.com/office/drawing/2010/main" val="0"/>
+                              </a:ext>
+                            </a:extLst>
+                          </a:blip>
+                          <a:stretch>
+                            <a:fillRect/>
+                          </a:stretch>
+                        </pic:blipFill>
+                        <pic:spPr>
+                          <a:xfrm>
+                            <a:off x="0" y="0"/>
+                            <a:ext cx="3391192" cy="550370"/>
+                          </a:xfrm>
+                          <a:prstGeom prst="rect">
+                            <a:avLst/>
+                          </a:prstGeom>
+                        </pic:spPr>
+                      </pic:pic>
+                    </a:graphicData>
+                  </a:graphic>
+                  <wp14:sizeRelH relativeFrom="margin">
+                    <wp14:pctWidth>0</wp14:pctWidth>
+                  </wp14:sizeRelH>
+                  <wp14:sizeRelV relativeFrom="margin">
+                    <wp14:pctHeight>0</wp14:pctHeight>
+                  </wp14:sizeRelV>
+                </wp:anchor>
+              </w:drawing>
+            </w:r>
+          </w:p>
+        </w:tc>
+        <w:tc>
+          <w:tcPr>
+            <w:tcW w:w="4566" w:type="dxa"/>
+          </w:tcPr>
+          <w:p>
+            <w:r>
+              <w:rPr>
+                <w:noProof/>
+              </w:rPr>
+              <w:drawing>
+                <wp:anchor distT="0" distB="0" distL="114300" distR="114300" simplePos="0" relativeHeight="251777024" behindDoc="0" locked="0" layoutInCell="1" allowOverlap="1" wp14:anchorId="2B36E40D" wp14:editId="752BB5D9">
+                  <wp:simplePos x="0" y="0"/>
+                  <wp:positionH relativeFrom="column">
+                    <wp:posOffset>-65293</wp:posOffset>
+                  </wp:positionH>
+                  <wp:positionV relativeFrom="paragraph">
+                    <wp:posOffset>259080</wp:posOffset>
+                  </wp:positionV>
+                  <wp:extent cx="2762826" cy="418425"/>
+                  <wp:effectExtent l="0" t="0" r="0" b="1270"/>
+                  <wp:wrapSquare wrapText="bothSides"/>
+                  <wp:docPr id="605300306" name="Picture 1"/>
+                  <wp:cNvGraphicFramePr>
+                    <a:graphicFrameLocks xmlns:a="http://schemas.openxmlformats.org/drawingml/2006/main" noChangeAspect="1"/>
+                  </wp:cNvGraphicFramePr>
+                  <a:graphic xmlns:a="http://schemas.openxmlformats.org/drawingml/2006/main">
+                    <a:graphicData uri="http://schemas.openxmlformats.org/drawingml/2006/picture">
+                      <pic:pic xmlns:pic="http://schemas.openxmlformats.org/drawingml/2006/picture">
+                        <pic:nvPicPr>
+                          <pic:cNvPr id="605300306" name=""/>
+                          <pic:cNvPicPr/>
+                        </pic:nvPicPr>
+                        <pic:blipFill>
+                          <a:blip r:embed="rId80" cstate="print">
+                            <a:extLst>
+                              <a:ext uri="{28A0092B-C50C-407E-A947-70E740481C1C}">
+                                <a14:useLocalDpi xmlns:a14="http://schemas.microsoft.com/office/drawing/2010/main" val="0"/>
+                              </a:ext>
+                            </a:extLst>
+                          </a:blip>
+                          <a:stretch>
+                            <a:fillRect/>
+                          </a:stretch>
+                        </pic:blipFill>
+                        <pic:spPr>
+                          <a:xfrm>
+                            <a:off x="0" y="0"/>
+                            <a:ext cx="2762826" cy="418425"/>
+                          </a:xfrm>
+                          <a:prstGeom prst="rect">
+                            <a:avLst/>
+                          </a:prstGeom>
+                        </pic:spPr>
+                      </pic:pic>
+                    </a:graphicData>
+                  </a:graphic>
+                  <wp14:sizeRelH relativeFrom="margin">
+                    <wp14:pctWidth>0</wp14:pctWidth>
+                  </wp14:sizeRelH>
+                  <wp14:sizeRelV relativeFrom="margin">
+                    <wp14:pctHeight>0</wp14:pctHeight>
+                  </wp14:sizeRelV>
+                </wp:anchor>
+              </w:drawing>
+            </w:r>
+          </w:p>
+        </w:tc>
+        <w:tc>
+          <w:tcPr>
+            <w:tcW w:w="3318" w:type="dxa"/>
+          </w:tcPr>
+          <w:p>
+            <w:r>
+              <w:t xml:space="preserve">In my html for my camera page </w:t>
+            </w:r>
+            <w:r>
+              <w:t xml:space="preserve">in the head when I was adding in my </w:t>
+            </w:r>
+            <w:proofErr w:type="gramStart"/>
+            <w:r>
+              <w:t>fonts</w:t>
+            </w:r>
+            <w:proofErr w:type="gramEnd"/>
+            <w:r>
+              <w:t xml:space="preserve"> I added the import twice which didn’t do anything </w:t>
+            </w:r>
+            <w:r>
+              <w:t>it was just a double up in code</w:t>
+            </w:r>
+          </w:p>
+        </w:tc>
+      </w:tr>
+      <w:tr>
+        <w:tc>
+          <w:tcPr>
+            <w:tcW w:w="1498" w:type="dxa"/>
+          </w:tcPr>
+          <w:p>
+            <w:r>
+              <w:t>18/08/2026</w:t>
+            </w:r>
+          </w:p>
+        </w:tc>
+        <w:tc>
+          <w:tcPr>
+            <w:tcW w:w="6006" w:type="dxa"/>
+          </w:tcPr>
+          <w:p>
+            <w:r>
+              <w:rPr>
+                <w:noProof/>
+              </w:rPr>
+              <w:drawing>
+                <wp:inline distT="0" distB="0" distL="0" distR="0" wp14:anchorId="52326B69" wp14:editId="734F853D">
+                  <wp:extent cx="1590897" cy="743054"/>
+                  <wp:effectExtent l="0" t="0" r="0" b="0"/>
+                  <wp:docPr id="1541428698" name="Picture 1"/>
+                  <wp:cNvGraphicFramePr>
+                    <a:graphicFrameLocks xmlns:a="http://schemas.openxmlformats.org/drawingml/2006/main" noChangeAspect="1"/>
+                  </wp:cNvGraphicFramePr>
+                  <a:graphic xmlns:a="http://schemas.openxmlformats.org/drawingml/2006/main">
+                    <a:graphicData uri="http://schemas.openxmlformats.org/drawingml/2006/picture">
+                      <pic:pic xmlns:pic="http://schemas.openxmlformats.org/drawingml/2006/picture">
+                        <pic:nvPicPr>
+                          <pic:cNvPr id="1541428698" name=""/>
+                          <pic:cNvPicPr/>
+                        </pic:nvPicPr>
+                        <pic:blipFill>
+                          <a:blip r:embed="rId81"/>
+                          <a:stretch>
+                            <a:fillRect/>
+                          </a:stretch>
+                        </pic:blipFill>
+                        <pic:spPr>
+                          <a:xfrm>
+                            <a:off x="0" y="0"/>
+                            <a:ext cx="1590897" cy="743054"/>
+                          </a:xfrm>
+                          <a:prstGeom prst="rect">
+                            <a:avLst/>
+                          </a:prstGeom>
+                        </pic:spPr>
+                      </pic:pic>
+                    </a:graphicData>
+                  </a:graphic>
+                </wp:inline>
+              </w:drawing>
+            </w:r>
+          </w:p>
+        </w:tc>
+        <w:tc>
+          <w:tcPr>
+            <w:tcW w:w="4566" w:type="dxa"/>
+          </w:tcPr>
+          <w:p>
+            <w:r>
+              <w:rPr>
+                <w:noProof/>
+              </w:rPr>
+              <w:drawing>
+                <wp:inline distT="0" distB="0" distL="0" distR="0" wp14:anchorId="5BECB9BB" wp14:editId="7CF85E3A">
+                  <wp:extent cx="1170678" cy="749011"/>
+                  <wp:effectExtent l="0" t="0" r="0" b="0"/>
+                  <wp:docPr id="1333113129" name="Picture 1"/>
+                  <wp:cNvGraphicFramePr>
+                    <a:graphicFrameLocks xmlns:a="http://schemas.openxmlformats.org/drawingml/2006/main" noChangeAspect="1"/>
+                  </wp:cNvGraphicFramePr>
+                  <a:graphic xmlns:a="http://schemas.openxmlformats.org/drawingml/2006/main">
+                    <a:graphicData uri="http://schemas.openxmlformats.org/drawingml/2006/picture">
+                      <pic:pic xmlns:pic="http://schemas.openxmlformats.org/drawingml/2006/picture">
+                        <pic:nvPicPr>
+                          <pic:cNvPr id="1333113129" name=""/>
+                          <pic:cNvPicPr/>
+                        </pic:nvPicPr>
+                        <pic:blipFill>
+                          <a:blip r:embed="rId82"/>
+                          <a:stretch>
+                            <a:fillRect/>
+                          </a:stretch>
+                        </pic:blipFill>
+                        <pic:spPr>
+                          <a:xfrm>
+                            <a:off x="0" y="0"/>
+                            <a:ext cx="1175882" cy="752341"/>
+                          </a:xfrm>
+                          <a:prstGeom prst="rect">
+                            <a:avLst/>
+                          </a:prstGeom>
+                        </pic:spPr>
+                      </pic:pic>
+                    </a:graphicData>
+                  </a:graphic>
+                </wp:inline>
+              </w:drawing>
+            </w:r>
+          </w:p>
+        </w:tc>
+        <w:tc>
+          <w:tcPr>
+            <w:tcW w:w="3318" w:type="dxa"/>
+          </w:tcPr>
+          <w:p>
+            <w:r>
+              <w:t xml:space="preserve">In my html for my camera page at the bottom of my </w:t>
+            </w:r>
+            <w:proofErr w:type="gramStart"/>
+            <w:r>
+              <w:t>page</w:t>
+            </w:r>
+            <w:proofErr w:type="gramEnd"/>
+            <w:r>
+              <w:t xml:space="preserve"> I also had two closing tags for </w:t>
+            </w:r>
+            <w:r>
+              <w:t xml:space="preserve">the main tag, which doesn’t </w:t>
+            </w:r>
+            <w:proofErr w:type="spellStart"/>
+            <w:proofErr w:type="gramStart"/>
+            <w:r>
+              <w:t>effect</w:t>
+            </w:r>
+            <w:proofErr w:type="spellEnd"/>
+            <w:proofErr w:type="gramEnd"/>
+            <w:r>
+              <w:t xml:space="preserve"> my code but might cause confusion later in my development. </w:t>
+            </w:r>
+          </w:p>
+        </w:tc>
+      </w:tr>
+      <w:tr>
+        <w:tc>
+          <w:tcPr>
+            <w:tcW w:w="1498" w:type="dxa"/>
+          </w:tcPr>
+          <w:p>
+            <w:r>
+              <w:t>18/08/2026</w:t>
+            </w:r>
+          </w:p>
+        </w:tc>
+        <w:tc>
+          <w:tcPr>
+            <w:tcW w:w="6006" w:type="dxa"/>
+          </w:tcPr>
+          <w:p>
+            <w:r>
+              <w:rPr>
+                <w:noProof/>
+              </w:rPr>
+              <w:drawing>
+                <wp:anchor distT="0" distB="0" distL="114300" distR="114300" simplePos="0" relativeHeight="251778048" behindDoc="0" locked="0" layoutInCell="1" allowOverlap="1" wp14:anchorId="3F22A051" wp14:editId="4BB190EB">
+                  <wp:simplePos x="0" y="0"/>
+                  <wp:positionH relativeFrom="column">
+                    <wp:posOffset>315819</wp:posOffset>
+                  </wp:positionH>
+                  <wp:positionV relativeFrom="paragraph">
+                    <wp:posOffset>51472</wp:posOffset>
+                  </wp:positionV>
+                  <wp:extent cx="2113740" cy="1365801"/>
+                  <wp:effectExtent l="0" t="0" r="1270" b="6350"/>
+                  <wp:wrapSquare wrapText="bothSides"/>
+                  <wp:docPr id="162994879" name="Picture 1"/>
+                  <wp:cNvGraphicFramePr>
+                    <a:graphicFrameLocks xmlns:a="http://schemas.openxmlformats.org/drawingml/2006/main" noChangeAspect="1"/>
+                  </wp:cNvGraphicFramePr>
+                  <a:graphic xmlns:a="http://schemas.openxmlformats.org/drawingml/2006/main">
+                    <a:graphicData uri="http://schemas.openxmlformats.org/drawingml/2006/picture">
+                      <pic:pic xmlns:pic="http://schemas.openxmlformats.org/drawingml/2006/picture">
+                        <pic:nvPicPr>
+                          <pic:cNvPr id="162994879" name=""/>
+                          <pic:cNvPicPr/>
+                        </pic:nvPicPr>
+                        <pic:blipFill>
+                          <a:blip r:embed="rId83" cstate="print">
+                            <a:extLst>
+                              <a:ext uri="{28A0092B-C50C-407E-A947-70E740481C1C}">
+                                <a14:useLocalDpi xmlns:a14="http://schemas.microsoft.com/office/drawing/2010/main" val="0"/>
+                              </a:ext>
+                            </a:extLst>
+                          </a:blip>
+                          <a:stretch>
+                            <a:fillRect/>
+                          </a:stretch>
+                        </pic:blipFill>
+                        <pic:spPr>
+                          <a:xfrm>
+                            <a:off x="0" y="0"/>
+                            <a:ext cx="2113740" cy="1365801"/>
+                          </a:xfrm>
+                          <a:prstGeom prst="rect">
+                            <a:avLst/>
+                          </a:prstGeom>
+                        </pic:spPr>
+                      </pic:pic>
+                    </a:graphicData>
+                  </a:graphic>
+                  <wp14:sizeRelH relativeFrom="margin">
+                    <wp14:pctWidth>0</wp14:pctWidth>
+                  </wp14:sizeRelH>
+                  <wp14:sizeRelV relativeFrom="margin">
+                    <wp14:pctHeight>0</wp14:pctHeight>
+                  </wp14:sizeRelV>
+                </wp:anchor>
+              </w:drawing>
+            </w:r>
+          </w:p>
+        </w:tc>
+        <w:tc>
+          <w:tcPr>
+            <w:tcW w:w="4566" w:type="dxa"/>
+          </w:tcPr>
+          <w:p>
+            <w:r>
+              <w:rPr>
+                <w:noProof/>
+              </w:rPr>
+              <w:drawing>
+                <wp:inline distT="0" distB="0" distL="0" distR="0" wp14:anchorId="056D4D22" wp14:editId="49641955">
+                  <wp:extent cx="1848896" cy="1642494"/>
+                  <wp:effectExtent l="0" t="0" r="0" b="0"/>
+                  <wp:docPr id="1031046990" name="Picture 1"/>
+                  <wp:cNvGraphicFramePr>
+                    <a:graphicFrameLocks xmlns:a="http://schemas.openxmlformats.org/drawingml/2006/main" noChangeAspect="1"/>
+                  </wp:cNvGraphicFramePr>
+                  <a:graphic xmlns:a="http://schemas.openxmlformats.org/drawingml/2006/main">
+                    <a:graphicData uri="http://schemas.openxmlformats.org/drawingml/2006/picture">
+                      <pic:pic xmlns:pic="http://schemas.openxmlformats.org/drawingml/2006/picture">
+                        <pic:nvPicPr>
+                          <pic:cNvPr id="1031046990" name=""/>
+                          <pic:cNvPicPr/>
+                        </pic:nvPicPr>
+                        <pic:blipFill>
+                          <a:blip r:embed="rId84"/>
+                          <a:stretch>
+                            <a:fillRect/>
+                          </a:stretch>
+                        </pic:blipFill>
+                        <pic:spPr>
+                          <a:xfrm>
+                            <a:off x="0" y="0"/>
+                            <a:ext cx="1853375" cy="1646473"/>
+                          </a:xfrm>
+                          <a:prstGeom prst="rect">
+                            <a:avLst/>
+                          </a:prstGeom>
+                        </pic:spPr>
+                      </pic:pic>
+                    </a:graphicData>
+                  </a:graphic>
+                </wp:inline>
+              </w:drawing>
+            </w:r>
+          </w:p>
+        </w:tc>
+        <w:tc>
+          <w:tcPr>
+            <w:tcW w:w="3318" w:type="dxa"/>
+          </w:tcPr>
+          <w:p>
+            <w:r>
+              <w:t xml:space="preserve">In my </w:t>
+            </w:r>
+            <w:r>
+              <w:t xml:space="preserve">html page for my class list page, to optimise me code </w:t>
+            </w:r>
+            <w:r>
+              <w:t xml:space="preserve">I found out that I didn’t really need data status absent because the java script already </w:t>
+            </w:r>
+            <w:r>
+              <w:t xml:space="preserve">sets them to absent so I didn’t really need that, so I deleted it so make my code a little bit more tidier. </w:t>
+            </w:r>
+          </w:p>
+        </w:tc>
+      </w:tr>
+      <w:tr>
+        <w:tc>
+          <w:tcPr>
+            <w:tcW w:w="1498" w:type="dxa"/>
+          </w:tcPr>
+          <w:p/>
+        </w:tc>
+        <w:tc>
+          <w:tcPr>
+            <w:tcW w:w="6006" w:type="dxa"/>
+          </w:tcPr>
+          <w:p/>
+        </w:tc>
+        <w:tc>
+          <w:tcPr>
+            <w:tcW w:w="4566" w:type="dxa"/>
+          </w:tcPr>
+          <w:p/>
+        </w:tc>
+        <w:tc>
+          <w:tcPr>
+            <w:tcW w:w="3318" w:type="dxa"/>
+          </w:tcPr>
+          <w:p/>
+        </w:tc>
+      </w:tr>
+      <w:tr>
+        <w:tc>
+          <w:tcPr>
+            <w:tcW w:w="1498" w:type="dxa"/>
+          </w:tcPr>
+          <w:p/>
+        </w:tc>
+        <w:tc>
+          <w:tcPr>
+            <w:tcW w:w="6006" w:type="dxa"/>
+          </w:tcPr>
+          <w:p/>
+        </w:tc>
+        <w:tc>
+          <w:tcPr>
+            <w:tcW w:w="4566" w:type="dxa"/>
+          </w:tcPr>
+          <w:p/>
+        </w:tc>
+        <w:tc>
+          <w:tcPr>
+            <w:tcW w:w="3318" w:type="dxa"/>
+          </w:tcPr>
+          <w:p/>
+        </w:tc>
+      </w:tr>
+      <w:tr>
+        <w:tc>
+          <w:tcPr>
+            <w:tcW w:w="1498" w:type="dxa"/>
+          </w:tcPr>
+          <w:p/>
+        </w:tc>
+        <w:tc>
+          <w:tcPr>
+            <w:tcW w:w="6006" w:type="dxa"/>
+          </w:tcPr>
+          <w:p/>
+        </w:tc>
+        <w:tc>
+          <w:tcPr>
+            <w:tcW w:w="4566" w:type="dxa"/>
+          </w:tcPr>
+          <w:p/>
+        </w:tc>
+        <w:tc>
+          <w:tcPr>
+            <w:tcW w:w="3318" w:type="dxa"/>
+          </w:tcPr>
+          <w:p/>
+        </w:tc>
+      </w:tr>
+      <w:tr>
+        <w:tc>
+          <w:tcPr>
+            <w:tcW w:w="1498" w:type="dxa"/>
+          </w:tcPr>
+          <w:p/>
+        </w:tc>
+        <w:tc>
+          <w:tcPr>
+            <w:tcW w:w="6006" w:type="dxa"/>
+          </w:tcPr>
+          <w:p/>
+        </w:tc>
+        <w:tc>
+          <w:tcPr>
+            <w:tcW w:w="4566" w:type="dxa"/>
+          </w:tcPr>
+          <w:p/>
+        </w:tc>
+        <w:tc>
+          <w:tcPr>
+            <w:tcW w:w="3318" w:type="dxa"/>
+          </w:tcPr>
+          <w:p/>
+        </w:tc>
+      </w:tr>
+    </w:tbl>
     <w:p/>
     <w:tbl>
       <w:tblPr>
@@ -3800,11 +9370,19 @@
             <w:pPr>
               <w:spacing w:before="40" w:after="40"/>
             </w:pPr>
+            <w:proofErr w:type="gramStart"/>
             <w:r>
               <w:rPr>
                 <w:sz w:val="20"/>
               </w:rPr>
-              <w:t>:root tokens for colour, space, type</w:t>
+              <w:t>:root</w:t>
+            </w:r>
+            <w:proofErr w:type="gramEnd"/>
+            <w:r>
+              <w:rPr>
+                <w:sz w:val="20"/>
+              </w:rPr>
+              <w:t xml:space="preserve"> tokens for colour, space, type</w:t>
             </w:r>
           </w:p>
         </w:tc>
@@ -3817,7 +9395,15 @@
               <w:t xml:space="preserve">I put the main root tokens in my CSS file, </w:t>
             </w:r>
             <w:r>
-              <w:t>where I can use it throughout my whole project. This advanced technique will help me as it makes it easier to apply colours that are frequently used In my interface</w:t>
+              <w:t xml:space="preserve">where I can use it throughout my whole project. This advanced technique will help me as it makes it easier to apply colours that are frequently used </w:t>
+            </w:r>
+            <w:proofErr w:type="gramStart"/>
+            <w:r>
+              <w:t>In</w:t>
+            </w:r>
+            <w:proofErr w:type="gramEnd"/>
+            <w:r>
+              <w:t xml:space="preserve"> my interface</w:t>
             </w:r>
           </w:p>
         </w:tc>
@@ -3864,11 +9450,23 @@
               <w:t xml:space="preserve">I have used media queries </w:t>
             </w:r>
             <w:r>
-              <w:t xml:space="preserve">in my project when the  screen starts to get smaller. I have added this </w:t>
-            </w:r>
-            <w:r>
-              <w:lastRenderedPageBreak/>
-              <w:t xml:space="preserve">advanced feature because it will help me to have a more user friendly interface where </w:t>
+              <w:t xml:space="preserve">in my project when </w:t>
+            </w:r>
+            <w:proofErr w:type="gramStart"/>
+            <w:r>
+              <w:t>the  screen</w:t>
+            </w:r>
+            <w:proofErr w:type="gramEnd"/>
+            <w:r>
+              <w:t xml:space="preserve"> starts to get smaller. I have added this advanced feature because it will help me to have a more </w:t>
+            </w:r>
+            <w:proofErr w:type="gramStart"/>
+            <w:r>
+              <w:t>user friendly</w:t>
+            </w:r>
+            <w:proofErr w:type="gramEnd"/>
+            <w:r>
+              <w:t xml:space="preserve"> interface where </w:t>
             </w:r>
             <w:r>
               <w:t xml:space="preserve">users can not be confused. </w:t>
@@ -3877,10 +9475,6 @@
         </w:tc>
       </w:tr>
     </w:tbl>
-    <w:p/>
-    <w:p/>
-    <w:p/>
-    <w:p/>
     <w:p/>
     <w:p/>
     <w:p/>
@@ -4090,7 +9684,15 @@
               <w:t xml:space="preserve">The interface should be clear on where to go next and what is happening. </w:t>
             </w:r>
             <w:r>
-              <w:t>Using this concept it will stop users from getting lost or confused on my page. It will make users confidently navigate the interface without the fear of clicking on the wrong thing</w:t>
+              <w:t xml:space="preserve">Using this </w:t>
+            </w:r>
+            <w:proofErr w:type="gramStart"/>
+            <w:r>
+              <w:t>concept</w:t>
+            </w:r>
+            <w:proofErr w:type="gramEnd"/>
+            <w:r>
+              <w:t xml:space="preserve"> it will stop users from getting lost or confused on my page. It will make users confidently navigate the interface without the fear of clicking on the wrong thing</w:t>
             </w:r>
           </w:p>
         </w:tc>
@@ -4127,13 +9729,24 @@
               <w:t xml:space="preserve">my interface looking cluttered is crucial. I think this matters because since people will interact with this interface daily it need to be </w:t>
             </w:r>
             <w:r>
-              <w:t xml:space="preserve">appealing to people so it looks like all the information is presently in </w:t>
+              <w:lastRenderedPageBreak/>
+              <w:t xml:space="preserve">appealing to </w:t>
+            </w:r>
+            <w:proofErr w:type="gramStart"/>
+            <w:r>
+              <w:t>people</w:t>
+            </w:r>
+            <w:proofErr w:type="gramEnd"/>
+            <w:r>
+              <w:t xml:space="preserve"> so it looks like all the information is presently in </w:t>
             </w:r>
             <w:proofErr w:type="spellStart"/>
+            <w:proofErr w:type="gramStart"/>
             <w:r>
               <w:t>a</w:t>
             </w:r>
             <w:proofErr w:type="spellEnd"/>
+            <w:proofErr w:type="gramEnd"/>
             <w:r>
               <w:t xml:space="preserve"> orderly manner. </w:t>
             </w:r>
@@ -4169,51 +9782,21 @@
               <w:t xml:space="preserve">Keeping the theme same throughout my interface </w:t>
             </w:r>
             <w:r>
-              <w:t xml:space="preserve">is important because it allows people to understand </w:t>
-            </w:r>
-            <w:r>
-              <w:lastRenderedPageBreak/>
-              <w:t xml:space="preserve">when they are on my interface and not. With the same </w:t>
-            </w:r>
-            <w:r>
-              <w:t>colour scheme it shows consistency throughout he pages allowing users to know that they didn’t just switch to another website, which allows them to</w:t>
+              <w:t xml:space="preserve">is important because it allows people to understand when they are on my interface and not. With the same </w:t>
+            </w:r>
+            <w:r>
+              <w:t xml:space="preserve">colour </w:t>
+            </w:r>
+            <w:proofErr w:type="gramStart"/>
+            <w:r>
+              <w:t>scheme</w:t>
+            </w:r>
+            <w:proofErr w:type="gramEnd"/>
+            <w:r>
+              <w:t xml:space="preserve"> it shows consistency throughout he pages allowing users to know that they didn’t just switch to another website, which allows them to</w:t>
             </w:r>
             <w:r>
               <w:t xml:space="preserve"> navigate my interface with confidence knowing when they have left. </w:t>
-            </w:r>
-          </w:p>
-        </w:tc>
-        <w:tc>
-          <w:tcPr>
-            <w:tcW w:w="5130" w:type="dxa"/>
-          </w:tcPr>
-          <w:p/>
-        </w:tc>
-      </w:tr>
-      <w:tr>
-        <w:tc>
-          <w:tcPr>
-            <w:tcW w:w="5129" w:type="dxa"/>
-          </w:tcPr>
-          <w:p>
-            <w:r>
-              <w:t xml:space="preserve">User control and freedom </w:t>
-            </w:r>
-          </w:p>
-        </w:tc>
-        <w:tc>
-          <w:tcPr>
-            <w:tcW w:w="5129" w:type="dxa"/>
-          </w:tcPr>
-          <w:p>
-            <w:r>
-              <w:t>Users on my interface should be able to recognise when an action has occurred and have opportunities to cancel, undo , or correct actions</w:t>
-            </w:r>
-            <w:r>
-              <w:t xml:space="preserve">. This is really important because it gives the users peace of mind when they are in control and know that can stop something that accidently </w:t>
-            </w:r>
-            <w:r>
-              <w:t xml:space="preserve">or purposely did, it helps them to relax when going through the website when they can go back on there actions. </w:t>
             </w:r>
           </w:p>
         </w:tc>
@@ -4460,7 +10043,7 @@
                                           </pic:cNvPicPr>
                                         </pic:nvPicPr>
                                         <pic:blipFill>
-                                          <a:blip r:embed="rId41">
+                                          <a:blip r:embed="rId85">
                                             <a:extLst>
                                               <a:ext uri="{28A0092B-C50C-407E-A947-70E740481C1C}">
                                                 <a14:useLocalDpi xmlns:a14="http://schemas.microsoft.com/office/drawing/2010/main" val="0"/>
@@ -4523,7 +10106,7 @@
                                           </pic:cNvPicPr>
                                         </pic:nvPicPr>
                                         <pic:blipFill>
-                                          <a:blip r:embed="rId42">
+                                          <a:blip r:embed="rId86">
                                             <a:extLst>
                                               <a:ext uri="{28A0092B-C50C-407E-A947-70E740481C1C}">
                                                 <a14:useLocalDpi xmlns:a14="http://schemas.microsoft.com/office/drawing/2010/main" val="0"/>
@@ -4608,7 +10191,7 @@
                                     </pic:cNvPicPr>
                                   </pic:nvPicPr>
                                   <pic:blipFill>
-                                    <a:blip r:embed="rId41">
+                                    <a:blip r:embed="rId85">
                                       <a:extLst>
                                         <a:ext uri="{28A0092B-C50C-407E-A947-70E740481C1C}">
                                           <a14:useLocalDpi xmlns:a14="http://schemas.microsoft.com/office/drawing/2010/main" val="0"/>
@@ -4671,7 +10254,7 @@
                                     </pic:cNvPicPr>
                                   </pic:nvPicPr>
                                   <pic:blipFill>
-                                    <a:blip r:embed="rId42">
+                                    <a:blip r:embed="rId86">
                                       <a:extLst>
                                         <a:ext uri="{28A0092B-C50C-407E-A947-70E740481C1C}">
                                           <a14:useLocalDpi xmlns:a14="http://schemas.microsoft.com/office/drawing/2010/main" val="0"/>
@@ -4838,12 +10421,12 @@
         <w:tblLook w:val="04A0" w:firstRow="1" w:lastRow="0" w:firstColumn="1" w:lastColumn="0" w:noHBand="0" w:noVBand="1"/>
       </w:tblPr>
       <w:tblGrid>
-        <w:gridCol w:w="1194"/>
-        <w:gridCol w:w="1195"/>
-        <w:gridCol w:w="3295"/>
-        <w:gridCol w:w="2409"/>
-        <w:gridCol w:w="2695"/>
-        <w:gridCol w:w="1676"/>
+        <w:gridCol w:w="1306"/>
+        <w:gridCol w:w="1232"/>
+        <w:gridCol w:w="3229"/>
+        <w:gridCol w:w="2403"/>
+        <w:gridCol w:w="2643"/>
+        <w:gridCol w:w="1651"/>
         <w:gridCol w:w="2924"/>
       </w:tblGrid>
       <w:tr>
@@ -5100,7 +10683,15 @@
           </w:tcPr>
           <w:p>
             <w:r>
-              <w:t xml:space="preserve">I am working on changing it so it has a purpose. </w:t>
+              <w:t xml:space="preserve">I am working on changing </w:t>
+            </w:r>
+            <w:proofErr w:type="gramStart"/>
+            <w:r>
+              <w:t>it</w:t>
+            </w:r>
+            <w:proofErr w:type="gramEnd"/>
+            <w:r>
+              <w:t xml:space="preserve"> so it has a purpose. </w:t>
             </w:r>
           </w:p>
         </w:tc>
@@ -5149,7 +10740,15 @@
           </w:tcPr>
           <w:p>
             <w:r>
-              <w:t xml:space="preserve">She didn’t like that all the important information wasn’t showing when the page opened and you had to scroll to see the rest of the information </w:t>
+              <w:t xml:space="preserve">She didn’t like that all the important information wasn’t showing when the page </w:t>
+            </w:r>
+            <w:proofErr w:type="gramStart"/>
+            <w:r>
+              <w:t>opened</w:t>
+            </w:r>
+            <w:proofErr w:type="gramEnd"/>
+            <w:r>
+              <w:t xml:space="preserve"> and you had to scroll to see the rest of the information </w:t>
             </w:r>
           </w:p>
         </w:tc>
@@ -5173,7 +10772,7 @@
                 <w:noProof/>
               </w:rPr>
               <w:drawing>
-                <wp:anchor distT="0" distB="0" distL="114300" distR="114300" simplePos="0" relativeHeight="251702272" behindDoc="0" locked="0" layoutInCell="1" allowOverlap="1" wp14:anchorId="604F0659" wp14:editId="17905941">
+                <wp:anchor distT="0" distB="0" distL="114300" distR="114300" simplePos="0" relativeHeight="251702272" behindDoc="0" locked="0" layoutInCell="1" allowOverlap="1" wp14:anchorId="604F0659" wp14:editId="4B670EDA">
                   <wp:simplePos x="0" y="0"/>
                   <wp:positionH relativeFrom="column">
                     <wp:posOffset>-45085</wp:posOffset>
@@ -5198,7 +10797,7 @@
                           </pic:cNvPicPr>
                         </pic:nvPicPr>
                         <pic:blipFill>
-                          <a:blip r:embed="rId43" cstate="print">
+                          <a:blip r:embed="rId87" cstate="print">
                             <a:extLst>
                               <a:ext uri="{28A0092B-C50C-407E-A947-70E740481C1C}">
                                 <a14:useLocalDpi xmlns:a14="http://schemas.microsoft.com/office/drawing/2010/main" val="0"/>
@@ -5246,25 +10845,50 @@
           <w:tcPr>
             <w:tcW w:w="1219" w:type="dxa"/>
           </w:tcPr>
-          <w:p/>
+          <w:p>
+            <w:r>
+              <w:t>25/08/2026</w:t>
+            </w:r>
+          </w:p>
         </w:tc>
         <w:tc>
           <w:tcPr>
             <w:tcW w:w="1259" w:type="dxa"/>
           </w:tcPr>
-          <w:p/>
+          <w:p>
+            <w:r>
+              <w:t>Tutor teacher (the main person using the interface)</w:t>
+            </w:r>
+          </w:p>
         </w:tc>
         <w:tc>
           <w:tcPr>
             <w:tcW w:w="3654" w:type="dxa"/>
           </w:tcPr>
-          <w:p/>
+          <w:p>
+            <w:r>
+              <w:t xml:space="preserve">Colours of the pages and aesthetics </w:t>
+            </w:r>
+          </w:p>
         </w:tc>
         <w:tc>
           <w:tcPr>
             <w:tcW w:w="2652" w:type="dxa"/>
           </w:tcPr>
-          <w:p/>
+          <w:p>
+            <w:r>
+              <w:t>I like all nav bar and all the comp</w:t>
+            </w:r>
+            <w:r>
+              <w:t>on</w:t>
+            </w:r>
+            <w:r>
+              <w:t xml:space="preserve">ents </w:t>
+            </w:r>
+            <w:r>
+              <w:t xml:space="preserve">you have added </w:t>
+            </w:r>
+          </w:p>
         </w:tc>
         <w:tc>
           <w:tcPr>
@@ -5447,7 +11071,7 @@
                     </pic:cNvPicPr>
                   </pic:nvPicPr>
                   <pic:blipFill>
-                    <a:blip r:embed="rId44" cstate="print">
+                    <a:blip r:embed="rId88" cstate="print">
                       <a:extLst>
                         <a:ext uri="{28A0092B-C50C-407E-A947-70E740481C1C}">
                           <a14:useLocalDpi xmlns:a14="http://schemas.microsoft.com/office/drawing/2010/main" val="0"/>
@@ -5678,12 +11302,21 @@
                 <w:szCs w:val="18"/>
               </w:rPr>
             </w:pPr>
+            <w:proofErr w:type="gramStart"/>
             <w:r>
               <w:rPr>
                 <w:sz w:val="18"/>
                 <w:szCs w:val="18"/>
               </w:rPr>
-              <w:t>Yes because it is very simple and easy to understand. It shows a lot of buttons with words that fully explain the purpose for the website.</w:t>
+              <w:t>Yes</w:t>
+            </w:r>
+            <w:proofErr w:type="gramEnd"/>
+            <w:r>
+              <w:rPr>
+                <w:sz w:val="18"/>
+                <w:szCs w:val="18"/>
+              </w:rPr>
+              <w:t xml:space="preserve"> because it is very simple and easy to understand. It shows a lot of buttons with words that fully explain the purpose for the website.</w:t>
             </w:r>
           </w:p>
           <w:p>
@@ -6145,14 +11778,46 @@
                 <w:b/>
                 <w:bCs/>
               </w:rPr>
-              <w:t>I will scan my id card and see if it identities the key</w:t>
-            </w:r>
-            <w:r>
-              <w:rPr>
-                <w:b/>
-                <w:bCs/>
-              </w:rPr>
-              <w:t xml:space="preserve"> of the known card linked to my name</w:t>
+              <w:t xml:space="preserve">I will scan my id card and see if </w:t>
+            </w:r>
+            <w:proofErr w:type="gramStart"/>
+            <w:r>
+              <w:rPr>
+                <w:b/>
+                <w:bCs/>
+              </w:rPr>
+              <w:t>it</w:t>
+            </w:r>
+            <w:proofErr w:type="gramEnd"/>
+            <w:r>
+              <w:rPr>
+                <w:b/>
+                <w:bCs/>
+              </w:rPr>
+              <w:t xml:space="preserve"> identities the key</w:t>
+            </w:r>
+            <w:r>
+              <w:rPr>
+                <w:b/>
+                <w:bCs/>
+              </w:rPr>
+              <w:t xml:space="preserve"> </w:t>
+            </w:r>
+            <w:proofErr w:type="gramStart"/>
+            <w:r>
+              <w:rPr>
+                <w:b/>
+                <w:bCs/>
+              </w:rPr>
+              <w:t>of</w:t>
+            </w:r>
+            <w:proofErr w:type="gramEnd"/>
+            <w:r>
+              <w:rPr>
+                <w:b/>
+                <w:bCs/>
+              </w:rPr>
+              <w:t xml:space="preserve"> the known card linked to my name</w:t>
             </w:r>
           </w:p>
         </w:tc>
@@ -6182,6 +11847,7 @@
               <w:t xml:space="preserve">can the barcode of my id card it should give </w:t>
             </w:r>
             <w:proofErr w:type="spellStart"/>
+            <w:proofErr w:type="gramStart"/>
             <w:r>
               <w:rPr>
                 <w:b/>
@@ -6195,7 +11861,15 @@
                 <w:b/>
                 <w:bCs/>
               </w:rPr>
-              <w:t xml:space="preserve"> the serial number </w:t>
+              <w:t xml:space="preserve"> the</w:t>
+            </w:r>
+            <w:proofErr w:type="gramEnd"/>
+            <w:r>
+              <w:rPr>
+                <w:b/>
+                <w:bCs/>
+              </w:rPr>
+              <w:t xml:space="preserve"> serial number </w:t>
             </w:r>
           </w:p>
         </w:tc>
@@ -6242,7 +11916,7 @@
                           </pic:cNvPicPr>
                         </pic:nvPicPr>
                         <pic:blipFill>
-                          <a:blip r:embed="rId45" cstate="print">
+                          <a:blip r:embed="rId89" cstate="print">
                             <a:extLst>
                               <a:ext uri="{28A0092B-C50C-407E-A947-70E740481C1C}">
                                 <a14:useLocalDpi xmlns:a14="http://schemas.microsoft.com/office/drawing/2010/main" val="0"/>
@@ -6284,7 +11958,23 @@
                 <w:b/>
                 <w:bCs/>
               </w:rPr>
-              <w:t xml:space="preserve">When I scan my barcode it gives me the </w:t>
+              <w:t xml:space="preserve">When I scan my </w:t>
+            </w:r>
+            <w:proofErr w:type="gramStart"/>
+            <w:r>
+              <w:rPr>
+                <w:b/>
+                <w:bCs/>
+              </w:rPr>
+              <w:t>barcode</w:t>
+            </w:r>
+            <w:proofErr w:type="gramEnd"/>
+            <w:r>
+              <w:rPr>
+                <w:b/>
+                <w:bCs/>
+              </w:rPr>
+              <w:t xml:space="preserve"> it gives me the </w:t>
             </w:r>
             <w:r>
               <w:rPr>
@@ -6405,6 +12095,36 @@
                 <w:bCs/>
               </w:rPr>
             </w:pPr>
+            <w:r>
+              <w:rPr>
+                <w:b/>
+                <w:bCs/>
+              </w:rPr>
+              <w:t xml:space="preserve">When I scan </w:t>
+            </w:r>
+            <w:proofErr w:type="gramStart"/>
+            <w:r>
+              <w:rPr>
+                <w:b/>
+                <w:bCs/>
+              </w:rPr>
+              <w:t>a</w:t>
+            </w:r>
+            <w:proofErr w:type="gramEnd"/>
+            <w:r>
+              <w:rPr>
+                <w:b/>
+                <w:bCs/>
+              </w:rPr>
+              <w:t xml:space="preserve"> unknown barcode it shows </w:t>
+            </w:r>
+            <w:r>
+              <w:rPr>
+                <w:b/>
+                <w:bCs/>
+              </w:rPr>
+              <w:t>that it is unknown and doesn’t mark anyone present</w:t>
+            </w:r>
           </w:p>
         </w:tc>
         <w:tc>
@@ -6418,6 +12138,20 @@
                 <w:bCs/>
               </w:rPr>
             </w:pPr>
+            <w:r>
+              <w:rPr>
+                <w:b/>
+                <w:bCs/>
+              </w:rPr>
+              <w:t>When I scan a barcode that doesn’t have a serial number linked to a name it says unknown card</w:t>
+            </w:r>
+            <w:r>
+              <w:rPr>
+                <w:b/>
+                <w:bCs/>
+              </w:rPr>
+              <w:t>.</w:t>
+            </w:r>
           </w:p>
         </w:tc>
         <w:tc>
@@ -6431,6 +12165,13 @@
                 <w:bCs/>
               </w:rPr>
             </w:pPr>
+            <w:r>
+              <w:rPr>
+                <w:b/>
+                <w:bCs/>
+              </w:rPr>
+              <w:t>Pass</w:t>
+            </w:r>
           </w:p>
         </w:tc>
         <w:tc>
@@ -6524,6 +12265,13 @@
                 <w:bCs/>
               </w:rPr>
             </w:pPr>
+            <w:r>
+              <w:rPr>
+                <w:b/>
+                <w:bCs/>
+              </w:rPr>
+              <w:t>Testing by making the screen smaller and seeing weather the size of the text changes</w:t>
+            </w:r>
           </w:p>
         </w:tc>
         <w:tc>
@@ -6550,6 +12298,128 @@
                 <w:bCs/>
               </w:rPr>
             </w:pPr>
+            <w:r>
+              <w:rPr>
+                <w:b/>
+                <w:bCs/>
+              </w:rPr>
+              <w:drawing>
+                <wp:anchor distT="0" distB="0" distL="114300" distR="114300" simplePos="0" relativeHeight="251782144" behindDoc="0" locked="0" layoutInCell="1" allowOverlap="1" wp14:anchorId="636D76D5" wp14:editId="419223C8">
+                  <wp:simplePos x="0" y="0"/>
+                  <wp:positionH relativeFrom="column">
+                    <wp:posOffset>1094138</wp:posOffset>
+                  </wp:positionH>
+                  <wp:positionV relativeFrom="paragraph">
+                    <wp:posOffset>948857</wp:posOffset>
+                  </wp:positionV>
+                  <wp:extent cx="1071245" cy="886460"/>
+                  <wp:effectExtent l="0" t="0" r="0" b="8890"/>
+                  <wp:wrapSquare wrapText="bothSides"/>
+                  <wp:docPr id="1069415015" name="Picture 1"/>
+                  <wp:cNvGraphicFramePr>
+                    <a:graphicFrameLocks xmlns:a="http://schemas.openxmlformats.org/drawingml/2006/main" noChangeAspect="1"/>
+                  </wp:cNvGraphicFramePr>
+                  <a:graphic xmlns:a="http://schemas.openxmlformats.org/drawingml/2006/main">
+                    <a:graphicData uri="http://schemas.openxmlformats.org/drawingml/2006/picture">
+                      <pic:pic xmlns:pic="http://schemas.openxmlformats.org/drawingml/2006/picture">
+                        <pic:nvPicPr>
+                          <pic:cNvPr id="1069415015" name=""/>
+                          <pic:cNvPicPr/>
+                        </pic:nvPicPr>
+                        <pic:blipFill>
+                          <a:blip r:embed="rId90" cstate="print">
+                            <a:extLst>
+                              <a:ext uri="{28A0092B-C50C-407E-A947-70E740481C1C}">
+                                <a14:useLocalDpi xmlns:a14="http://schemas.microsoft.com/office/drawing/2010/main" val="0"/>
+                              </a:ext>
+                            </a:extLst>
+                          </a:blip>
+                          <a:stretch>
+                            <a:fillRect/>
+                          </a:stretch>
+                        </pic:blipFill>
+                        <pic:spPr>
+                          <a:xfrm>
+                            <a:off x="0" y="0"/>
+                            <a:ext cx="1071245" cy="886460"/>
+                          </a:xfrm>
+                          <a:prstGeom prst="rect">
+                            <a:avLst/>
+                          </a:prstGeom>
+                        </pic:spPr>
+                      </pic:pic>
+                    </a:graphicData>
+                  </a:graphic>
+                  <wp14:sizeRelH relativeFrom="margin">
+                    <wp14:pctWidth>0</wp14:pctWidth>
+                  </wp14:sizeRelH>
+                  <wp14:sizeRelV relativeFrom="margin">
+                    <wp14:pctHeight>0</wp14:pctHeight>
+                  </wp14:sizeRelV>
+                </wp:anchor>
+              </w:drawing>
+            </w:r>
+            <w:r>
+              <w:rPr>
+                <w:b/>
+                <w:bCs/>
+              </w:rPr>
+              <w:drawing>
+                <wp:anchor distT="0" distB="0" distL="114300" distR="114300" simplePos="0" relativeHeight="251783168" behindDoc="0" locked="0" layoutInCell="1" allowOverlap="1" wp14:anchorId="0F583E77" wp14:editId="5CDA6644">
+                  <wp:simplePos x="0" y="0"/>
+                  <wp:positionH relativeFrom="column">
+                    <wp:posOffset>58220</wp:posOffset>
+                  </wp:positionH>
+                  <wp:positionV relativeFrom="paragraph">
+                    <wp:posOffset>972720</wp:posOffset>
+                  </wp:positionV>
+                  <wp:extent cx="925830" cy="843915"/>
+                  <wp:effectExtent l="0" t="0" r="7620" b="0"/>
+                  <wp:wrapSquare wrapText="bothSides"/>
+                  <wp:docPr id="562479198" name="Picture 1"/>
+                  <wp:cNvGraphicFramePr>
+                    <a:graphicFrameLocks xmlns:a="http://schemas.openxmlformats.org/drawingml/2006/main" noChangeAspect="1"/>
+                  </wp:cNvGraphicFramePr>
+                  <a:graphic xmlns:a="http://schemas.openxmlformats.org/drawingml/2006/main">
+                    <a:graphicData uri="http://schemas.openxmlformats.org/drawingml/2006/picture">
+                      <pic:pic xmlns:pic="http://schemas.openxmlformats.org/drawingml/2006/picture">
+                        <pic:nvPicPr>
+                          <pic:cNvPr id="562479198" name=""/>
+                          <pic:cNvPicPr/>
+                        </pic:nvPicPr>
+                        <pic:blipFill>
+                          <a:blip r:embed="rId91" cstate="print">
+                            <a:extLst>
+                              <a:ext uri="{28A0092B-C50C-407E-A947-70E740481C1C}">
+                                <a14:useLocalDpi xmlns:a14="http://schemas.microsoft.com/office/drawing/2010/main" val="0"/>
+                              </a:ext>
+                            </a:extLst>
+                          </a:blip>
+                          <a:stretch>
+                            <a:fillRect/>
+                          </a:stretch>
+                        </pic:blipFill>
+                        <pic:spPr>
+                          <a:xfrm>
+                            <a:off x="0" y="0"/>
+                            <a:ext cx="925830" cy="843915"/>
+                          </a:xfrm>
+                          <a:prstGeom prst="rect">
+                            <a:avLst/>
+                          </a:prstGeom>
+                        </pic:spPr>
+                      </pic:pic>
+                    </a:graphicData>
+                  </a:graphic>
+                  <wp14:sizeRelH relativeFrom="margin">
+                    <wp14:pctWidth>0</wp14:pctWidth>
+                  </wp14:sizeRelH>
+                  <wp14:sizeRelV relativeFrom="margin">
+                    <wp14:pctHeight>0</wp14:pctHeight>
+                  </wp14:sizeRelV>
+                </wp:anchor>
+              </w:drawing>
+            </w:r>
           </w:p>
         </w:tc>
         <w:tc>
@@ -6563,6 +12433,13 @@
                 <w:bCs/>
               </w:rPr>
             </w:pPr>
+            <w:r>
+              <w:rPr>
+                <w:b/>
+                <w:bCs/>
+              </w:rPr>
+              <w:t>pass</w:t>
+            </w:r>
           </w:p>
         </w:tc>
         <w:tc>
@@ -6600,6 +12477,7 @@
                 <w:b/>
                 <w:bCs/>
               </w:rPr>
+              <w:lastRenderedPageBreak/>
               <w:t>Class page tabs going to middle (media queries)</w:t>
             </w:r>
           </w:p>
@@ -6700,7 +12578,7 @@
                           </pic:cNvPicPr>
                         </pic:nvPicPr>
                         <pic:blipFill>
-                          <a:blip r:embed="rId46" cstate="print">
+                          <a:blip r:embed="rId92" cstate="print">
                             <a:extLst>
                               <a:ext uri="{28A0092B-C50C-407E-A947-70E740481C1C}">
                                 <a14:useLocalDpi xmlns:a14="http://schemas.microsoft.com/office/drawing/2010/main" val="0"/>
@@ -6801,7 +12679,6 @@
                 <w:b/>
                 <w:bCs/>
               </w:rPr>
-              <w:lastRenderedPageBreak/>
               <w:t>Class page tabs going to middle (media queries)</w:t>
             </w:r>
           </w:p>
@@ -6900,7 +12777,7 @@
                           </pic:cNvPicPr>
                         </pic:nvPicPr>
                         <pic:blipFill>
-                          <a:blip r:embed="rId47" cstate="print">
+                          <a:blip r:embed="rId93" cstate="print">
                             <a:extLst>
                               <a:ext uri="{28A0092B-C50C-407E-A947-70E740481C1C}">
                                 <a14:useLocalDpi xmlns:a14="http://schemas.microsoft.com/office/drawing/2010/main" val="0"/>
@@ -7099,7 +12976,7 @@
                           <pic:cNvPicPr/>
                         </pic:nvPicPr>
                         <pic:blipFill>
-                          <a:blip r:embed="rId48" cstate="print">
+                          <a:blip r:embed="rId94" cstate="print">
                             <a:extLst>
                               <a:ext uri="{28A0092B-C50C-407E-A947-70E740481C1C}">
                                 <a14:useLocalDpi xmlns:a14="http://schemas.microsoft.com/office/drawing/2010/main" val="0"/>
@@ -7314,7 +13191,23 @@
                 <w:b/>
                 <w:bCs/>
               </w:rPr>
-              <w:t>Testing do on the calendar</w:t>
+              <w:t xml:space="preserve">Testing </w:t>
+            </w:r>
+            <w:proofErr w:type="gramStart"/>
+            <w:r>
+              <w:rPr>
+                <w:b/>
+                <w:bCs/>
+              </w:rPr>
+              <w:t>do</w:t>
+            </w:r>
+            <w:proofErr w:type="gramEnd"/>
+            <w:r>
+              <w:rPr>
+                <w:b/>
+                <w:bCs/>
+              </w:rPr>
+              <w:t xml:space="preserve"> on the calendar</w:t>
             </w:r>
           </w:p>
         </w:tc>
@@ -7536,6 +13429,7 @@
                 <w:b/>
                 <w:bCs/>
               </w:rPr>
+              <w:lastRenderedPageBreak/>
               <w:t>Testing if the stark shark</w:t>
             </w:r>
             <w:r>
@@ -7634,7 +13528,7 @@
                           <pic:cNvPicPr/>
                         </pic:nvPicPr>
                         <pic:blipFill>
-                          <a:blip r:embed="rId49" cstate="print">
+                          <a:blip r:embed="rId95" cstate="print">
                             <a:extLst>
                               <a:ext uri="{28A0092B-C50C-407E-A947-70E740481C1C}">
                                 <a14:useLocalDpi xmlns:a14="http://schemas.microsoft.com/office/drawing/2010/main" val="0"/>
@@ -7730,15 +13624,7 @@
                 <w:b/>
                 <w:bCs/>
               </w:rPr>
-              <w:t xml:space="preserve">random </w:t>
-            </w:r>
-            <w:r>
-              <w:rPr>
-                <w:b/>
-                <w:bCs/>
-              </w:rPr>
-              <w:lastRenderedPageBreak/>
-              <w:t>dates on calendar (adding limit)</w:t>
+              <w:t>random dates on calendar (adding limit)</w:t>
             </w:r>
           </w:p>
         </w:tc>
@@ -8366,6 +14252,12 @@
         </w:tc>
       </w:tr>
     </w:tbl>
+    <w:p/>
+    <w:p/>
+    <w:p/>
+    <w:p/>
+    <w:p/>
+    <w:p/>
     <w:p/>
     <w:p/>
     <w:p>
@@ -8386,6 +14278,7 @@
           <w:szCs w:val="30"/>
           <w:u w:val="single"/>
         </w:rPr>
+        <w:lastRenderedPageBreak/>
         <w:t>Complex errors:</w:t>
       </w:r>
     </w:p>
@@ -8396,14 +14289,14 @@
         <w:tblLook w:val="04A0" w:firstRow="1" w:lastRow="0" w:firstColumn="1" w:lastColumn="0" w:noHBand="0" w:noVBand="1"/>
       </w:tblPr>
       <w:tblGrid>
-        <w:gridCol w:w="5129"/>
-        <w:gridCol w:w="5129"/>
-        <w:gridCol w:w="5130"/>
+        <w:gridCol w:w="1271"/>
+        <w:gridCol w:w="7229"/>
+        <w:gridCol w:w="6888"/>
       </w:tblGrid>
       <w:tr>
         <w:tc>
           <w:tcPr>
-            <w:tcW w:w="5129" w:type="dxa"/>
+            <w:tcW w:w="1271" w:type="dxa"/>
           </w:tcPr>
           <w:p>
             <w:pPr>
@@ -8423,7 +14316,7 @@
         </w:tc>
         <w:tc>
           <w:tcPr>
-            <w:tcW w:w="5129" w:type="dxa"/>
+            <w:tcW w:w="7229" w:type="dxa"/>
           </w:tcPr>
           <w:p>
             <w:pPr>
@@ -8457,7 +14350,7 @@
         </w:tc>
         <w:tc>
           <w:tcPr>
-            <w:tcW w:w="5130" w:type="dxa"/>
+            <w:tcW w:w="6888" w:type="dxa"/>
           </w:tcPr>
           <w:p>
             <w:pPr>
@@ -8479,7 +14372,7 @@
       <w:tr>
         <w:tc>
           <w:tcPr>
-            <w:tcW w:w="5129" w:type="dxa"/>
+            <w:tcW w:w="1271" w:type="dxa"/>
           </w:tcPr>
           <w:p>
             <w:r>
@@ -8489,17 +14382,41 @@
         </w:tc>
         <w:tc>
           <w:tcPr>
-            <w:tcW w:w="5129" w:type="dxa"/>
+            <w:tcW w:w="7229" w:type="dxa"/>
           </w:tcPr>
           <w:p>
             <w:r>
               <w:t>When I scanned a valid barcode</w:t>
             </w:r>
             <w:r>
-              <w:t xml:space="preserve">, it displayed and message saying invalid barcode. After some time I realised that </w:t>
-            </w:r>
-            <w:r>
-              <w:t>this was because I didn’t put my barcode key into my code so even if It was a valid barcode it would recognise</w:t>
+              <w:t xml:space="preserve">, it displayed and message saying invalid barcode. After some </w:t>
+            </w:r>
+            <w:proofErr w:type="gramStart"/>
+            <w:r>
+              <w:t>time</w:t>
+            </w:r>
+            <w:proofErr w:type="gramEnd"/>
+            <w:r>
+              <w:t xml:space="preserve"> I realised that </w:t>
+            </w:r>
+            <w:r>
+              <w:t xml:space="preserve">this was because I didn’t put my barcode key into my code so even if </w:t>
+            </w:r>
+            <w:proofErr w:type="gramStart"/>
+            <w:r>
+              <w:t>It</w:t>
+            </w:r>
+            <w:proofErr w:type="gramEnd"/>
+            <w:r>
+              <w:t xml:space="preserve"> was a valid </w:t>
+            </w:r>
+            <w:proofErr w:type="gramStart"/>
+            <w:r>
+              <w:t>barcode</w:t>
+            </w:r>
+            <w:proofErr w:type="gramEnd"/>
+            <w:r>
+              <w:t xml:space="preserve"> it would recognise</w:t>
             </w:r>
             <w:r>
               <w:t xml:space="preserve"> </w:t>
@@ -8517,7 +14434,7 @@
         </w:tc>
         <w:tc>
           <w:tcPr>
-            <w:tcW w:w="5130" w:type="dxa"/>
+            <w:tcW w:w="6888" w:type="dxa"/>
           </w:tcPr>
           <w:p>
             <w:r>
@@ -8525,7 +14442,7 @@
                 <w:noProof/>
               </w:rPr>
               <w:drawing>
-                <wp:anchor distT="0" distB="0" distL="114300" distR="114300" simplePos="0" relativeHeight="251670528" behindDoc="0" locked="0" layoutInCell="1" allowOverlap="1" wp14:anchorId="717135C5" wp14:editId="2AF298A0">
+                <wp:anchor distT="0" distB="0" distL="114300" distR="114300" simplePos="0" relativeHeight="251670528" behindDoc="0" locked="0" layoutInCell="1" allowOverlap="1" wp14:anchorId="717135C5" wp14:editId="197CF9BD">
                   <wp:simplePos x="0" y="0"/>
                   <wp:positionH relativeFrom="column">
                     <wp:posOffset>-64827</wp:posOffset>
@@ -8550,7 +14467,7 @@
                           </pic:cNvPicPr>
                         </pic:nvPicPr>
                         <pic:blipFill>
-                          <a:blip r:embed="rId50">
+                          <a:blip r:embed="rId96">
                             <a:extLst>
                               <a:ext uri="{28A0092B-C50C-407E-A947-70E740481C1C}">
                                 <a14:useLocalDpi xmlns:a14="http://schemas.microsoft.com/office/drawing/2010/main" val="0"/>
@@ -8587,39 +14504,258 @@
       <w:tr>
         <w:tc>
           <w:tcPr>
-            <w:tcW w:w="5129" w:type="dxa"/>
-          </w:tcPr>
-          <w:p/>
-        </w:tc>
-        <w:tc>
-          <w:tcPr>
-            <w:tcW w:w="5129" w:type="dxa"/>
-          </w:tcPr>
-          <w:p/>
-        </w:tc>
-        <w:tc>
-          <w:tcPr>
-            <w:tcW w:w="5130" w:type="dxa"/>
-          </w:tcPr>
-          <w:p/>
+            <w:tcW w:w="1271" w:type="dxa"/>
+          </w:tcPr>
+          <w:p>
+            <w:r>
+              <w:t>18</w:t>
+            </w:r>
+            <w:r>
+              <w:t>/07/26</w:t>
+            </w:r>
+          </w:p>
+        </w:tc>
+        <w:tc>
+          <w:tcPr>
+            <w:tcW w:w="7229" w:type="dxa"/>
+          </w:tcPr>
+          <w:p>
+            <w:r>
+              <w:t xml:space="preserve">This wasn’t too big of </w:t>
+            </w:r>
+            <w:proofErr w:type="gramStart"/>
+            <w:r>
+              <w:t>a</w:t>
+            </w:r>
+            <w:proofErr w:type="gramEnd"/>
+            <w:r>
+              <w:t xml:space="preserve"> error</w:t>
+            </w:r>
+            <w:r>
+              <w:t xml:space="preserve">, this didn’t stop my camera from working but there was </w:t>
+            </w:r>
+            <w:proofErr w:type="spellStart"/>
+            <w:proofErr w:type="gramStart"/>
+            <w:r>
+              <w:t>a</w:t>
+            </w:r>
+            <w:proofErr w:type="spellEnd"/>
+            <w:proofErr w:type="gramEnd"/>
+            <w:r>
+              <w:t xml:space="preserve"> indentation error in my script which would cause confusion later in time. </w:t>
+            </w:r>
+          </w:p>
+        </w:tc>
+        <w:tc>
+          <w:tcPr>
+            <w:tcW w:w="6888" w:type="dxa"/>
+          </w:tcPr>
+          <w:p>
+            <w:r>
+              <w:rPr>
+                <w:noProof/>
+              </w:rPr>
+              <w:drawing>
+                <wp:anchor distT="0" distB="0" distL="114300" distR="114300" simplePos="0" relativeHeight="251774976" behindDoc="0" locked="0" layoutInCell="1" allowOverlap="1" wp14:anchorId="2AEB55BD" wp14:editId="2478DA9A">
+                  <wp:simplePos x="0" y="0"/>
+                  <wp:positionH relativeFrom="column">
+                    <wp:posOffset>2162810</wp:posOffset>
+                  </wp:positionH>
+                  <wp:positionV relativeFrom="paragraph">
+                    <wp:posOffset>89535</wp:posOffset>
+                  </wp:positionV>
+                  <wp:extent cx="2033905" cy="791210"/>
+                  <wp:effectExtent l="0" t="0" r="4445" b="8890"/>
+                  <wp:wrapSquare wrapText="bothSides"/>
+                  <wp:docPr id="677448585" name="Picture 4"/>
+                  <wp:cNvGraphicFramePr>
+                    <a:graphicFrameLocks xmlns:a="http://schemas.openxmlformats.org/drawingml/2006/main" noChangeAspect="1"/>
+                  </wp:cNvGraphicFramePr>
+                  <a:graphic xmlns:a="http://schemas.openxmlformats.org/drawingml/2006/main">
+                    <a:graphicData uri="http://schemas.openxmlformats.org/drawingml/2006/picture">
+                      <pic:pic xmlns:pic="http://schemas.openxmlformats.org/drawingml/2006/picture">
+                        <pic:nvPicPr>
+                          <pic:cNvPr id="0" name="Picture 2"/>
+                          <pic:cNvPicPr>
+                            <a:picLocks noChangeAspect="1" noChangeArrowheads="1"/>
+                          </pic:cNvPicPr>
+                        </pic:nvPicPr>
+                        <pic:blipFill>
+                          <a:blip r:embed="rId97" cstate="print">
+                            <a:extLst>
+                              <a:ext uri="{28A0092B-C50C-407E-A947-70E740481C1C}">
+                                <a14:useLocalDpi xmlns:a14="http://schemas.microsoft.com/office/drawing/2010/main" val="0"/>
+                              </a:ext>
+                            </a:extLst>
+                          </a:blip>
+                          <a:srcRect/>
+                          <a:stretch>
+                            <a:fillRect/>
+                          </a:stretch>
+                        </pic:blipFill>
+                        <pic:spPr bwMode="auto">
+                          <a:xfrm>
+                            <a:off x="0" y="0"/>
+                            <a:ext cx="2033905" cy="791210"/>
+                          </a:xfrm>
+                          <a:prstGeom prst="rect">
+                            <a:avLst/>
+                          </a:prstGeom>
+                          <a:noFill/>
+                          <a:ln>
+                            <a:noFill/>
+                          </a:ln>
+                        </pic:spPr>
+                      </pic:pic>
+                    </a:graphicData>
+                  </a:graphic>
+                  <wp14:sizeRelH relativeFrom="margin">
+                    <wp14:pctWidth>0</wp14:pctWidth>
+                  </wp14:sizeRelH>
+                  <wp14:sizeRelV relativeFrom="margin">
+                    <wp14:pctHeight>0</wp14:pctHeight>
+                  </wp14:sizeRelV>
+                </wp:anchor>
+              </w:drawing>
+            </w:r>
+            <w:r>
+              <w:rPr>
+                <w:noProof/>
+              </w:rPr>
+              <w:drawing>
+                <wp:anchor distT="0" distB="0" distL="114300" distR="114300" simplePos="0" relativeHeight="251773952" behindDoc="0" locked="0" layoutInCell="1" allowOverlap="1" wp14:anchorId="14530A8F" wp14:editId="70130377">
+                  <wp:simplePos x="0" y="0"/>
+                  <wp:positionH relativeFrom="column">
+                    <wp:posOffset>-61595</wp:posOffset>
+                  </wp:positionH>
+                  <wp:positionV relativeFrom="paragraph">
+                    <wp:posOffset>165100</wp:posOffset>
+                  </wp:positionV>
+                  <wp:extent cx="1985010" cy="741045"/>
+                  <wp:effectExtent l="0" t="0" r="0" b="1905"/>
+                  <wp:wrapSquare wrapText="bothSides"/>
+                  <wp:docPr id="1195649214" name="Picture 3"/>
+                  <wp:cNvGraphicFramePr>
+                    <a:graphicFrameLocks xmlns:a="http://schemas.openxmlformats.org/drawingml/2006/main" noChangeAspect="1"/>
+                  </wp:cNvGraphicFramePr>
+                  <a:graphic xmlns:a="http://schemas.openxmlformats.org/drawingml/2006/main">
+                    <a:graphicData uri="http://schemas.openxmlformats.org/drawingml/2006/picture">
+                      <pic:pic xmlns:pic="http://schemas.openxmlformats.org/drawingml/2006/picture">
+                        <pic:nvPicPr>
+                          <pic:cNvPr id="0" name="Picture 1"/>
+                          <pic:cNvPicPr>
+                            <a:picLocks noChangeAspect="1" noChangeArrowheads="1"/>
+                          </pic:cNvPicPr>
+                        </pic:nvPicPr>
+                        <pic:blipFill>
+                          <a:blip r:embed="rId98" cstate="print">
+                            <a:extLst>
+                              <a:ext uri="{28A0092B-C50C-407E-A947-70E740481C1C}">
+                                <a14:useLocalDpi xmlns:a14="http://schemas.microsoft.com/office/drawing/2010/main" val="0"/>
+                              </a:ext>
+                            </a:extLst>
+                          </a:blip>
+                          <a:srcRect/>
+                          <a:stretch>
+                            <a:fillRect/>
+                          </a:stretch>
+                        </pic:blipFill>
+                        <pic:spPr bwMode="auto">
+                          <a:xfrm>
+                            <a:off x="0" y="0"/>
+                            <a:ext cx="1985010" cy="741045"/>
+                          </a:xfrm>
+                          <a:prstGeom prst="rect">
+                            <a:avLst/>
+                          </a:prstGeom>
+                          <a:noFill/>
+                          <a:ln>
+                            <a:noFill/>
+                          </a:ln>
+                        </pic:spPr>
+                      </pic:pic>
+                    </a:graphicData>
+                  </a:graphic>
+                  <wp14:sizeRelH relativeFrom="margin">
+                    <wp14:pctWidth>0</wp14:pctWidth>
+                  </wp14:sizeRelH>
+                  <wp14:sizeRelV relativeFrom="margin">
+                    <wp14:pctHeight>0</wp14:pctHeight>
+                  </wp14:sizeRelV>
+                </wp:anchor>
+              </w:drawing>
+            </w:r>
+          </w:p>
         </w:tc>
       </w:tr>
       <w:tr>
         <w:tc>
           <w:tcPr>
-            <w:tcW w:w="5129" w:type="dxa"/>
+            <w:tcW w:w="1271" w:type="dxa"/>
           </w:tcPr>
           <w:p/>
         </w:tc>
         <w:tc>
           <w:tcPr>
-            <w:tcW w:w="5129" w:type="dxa"/>
+            <w:tcW w:w="7229" w:type="dxa"/>
           </w:tcPr>
           <w:p/>
         </w:tc>
         <w:tc>
           <w:tcPr>
-            <w:tcW w:w="5130" w:type="dxa"/>
+            <w:tcW w:w="6888" w:type="dxa"/>
+          </w:tcPr>
+          <w:p>
+            <w:pPr>
+              <w:rPr>
+                <w:noProof/>
+              </w:rPr>
+            </w:pPr>
+          </w:p>
+        </w:tc>
+      </w:tr>
+      <w:tr>
+        <w:tc>
+          <w:tcPr>
+            <w:tcW w:w="1271" w:type="dxa"/>
+          </w:tcPr>
+          <w:p/>
+        </w:tc>
+        <w:tc>
+          <w:tcPr>
+            <w:tcW w:w="7229" w:type="dxa"/>
+          </w:tcPr>
+          <w:p/>
+        </w:tc>
+        <w:tc>
+          <w:tcPr>
+            <w:tcW w:w="6888" w:type="dxa"/>
+          </w:tcPr>
+          <w:p>
+            <w:pPr>
+              <w:rPr>
+                <w:noProof/>
+              </w:rPr>
+            </w:pPr>
+          </w:p>
+        </w:tc>
+      </w:tr>
+      <w:tr>
+        <w:tc>
+          <w:tcPr>
+            <w:tcW w:w="1271" w:type="dxa"/>
+          </w:tcPr>
+          <w:p/>
+        </w:tc>
+        <w:tc>
+          <w:tcPr>
+            <w:tcW w:w="7229" w:type="dxa"/>
+          </w:tcPr>
+          <w:p/>
+        </w:tc>
+        <w:tc>
+          <w:tcPr>
+            <w:tcW w:w="6888" w:type="dxa"/>
           </w:tcPr>
           <w:p/>
         </w:tc>

--- a/moblieappassessment/Moblieapp Planning + work log.docx
+++ b/moblieappassessment/Moblieapp Planning + work log.docx
@@ -622,7 +622,7 @@
                 <w:noProof/>
               </w:rPr>
               <w:drawing>
-                <wp:anchor distT="0" distB="0" distL="114300" distR="114300" simplePos="0" relativeHeight="251658240" behindDoc="0" locked="0" layoutInCell="1" allowOverlap="1" wp14:anchorId="46E2FF26" wp14:editId="7D1A4E40">
+                <wp:anchor distT="0" distB="0" distL="114300" distR="114300" simplePos="0" relativeHeight="251658240" behindDoc="0" locked="0" layoutInCell="1" allowOverlap="1" wp14:anchorId="46E2FF26" wp14:editId="5DC05213">
                   <wp:simplePos x="0" y="0"/>
                   <wp:positionH relativeFrom="column">
                     <wp:posOffset>2179955</wp:posOffset>
@@ -1598,7 +1598,7 @@
                 <w:noProof/>
               </w:rPr>
               <w:drawing>
-                <wp:anchor distT="0" distB="0" distL="114300" distR="114300" simplePos="0" relativeHeight="251673600" behindDoc="0" locked="0" layoutInCell="1" allowOverlap="1" wp14:anchorId="7197D7C8" wp14:editId="1F1B806B">
+                <wp:anchor distT="0" distB="0" distL="114300" distR="114300" simplePos="0" relativeHeight="251673600" behindDoc="0" locked="0" layoutInCell="1" allowOverlap="1" wp14:anchorId="7197D7C8" wp14:editId="5815F762">
                   <wp:simplePos x="0" y="0"/>
                   <wp:positionH relativeFrom="column">
                     <wp:posOffset>3221619</wp:posOffset>
@@ -3826,7 +3826,7 @@
                 <w:noProof/>
               </w:rPr>
               <w:drawing>
-                <wp:anchor distT="0" distB="0" distL="114300" distR="114300" simplePos="0" relativeHeight="251708416" behindDoc="0" locked="0" layoutInCell="1" allowOverlap="1" wp14:anchorId="65036160" wp14:editId="6508D68B">
+                <wp:anchor distT="0" distB="0" distL="114300" distR="114300" simplePos="0" relativeHeight="251708416" behindDoc="0" locked="0" layoutInCell="1" allowOverlap="1" wp14:anchorId="65036160" wp14:editId="491224AE">
                   <wp:simplePos x="0" y="0"/>
                   <wp:positionH relativeFrom="column">
                     <wp:posOffset>-65127</wp:posOffset>
@@ -3911,6 +3911,9 @@
           </w:tcPr>
           <w:p>
             <w:r>
+              <w:rPr>
+                <w:noProof/>
+              </w:rPr>
               <w:drawing>
                 <wp:anchor distT="0" distB="0" distL="114300" distR="114300" simplePos="0" relativeHeight="251779072" behindDoc="0" locked="0" layoutInCell="1" allowOverlap="1" wp14:anchorId="1C19666B" wp14:editId="6772098F">
                   <wp:simplePos x="0" y="0"/>
@@ -4013,6 +4016,9 @@
           </w:tcPr>
           <w:p>
             <w:r>
+              <w:rPr>
+                <w:noProof/>
+              </w:rPr>
               <w:drawing>
                 <wp:anchor distT="0" distB="0" distL="114300" distR="114300" simplePos="0" relativeHeight="251780096" behindDoc="0" locked="0" layoutInCell="1" allowOverlap="1" wp14:anchorId="23D4E329" wp14:editId="3D9798EE">
                   <wp:simplePos x="0" y="0"/>
@@ -4102,6 +4108,9 @@
           </w:tcPr>
           <w:p>
             <w:r>
+              <w:rPr>
+                <w:noProof/>
+              </w:rPr>
               <w:drawing>
                 <wp:anchor distT="0" distB="0" distL="114300" distR="114300" simplePos="0" relativeHeight="251781120" behindDoc="0" locked="0" layoutInCell="1" allowOverlap="1" wp14:anchorId="132DE29B" wp14:editId="0C49431B">
                   <wp:simplePos x="0" y="0"/>
@@ -4178,7 +4187,7 @@
           </w:tcPr>
           <w:p>
             <w:r>
-              <w:t xml:space="preserve">Code validation </w:t>
+              <w:t xml:space="preserve">Background and text contrast </w:t>
             </w:r>
           </w:p>
         </w:tc>
@@ -4333,9 +4342,9 @@
       </w:tblPr>
       <w:tblGrid>
         <w:gridCol w:w="1396"/>
-        <w:gridCol w:w="5725"/>
-        <w:gridCol w:w="4506"/>
-        <w:gridCol w:w="3761"/>
+        <w:gridCol w:w="5262"/>
+        <w:gridCol w:w="4677"/>
+        <w:gridCol w:w="4053"/>
       </w:tblGrid>
       <w:tr>
         <w:tc>
@@ -4360,7 +4369,7 @@
         </w:tc>
         <w:tc>
           <w:tcPr>
-            <w:tcW w:w="5725" w:type="dxa"/>
+            <w:tcW w:w="5262" w:type="dxa"/>
           </w:tcPr>
           <w:p>
             <w:pPr>
@@ -4380,7 +4389,7 @@
         </w:tc>
         <w:tc>
           <w:tcPr>
-            <w:tcW w:w="4506" w:type="dxa"/>
+            <w:tcW w:w="4677" w:type="dxa"/>
           </w:tcPr>
           <w:p>
             <w:pPr>
@@ -4400,7 +4409,7 @@
         </w:tc>
         <w:tc>
           <w:tcPr>
-            <w:tcW w:w="3761" w:type="dxa"/>
+            <w:tcW w:w="4053" w:type="dxa"/>
           </w:tcPr>
           <w:p>
             <w:pPr>
@@ -4435,7 +4444,7 @@
         </w:tc>
         <w:tc>
           <w:tcPr>
-            <w:tcW w:w="5725" w:type="dxa"/>
+            <w:tcW w:w="5262" w:type="dxa"/>
           </w:tcPr>
           <w:p>
             <w:r>
@@ -4443,13 +4452,13 @@
                 <w:noProof/>
               </w:rPr>
               <w:drawing>
-                <wp:anchor distT="0" distB="0" distL="114300" distR="114300" simplePos="0" relativeHeight="251726848" behindDoc="0" locked="0" layoutInCell="1" allowOverlap="1" wp14:anchorId="40D4DE99" wp14:editId="7F2328B2">
+                <wp:anchor distT="0" distB="0" distL="114300" distR="114300" simplePos="0" relativeHeight="251726848" behindDoc="0" locked="0" layoutInCell="1" allowOverlap="1" wp14:anchorId="40D4DE99" wp14:editId="44DB5B2B">
                   <wp:simplePos x="0" y="0"/>
                   <wp:positionH relativeFrom="column">
-                    <wp:posOffset>1754613</wp:posOffset>
+                    <wp:posOffset>1409846</wp:posOffset>
                   </wp:positionH>
                   <wp:positionV relativeFrom="paragraph">
-                    <wp:posOffset>60928</wp:posOffset>
+                    <wp:posOffset>67359</wp:posOffset>
                   </wp:positionV>
                   <wp:extent cx="1668145" cy="1139190"/>
                   <wp:effectExtent l="0" t="0" r="8255" b="3810"/>
@@ -4510,7 +4519,7 @@
                 <w:noProof/>
               </w:rPr>
               <w:drawing>
-                <wp:anchor distT="0" distB="0" distL="114300" distR="114300" simplePos="0" relativeHeight="251724800" behindDoc="0" locked="0" layoutInCell="1" allowOverlap="1" wp14:anchorId="67A94CB3" wp14:editId="16480C34">
+                <wp:anchor distT="0" distB="0" distL="114300" distR="114300" simplePos="0" relativeHeight="251724800" behindDoc="0" locked="0" layoutInCell="1" allowOverlap="1" wp14:anchorId="67A94CB3" wp14:editId="595C6817">
                   <wp:simplePos x="0" y="0"/>
                   <wp:positionH relativeFrom="column">
                     <wp:posOffset>-4445</wp:posOffset>
@@ -4576,7 +4585,7 @@
         </w:tc>
         <w:tc>
           <w:tcPr>
-            <w:tcW w:w="4506" w:type="dxa"/>
+            <w:tcW w:w="4677" w:type="dxa"/>
           </w:tcPr>
           <w:p>
             <w:r>
@@ -4786,11 +4795,19 @@
         </w:tc>
         <w:tc>
           <w:tcPr>
-            <w:tcW w:w="3761" w:type="dxa"/>
-          </w:tcPr>
-          <w:p>
-            <w:r>
-              <w:t xml:space="preserve">When I was looking at my interface I though that the headings would look nice with a </w:t>
+            <w:tcW w:w="4053" w:type="dxa"/>
+          </w:tcPr>
+          <w:p>
+            <w:r>
+              <w:t xml:space="preserve">When I was looking at my interface I </w:t>
+            </w:r>
+            <w:proofErr w:type="spellStart"/>
+            <w:r>
+              <w:t>though</w:t>
+            </w:r>
+            <w:proofErr w:type="spellEnd"/>
+            <w:r>
+              <w:t xml:space="preserve"> that the headings would look nice with a </w:t>
             </w:r>
             <w:r>
               <w:t>border,</w:t>
@@ -4833,7 +4850,7 @@
         </w:tc>
         <w:tc>
           <w:tcPr>
-            <w:tcW w:w="5725" w:type="dxa"/>
+            <w:tcW w:w="5262" w:type="dxa"/>
           </w:tcPr>
           <w:p>
             <w:r>
@@ -4841,13 +4858,13 @@
                 <w:noProof/>
               </w:rPr>
               <w:drawing>
-                <wp:anchor distT="0" distB="0" distL="114300" distR="114300" simplePos="0" relativeHeight="251729920" behindDoc="0" locked="0" layoutInCell="1" allowOverlap="1" wp14:anchorId="6429AF90" wp14:editId="2E410546">
+                <wp:anchor distT="0" distB="0" distL="114300" distR="114300" simplePos="0" relativeHeight="251729920" behindDoc="0" locked="0" layoutInCell="1" allowOverlap="1" wp14:anchorId="6429AF90" wp14:editId="1827F4BE">
                   <wp:simplePos x="0" y="0"/>
                   <wp:positionH relativeFrom="column">
-                    <wp:posOffset>2011680</wp:posOffset>
+                    <wp:posOffset>1535039</wp:posOffset>
                   </wp:positionH>
                   <wp:positionV relativeFrom="paragraph">
-                    <wp:posOffset>172085</wp:posOffset>
+                    <wp:posOffset>101161</wp:posOffset>
                   </wp:positionV>
                   <wp:extent cx="1668145" cy="1139190"/>
                   <wp:effectExtent l="0" t="0" r="8255" b="3810"/>
@@ -4908,16 +4925,16 @@
                 <w:noProof/>
               </w:rPr>
               <w:drawing>
-                <wp:anchor distT="0" distB="0" distL="114300" distR="114300" simplePos="0" relativeHeight="251728896" behindDoc="0" locked="0" layoutInCell="1" allowOverlap="1" wp14:anchorId="0F741FBB" wp14:editId="74F1FF7A">
+                <wp:anchor distT="0" distB="0" distL="114300" distR="114300" simplePos="0" relativeHeight="251728896" behindDoc="0" locked="0" layoutInCell="1" allowOverlap="1" wp14:anchorId="0F741FBB" wp14:editId="2296F2EA">
                   <wp:simplePos x="0" y="0"/>
                   <wp:positionH relativeFrom="column">
-                    <wp:posOffset>-4445</wp:posOffset>
+                    <wp:posOffset>-9232</wp:posOffset>
                   </wp:positionH>
                   <wp:positionV relativeFrom="paragraph">
-                    <wp:posOffset>75565</wp:posOffset>
+                    <wp:posOffset>56466</wp:posOffset>
                   </wp:positionV>
-                  <wp:extent cx="1899184" cy="1211581"/>
-                  <wp:effectExtent l="0" t="0" r="6350" b="7620"/>
+                  <wp:extent cx="1490345" cy="950595"/>
+                  <wp:effectExtent l="0" t="0" r="0" b="1905"/>
                   <wp:wrapSquare wrapText="bothSides"/>
                   <wp:docPr id="197947619" name="Picture 7"/>
                   <wp:cNvGraphicFramePr>
@@ -4933,7 +4950,7 @@
                           </pic:cNvPicPr>
                         </pic:nvPicPr>
                         <pic:blipFill>
-                          <a:blip r:embed="rId10" cstate="print">
+                          <a:blip r:embed="rId43" cstate="print">
                             <a:extLst>
                               <a:ext uri="{28A0092B-C50C-407E-A947-70E740481C1C}">
                                 <a14:useLocalDpi xmlns:a14="http://schemas.microsoft.com/office/drawing/2010/main" val="0"/>
@@ -4948,7 +4965,7 @@
                         <pic:spPr bwMode="auto">
                           <a:xfrm>
                             <a:off x="0" y="0"/>
-                            <a:ext cx="1899184" cy="1211581"/>
+                            <a:ext cx="1490345" cy="950595"/>
                           </a:xfrm>
                           <a:prstGeom prst="rect">
                             <a:avLst/>
@@ -4961,6 +4978,12 @@
                       </pic:pic>
                     </a:graphicData>
                   </a:graphic>
+                  <wp14:sizeRelH relativeFrom="margin">
+                    <wp14:pctWidth>0</wp14:pctWidth>
+                  </wp14:sizeRelH>
+                  <wp14:sizeRelV relativeFrom="margin">
+                    <wp14:pctHeight>0</wp14:pctHeight>
+                  </wp14:sizeRelV>
                 </wp:anchor>
               </w:drawing>
             </w:r>
@@ -4968,7 +4991,7 @@
         </w:tc>
         <w:tc>
           <w:tcPr>
-            <w:tcW w:w="4506" w:type="dxa"/>
+            <w:tcW w:w="4677" w:type="dxa"/>
           </w:tcPr>
           <w:p>
             <w:r>
@@ -5001,7 +5024,7 @@
                           </pic:cNvPicPr>
                         </pic:nvPicPr>
                         <pic:blipFill>
-                          <a:blip r:embed="rId43" cstate="print">
+                          <a:blip r:embed="rId44" cstate="print">
                             <a:extLst>
                               <a:ext uri="{28A0092B-C50C-407E-A947-70E740481C1C}">
                                 <a14:useLocalDpi xmlns:a14="http://schemas.microsoft.com/office/drawing/2010/main" val="0"/>
@@ -5109,7 +5132,7 @@
         </w:tc>
         <w:tc>
           <w:tcPr>
-            <w:tcW w:w="3761" w:type="dxa"/>
+            <w:tcW w:w="4053" w:type="dxa"/>
           </w:tcPr>
           <w:p>
             <w:r>
@@ -5155,7 +5178,7 @@
         </w:tc>
         <w:tc>
           <w:tcPr>
-            <w:tcW w:w="5725" w:type="dxa"/>
+            <w:tcW w:w="5262" w:type="dxa"/>
           </w:tcPr>
           <w:p>
             <w:pPr>
@@ -5167,6 +5190,7 @@
               <w:rPr>
                 <w:b/>
                 <w:bCs/>
+                <w:noProof/>
               </w:rPr>
               <w:drawing>
                 <wp:anchor distT="0" distB="0" distL="114300" distR="114300" simplePos="0" relativeHeight="251786240" behindDoc="0" locked="0" layoutInCell="1" allowOverlap="1" wp14:anchorId="36C0F35F" wp14:editId="54468987">
@@ -5192,7 +5216,7 @@
                           <pic:cNvPicPr/>
                         </pic:nvPicPr>
                         <pic:blipFill>
-                          <a:blip r:embed="rId44" cstate="print">
+                          <a:blip r:embed="rId45" cstate="print">
                             <a:extLst>
                               <a:ext uri="{28A0092B-C50C-407E-A947-70E740481C1C}">
                                 <a14:useLocalDpi xmlns:a14="http://schemas.microsoft.com/office/drawing/2010/main" val="0"/>
@@ -5228,7 +5252,7 @@
         </w:tc>
         <w:tc>
           <w:tcPr>
-            <w:tcW w:w="4506" w:type="dxa"/>
+            <w:tcW w:w="4677" w:type="dxa"/>
           </w:tcPr>
           <w:p>
             <w:pPr>
@@ -5241,13 +5265,67 @@
                 <w:noProof/>
               </w:rPr>
               <w:drawing>
-                <wp:anchor distT="0" distB="0" distL="114300" distR="114300" simplePos="0" relativeHeight="251784192" behindDoc="0" locked="0" layoutInCell="1" allowOverlap="1" wp14:anchorId="09D69337" wp14:editId="0BD45681">
+                <wp:anchor distT="0" distB="0" distL="114300" distR="114300" simplePos="0" relativeHeight="251792384" behindDoc="0" locked="0" layoutInCell="1" allowOverlap="1" wp14:anchorId="41DA5389" wp14:editId="274BD0D3">
                   <wp:simplePos x="0" y="0"/>
                   <wp:positionH relativeFrom="column">
-                    <wp:posOffset>1108412</wp:posOffset>
+                    <wp:posOffset>-63940</wp:posOffset>
                   </wp:positionH>
                   <wp:positionV relativeFrom="paragraph">
-                    <wp:posOffset>325678</wp:posOffset>
+                    <wp:posOffset>548787</wp:posOffset>
+                  </wp:positionV>
+                  <wp:extent cx="1207770" cy="699770"/>
+                  <wp:effectExtent l="0" t="0" r="0" b="5080"/>
+                  <wp:wrapSquare wrapText="bothSides"/>
+                  <wp:docPr id="1387237553" name="Picture 1"/>
+                  <wp:cNvGraphicFramePr>
+                    <a:graphicFrameLocks xmlns:a="http://schemas.openxmlformats.org/drawingml/2006/main" noChangeAspect="1"/>
+                  </wp:cNvGraphicFramePr>
+                  <a:graphic xmlns:a="http://schemas.openxmlformats.org/drawingml/2006/main">
+                    <a:graphicData uri="http://schemas.openxmlformats.org/drawingml/2006/picture">
+                      <pic:pic xmlns:pic="http://schemas.openxmlformats.org/drawingml/2006/picture">
+                        <pic:nvPicPr>
+                          <pic:cNvPr id="1387237553" name=""/>
+                          <pic:cNvPicPr/>
+                        </pic:nvPicPr>
+                        <pic:blipFill>
+                          <a:blip r:embed="rId46" cstate="print">
+                            <a:extLst>
+                              <a:ext uri="{28A0092B-C50C-407E-A947-70E740481C1C}">
+                                <a14:useLocalDpi xmlns:a14="http://schemas.microsoft.com/office/drawing/2010/main" val="0"/>
+                              </a:ext>
+                            </a:extLst>
+                          </a:blip>
+                          <a:stretch>
+                            <a:fillRect/>
+                          </a:stretch>
+                        </pic:blipFill>
+                        <pic:spPr>
+                          <a:xfrm>
+                            <a:off x="0" y="0"/>
+                            <a:ext cx="1207770" cy="699770"/>
+                          </a:xfrm>
+                          <a:prstGeom prst="rect">
+                            <a:avLst/>
+                          </a:prstGeom>
+                        </pic:spPr>
+                      </pic:pic>
+                    </a:graphicData>
+                  </a:graphic>
+                </wp:anchor>
+              </w:drawing>
+            </w:r>
+            <w:r>
+              <w:rPr>
+                <w:noProof/>
+              </w:rPr>
+              <w:drawing>
+                <wp:anchor distT="0" distB="0" distL="114300" distR="114300" simplePos="0" relativeHeight="251784192" behindDoc="0" locked="0" layoutInCell="1" allowOverlap="1" wp14:anchorId="09D69337" wp14:editId="4B28344B">
+                  <wp:simplePos x="0" y="0"/>
+                  <wp:positionH relativeFrom="column">
+                    <wp:posOffset>1108124</wp:posOffset>
+                  </wp:positionH>
+                  <wp:positionV relativeFrom="paragraph">
+                    <wp:posOffset>244</wp:posOffset>
                   </wp:positionV>
                   <wp:extent cx="1681480" cy="1532255"/>
                   <wp:effectExtent l="0" t="0" r="0" b="0"/>
@@ -5264,7 +5342,7 @@
                           <pic:cNvPicPr/>
                         </pic:nvPicPr>
                         <pic:blipFill>
-                          <a:blip r:embed="rId45" cstate="print">
+                          <a:blip r:embed="rId47" cstate="print">
                             <a:extLst>
                               <a:ext uri="{28A0092B-C50C-407E-A947-70E740481C1C}">
                                 <a14:useLocalDpi xmlns:a14="http://schemas.microsoft.com/office/drawing/2010/main" val="0"/>
@@ -5296,51 +5374,11 @@
                 </wp:anchor>
               </w:drawing>
             </w:r>
-            <w:r>
-              <w:rPr>
-                <w:noProof/>
-              </w:rPr>
-              <w:drawing>
-                <wp:inline distT="0" distB="0" distL="0" distR="0" wp14:anchorId="41DA5389" wp14:editId="0177D86C">
-                  <wp:extent cx="1669065" cy="967777"/>
-                  <wp:effectExtent l="0" t="0" r="7620" b="3810"/>
-                  <wp:docPr id="1387237553" name="Picture 1"/>
-                  <wp:cNvGraphicFramePr>
-                    <a:graphicFrameLocks xmlns:a="http://schemas.openxmlformats.org/drawingml/2006/main" noChangeAspect="1"/>
-                  </wp:cNvGraphicFramePr>
-                  <a:graphic xmlns:a="http://schemas.openxmlformats.org/drawingml/2006/main">
-                    <a:graphicData uri="http://schemas.openxmlformats.org/drawingml/2006/picture">
-                      <pic:pic xmlns:pic="http://schemas.openxmlformats.org/drawingml/2006/picture">
-                        <pic:nvPicPr>
-                          <pic:cNvPr id="1387237553" name=""/>
-                          <pic:cNvPicPr/>
-                        </pic:nvPicPr>
-                        <pic:blipFill>
-                          <a:blip r:embed="rId46"/>
-                          <a:stretch>
-                            <a:fillRect/>
-                          </a:stretch>
-                        </pic:blipFill>
-                        <pic:spPr>
-                          <a:xfrm>
-                            <a:off x="0" y="0"/>
-                            <a:ext cx="1678272" cy="973115"/>
-                          </a:xfrm>
-                          <a:prstGeom prst="rect">
-                            <a:avLst/>
-                          </a:prstGeom>
-                        </pic:spPr>
-                      </pic:pic>
-                    </a:graphicData>
-                  </a:graphic>
-                </wp:inline>
-              </w:drawing>
-            </w:r>
-          </w:p>
-        </w:tc>
-        <w:tc>
-          <w:tcPr>
-            <w:tcW w:w="3761" w:type="dxa"/>
+          </w:p>
+        </w:tc>
+        <w:tc>
+          <w:tcPr>
+            <w:tcW w:w="4053" w:type="dxa"/>
           </w:tcPr>
           <w:p>
             <w:r>
@@ -5387,7 +5425,6 @@
           </w:tcPr>
           <w:p>
             <w:r>
-              <w:lastRenderedPageBreak/>
               <w:t>13/0</w:t>
             </w:r>
             <w:r>
@@ -5397,7 +5434,7 @@
         </w:tc>
         <w:tc>
           <w:tcPr>
-            <w:tcW w:w="5725" w:type="dxa"/>
+            <w:tcW w:w="5262" w:type="dxa"/>
           </w:tcPr>
           <w:p>
             <w:pPr>
@@ -5476,7 +5513,7 @@
         </w:tc>
         <w:tc>
           <w:tcPr>
-            <w:tcW w:w="4506" w:type="dxa"/>
+            <w:tcW w:w="4677" w:type="dxa"/>
           </w:tcPr>
           <w:p>
             <w:pPr>
@@ -5514,7 +5551,7 @@
                           </pic:cNvPicPr>
                         </pic:nvPicPr>
                         <pic:blipFill>
-                          <a:blip r:embed="rId47">
+                          <a:blip r:embed="rId48">
                             <a:extLst>
                               <a:ext uri="{28A0092B-C50C-407E-A947-70E740481C1C}">
                                 <a14:useLocalDpi xmlns:a14="http://schemas.microsoft.com/office/drawing/2010/main" val="0"/>
@@ -5575,7 +5612,7 @@
                           </pic:cNvPicPr>
                         </pic:nvPicPr>
                         <pic:blipFill>
-                          <a:blip r:embed="rId48">
+                          <a:blip r:embed="rId49">
                             <a:extLst>
                               <a:ext uri="{28A0092B-C50C-407E-A947-70E740481C1C}">
                                 <a14:useLocalDpi xmlns:a14="http://schemas.microsoft.com/office/drawing/2010/main" val="0"/>
@@ -5636,7 +5673,7 @@
                           </pic:cNvPicPr>
                         </pic:nvPicPr>
                         <pic:blipFill>
-                          <a:blip r:embed="rId49" cstate="print">
+                          <a:blip r:embed="rId50" cstate="print">
                             <a:extLst>
                               <a:ext uri="{28A0092B-C50C-407E-A947-70E740481C1C}">
                                 <a14:useLocalDpi xmlns:a14="http://schemas.microsoft.com/office/drawing/2010/main" val="0"/>
@@ -5678,7 +5715,7 @@
                 <w:noProof/>
               </w:rPr>
               <w:drawing>
-                <wp:anchor distT="0" distB="0" distL="114300" distR="114300" simplePos="0" relativeHeight="251751424" behindDoc="0" locked="0" layoutInCell="1" allowOverlap="1" wp14:anchorId="582C1618" wp14:editId="187D3431">
+                <wp:anchor distT="0" distB="0" distL="114300" distR="114300" simplePos="0" relativeHeight="251751424" behindDoc="0" locked="0" layoutInCell="1" allowOverlap="1" wp14:anchorId="582C1618" wp14:editId="47170660">
                   <wp:simplePos x="0" y="0"/>
                   <wp:positionH relativeFrom="column">
                     <wp:posOffset>0</wp:posOffset>
@@ -5703,7 +5740,7 @@
                           </pic:cNvPicPr>
                         </pic:nvPicPr>
                         <pic:blipFill>
-                          <a:blip r:embed="rId50" cstate="print">
+                          <a:blip r:embed="rId51" cstate="print">
                             <a:extLst>
                               <a:ext uri="{28A0092B-C50C-407E-A947-70E740481C1C}">
                                 <a14:useLocalDpi xmlns:a14="http://schemas.microsoft.com/office/drawing/2010/main" val="0"/>
@@ -5738,7 +5775,7 @@
         </w:tc>
         <w:tc>
           <w:tcPr>
-            <w:tcW w:w="3761" w:type="dxa"/>
+            <w:tcW w:w="4053" w:type="dxa"/>
           </w:tcPr>
           <w:p>
             <w:r>
@@ -5773,13 +5810,14 @@
           </w:tcPr>
           <w:p>
             <w:r>
+              <w:lastRenderedPageBreak/>
               <w:t>14/08/2026</w:t>
             </w:r>
           </w:p>
         </w:tc>
         <w:tc>
           <w:tcPr>
-            <w:tcW w:w="5725" w:type="dxa"/>
+            <w:tcW w:w="5262" w:type="dxa"/>
           </w:tcPr>
           <w:p>
             <w:r>
@@ -5853,7 +5891,7 @@
         </w:tc>
         <w:tc>
           <w:tcPr>
-            <w:tcW w:w="4506" w:type="dxa"/>
+            <w:tcW w:w="4677" w:type="dxa"/>
           </w:tcPr>
           <w:p>
             <w:r>
@@ -5927,7 +5965,7 @@
         </w:tc>
         <w:tc>
           <w:tcPr>
-            <w:tcW w:w="3761" w:type="dxa"/>
+            <w:tcW w:w="4053" w:type="dxa"/>
           </w:tcPr>
           <w:p>
             <w:r>
@@ -5977,7 +6015,7 @@
         </w:tc>
         <w:tc>
           <w:tcPr>
-            <w:tcW w:w="5725" w:type="dxa"/>
+            <w:tcW w:w="5262" w:type="dxa"/>
           </w:tcPr>
           <w:p>
             <w:r>
@@ -6051,7 +6089,7 @@
         </w:tc>
         <w:tc>
           <w:tcPr>
-            <w:tcW w:w="4506" w:type="dxa"/>
+            <w:tcW w:w="4677" w:type="dxa"/>
           </w:tcPr>
           <w:p>
             <w:r>
@@ -6059,7 +6097,7 @@
                 <w:noProof/>
               </w:rPr>
               <w:drawing>
-                <wp:anchor distT="0" distB="0" distL="114300" distR="114300" simplePos="0" relativeHeight="251740160" behindDoc="0" locked="0" layoutInCell="1" allowOverlap="1" wp14:anchorId="55BB8B00" wp14:editId="4BD72A43">
+                <wp:anchor distT="0" distB="0" distL="114300" distR="114300" simplePos="0" relativeHeight="251740160" behindDoc="0" locked="0" layoutInCell="1" allowOverlap="1" wp14:anchorId="55BB8B00" wp14:editId="27B78932">
                   <wp:simplePos x="0" y="0"/>
                   <wp:positionH relativeFrom="column">
                     <wp:posOffset>1039841</wp:posOffset>
@@ -6084,7 +6122,7 @@
                           </pic:cNvPicPr>
                         </pic:nvPicPr>
                         <pic:blipFill>
-                          <a:blip r:embed="rId51" cstate="print">
+                          <a:blip r:embed="rId52" cstate="print">
                             <a:extLst>
                               <a:ext uri="{28A0092B-C50C-407E-A947-70E740481C1C}">
                                 <a14:useLocalDpi xmlns:a14="http://schemas.microsoft.com/office/drawing/2010/main" val="0"/>
@@ -6126,7 +6164,7 @@
                 <w:noProof/>
               </w:rPr>
               <w:drawing>
-                <wp:anchor distT="0" distB="0" distL="114300" distR="114300" simplePos="0" relativeHeight="251742208" behindDoc="0" locked="0" layoutInCell="1" allowOverlap="1" wp14:anchorId="2AECE50E" wp14:editId="3476C7AE">
+                <wp:anchor distT="0" distB="0" distL="114300" distR="114300" simplePos="0" relativeHeight="251742208" behindDoc="0" locked="0" layoutInCell="1" allowOverlap="1" wp14:anchorId="2AECE50E" wp14:editId="1617BCED">
                   <wp:simplePos x="0" y="0"/>
                   <wp:positionH relativeFrom="column">
                     <wp:posOffset>101600</wp:posOffset>
@@ -6151,7 +6189,7 @@
                           </pic:cNvPicPr>
                         </pic:nvPicPr>
                         <pic:blipFill>
-                          <a:blip r:embed="rId52" cstate="print">
+                          <a:blip r:embed="rId53" cstate="print">
                             <a:extLst>
                               <a:ext uri="{28A0092B-C50C-407E-A947-70E740481C1C}">
                                 <a14:useLocalDpi xmlns:a14="http://schemas.microsoft.com/office/drawing/2010/main" val="0"/>
@@ -6193,7 +6231,7 @@
                 <w:noProof/>
               </w:rPr>
               <w:drawing>
-                <wp:anchor distT="0" distB="0" distL="114300" distR="114300" simplePos="0" relativeHeight="251741184" behindDoc="0" locked="0" layoutInCell="1" allowOverlap="1" wp14:anchorId="745C2CBC" wp14:editId="3660A3C0">
+                <wp:anchor distT="0" distB="0" distL="114300" distR="114300" simplePos="0" relativeHeight="251741184" behindDoc="0" locked="0" layoutInCell="1" allowOverlap="1" wp14:anchorId="745C2CBC" wp14:editId="520E9FDD">
                   <wp:simplePos x="0" y="0"/>
                   <wp:positionH relativeFrom="column">
                     <wp:posOffset>1518920</wp:posOffset>
@@ -6218,7 +6256,7 @@
                           </pic:cNvPicPr>
                         </pic:nvPicPr>
                         <pic:blipFill>
-                          <a:blip r:embed="rId53" cstate="print">
+                          <a:blip r:embed="rId54" cstate="print">
                             <a:extLst>
                               <a:ext uri="{28A0092B-C50C-407E-A947-70E740481C1C}">
                                 <a14:useLocalDpi xmlns:a14="http://schemas.microsoft.com/office/drawing/2010/main" val="0"/>
@@ -6285,7 +6323,7 @@
                           </pic:cNvPicPr>
                         </pic:nvPicPr>
                         <pic:blipFill>
-                          <a:blip r:embed="rId54" cstate="print">
+                          <a:blip r:embed="rId55" cstate="print">
                             <a:extLst>
                               <a:ext uri="{28A0092B-C50C-407E-A947-70E740481C1C}">
                                 <a14:useLocalDpi xmlns:a14="http://schemas.microsoft.com/office/drawing/2010/main" val="0"/>
@@ -6326,7 +6364,7 @@
         </w:tc>
         <w:tc>
           <w:tcPr>
-            <w:tcW w:w="3761" w:type="dxa"/>
+            <w:tcW w:w="4053" w:type="dxa"/>
           </w:tcPr>
           <w:p>
             <w:r>
@@ -6360,14 +6398,13 @@
           </w:tcPr>
           <w:p>
             <w:r>
-              <w:lastRenderedPageBreak/>
               <w:t>16/08/2026</w:t>
             </w:r>
           </w:p>
         </w:tc>
         <w:tc>
           <w:tcPr>
-            <w:tcW w:w="5725" w:type="dxa"/>
+            <w:tcW w:w="5262" w:type="dxa"/>
           </w:tcPr>
           <w:p>
             <w:pPr>
@@ -6405,7 +6442,7 @@
                           </pic:cNvPicPr>
                         </pic:nvPicPr>
                         <pic:blipFill>
-                          <a:blip r:embed="rId55" cstate="print">
+                          <a:blip r:embed="rId56" cstate="print">
                             <a:extLst>
                               <a:ext uri="{28A0092B-C50C-407E-A947-70E740481C1C}">
                                 <a14:useLocalDpi xmlns:a14="http://schemas.microsoft.com/office/drawing/2010/main" val="0"/>
@@ -6446,7 +6483,7 @@
         </w:tc>
         <w:tc>
           <w:tcPr>
-            <w:tcW w:w="4506" w:type="dxa"/>
+            <w:tcW w:w="4677" w:type="dxa"/>
           </w:tcPr>
           <w:p>
             <w:pPr>
@@ -6484,7 +6521,7 @@
                           </pic:cNvPicPr>
                         </pic:nvPicPr>
                         <pic:blipFill>
-                          <a:blip r:embed="rId56">
+                          <a:blip r:embed="rId57">
                             <a:extLst>
                               <a:ext uri="{28A0092B-C50C-407E-A947-70E740481C1C}">
                                 <a14:useLocalDpi xmlns:a14="http://schemas.microsoft.com/office/drawing/2010/main" val="0"/>
@@ -6551,7 +6588,7 @@
                           </pic:cNvPicPr>
                         </pic:nvPicPr>
                         <pic:blipFill>
-                          <a:blip r:embed="rId57" cstate="print">
+                          <a:blip r:embed="rId58" cstate="print">
                             <a:extLst>
                               <a:ext uri="{28A0092B-C50C-407E-A947-70E740481C1C}">
                                 <a14:useLocalDpi xmlns:a14="http://schemas.microsoft.com/office/drawing/2010/main" val="0"/>
@@ -6592,7 +6629,7 @@
         </w:tc>
         <w:tc>
           <w:tcPr>
-            <w:tcW w:w="3761" w:type="dxa"/>
+            <w:tcW w:w="4053" w:type="dxa"/>
           </w:tcPr>
           <w:p>
             <w:r>
@@ -6638,13 +6675,14 @@
           </w:tcPr>
           <w:p>
             <w:r>
+              <w:lastRenderedPageBreak/>
               <w:t>17/08/2026</w:t>
             </w:r>
           </w:p>
         </w:tc>
         <w:tc>
           <w:tcPr>
-            <w:tcW w:w="5725" w:type="dxa"/>
+            <w:tcW w:w="5262" w:type="dxa"/>
           </w:tcPr>
           <w:p>
             <w:pPr>
@@ -6723,7 +6761,7 @@
         </w:tc>
         <w:tc>
           <w:tcPr>
-            <w:tcW w:w="4506" w:type="dxa"/>
+            <w:tcW w:w="4677" w:type="dxa"/>
           </w:tcPr>
           <w:p>
             <w:pPr>
@@ -6761,7 +6799,7 @@
                           </pic:cNvPicPr>
                         </pic:nvPicPr>
                         <pic:blipFill>
-                          <a:blip r:embed="rId55" cstate="print">
+                          <a:blip r:embed="rId56" cstate="print">
                             <a:extLst>
                               <a:ext uri="{28A0092B-C50C-407E-A947-70E740481C1C}">
                                 <a14:useLocalDpi xmlns:a14="http://schemas.microsoft.com/office/drawing/2010/main" val="0"/>
@@ -6802,7 +6840,7 @@
         </w:tc>
         <w:tc>
           <w:tcPr>
-            <w:tcW w:w="3761" w:type="dxa"/>
+            <w:tcW w:w="4053" w:type="dxa"/>
           </w:tcPr>
           <w:p>
             <w:r>
@@ -6837,14 +6875,13 @@
           </w:tcPr>
           <w:p>
             <w:r>
-              <w:lastRenderedPageBreak/>
               <w:t>18/08/2026</w:t>
             </w:r>
           </w:p>
         </w:tc>
         <w:tc>
           <w:tcPr>
-            <w:tcW w:w="5725" w:type="dxa"/>
+            <w:tcW w:w="5262" w:type="dxa"/>
           </w:tcPr>
           <w:p>
             <w:pPr>
@@ -6882,7 +6919,7 @@
                           </pic:cNvPicPr>
                         </pic:nvPicPr>
                         <pic:blipFill>
-                          <a:blip r:embed="rId58" cstate="print">
+                          <a:blip r:embed="rId59" cstate="print">
                             <a:extLst>
                               <a:ext uri="{28A0092B-C50C-407E-A947-70E740481C1C}">
                                 <a14:useLocalDpi xmlns:a14="http://schemas.microsoft.com/office/drawing/2010/main" val="0"/>
@@ -6923,7 +6960,7 @@
         </w:tc>
         <w:tc>
           <w:tcPr>
-            <w:tcW w:w="4506" w:type="dxa"/>
+            <w:tcW w:w="4677" w:type="dxa"/>
           </w:tcPr>
           <w:p>
             <w:pPr>
@@ -6961,7 +6998,7 @@
                           </pic:cNvPicPr>
                         </pic:nvPicPr>
                         <pic:blipFill>
-                          <a:blip r:embed="rId59" cstate="print">
+                          <a:blip r:embed="rId60" cstate="print">
                             <a:extLst>
                               <a:ext uri="{28A0092B-C50C-407E-A947-70E740481C1C}">
                                 <a14:useLocalDpi xmlns:a14="http://schemas.microsoft.com/office/drawing/2010/main" val="0"/>
@@ -7028,7 +7065,7 @@
                           </pic:cNvPicPr>
                         </pic:nvPicPr>
                         <pic:blipFill>
-                          <a:blip r:embed="rId60" cstate="print">
+                          <a:blip r:embed="rId61" cstate="print">
                             <a:extLst>
                               <a:ext uri="{28A0092B-C50C-407E-A947-70E740481C1C}">
                                 <a14:useLocalDpi xmlns:a14="http://schemas.microsoft.com/office/drawing/2010/main" val="0"/>
@@ -7095,7 +7132,7 @@
                           </pic:cNvPicPr>
                         </pic:nvPicPr>
                         <pic:blipFill>
-                          <a:blip r:embed="rId61" cstate="print">
+                          <a:blip r:embed="rId62" cstate="print">
                             <a:extLst>
                               <a:ext uri="{28A0092B-C50C-407E-A947-70E740481C1C}">
                                 <a14:useLocalDpi xmlns:a14="http://schemas.microsoft.com/office/drawing/2010/main" val="0"/>
@@ -7160,7 +7197,7 @@
                           <pic:cNvPicPr/>
                         </pic:nvPicPr>
                         <pic:blipFill>
-                          <a:blip r:embed="rId62" cstate="print">
+                          <a:blip r:embed="rId63" cstate="print">
                             <a:extLst>
                               <a:ext uri="{28A0092B-C50C-407E-A947-70E740481C1C}">
                                 <a14:useLocalDpi xmlns:a14="http://schemas.microsoft.com/office/drawing/2010/main" val="0"/>
@@ -7196,7 +7233,7 @@
         </w:tc>
         <w:tc>
           <w:tcPr>
-            <w:tcW w:w="3761" w:type="dxa"/>
+            <w:tcW w:w="4053" w:type="dxa"/>
           </w:tcPr>
           <w:p>
             <w:r>
@@ -7249,7 +7286,7 @@
         </w:tc>
         <w:tc>
           <w:tcPr>
-            <w:tcW w:w="5725" w:type="dxa"/>
+            <w:tcW w:w="5262" w:type="dxa"/>
           </w:tcPr>
           <w:p>
             <w:pPr>
@@ -7262,7 +7299,7 @@
                 <w:noProof/>
               </w:rPr>
               <w:drawing>
-                <wp:anchor distT="0" distB="0" distL="114300" distR="114300" simplePos="0" relativeHeight="251788288" behindDoc="0" locked="0" layoutInCell="1" allowOverlap="1" wp14:anchorId="473E7833" wp14:editId="4A1287A1">
+                <wp:anchor distT="0" distB="0" distL="114300" distR="114300" simplePos="0" relativeHeight="251788288" behindDoc="0" locked="0" layoutInCell="1" allowOverlap="1" wp14:anchorId="473E7833" wp14:editId="6EB5DDE5">
                   <wp:simplePos x="0" y="0"/>
                   <wp:positionH relativeFrom="column">
                     <wp:posOffset>2193652</wp:posOffset>
@@ -7287,7 +7324,7 @@
                           </pic:cNvPicPr>
                         </pic:nvPicPr>
                         <pic:blipFill>
-                          <a:blip r:embed="rId63" cstate="print">
+                          <a:blip r:embed="rId64" cstate="print">
                             <a:extLst>
                               <a:ext uri="{28A0092B-C50C-407E-A947-70E740481C1C}">
                                 <a14:useLocalDpi xmlns:a14="http://schemas.microsoft.com/office/drawing/2010/main" val="0"/>
@@ -7354,7 +7391,7 @@
                           </pic:cNvPicPr>
                         </pic:nvPicPr>
                         <pic:blipFill>
-                          <a:blip r:embed="rId64" cstate="print">
+                          <a:blip r:embed="rId65" cstate="print">
                             <a:extLst>
                               <a:ext uri="{28A0092B-C50C-407E-A947-70E740481C1C}">
                                 <a14:useLocalDpi xmlns:a14="http://schemas.microsoft.com/office/drawing/2010/main" val="0"/>
@@ -7395,7 +7432,7 @@
         </w:tc>
         <w:tc>
           <w:tcPr>
-            <w:tcW w:w="4506" w:type="dxa"/>
+            <w:tcW w:w="4677" w:type="dxa"/>
           </w:tcPr>
           <w:p>
             <w:pPr>
@@ -7431,7 +7468,7 @@
                           <pic:cNvPicPr/>
                         </pic:nvPicPr>
                         <pic:blipFill>
-                          <a:blip r:embed="rId65" cstate="print">
+                          <a:blip r:embed="rId66" cstate="print">
                             <a:extLst>
                               <a:ext uri="{28A0092B-C50C-407E-A947-70E740481C1C}">
                                 <a14:useLocalDpi xmlns:a14="http://schemas.microsoft.com/office/drawing/2010/main" val="0"/>
@@ -7493,7 +7530,7 @@
                           </pic:cNvPicPr>
                         </pic:nvPicPr>
                         <pic:blipFill>
-                          <a:blip r:embed="rId66">
+                          <a:blip r:embed="rId67">
                             <a:extLst>
                               <a:ext uri="{28A0092B-C50C-407E-A947-70E740481C1C}">
                                 <a14:useLocalDpi xmlns:a14="http://schemas.microsoft.com/office/drawing/2010/main" val="0"/>
@@ -7558,7 +7595,7 @@
                           <pic:cNvPicPr/>
                         </pic:nvPicPr>
                         <pic:blipFill>
-                          <a:blip r:embed="rId67" cstate="print">
+                          <a:blip r:embed="rId68" cstate="print">
                             <a:extLst>
                               <a:ext uri="{28A0092B-C50C-407E-A947-70E740481C1C}">
                                 <a14:useLocalDpi xmlns:a14="http://schemas.microsoft.com/office/drawing/2010/main" val="0"/>
@@ -7588,7 +7625,7 @@
         </w:tc>
         <w:tc>
           <w:tcPr>
-            <w:tcW w:w="3761" w:type="dxa"/>
+            <w:tcW w:w="4053" w:type="dxa"/>
           </w:tcPr>
           <w:p/>
         </w:tc>
@@ -7598,11 +7635,16 @@
           <w:tcPr>
             <w:tcW w:w="1396" w:type="dxa"/>
           </w:tcPr>
-          <w:p/>
-        </w:tc>
-        <w:tc>
-          <w:tcPr>
-            <w:tcW w:w="5725" w:type="dxa"/>
+          <w:p>
+            <w:r>
+              <w:lastRenderedPageBreak/>
+              <w:t>24/08/2026</w:t>
+            </w:r>
+          </w:p>
+        </w:tc>
+        <w:tc>
+          <w:tcPr>
+            <w:tcW w:w="5262" w:type="dxa"/>
           </w:tcPr>
           <w:p>
             <w:pPr>
@@ -7610,23 +7652,747 @@
                 <w:noProof/>
               </w:rPr>
             </w:pPr>
-          </w:p>
-        </w:tc>
-        <w:tc>
-          <w:tcPr>
-            <w:tcW w:w="4506" w:type="dxa"/>
-          </w:tcPr>
-          <w:p>
-            <w:pPr>
+            <w:r>
               <w:rPr>
                 <w:noProof/>
               </w:rPr>
-            </w:pPr>
-          </w:p>
-        </w:tc>
-        <w:tc>
-          <w:tcPr>
-            <w:tcW w:w="3761" w:type="dxa"/>
+              <w:drawing>
+                <wp:anchor distT="0" distB="0" distL="114300" distR="114300" simplePos="0" relativeHeight="251798528" behindDoc="0" locked="0" layoutInCell="1" allowOverlap="1" wp14:anchorId="348D81AC" wp14:editId="4396E78F">
+                  <wp:simplePos x="0" y="0"/>
+                  <wp:positionH relativeFrom="column">
+                    <wp:posOffset>2265378</wp:posOffset>
+                  </wp:positionH>
+                  <wp:positionV relativeFrom="paragraph">
+                    <wp:posOffset>237905</wp:posOffset>
+                  </wp:positionV>
+                  <wp:extent cx="1529658" cy="918907"/>
+                  <wp:effectExtent l="0" t="0" r="0" b="0"/>
+                  <wp:wrapSquare wrapText="bothSides"/>
+                  <wp:docPr id="158537372" name="Picture 6"/>
+                  <wp:cNvGraphicFramePr>
+                    <a:graphicFrameLocks xmlns:a="http://schemas.openxmlformats.org/drawingml/2006/main" noChangeAspect="1"/>
+                  </wp:cNvGraphicFramePr>
+                  <a:graphic xmlns:a="http://schemas.openxmlformats.org/drawingml/2006/main">
+                    <a:graphicData uri="http://schemas.openxmlformats.org/drawingml/2006/picture">
+                      <pic:pic xmlns:pic="http://schemas.openxmlformats.org/drawingml/2006/picture">
+                        <pic:nvPicPr>
+                          <pic:cNvPr id="0" name="Picture 5"/>
+                          <pic:cNvPicPr>
+                            <a:picLocks noChangeAspect="1" noChangeArrowheads="1"/>
+                          </pic:cNvPicPr>
+                        </pic:nvPicPr>
+                        <pic:blipFill>
+                          <a:blip r:embed="rId69" cstate="print">
+                            <a:extLst>
+                              <a:ext uri="{28A0092B-C50C-407E-A947-70E740481C1C}">
+                                <a14:useLocalDpi xmlns:a14="http://schemas.microsoft.com/office/drawing/2010/main" val="0"/>
+                              </a:ext>
+                            </a:extLst>
+                          </a:blip>
+                          <a:srcRect/>
+                          <a:stretch>
+                            <a:fillRect/>
+                          </a:stretch>
+                        </pic:blipFill>
+                        <pic:spPr bwMode="auto">
+                          <a:xfrm>
+                            <a:off x="0" y="0"/>
+                            <a:ext cx="1529658" cy="918907"/>
+                          </a:xfrm>
+                          <a:prstGeom prst="rect">
+                            <a:avLst/>
+                          </a:prstGeom>
+                          <a:noFill/>
+                          <a:ln>
+                            <a:noFill/>
+                          </a:ln>
+                        </pic:spPr>
+                      </pic:pic>
+                    </a:graphicData>
+                  </a:graphic>
+                  <wp14:sizeRelH relativeFrom="margin">
+                    <wp14:pctWidth>0</wp14:pctWidth>
+                  </wp14:sizeRelH>
+                  <wp14:sizeRelV relativeFrom="margin">
+                    <wp14:pctHeight>0</wp14:pctHeight>
+                  </wp14:sizeRelV>
+                </wp:anchor>
+              </w:drawing>
+            </w:r>
+            <w:r>
+              <w:rPr>
+                <w:noProof/>
+              </w:rPr>
+              <w:drawing>
+                <wp:anchor distT="0" distB="0" distL="114300" distR="114300" simplePos="0" relativeHeight="251799552" behindDoc="0" locked="0" layoutInCell="1" allowOverlap="1" wp14:anchorId="5427B4AE" wp14:editId="24765282">
+                  <wp:simplePos x="0" y="0"/>
+                  <wp:positionH relativeFrom="column">
+                    <wp:posOffset>-3175</wp:posOffset>
+                  </wp:positionH>
+                  <wp:positionV relativeFrom="paragraph">
+                    <wp:posOffset>1210945</wp:posOffset>
+                  </wp:positionV>
+                  <wp:extent cx="2289810" cy="893445"/>
+                  <wp:effectExtent l="0" t="0" r="0" b="1905"/>
+                  <wp:wrapSquare wrapText="bothSides"/>
+                  <wp:docPr id="79852173" name="Picture 7"/>
+                  <wp:cNvGraphicFramePr>
+                    <a:graphicFrameLocks xmlns:a="http://schemas.openxmlformats.org/drawingml/2006/main" noChangeAspect="1"/>
+                  </wp:cNvGraphicFramePr>
+                  <a:graphic xmlns:a="http://schemas.openxmlformats.org/drawingml/2006/main">
+                    <a:graphicData uri="http://schemas.openxmlformats.org/drawingml/2006/picture">
+                      <pic:pic xmlns:pic="http://schemas.openxmlformats.org/drawingml/2006/picture">
+                        <pic:nvPicPr>
+                          <pic:cNvPr id="0" name="Picture 7"/>
+                          <pic:cNvPicPr>
+                            <a:picLocks noChangeAspect="1" noChangeArrowheads="1"/>
+                          </pic:cNvPicPr>
+                        </pic:nvPicPr>
+                        <pic:blipFill>
+                          <a:blip r:embed="rId70" cstate="print">
+                            <a:extLst>
+                              <a:ext uri="{28A0092B-C50C-407E-A947-70E740481C1C}">
+                                <a14:useLocalDpi xmlns:a14="http://schemas.microsoft.com/office/drawing/2010/main" val="0"/>
+                              </a:ext>
+                            </a:extLst>
+                          </a:blip>
+                          <a:srcRect/>
+                          <a:stretch>
+                            <a:fillRect/>
+                          </a:stretch>
+                        </pic:blipFill>
+                        <pic:spPr bwMode="auto">
+                          <a:xfrm>
+                            <a:off x="0" y="0"/>
+                            <a:ext cx="2289810" cy="893445"/>
+                          </a:xfrm>
+                          <a:prstGeom prst="rect">
+                            <a:avLst/>
+                          </a:prstGeom>
+                          <a:noFill/>
+                          <a:ln>
+                            <a:noFill/>
+                          </a:ln>
+                        </pic:spPr>
+                      </pic:pic>
+                    </a:graphicData>
+                  </a:graphic>
+                </wp:anchor>
+              </w:drawing>
+            </w:r>
+            <w:r>
+              <w:rPr>
+                <w:noProof/>
+              </w:rPr>
+              <w:drawing>
+                <wp:anchor distT="0" distB="0" distL="114300" distR="114300" simplePos="0" relativeHeight="251797504" behindDoc="0" locked="0" layoutInCell="1" allowOverlap="1" wp14:anchorId="03CB0C74" wp14:editId="1660DA2E">
+                  <wp:simplePos x="0" y="0"/>
+                  <wp:positionH relativeFrom="column">
+                    <wp:posOffset>-64870</wp:posOffset>
+                  </wp:positionH>
+                  <wp:positionV relativeFrom="paragraph">
+                    <wp:posOffset>142624</wp:posOffset>
+                  </wp:positionV>
+                  <wp:extent cx="1927225" cy="1058545"/>
+                  <wp:effectExtent l="0" t="0" r="0" b="8255"/>
+                  <wp:wrapSquare wrapText="bothSides"/>
+                  <wp:docPr id="59207908" name="Picture 5"/>
+                  <wp:cNvGraphicFramePr>
+                    <a:graphicFrameLocks xmlns:a="http://schemas.openxmlformats.org/drawingml/2006/main" noChangeAspect="1"/>
+                  </wp:cNvGraphicFramePr>
+                  <a:graphic xmlns:a="http://schemas.openxmlformats.org/drawingml/2006/main">
+                    <a:graphicData uri="http://schemas.openxmlformats.org/drawingml/2006/picture">
+                      <pic:pic xmlns:pic="http://schemas.openxmlformats.org/drawingml/2006/picture">
+                        <pic:nvPicPr>
+                          <pic:cNvPr id="0" name="Picture 3"/>
+                          <pic:cNvPicPr>
+                            <a:picLocks noChangeAspect="1" noChangeArrowheads="1"/>
+                          </pic:cNvPicPr>
+                        </pic:nvPicPr>
+                        <pic:blipFill>
+                          <a:blip r:embed="rId71" cstate="print">
+                            <a:extLst>
+                              <a:ext uri="{28A0092B-C50C-407E-A947-70E740481C1C}">
+                                <a14:useLocalDpi xmlns:a14="http://schemas.microsoft.com/office/drawing/2010/main" val="0"/>
+                              </a:ext>
+                            </a:extLst>
+                          </a:blip>
+                          <a:srcRect/>
+                          <a:stretch>
+                            <a:fillRect/>
+                          </a:stretch>
+                        </pic:blipFill>
+                        <pic:spPr bwMode="auto">
+                          <a:xfrm>
+                            <a:off x="0" y="0"/>
+                            <a:ext cx="1927225" cy="1058545"/>
+                          </a:xfrm>
+                          <a:prstGeom prst="rect">
+                            <a:avLst/>
+                          </a:prstGeom>
+                          <a:noFill/>
+                          <a:ln>
+                            <a:noFill/>
+                          </a:ln>
+                        </pic:spPr>
+                      </pic:pic>
+                    </a:graphicData>
+                  </a:graphic>
+                  <wp14:sizeRelH relativeFrom="margin">
+                    <wp14:pctWidth>0</wp14:pctWidth>
+                  </wp14:sizeRelH>
+                  <wp14:sizeRelV relativeFrom="margin">
+                    <wp14:pctHeight>0</wp14:pctHeight>
+                  </wp14:sizeRelV>
+                </wp:anchor>
+              </w:drawing>
+            </w:r>
+          </w:p>
+        </w:tc>
+        <w:tc>
+          <w:tcPr>
+            <w:tcW w:w="4677" w:type="dxa"/>
+          </w:tcPr>
+          <w:p>
+            <w:pPr>
+              <w:rPr>
+                <w:noProof/>
+              </w:rPr>
+            </w:pPr>
+            <w:r>
+              <w:rPr>
+                <w:noProof/>
+              </w:rPr>
+              <w:drawing>
+                <wp:anchor distT="0" distB="0" distL="114300" distR="114300" simplePos="0" relativeHeight="251801600" behindDoc="0" locked="0" layoutInCell="1" allowOverlap="1" wp14:anchorId="3ED8F286" wp14:editId="0DE4C8BA">
+                  <wp:simplePos x="0" y="0"/>
+                  <wp:positionH relativeFrom="column">
+                    <wp:posOffset>1671320</wp:posOffset>
+                  </wp:positionH>
+                  <wp:positionV relativeFrom="paragraph">
+                    <wp:posOffset>3473450</wp:posOffset>
+                  </wp:positionV>
+                  <wp:extent cx="1129665" cy="1005840"/>
+                  <wp:effectExtent l="0" t="0" r="0" b="3810"/>
+                  <wp:wrapSquare wrapText="bothSides"/>
+                  <wp:docPr id="385068896" name="Picture 12"/>
+                  <wp:cNvGraphicFramePr>
+                    <a:graphicFrameLocks xmlns:a="http://schemas.openxmlformats.org/drawingml/2006/main" noChangeAspect="1"/>
+                  </wp:cNvGraphicFramePr>
+                  <a:graphic xmlns:a="http://schemas.openxmlformats.org/drawingml/2006/main">
+                    <a:graphicData uri="http://schemas.openxmlformats.org/drawingml/2006/picture">
+                      <pic:pic xmlns:pic="http://schemas.openxmlformats.org/drawingml/2006/picture">
+                        <pic:nvPicPr>
+                          <pic:cNvPr id="0" name="Picture 14"/>
+                          <pic:cNvPicPr>
+                            <a:picLocks noChangeAspect="1" noChangeArrowheads="1"/>
+                          </pic:cNvPicPr>
+                        </pic:nvPicPr>
+                        <pic:blipFill>
+                          <a:blip r:embed="rId72" cstate="print">
+                            <a:extLst>
+                              <a:ext uri="{28A0092B-C50C-407E-A947-70E740481C1C}">
+                                <a14:useLocalDpi xmlns:a14="http://schemas.microsoft.com/office/drawing/2010/main" val="0"/>
+                              </a:ext>
+                            </a:extLst>
+                          </a:blip>
+                          <a:srcRect/>
+                          <a:stretch>
+                            <a:fillRect/>
+                          </a:stretch>
+                        </pic:blipFill>
+                        <pic:spPr bwMode="auto">
+                          <a:xfrm>
+                            <a:off x="0" y="0"/>
+                            <a:ext cx="1129665" cy="1005840"/>
+                          </a:xfrm>
+                          <a:prstGeom prst="rect">
+                            <a:avLst/>
+                          </a:prstGeom>
+                          <a:noFill/>
+                          <a:ln>
+                            <a:noFill/>
+                          </a:ln>
+                        </pic:spPr>
+                      </pic:pic>
+                    </a:graphicData>
+                  </a:graphic>
+                  <wp14:sizeRelH relativeFrom="margin">
+                    <wp14:pctWidth>0</wp14:pctWidth>
+                  </wp14:sizeRelH>
+                  <wp14:sizeRelV relativeFrom="margin">
+                    <wp14:pctHeight>0</wp14:pctHeight>
+                  </wp14:sizeRelV>
+                </wp:anchor>
+              </w:drawing>
+            </w:r>
+            <w:r>
+              <w:rPr>
+                <w:noProof/>
+              </w:rPr>
+              <w:drawing>
+                <wp:anchor distT="0" distB="0" distL="114300" distR="114300" simplePos="0" relativeHeight="251802624" behindDoc="0" locked="0" layoutInCell="1" allowOverlap="1" wp14:anchorId="23DCD620" wp14:editId="3DC6C79E">
+                  <wp:simplePos x="0" y="0"/>
+                  <wp:positionH relativeFrom="column">
+                    <wp:posOffset>40743</wp:posOffset>
+                  </wp:positionH>
+                  <wp:positionV relativeFrom="paragraph">
+                    <wp:posOffset>3415030</wp:posOffset>
+                  </wp:positionV>
+                  <wp:extent cx="1318895" cy="800100"/>
+                  <wp:effectExtent l="0" t="0" r="0" b="0"/>
+                  <wp:wrapSquare wrapText="bothSides"/>
+                  <wp:docPr id="1117914066" name="Picture 11"/>
+                  <wp:cNvGraphicFramePr>
+                    <a:graphicFrameLocks xmlns:a="http://schemas.openxmlformats.org/drawingml/2006/main" noChangeAspect="1"/>
+                  </wp:cNvGraphicFramePr>
+                  <a:graphic xmlns:a="http://schemas.openxmlformats.org/drawingml/2006/main">
+                    <a:graphicData uri="http://schemas.openxmlformats.org/drawingml/2006/picture">
+                      <pic:pic xmlns:pic="http://schemas.openxmlformats.org/drawingml/2006/picture">
+                        <pic:nvPicPr>
+                          <pic:cNvPr id="0" name="Picture 13"/>
+                          <pic:cNvPicPr>
+                            <a:picLocks noChangeAspect="1" noChangeArrowheads="1"/>
+                          </pic:cNvPicPr>
+                        </pic:nvPicPr>
+                        <pic:blipFill>
+                          <a:blip r:embed="rId73" cstate="print">
+                            <a:extLst>
+                              <a:ext uri="{28A0092B-C50C-407E-A947-70E740481C1C}">
+                                <a14:useLocalDpi xmlns:a14="http://schemas.microsoft.com/office/drawing/2010/main" val="0"/>
+                              </a:ext>
+                            </a:extLst>
+                          </a:blip>
+                          <a:srcRect/>
+                          <a:stretch>
+                            <a:fillRect/>
+                          </a:stretch>
+                        </pic:blipFill>
+                        <pic:spPr bwMode="auto">
+                          <a:xfrm>
+                            <a:off x="0" y="0"/>
+                            <a:ext cx="1318895" cy="800100"/>
+                          </a:xfrm>
+                          <a:prstGeom prst="rect">
+                            <a:avLst/>
+                          </a:prstGeom>
+                          <a:noFill/>
+                          <a:ln>
+                            <a:noFill/>
+                          </a:ln>
+                        </pic:spPr>
+                      </pic:pic>
+                    </a:graphicData>
+                  </a:graphic>
+                  <wp14:sizeRelH relativeFrom="margin">
+                    <wp14:pctWidth>0</wp14:pctWidth>
+                  </wp14:sizeRelH>
+                  <wp14:sizeRelV relativeFrom="margin">
+                    <wp14:pctHeight>0</wp14:pctHeight>
+                  </wp14:sizeRelV>
+                </wp:anchor>
+              </w:drawing>
+            </w:r>
+            <w:r>
+              <w:rPr>
+                <w:noProof/>
+              </w:rPr>
+              <w:drawing>
+                <wp:anchor distT="0" distB="0" distL="114300" distR="114300" simplePos="0" relativeHeight="251803648" behindDoc="0" locked="0" layoutInCell="1" allowOverlap="1" wp14:anchorId="6A0F3C20" wp14:editId="462969A5">
+                  <wp:simplePos x="0" y="0"/>
+                  <wp:positionH relativeFrom="column">
+                    <wp:posOffset>1658400</wp:posOffset>
+                  </wp:positionH>
+                  <wp:positionV relativeFrom="paragraph">
+                    <wp:posOffset>2615060</wp:posOffset>
+                  </wp:positionV>
+                  <wp:extent cx="1075055" cy="636905"/>
+                  <wp:effectExtent l="0" t="0" r="0" b="0"/>
+                  <wp:wrapSquare wrapText="bothSides"/>
+                  <wp:docPr id="558183540" name="Picture 10"/>
+                  <wp:cNvGraphicFramePr>
+                    <a:graphicFrameLocks xmlns:a="http://schemas.openxmlformats.org/drawingml/2006/main" noChangeAspect="1"/>
+                  </wp:cNvGraphicFramePr>
+                  <a:graphic xmlns:a="http://schemas.openxmlformats.org/drawingml/2006/main">
+                    <a:graphicData uri="http://schemas.openxmlformats.org/drawingml/2006/picture">
+                      <pic:pic xmlns:pic="http://schemas.openxmlformats.org/drawingml/2006/picture">
+                        <pic:nvPicPr>
+                          <pic:cNvPr id="0" name="Picture 12"/>
+                          <pic:cNvPicPr>
+                            <a:picLocks noChangeAspect="1" noChangeArrowheads="1"/>
+                          </pic:cNvPicPr>
+                        </pic:nvPicPr>
+                        <pic:blipFill>
+                          <a:blip r:embed="rId74" cstate="print">
+                            <a:extLst>
+                              <a:ext uri="{28A0092B-C50C-407E-A947-70E740481C1C}">
+                                <a14:useLocalDpi xmlns:a14="http://schemas.microsoft.com/office/drawing/2010/main" val="0"/>
+                              </a:ext>
+                            </a:extLst>
+                          </a:blip>
+                          <a:srcRect/>
+                          <a:stretch>
+                            <a:fillRect/>
+                          </a:stretch>
+                        </pic:blipFill>
+                        <pic:spPr bwMode="auto">
+                          <a:xfrm>
+                            <a:off x="0" y="0"/>
+                            <a:ext cx="1075055" cy="636905"/>
+                          </a:xfrm>
+                          <a:prstGeom prst="rect">
+                            <a:avLst/>
+                          </a:prstGeom>
+                          <a:noFill/>
+                          <a:ln>
+                            <a:noFill/>
+                          </a:ln>
+                        </pic:spPr>
+                      </pic:pic>
+                    </a:graphicData>
+                  </a:graphic>
+                  <wp14:sizeRelH relativeFrom="margin">
+                    <wp14:pctWidth>0</wp14:pctWidth>
+                  </wp14:sizeRelH>
+                  <wp14:sizeRelV relativeFrom="margin">
+                    <wp14:pctHeight>0</wp14:pctHeight>
+                  </wp14:sizeRelV>
+                </wp:anchor>
+              </w:drawing>
+            </w:r>
+            <w:r>
+              <w:rPr>
+                <w:noProof/>
+              </w:rPr>
+              <w:drawing>
+                <wp:anchor distT="0" distB="0" distL="114300" distR="114300" simplePos="0" relativeHeight="251804672" behindDoc="0" locked="0" layoutInCell="1" allowOverlap="1" wp14:anchorId="658281CC" wp14:editId="43D464BC">
+                  <wp:simplePos x="0" y="0"/>
+                  <wp:positionH relativeFrom="column">
+                    <wp:posOffset>67090</wp:posOffset>
+                  </wp:positionH>
+                  <wp:positionV relativeFrom="paragraph">
+                    <wp:posOffset>2627915</wp:posOffset>
+                  </wp:positionV>
+                  <wp:extent cx="1420495" cy="742315"/>
+                  <wp:effectExtent l="0" t="0" r="8255" b="635"/>
+                  <wp:wrapSquare wrapText="bothSides"/>
+                  <wp:docPr id="1977230077" name="Picture 9"/>
+                  <wp:cNvGraphicFramePr>
+                    <a:graphicFrameLocks xmlns:a="http://schemas.openxmlformats.org/drawingml/2006/main" noChangeAspect="1"/>
+                  </wp:cNvGraphicFramePr>
+                  <a:graphic xmlns:a="http://schemas.openxmlformats.org/drawingml/2006/main">
+                    <a:graphicData uri="http://schemas.openxmlformats.org/drawingml/2006/picture">
+                      <pic:pic xmlns:pic="http://schemas.openxmlformats.org/drawingml/2006/picture">
+                        <pic:nvPicPr>
+                          <pic:cNvPr id="0" name="Picture 11"/>
+                          <pic:cNvPicPr>
+                            <a:picLocks noChangeAspect="1" noChangeArrowheads="1"/>
+                          </pic:cNvPicPr>
+                        </pic:nvPicPr>
+                        <pic:blipFill>
+                          <a:blip r:embed="rId75" cstate="print">
+                            <a:extLst>
+                              <a:ext uri="{28A0092B-C50C-407E-A947-70E740481C1C}">
+                                <a14:useLocalDpi xmlns:a14="http://schemas.microsoft.com/office/drawing/2010/main" val="0"/>
+                              </a:ext>
+                            </a:extLst>
+                          </a:blip>
+                          <a:srcRect/>
+                          <a:stretch>
+                            <a:fillRect/>
+                          </a:stretch>
+                        </pic:blipFill>
+                        <pic:spPr bwMode="auto">
+                          <a:xfrm>
+                            <a:off x="0" y="0"/>
+                            <a:ext cx="1420495" cy="742315"/>
+                          </a:xfrm>
+                          <a:prstGeom prst="rect">
+                            <a:avLst/>
+                          </a:prstGeom>
+                          <a:noFill/>
+                          <a:ln>
+                            <a:noFill/>
+                          </a:ln>
+                        </pic:spPr>
+                      </pic:pic>
+                    </a:graphicData>
+                  </a:graphic>
+                  <wp14:sizeRelH relativeFrom="margin">
+                    <wp14:pctWidth>0</wp14:pctWidth>
+                  </wp14:sizeRelH>
+                  <wp14:sizeRelV relativeFrom="margin">
+                    <wp14:pctHeight>0</wp14:pctHeight>
+                  </wp14:sizeRelV>
+                </wp:anchor>
+              </w:drawing>
+            </w:r>
+            <w:r>
+              <w:rPr>
+                <w:noProof/>
+              </w:rPr>
+              <w:drawing>
+                <wp:anchor distT="0" distB="0" distL="114300" distR="114300" simplePos="0" relativeHeight="251800576" behindDoc="0" locked="0" layoutInCell="1" allowOverlap="1" wp14:anchorId="51DF88CD" wp14:editId="6DE49369">
+                  <wp:simplePos x="0" y="0"/>
+                  <wp:positionH relativeFrom="column">
+                    <wp:posOffset>1837349</wp:posOffset>
+                  </wp:positionH>
+                  <wp:positionV relativeFrom="paragraph">
+                    <wp:posOffset>11570</wp:posOffset>
+                  </wp:positionV>
+                  <wp:extent cx="941070" cy="837565"/>
+                  <wp:effectExtent l="0" t="0" r="0" b="635"/>
+                  <wp:wrapSquare wrapText="bothSides"/>
+                  <wp:docPr id="2005465775" name="Picture 8"/>
+                  <wp:cNvGraphicFramePr>
+                    <a:graphicFrameLocks xmlns:a="http://schemas.openxmlformats.org/drawingml/2006/main" noChangeAspect="1"/>
+                  </wp:cNvGraphicFramePr>
+                  <a:graphic xmlns:a="http://schemas.openxmlformats.org/drawingml/2006/main">
+                    <a:graphicData uri="http://schemas.openxmlformats.org/drawingml/2006/picture">
+                      <pic:pic xmlns:pic="http://schemas.openxmlformats.org/drawingml/2006/picture">
+                        <pic:nvPicPr>
+                          <pic:cNvPr id="0" name="Picture 9"/>
+                          <pic:cNvPicPr>
+                            <a:picLocks noChangeAspect="1" noChangeArrowheads="1"/>
+                          </pic:cNvPicPr>
+                        </pic:nvPicPr>
+                        <pic:blipFill>
+                          <a:blip r:embed="rId76" cstate="print">
+                            <a:extLst>
+                              <a:ext uri="{28A0092B-C50C-407E-A947-70E740481C1C}">
+                                <a14:useLocalDpi xmlns:a14="http://schemas.microsoft.com/office/drawing/2010/main" val="0"/>
+                              </a:ext>
+                            </a:extLst>
+                          </a:blip>
+                          <a:srcRect/>
+                          <a:stretch>
+                            <a:fillRect/>
+                          </a:stretch>
+                        </pic:blipFill>
+                        <pic:spPr bwMode="auto">
+                          <a:xfrm>
+                            <a:off x="0" y="0"/>
+                            <a:ext cx="941070" cy="837565"/>
+                          </a:xfrm>
+                          <a:prstGeom prst="rect">
+                            <a:avLst/>
+                          </a:prstGeom>
+                          <a:noFill/>
+                          <a:ln>
+                            <a:noFill/>
+                          </a:ln>
+                        </pic:spPr>
+                      </pic:pic>
+                    </a:graphicData>
+                  </a:graphic>
+                  <wp14:sizeRelH relativeFrom="margin">
+                    <wp14:pctWidth>0</wp14:pctWidth>
+                  </wp14:sizeRelH>
+                  <wp14:sizeRelV relativeFrom="margin">
+                    <wp14:pctHeight>0</wp14:pctHeight>
+                  </wp14:sizeRelV>
+                </wp:anchor>
+              </w:drawing>
+            </w:r>
+            <w:r>
+              <w:rPr>
+                <w:noProof/>
+              </w:rPr>
+              <w:drawing>
+                <wp:anchor distT="0" distB="0" distL="114300" distR="114300" simplePos="0" relativeHeight="251796480" behindDoc="0" locked="0" layoutInCell="1" allowOverlap="1" wp14:anchorId="5659D834" wp14:editId="5DBFD363">
+                  <wp:simplePos x="0" y="0"/>
+                  <wp:positionH relativeFrom="column">
+                    <wp:posOffset>-64865</wp:posOffset>
+                  </wp:positionH>
+                  <wp:positionV relativeFrom="paragraph">
+                    <wp:posOffset>1742824</wp:posOffset>
+                  </wp:positionV>
+                  <wp:extent cx="1900712" cy="739000"/>
+                  <wp:effectExtent l="0" t="0" r="4445" b="4445"/>
+                  <wp:wrapSquare wrapText="bothSides"/>
+                  <wp:docPr id="645352700" name="Picture 4"/>
+                  <wp:cNvGraphicFramePr>
+                    <a:graphicFrameLocks xmlns:a="http://schemas.openxmlformats.org/drawingml/2006/main" noChangeAspect="1"/>
+                  </wp:cNvGraphicFramePr>
+                  <a:graphic xmlns:a="http://schemas.openxmlformats.org/drawingml/2006/main">
+                    <a:graphicData uri="http://schemas.openxmlformats.org/drawingml/2006/picture">
+                      <pic:pic xmlns:pic="http://schemas.openxmlformats.org/drawingml/2006/picture">
+                        <pic:nvPicPr>
+                          <pic:cNvPr id="0" name="Picture 2"/>
+                          <pic:cNvPicPr>
+                            <a:picLocks noChangeAspect="1" noChangeArrowheads="1"/>
+                          </pic:cNvPicPr>
+                        </pic:nvPicPr>
+                        <pic:blipFill>
+                          <a:blip r:embed="rId77" cstate="print">
+                            <a:extLst>
+                              <a:ext uri="{28A0092B-C50C-407E-A947-70E740481C1C}">
+                                <a14:useLocalDpi xmlns:a14="http://schemas.microsoft.com/office/drawing/2010/main" val="0"/>
+                              </a:ext>
+                            </a:extLst>
+                          </a:blip>
+                          <a:srcRect/>
+                          <a:stretch>
+                            <a:fillRect/>
+                          </a:stretch>
+                        </pic:blipFill>
+                        <pic:spPr bwMode="auto">
+                          <a:xfrm>
+                            <a:off x="0" y="0"/>
+                            <a:ext cx="1900712" cy="739000"/>
+                          </a:xfrm>
+                          <a:prstGeom prst="rect">
+                            <a:avLst/>
+                          </a:prstGeom>
+                          <a:noFill/>
+                          <a:ln>
+                            <a:noFill/>
+                          </a:ln>
+                        </pic:spPr>
+                      </pic:pic>
+                    </a:graphicData>
+                  </a:graphic>
+                  <wp14:sizeRelH relativeFrom="margin">
+                    <wp14:pctWidth>0</wp14:pctWidth>
+                  </wp14:sizeRelH>
+                  <wp14:sizeRelV relativeFrom="margin">
+                    <wp14:pctHeight>0</wp14:pctHeight>
+                  </wp14:sizeRelV>
+                </wp:anchor>
+              </w:drawing>
+            </w:r>
+            <w:r>
+              <w:rPr>
+                <w:noProof/>
+              </w:rPr>
+              <w:drawing>
+                <wp:anchor distT="0" distB="0" distL="114300" distR="114300" simplePos="0" relativeHeight="251795456" behindDoc="0" locked="0" layoutInCell="1" allowOverlap="1" wp14:anchorId="7A3D749D" wp14:editId="777C1C75">
+                  <wp:simplePos x="0" y="0"/>
+                  <wp:positionH relativeFrom="column">
+                    <wp:posOffset>-65374</wp:posOffset>
+                  </wp:positionH>
+                  <wp:positionV relativeFrom="paragraph">
+                    <wp:posOffset>880431</wp:posOffset>
+                  </wp:positionV>
+                  <wp:extent cx="2041525" cy="822960"/>
+                  <wp:effectExtent l="0" t="0" r="0" b="0"/>
+                  <wp:wrapSquare wrapText="bothSides"/>
+                  <wp:docPr id="890752112" name="Picture 3"/>
+                  <wp:cNvGraphicFramePr>
+                    <a:graphicFrameLocks xmlns:a="http://schemas.openxmlformats.org/drawingml/2006/main" noChangeAspect="1"/>
+                  </wp:cNvGraphicFramePr>
+                  <a:graphic xmlns:a="http://schemas.openxmlformats.org/drawingml/2006/main">
+                    <a:graphicData uri="http://schemas.openxmlformats.org/drawingml/2006/picture">
+                      <pic:pic xmlns:pic="http://schemas.openxmlformats.org/drawingml/2006/picture">
+                        <pic:nvPicPr>
+                          <pic:cNvPr id="0" name="Picture 1"/>
+                          <pic:cNvPicPr>
+                            <a:picLocks noChangeAspect="1" noChangeArrowheads="1"/>
+                          </pic:cNvPicPr>
+                        </pic:nvPicPr>
+                        <pic:blipFill>
+                          <a:blip r:embed="rId78" cstate="print">
+                            <a:extLst>
+                              <a:ext uri="{28A0092B-C50C-407E-A947-70E740481C1C}">
+                                <a14:useLocalDpi xmlns:a14="http://schemas.microsoft.com/office/drawing/2010/main" val="0"/>
+                              </a:ext>
+                            </a:extLst>
+                          </a:blip>
+                          <a:srcRect/>
+                          <a:stretch>
+                            <a:fillRect/>
+                          </a:stretch>
+                        </pic:blipFill>
+                        <pic:spPr bwMode="auto">
+                          <a:xfrm>
+                            <a:off x="0" y="0"/>
+                            <a:ext cx="2041525" cy="822960"/>
+                          </a:xfrm>
+                          <a:prstGeom prst="rect">
+                            <a:avLst/>
+                          </a:prstGeom>
+                          <a:noFill/>
+                          <a:ln>
+                            <a:noFill/>
+                          </a:ln>
+                        </pic:spPr>
+                      </pic:pic>
+                    </a:graphicData>
+                  </a:graphic>
+                  <wp14:sizeRelH relativeFrom="margin">
+                    <wp14:pctWidth>0</wp14:pctWidth>
+                  </wp14:sizeRelH>
+                  <wp14:sizeRelV relativeFrom="margin">
+                    <wp14:pctHeight>0</wp14:pctHeight>
+                  </wp14:sizeRelV>
+                </wp:anchor>
+              </w:drawing>
+            </w:r>
+            <w:r>
+              <w:rPr>
+                <w:noProof/>
+              </w:rPr>
+              <w:drawing>
+                <wp:anchor distT="0" distB="0" distL="114300" distR="114300" simplePos="0" relativeHeight="251794432" behindDoc="0" locked="0" layoutInCell="1" allowOverlap="1" wp14:anchorId="4701A22D" wp14:editId="19B629A7">
+                  <wp:simplePos x="0" y="0"/>
+                  <wp:positionH relativeFrom="column">
+                    <wp:posOffset>23136</wp:posOffset>
+                  </wp:positionH>
+                  <wp:positionV relativeFrom="paragraph">
+                    <wp:posOffset>99488</wp:posOffset>
+                  </wp:positionV>
+                  <wp:extent cx="1235710" cy="749935"/>
+                  <wp:effectExtent l="0" t="0" r="2540" b="0"/>
+                  <wp:wrapSquare wrapText="bothSides"/>
+                  <wp:docPr id="1769645215" name="Picture 1"/>
+                  <wp:cNvGraphicFramePr>
+                    <a:graphicFrameLocks xmlns:a="http://schemas.openxmlformats.org/drawingml/2006/main" noChangeAspect="1"/>
+                  </wp:cNvGraphicFramePr>
+                  <a:graphic xmlns:a="http://schemas.openxmlformats.org/drawingml/2006/main">
+                    <a:graphicData uri="http://schemas.openxmlformats.org/drawingml/2006/picture">
+                      <pic:pic xmlns:pic="http://schemas.openxmlformats.org/drawingml/2006/picture">
+                        <pic:nvPicPr>
+                          <pic:cNvPr id="1769645215" name=""/>
+                          <pic:cNvPicPr/>
+                        </pic:nvPicPr>
+                        <pic:blipFill>
+                          <a:blip r:embed="rId79" cstate="print">
+                            <a:extLst>
+                              <a:ext uri="{28A0092B-C50C-407E-A947-70E740481C1C}">
+                                <a14:useLocalDpi xmlns:a14="http://schemas.microsoft.com/office/drawing/2010/main" val="0"/>
+                              </a:ext>
+                            </a:extLst>
+                          </a:blip>
+                          <a:stretch>
+                            <a:fillRect/>
+                          </a:stretch>
+                        </pic:blipFill>
+                        <pic:spPr>
+                          <a:xfrm>
+                            <a:off x="0" y="0"/>
+                            <a:ext cx="1235710" cy="749935"/>
+                          </a:xfrm>
+                          <a:prstGeom prst="rect">
+                            <a:avLst/>
+                          </a:prstGeom>
+                        </pic:spPr>
+                      </pic:pic>
+                    </a:graphicData>
+                  </a:graphic>
+                  <wp14:sizeRelH relativeFrom="margin">
+                    <wp14:pctWidth>0</wp14:pctWidth>
+                  </wp14:sizeRelH>
+                  <wp14:sizeRelV relativeFrom="margin">
+                    <wp14:pctHeight>0</wp14:pctHeight>
+                  </wp14:sizeRelV>
+                </wp:anchor>
+              </w:drawing>
+            </w:r>
+          </w:p>
+        </w:tc>
+        <w:tc>
+          <w:tcPr>
+            <w:tcW w:w="4053" w:type="dxa"/>
           </w:tcPr>
           <w:p/>
         </w:tc>
@@ -7837,7 +8603,7 @@
                           </pic:cNvPicPr>
                         </pic:nvPicPr>
                         <pic:blipFill>
-                          <a:blip r:embed="rId68">
+                          <a:blip r:embed="rId80">
                             <a:extLst>
                               <a:ext uri="{28A0092B-C50C-407E-A947-70E740481C1C}">
                                 <a14:useLocalDpi xmlns:a14="http://schemas.microsoft.com/office/drawing/2010/main" val="0"/>
@@ -7904,7 +8670,7 @@
                           </pic:cNvPicPr>
                         </pic:nvPicPr>
                         <pic:blipFill>
-                          <a:blip r:embed="rId69">
+                          <a:blip r:embed="rId81">
                             <a:extLst>
                               <a:ext uri="{28A0092B-C50C-407E-A947-70E740481C1C}">
                                 <a14:useLocalDpi xmlns:a14="http://schemas.microsoft.com/office/drawing/2010/main" val="0"/>
@@ -7971,7 +8737,7 @@
                           </pic:cNvPicPr>
                         </pic:nvPicPr>
                         <pic:blipFill>
-                          <a:blip r:embed="rId70">
+                          <a:blip r:embed="rId82">
                             <a:extLst>
                               <a:ext uri="{28A0092B-C50C-407E-A947-70E740481C1C}">
                                 <a14:useLocalDpi xmlns:a14="http://schemas.microsoft.com/office/drawing/2010/main" val="0"/>
@@ -8020,7 +8786,7 @@
                 <w:noProof/>
               </w:rPr>
               <w:drawing>
-                <wp:anchor distT="0" distB="0" distL="114300" distR="114300" simplePos="0" relativeHeight="251765760" behindDoc="0" locked="0" layoutInCell="1" allowOverlap="1" wp14:anchorId="1EBB4E00" wp14:editId="2088ACFA">
+                <wp:anchor distT="0" distB="0" distL="114300" distR="114300" simplePos="0" relativeHeight="251765760" behindDoc="0" locked="0" layoutInCell="1" allowOverlap="1" wp14:anchorId="1EBB4E00" wp14:editId="67421F41">
                   <wp:simplePos x="0" y="0"/>
                   <wp:positionH relativeFrom="column">
                     <wp:posOffset>77774</wp:posOffset>
@@ -8043,7 +8809,7 @@
                           <pic:cNvPicPr/>
                         </pic:nvPicPr>
                         <pic:blipFill>
-                          <a:blip r:embed="rId71" cstate="print">
+                          <a:blip r:embed="rId83" cstate="print">
                             <a:extLst>
                               <a:ext uri="{28A0092B-C50C-407E-A947-70E740481C1C}">
                                 <a14:useLocalDpi xmlns:a14="http://schemas.microsoft.com/office/drawing/2010/main" val="0"/>
@@ -8170,7 +8936,7 @@
                           </pic:cNvPicPr>
                         </pic:nvPicPr>
                         <pic:blipFill>
-                          <a:blip r:embed="rId72">
+                          <a:blip r:embed="rId84">
                             <a:extLst>
                               <a:ext uri="{28A0092B-C50C-407E-A947-70E740481C1C}">
                                 <a14:useLocalDpi xmlns:a14="http://schemas.microsoft.com/office/drawing/2010/main" val="0"/>
@@ -8237,7 +9003,7 @@
                           </pic:cNvPicPr>
                         </pic:nvPicPr>
                         <pic:blipFill>
-                          <a:blip r:embed="rId73">
+                          <a:blip r:embed="rId85">
                             <a:extLst>
                               <a:ext uri="{28A0092B-C50C-407E-A947-70E740481C1C}">
                                 <a14:useLocalDpi xmlns:a14="http://schemas.microsoft.com/office/drawing/2010/main" val="0"/>
@@ -8304,7 +9070,7 @@
                           </pic:cNvPicPr>
                         </pic:nvPicPr>
                         <pic:blipFill>
-                          <a:blip r:embed="rId74">
+                          <a:blip r:embed="rId86">
                             <a:extLst>
                               <a:ext uri="{28A0092B-C50C-407E-A947-70E740481C1C}">
                                 <a14:useLocalDpi xmlns:a14="http://schemas.microsoft.com/office/drawing/2010/main" val="0"/>
@@ -8376,7 +9142,7 @@
                           <pic:cNvPicPr/>
                         </pic:nvPicPr>
                         <pic:blipFill>
-                          <a:blip r:embed="rId75">
+                          <a:blip r:embed="rId87">
                             <a:extLst>
                               <a:ext uri="{28A0092B-C50C-407E-A947-70E740481C1C}">
                                 <a14:useLocalDpi xmlns:a14="http://schemas.microsoft.com/office/drawing/2010/main" val="0"/>
@@ -8439,7 +9205,6 @@
           </w:tcPr>
           <w:p>
             <w:r>
-              <w:lastRenderedPageBreak/>
               <w:t>17/08/2026</w:t>
             </w:r>
           </w:p>
@@ -8454,7 +9219,7 @@
                 <w:noProof/>
               </w:rPr>
               <w:drawing>
-                <wp:anchor distT="0" distB="0" distL="114300" distR="114300" simplePos="0" relativeHeight="251771904" behindDoc="0" locked="0" layoutInCell="1" allowOverlap="1" wp14:anchorId="0476CE4C" wp14:editId="08F0FF8E">
+                <wp:anchor distT="0" distB="0" distL="114300" distR="114300" simplePos="0" relativeHeight="251771904" behindDoc="0" locked="0" layoutInCell="1" allowOverlap="1" wp14:anchorId="0476CE4C" wp14:editId="1676D124">
                   <wp:simplePos x="0" y="0"/>
                   <wp:positionH relativeFrom="column">
                     <wp:posOffset>321848</wp:posOffset>
@@ -8477,7 +9242,7 @@
                           <pic:cNvPicPr/>
                         </pic:nvPicPr>
                         <pic:blipFill>
-                          <a:blip r:embed="rId76" cstate="print">
+                          <a:blip r:embed="rId88" cstate="print">
                             <a:extLst>
                               <a:ext uri="{28A0092B-C50C-407E-A947-70E740481C1C}">
                                 <a14:useLocalDpi xmlns:a14="http://schemas.microsoft.com/office/drawing/2010/main" val="0"/>
@@ -8533,7 +9298,7 @@
                           </pic:cNvPicPr>
                         </pic:nvPicPr>
                         <pic:blipFill>
-                          <a:blip r:embed="rId77">
+                          <a:blip r:embed="rId89">
                             <a:extLst>
                               <a:ext uri="{28A0092B-C50C-407E-A947-70E740481C1C}">
                                 <a14:useLocalDpi xmlns:a14="http://schemas.microsoft.com/office/drawing/2010/main" val="0"/>
@@ -8582,7 +9347,7 @@
                 <w:noProof/>
               </w:rPr>
               <w:drawing>
-                <wp:anchor distT="0" distB="0" distL="114300" distR="114300" simplePos="0" relativeHeight="251772928" behindDoc="0" locked="0" layoutInCell="1" allowOverlap="1" wp14:anchorId="67A89978" wp14:editId="155214B4">
+                <wp:anchor distT="0" distB="0" distL="114300" distR="114300" simplePos="0" relativeHeight="251772928" behindDoc="0" locked="0" layoutInCell="1" allowOverlap="1" wp14:anchorId="67A89978" wp14:editId="2ABFADAF">
                   <wp:simplePos x="0" y="0"/>
                   <wp:positionH relativeFrom="column">
                     <wp:posOffset>405765</wp:posOffset>
@@ -8605,7 +9370,7 @@
                           <pic:cNvPicPr/>
                         </pic:nvPicPr>
                         <pic:blipFill>
-                          <a:blip r:embed="rId78" cstate="print">
+                          <a:blip r:embed="rId90" cstate="print">
                             <a:extLst>
                               <a:ext uri="{28A0092B-C50C-407E-A947-70E740481C1C}">
                                 <a14:useLocalDpi xmlns:a14="http://schemas.microsoft.com/office/drawing/2010/main" val="0"/>
@@ -8698,6 +9463,7 @@
           </w:tcPr>
           <w:p>
             <w:r>
+              <w:lastRenderedPageBreak/>
               <w:t>18/08/2026</w:t>
             </w:r>
           </w:p>
@@ -8712,7 +9478,7 @@
                 <w:noProof/>
               </w:rPr>
               <w:drawing>
-                <wp:anchor distT="0" distB="0" distL="114300" distR="114300" simplePos="0" relativeHeight="251776000" behindDoc="0" locked="0" layoutInCell="1" allowOverlap="1" wp14:anchorId="79C5D0B0" wp14:editId="76116B66">
+                <wp:anchor distT="0" distB="0" distL="114300" distR="114300" simplePos="0" relativeHeight="251776000" behindDoc="0" locked="0" layoutInCell="1" allowOverlap="1" wp14:anchorId="79C5D0B0" wp14:editId="75ED46BD">
                   <wp:simplePos x="0" y="0"/>
                   <wp:positionH relativeFrom="column">
                     <wp:posOffset>-65220</wp:posOffset>
@@ -8735,7 +9501,7 @@
                           <pic:cNvPicPr/>
                         </pic:nvPicPr>
                         <pic:blipFill>
-                          <a:blip r:embed="rId79" cstate="print">
+                          <a:blip r:embed="rId91" cstate="print">
                             <a:extLst>
                               <a:ext uri="{28A0092B-C50C-407E-A947-70E740481C1C}">
                                 <a14:useLocalDpi xmlns:a14="http://schemas.microsoft.com/office/drawing/2010/main" val="0"/>
@@ -8802,7 +9568,7 @@
                           <pic:cNvPicPr/>
                         </pic:nvPicPr>
                         <pic:blipFill>
-                          <a:blip r:embed="rId80" cstate="print">
+                          <a:blip r:embed="rId92" cstate="print">
                             <a:extLst>
                               <a:ext uri="{28A0092B-C50C-407E-A947-70E740481C1C}">
                                 <a14:useLocalDpi xmlns:a14="http://schemas.microsoft.com/office/drawing/2010/main" val="0"/>
@@ -8897,7 +9663,7 @@
                           <pic:cNvPicPr/>
                         </pic:nvPicPr>
                         <pic:blipFill>
-                          <a:blip r:embed="rId81"/>
+                          <a:blip r:embed="rId93"/>
                           <a:stretch>
                             <a:fillRect/>
                           </a:stretch>
@@ -8944,7 +9710,7 @@
                           <pic:cNvPicPr/>
                         </pic:nvPicPr>
                         <pic:blipFill>
-                          <a:blip r:embed="rId82"/>
+                          <a:blip r:embed="rId94"/>
                           <a:stretch>
                             <a:fillRect/>
                           </a:stretch>
@@ -9019,7 +9785,7 @@
                 <w:noProof/>
               </w:rPr>
               <w:drawing>
-                <wp:anchor distT="0" distB="0" distL="114300" distR="114300" simplePos="0" relativeHeight="251778048" behindDoc="0" locked="0" layoutInCell="1" allowOverlap="1" wp14:anchorId="3F22A051" wp14:editId="4BB190EB">
+                <wp:anchor distT="0" distB="0" distL="114300" distR="114300" simplePos="0" relativeHeight="251778048" behindDoc="0" locked="0" layoutInCell="1" allowOverlap="1" wp14:anchorId="3F22A051" wp14:editId="7E9359E9">
                   <wp:simplePos x="0" y="0"/>
                   <wp:positionH relativeFrom="column">
                     <wp:posOffset>315819</wp:posOffset>
@@ -9042,7 +9808,7 @@
                           <pic:cNvPicPr/>
                         </pic:nvPicPr>
                         <pic:blipFill>
-                          <a:blip r:embed="rId83" cstate="print">
+                          <a:blip r:embed="rId95" cstate="print">
                             <a:extLst>
                               <a:ext uri="{28A0092B-C50C-407E-A947-70E740481C1C}">
                                 <a14:useLocalDpi xmlns:a14="http://schemas.microsoft.com/office/drawing/2010/main" val="0"/>
@@ -9101,7 +9867,7 @@
                           <pic:cNvPicPr/>
                         </pic:nvPicPr>
                         <pic:blipFill>
-                          <a:blip r:embed="rId84"/>
+                          <a:blip r:embed="rId96"/>
                           <a:stretch>
                             <a:fillRect/>
                           </a:stretch>
@@ -9458,7 +10224,11 @@
             </w:r>
             <w:proofErr w:type="gramEnd"/>
             <w:r>
-              <w:t xml:space="preserve"> starts to get smaller. I have added this advanced feature because it will help me to have a more </w:t>
+              <w:t xml:space="preserve"> starts to get smaller. I have added this advanced feature because it will help me to have a </w:t>
+            </w:r>
+            <w:r>
+              <w:lastRenderedPageBreak/>
+              <w:t xml:space="preserve">more </w:t>
             </w:r>
             <w:proofErr w:type="gramStart"/>
             <w:r>
@@ -9729,7 +10499,6 @@
               <w:t xml:space="preserve">my interface looking cluttered is crucial. I think this matters because since people will interact with this interface daily it need to be </w:t>
             </w:r>
             <w:r>
-              <w:lastRenderedPageBreak/>
               <w:t xml:space="preserve">appealing to </w:t>
             </w:r>
             <w:proofErr w:type="gramStart"/>
@@ -9843,7 +10612,6 @@
           <w:szCs w:val="30"/>
           <w:u w:val="single"/>
         </w:rPr>
-        <w:lastRenderedPageBreak/>
         <mc:AlternateContent>
           <mc:Choice Requires="wps">
             <w:drawing>
@@ -10043,7 +10811,7 @@
                                           </pic:cNvPicPr>
                                         </pic:nvPicPr>
                                         <pic:blipFill>
-                                          <a:blip r:embed="rId85">
+                                          <a:blip r:embed="rId97">
                                             <a:extLst>
                                               <a:ext uri="{28A0092B-C50C-407E-A947-70E740481C1C}">
                                                 <a14:useLocalDpi xmlns:a14="http://schemas.microsoft.com/office/drawing/2010/main" val="0"/>
@@ -10106,7 +10874,7 @@
                                           </pic:cNvPicPr>
                                         </pic:nvPicPr>
                                         <pic:blipFill>
-                                          <a:blip r:embed="rId86">
+                                          <a:blip r:embed="rId98">
                                             <a:extLst>
                                               <a:ext uri="{28A0092B-C50C-407E-A947-70E740481C1C}">
                                                 <a14:useLocalDpi xmlns:a14="http://schemas.microsoft.com/office/drawing/2010/main" val="0"/>
@@ -10191,7 +10959,7 @@
                                     </pic:cNvPicPr>
                                   </pic:nvPicPr>
                                   <pic:blipFill>
-                                    <a:blip r:embed="rId85">
+                                    <a:blip r:embed="rId97">
                                       <a:extLst>
                                         <a:ext uri="{28A0092B-C50C-407E-A947-70E740481C1C}">
                                           <a14:useLocalDpi xmlns:a14="http://schemas.microsoft.com/office/drawing/2010/main" val="0"/>
@@ -10254,7 +11022,7 @@
                                     </pic:cNvPicPr>
                                   </pic:nvPicPr>
                                   <pic:blipFill>
-                                    <a:blip r:embed="rId86">
+                                    <a:blip r:embed="rId98">
                                       <a:extLst>
                                         <a:ext uri="{28A0092B-C50C-407E-A947-70E740481C1C}">
                                           <a14:useLocalDpi xmlns:a14="http://schemas.microsoft.com/office/drawing/2010/main" val="0"/>
@@ -10404,6 +11172,86 @@
           <w:szCs w:val="30"/>
         </w:rPr>
       </w:pPr>
+    </w:p>
+    <w:p>
+      <w:pPr>
+        <w:rPr>
+          <w:b/>
+          <w:bCs/>
+          <w:sz w:val="30"/>
+          <w:szCs w:val="30"/>
+        </w:rPr>
+      </w:pPr>
+    </w:p>
+    <w:p>
+      <w:pPr>
+        <w:rPr>
+          <w:b/>
+          <w:bCs/>
+          <w:sz w:val="30"/>
+          <w:szCs w:val="30"/>
+        </w:rPr>
+      </w:pPr>
+    </w:p>
+    <w:p>
+      <w:pPr>
+        <w:rPr>
+          <w:b/>
+          <w:bCs/>
+          <w:sz w:val="30"/>
+          <w:szCs w:val="30"/>
+        </w:rPr>
+      </w:pPr>
+    </w:p>
+    <w:p>
+      <w:pPr>
+        <w:rPr>
+          <w:b/>
+          <w:bCs/>
+          <w:sz w:val="30"/>
+          <w:szCs w:val="30"/>
+        </w:rPr>
+      </w:pPr>
+    </w:p>
+    <w:p>
+      <w:pPr>
+        <w:rPr>
+          <w:b/>
+          <w:bCs/>
+          <w:sz w:val="30"/>
+          <w:szCs w:val="30"/>
+        </w:rPr>
+      </w:pPr>
+    </w:p>
+    <w:p>
+      <w:pPr>
+        <w:rPr>
+          <w:b/>
+          <w:bCs/>
+          <w:sz w:val="30"/>
+          <w:szCs w:val="30"/>
+        </w:rPr>
+      </w:pPr>
+    </w:p>
+    <w:p>
+      <w:pPr>
+        <w:rPr>
+          <w:b/>
+          <w:bCs/>
+          <w:sz w:val="30"/>
+          <w:szCs w:val="30"/>
+        </w:rPr>
+      </w:pPr>
+    </w:p>
+    <w:p>
+      <w:pPr>
+        <w:rPr>
+          <w:b/>
+          <w:bCs/>
+          <w:sz w:val="30"/>
+          <w:szCs w:val="30"/>
+        </w:rPr>
+      </w:pPr>
       <w:r>
         <w:rPr>
           <w:b/>
@@ -10423,16 +11271,16 @@
       <w:tblGrid>
         <w:gridCol w:w="1306"/>
         <w:gridCol w:w="1232"/>
-        <w:gridCol w:w="3229"/>
-        <w:gridCol w:w="2403"/>
-        <w:gridCol w:w="2643"/>
+        <w:gridCol w:w="2844"/>
+        <w:gridCol w:w="2268"/>
+        <w:gridCol w:w="3163"/>
         <w:gridCol w:w="1651"/>
         <w:gridCol w:w="2924"/>
       </w:tblGrid>
       <w:tr>
         <w:tc>
           <w:tcPr>
-            <w:tcW w:w="1219" w:type="dxa"/>
+            <w:tcW w:w="1306" w:type="dxa"/>
           </w:tcPr>
           <w:p>
             <w:pPr>
@@ -10452,7 +11300,7 @@
         </w:tc>
         <w:tc>
           <w:tcPr>
-            <w:tcW w:w="1259" w:type="dxa"/>
+            <w:tcW w:w="1232" w:type="dxa"/>
           </w:tcPr>
           <w:p>
             <w:pPr>
@@ -10472,7 +11320,7 @@
         </w:tc>
         <w:tc>
           <w:tcPr>
-            <w:tcW w:w="3654" w:type="dxa"/>
+            <w:tcW w:w="2844" w:type="dxa"/>
           </w:tcPr>
           <w:p>
             <w:pPr>
@@ -10492,7 +11340,7 @@
         </w:tc>
         <w:tc>
           <w:tcPr>
-            <w:tcW w:w="2652" w:type="dxa"/>
+            <w:tcW w:w="2268" w:type="dxa"/>
           </w:tcPr>
           <w:p>
             <w:pPr>
@@ -10512,7 +11360,7 @@
         </w:tc>
         <w:tc>
           <w:tcPr>
-            <w:tcW w:w="2978" w:type="dxa"/>
+            <w:tcW w:w="3163" w:type="dxa"/>
           </w:tcPr>
           <w:p>
             <w:pPr>
@@ -10532,7 +11380,7 @@
         </w:tc>
         <w:tc>
           <w:tcPr>
-            <w:tcW w:w="1813" w:type="dxa"/>
+            <w:tcW w:w="1651" w:type="dxa"/>
           </w:tcPr>
           <w:p>
             <w:pPr>
@@ -10552,7 +11400,7 @@
         </w:tc>
         <w:tc>
           <w:tcPr>
-            <w:tcW w:w="1813" w:type="dxa"/>
+            <w:tcW w:w="2924" w:type="dxa"/>
           </w:tcPr>
           <w:p>
             <w:pPr>
@@ -10574,7 +11422,7 @@
       <w:tr>
         <w:tc>
           <w:tcPr>
-            <w:tcW w:w="1219" w:type="dxa"/>
+            <w:tcW w:w="1306" w:type="dxa"/>
           </w:tcPr>
           <w:p>
             <w:r>
@@ -10584,7 +11432,7 @@
         </w:tc>
         <w:tc>
           <w:tcPr>
-            <w:tcW w:w="1259" w:type="dxa"/>
+            <w:tcW w:w="1232" w:type="dxa"/>
           </w:tcPr>
           <w:p>
             <w:r>
@@ -10597,7 +11445,7 @@
         </w:tc>
         <w:tc>
           <w:tcPr>
-            <w:tcW w:w="3654" w:type="dxa"/>
+            <w:tcW w:w="2844" w:type="dxa"/>
           </w:tcPr>
           <w:p>
             <w:r>
@@ -10607,7 +11455,7 @@
         </w:tc>
         <w:tc>
           <w:tcPr>
-            <w:tcW w:w="2652" w:type="dxa"/>
+            <w:tcW w:w="2268" w:type="dxa"/>
           </w:tcPr>
           <w:p>
             <w:r>
@@ -10623,7 +11471,7 @@
         </w:tc>
         <w:tc>
           <w:tcPr>
-            <w:tcW w:w="2978" w:type="dxa"/>
+            <w:tcW w:w="3163" w:type="dxa"/>
           </w:tcPr>
           <w:p>
             <w:pPr>
@@ -10659,7 +11507,7 @@
         </w:tc>
         <w:tc>
           <w:tcPr>
-            <w:tcW w:w="1813" w:type="dxa"/>
+            <w:tcW w:w="1651" w:type="dxa"/>
           </w:tcPr>
           <w:p>
             <w:pPr>
@@ -10679,7 +11527,7 @@
         </w:tc>
         <w:tc>
           <w:tcPr>
-            <w:tcW w:w="1813" w:type="dxa"/>
+            <w:tcW w:w="2924" w:type="dxa"/>
           </w:tcPr>
           <w:p>
             <w:r>
@@ -10699,18 +11547,17 @@
       <w:tr>
         <w:tc>
           <w:tcPr>
-            <w:tcW w:w="1219" w:type="dxa"/>
-          </w:tcPr>
-          <w:p>
-            <w:r>
-              <w:lastRenderedPageBreak/>
+            <w:tcW w:w="1306" w:type="dxa"/>
+          </w:tcPr>
+          <w:p>
+            <w:r>
               <w:t>14/08/26</w:t>
             </w:r>
           </w:p>
         </w:tc>
         <w:tc>
           <w:tcPr>
-            <w:tcW w:w="1259" w:type="dxa"/>
+            <w:tcW w:w="1232" w:type="dxa"/>
           </w:tcPr>
           <w:p>
             <w:r>
@@ -10720,7 +11567,7 @@
         </w:tc>
         <w:tc>
           <w:tcPr>
-            <w:tcW w:w="3654" w:type="dxa"/>
+            <w:tcW w:w="2844" w:type="dxa"/>
           </w:tcPr>
           <w:p>
             <w:r>
@@ -10730,13 +11577,23 @@
         </w:tc>
         <w:tc>
           <w:tcPr>
-            <w:tcW w:w="2652" w:type="dxa"/>
-          </w:tcPr>
+            <w:tcW w:w="2268" w:type="dxa"/>
+          </w:tcPr>
+          <w:p>
+            <w:r>
+              <w:t>Layout</w:t>
+            </w:r>
+          </w:p>
           <w:p/>
-        </w:tc>
-        <w:tc>
-          <w:tcPr>
-            <w:tcW w:w="2978" w:type="dxa"/>
+          <w:p>
+            <w:r>
+              <w:t xml:space="preserve">Optimising </w:t>
+            </w:r>
+          </w:p>
+        </w:tc>
+        <w:tc>
+          <w:tcPr>
+            <w:tcW w:w="3163" w:type="dxa"/>
           </w:tcPr>
           <w:p>
             <w:r>
@@ -10754,7 +11611,7 @@
         </w:tc>
         <w:tc>
           <w:tcPr>
-            <w:tcW w:w="1813" w:type="dxa"/>
+            <w:tcW w:w="1651" w:type="dxa"/>
           </w:tcPr>
           <w:p>
             <w:r>
@@ -10764,7 +11621,7 @@
         </w:tc>
         <w:tc>
           <w:tcPr>
-            <w:tcW w:w="1813" w:type="dxa"/>
+            <w:tcW w:w="2924" w:type="dxa"/>
           </w:tcPr>
           <w:p>
             <w:r>
@@ -10772,7 +11629,7 @@
                 <w:noProof/>
               </w:rPr>
               <w:drawing>
-                <wp:anchor distT="0" distB="0" distL="114300" distR="114300" simplePos="0" relativeHeight="251702272" behindDoc="0" locked="0" layoutInCell="1" allowOverlap="1" wp14:anchorId="604F0659" wp14:editId="4B670EDA">
+                <wp:anchor distT="0" distB="0" distL="114300" distR="114300" simplePos="0" relativeHeight="251702272" behindDoc="0" locked="0" layoutInCell="1" allowOverlap="1" wp14:anchorId="604F0659" wp14:editId="6B9642F3">
                   <wp:simplePos x="0" y="0"/>
                   <wp:positionH relativeFrom="column">
                     <wp:posOffset>-45085</wp:posOffset>
@@ -10797,7 +11654,7 @@
                           </pic:cNvPicPr>
                         </pic:nvPicPr>
                         <pic:blipFill>
-                          <a:blip r:embed="rId87" cstate="print">
+                          <a:blip r:embed="rId99" cstate="print">
                             <a:extLst>
                               <a:ext uri="{28A0092B-C50C-407E-A947-70E740481C1C}">
                                 <a14:useLocalDpi xmlns:a14="http://schemas.microsoft.com/office/drawing/2010/main" val="0"/>
@@ -10843,17 +11700,23 @@
       <w:tr>
         <w:tc>
           <w:tcPr>
-            <w:tcW w:w="1219" w:type="dxa"/>
-          </w:tcPr>
-          <w:p>
-            <w:r>
-              <w:t>25/08/2026</w:t>
-            </w:r>
-          </w:p>
-        </w:tc>
-        <w:tc>
-          <w:tcPr>
-            <w:tcW w:w="1259" w:type="dxa"/>
+            <w:tcW w:w="1306" w:type="dxa"/>
+          </w:tcPr>
+          <w:p>
+            <w:r>
+              <w:t>2</w:t>
+            </w:r>
+            <w:r>
+              <w:t>7</w:t>
+            </w:r>
+            <w:r>
+              <w:t>/08/2026</w:t>
+            </w:r>
+          </w:p>
+        </w:tc>
+        <w:tc>
+          <w:tcPr>
+            <w:tcW w:w="1232" w:type="dxa"/>
           </w:tcPr>
           <w:p>
             <w:r>
@@ -10863,7 +11726,7 @@
         </w:tc>
         <w:tc>
           <w:tcPr>
-            <w:tcW w:w="3654" w:type="dxa"/>
+            <w:tcW w:w="2844" w:type="dxa"/>
           </w:tcPr>
           <w:p>
             <w:r>
@@ -10873,7 +11736,7 @@
         </w:tc>
         <w:tc>
           <w:tcPr>
-            <w:tcW w:w="2652" w:type="dxa"/>
+            <w:tcW w:w="2268" w:type="dxa"/>
           </w:tcPr>
           <w:p>
             <w:r>
@@ -10892,19 +11755,47 @@
         </w:tc>
         <w:tc>
           <w:tcPr>
-            <w:tcW w:w="2978" w:type="dxa"/>
-          </w:tcPr>
-          <w:p/>
-        </w:tc>
-        <w:tc>
-          <w:tcPr>
-            <w:tcW w:w="1813" w:type="dxa"/>
-          </w:tcPr>
-          <w:p/>
-        </w:tc>
-        <w:tc>
-          <w:tcPr>
-            <w:tcW w:w="1813" w:type="dxa"/>
+            <w:tcW w:w="3163" w:type="dxa"/>
+          </w:tcPr>
+          <w:p>
+            <w:r>
+              <w:t xml:space="preserve">She thinks that the colour it really </w:t>
+            </w:r>
+            <w:proofErr w:type="gramStart"/>
+            <w:r>
+              <w:t>cool</w:t>
+            </w:r>
+            <w:proofErr w:type="gramEnd"/>
+            <w:r>
+              <w:t xml:space="preserve"> how it matches the house colours. I showed her the other option of colour way </w:t>
+            </w:r>
+            <w:r>
+              <w:t xml:space="preserve">and asked her if she wanted it changed and she said that she thinks it would be good to </w:t>
+            </w:r>
+            <w:r>
+              <w:t xml:space="preserve">use the colour way of the house colours. </w:t>
+            </w:r>
+            <w:r>
+              <w:t>But she did say the I should change some of the outlines to white to make it pop more.</w:t>
+            </w:r>
+          </w:p>
+        </w:tc>
+        <w:tc>
+          <w:tcPr>
+            <w:tcW w:w="1651" w:type="dxa"/>
+          </w:tcPr>
+          <w:p>
+            <w:r>
+              <w:t xml:space="preserve">I am going to add some white to </w:t>
+            </w:r>
+            <w:r>
+              <w:t>what my stake holder wants.</w:t>
+            </w:r>
+          </w:p>
+        </w:tc>
+        <w:tc>
+          <w:tcPr>
+            <w:tcW w:w="2924" w:type="dxa"/>
           </w:tcPr>
           <w:p/>
         </w:tc>
@@ -10912,43 +11803,43 @@
       <w:tr>
         <w:tc>
           <w:tcPr>
-            <w:tcW w:w="1219" w:type="dxa"/>
+            <w:tcW w:w="1306" w:type="dxa"/>
           </w:tcPr>
           <w:p/>
         </w:tc>
         <w:tc>
           <w:tcPr>
-            <w:tcW w:w="1259" w:type="dxa"/>
+            <w:tcW w:w="1232" w:type="dxa"/>
           </w:tcPr>
           <w:p/>
         </w:tc>
         <w:tc>
           <w:tcPr>
-            <w:tcW w:w="3654" w:type="dxa"/>
+            <w:tcW w:w="2844" w:type="dxa"/>
           </w:tcPr>
           <w:p/>
         </w:tc>
         <w:tc>
           <w:tcPr>
-            <w:tcW w:w="2652" w:type="dxa"/>
+            <w:tcW w:w="2268" w:type="dxa"/>
           </w:tcPr>
           <w:p/>
         </w:tc>
         <w:tc>
           <w:tcPr>
-            <w:tcW w:w="2978" w:type="dxa"/>
+            <w:tcW w:w="3163" w:type="dxa"/>
           </w:tcPr>
           <w:p/>
         </w:tc>
         <w:tc>
           <w:tcPr>
-            <w:tcW w:w="1813" w:type="dxa"/>
+            <w:tcW w:w="1651" w:type="dxa"/>
           </w:tcPr>
           <w:p/>
         </w:tc>
         <w:tc>
           <w:tcPr>
-            <w:tcW w:w="1813" w:type="dxa"/>
+            <w:tcW w:w="2924" w:type="dxa"/>
           </w:tcPr>
           <w:p/>
         </w:tc>
@@ -10956,43 +11847,43 @@
       <w:tr>
         <w:tc>
           <w:tcPr>
-            <w:tcW w:w="1219" w:type="dxa"/>
+            <w:tcW w:w="1306" w:type="dxa"/>
           </w:tcPr>
           <w:p/>
         </w:tc>
         <w:tc>
           <w:tcPr>
-            <w:tcW w:w="1259" w:type="dxa"/>
+            <w:tcW w:w="1232" w:type="dxa"/>
           </w:tcPr>
           <w:p/>
         </w:tc>
         <w:tc>
           <w:tcPr>
-            <w:tcW w:w="3654" w:type="dxa"/>
+            <w:tcW w:w="2844" w:type="dxa"/>
           </w:tcPr>
           <w:p/>
         </w:tc>
         <w:tc>
           <w:tcPr>
-            <w:tcW w:w="2652" w:type="dxa"/>
+            <w:tcW w:w="2268" w:type="dxa"/>
           </w:tcPr>
           <w:p/>
         </w:tc>
         <w:tc>
           <w:tcPr>
-            <w:tcW w:w="2978" w:type="dxa"/>
+            <w:tcW w:w="3163" w:type="dxa"/>
           </w:tcPr>
           <w:p/>
         </w:tc>
         <w:tc>
           <w:tcPr>
-            <w:tcW w:w="1813" w:type="dxa"/>
+            <w:tcW w:w="1651" w:type="dxa"/>
           </w:tcPr>
           <w:p/>
         </w:tc>
         <w:tc>
           <w:tcPr>
-            <w:tcW w:w="1813" w:type="dxa"/>
+            <w:tcW w:w="2924" w:type="dxa"/>
           </w:tcPr>
           <w:p/>
         </w:tc>
@@ -11000,63 +11891,65 @@
       <w:tr>
         <w:tc>
           <w:tcPr>
-            <w:tcW w:w="1219" w:type="dxa"/>
+            <w:tcW w:w="1306" w:type="dxa"/>
           </w:tcPr>
           <w:p/>
         </w:tc>
         <w:tc>
           <w:tcPr>
-            <w:tcW w:w="1259" w:type="dxa"/>
+            <w:tcW w:w="1232" w:type="dxa"/>
           </w:tcPr>
           <w:p/>
         </w:tc>
         <w:tc>
           <w:tcPr>
-            <w:tcW w:w="3654" w:type="dxa"/>
+            <w:tcW w:w="2844" w:type="dxa"/>
           </w:tcPr>
           <w:p/>
         </w:tc>
         <w:tc>
           <w:tcPr>
-            <w:tcW w:w="2652" w:type="dxa"/>
+            <w:tcW w:w="2268" w:type="dxa"/>
           </w:tcPr>
           <w:p/>
         </w:tc>
         <w:tc>
           <w:tcPr>
-            <w:tcW w:w="2978" w:type="dxa"/>
+            <w:tcW w:w="3163" w:type="dxa"/>
           </w:tcPr>
           <w:p/>
         </w:tc>
         <w:tc>
           <w:tcPr>
-            <w:tcW w:w="1813" w:type="dxa"/>
+            <w:tcW w:w="1651" w:type="dxa"/>
           </w:tcPr>
           <w:p/>
         </w:tc>
         <w:tc>
           <w:tcPr>
-            <w:tcW w:w="1813" w:type="dxa"/>
+            <w:tcW w:w="2924" w:type="dxa"/>
           </w:tcPr>
           <w:p/>
         </w:tc>
       </w:tr>
     </w:tbl>
-    <w:p/>
-    <w:p>
-      <w:r>
-        <w:t>My Focus point – Peer Feedback:</w:t>
-      </w:r>
-    </w:p>
     <w:p>
       <w:r>
         <w:rPr>
           <w:noProof/>
         </w:rPr>
         <w:drawing>
-          <wp:inline distT="0" distB="0" distL="0" distR="0" wp14:anchorId="53B00AAA" wp14:editId="45CBBF85">
-            <wp:extent cx="2225969" cy="1200587"/>
-            <wp:effectExtent l="0" t="0" r="3175" b="0"/>
+          <wp:anchor distT="0" distB="0" distL="114300" distR="114300" simplePos="0" relativeHeight="251793408" behindDoc="0" locked="0" layoutInCell="1" allowOverlap="1" wp14:anchorId="3A620C71" wp14:editId="71BE8487">
+            <wp:simplePos x="0" y="0"/>
+            <wp:positionH relativeFrom="column">
+              <wp:posOffset>2166424</wp:posOffset>
+            </wp:positionH>
+            <wp:positionV relativeFrom="paragraph">
+              <wp:posOffset>6888</wp:posOffset>
+            </wp:positionV>
+            <wp:extent cx="1690370" cy="911225"/>
+            <wp:effectExtent l="0" t="0" r="5080" b="3175"/>
+            <wp:wrapSquare wrapText="bothSides"/>
             <wp:docPr id="1334190504" name="Picture 3"/>
             <wp:cNvGraphicFramePr>
               <a:graphicFrameLocks xmlns:a="http://schemas.openxmlformats.org/drawingml/2006/main" noChangeAspect="1"/>
@@ -11071,7 +11964,7 @@
                     </pic:cNvPicPr>
                   </pic:nvPicPr>
                   <pic:blipFill>
-                    <a:blip r:embed="rId88" cstate="print">
+                    <a:blip r:embed="rId100" cstate="print">
                       <a:extLst>
                         <a:ext uri="{28A0092B-C50C-407E-A947-70E740481C1C}">
                           <a14:useLocalDpi xmlns:a14="http://schemas.microsoft.com/office/drawing/2010/main" val="0"/>
@@ -11086,7 +11979,7 @@
                   <pic:spPr bwMode="auto">
                     <a:xfrm>
                       <a:off x="0" y="0"/>
-                      <a:ext cx="2238272" cy="1207222"/>
+                      <a:ext cx="1690370" cy="911225"/>
                     </a:xfrm>
                     <a:prstGeom prst="rect">
                       <a:avLst/>
@@ -11099,10 +11992,22 @@
                 </pic:pic>
               </a:graphicData>
             </a:graphic>
-          </wp:inline>
+            <wp14:sizeRelH relativeFrom="margin">
+              <wp14:pctWidth>0</wp14:pctWidth>
+            </wp14:sizeRelH>
+            <wp14:sizeRelV relativeFrom="margin">
+              <wp14:pctHeight>0</wp14:pctHeight>
+            </wp14:sizeRelV>
+          </wp:anchor>
         </w:drawing>
       </w:r>
     </w:p>
+    <w:p>
+      <w:r>
+        <w:t>My Focus point – Peer Feedback:</w:t>
+      </w:r>
+    </w:p>
+    <w:p/>
     <w:tbl>
       <w:tblPr>
         <w:tblStyle w:val="TableGrid"/>
@@ -11112,10 +12017,10 @@
       <w:tblGrid>
         <w:gridCol w:w="2564"/>
         <w:gridCol w:w="2564"/>
-        <w:gridCol w:w="2565"/>
-        <w:gridCol w:w="2565"/>
-        <w:gridCol w:w="2565"/>
-        <w:gridCol w:w="2565"/>
+        <w:gridCol w:w="1671"/>
+        <w:gridCol w:w="4678"/>
+        <w:gridCol w:w="2126"/>
+        <w:gridCol w:w="1785"/>
       </w:tblGrid>
       <w:tr>
         <w:tc>
@@ -11167,7 +12072,7 @@
         </w:tc>
         <w:tc>
           <w:tcPr>
-            <w:tcW w:w="2565" w:type="dxa"/>
+            <w:tcW w:w="1671" w:type="dxa"/>
           </w:tcPr>
           <w:p>
             <w:pPr>
@@ -11194,7 +12099,7 @@
         </w:tc>
         <w:tc>
           <w:tcPr>
-            <w:tcW w:w="2565" w:type="dxa"/>
+            <w:tcW w:w="4678" w:type="dxa"/>
           </w:tcPr>
           <w:p>
             <w:pPr>
@@ -11214,7 +12119,7 @@
         </w:tc>
         <w:tc>
           <w:tcPr>
-            <w:tcW w:w="2565" w:type="dxa"/>
+            <w:tcW w:w="2126" w:type="dxa"/>
           </w:tcPr>
           <w:p>
             <w:pPr>
@@ -11241,7 +12146,7 @@
         </w:tc>
         <w:tc>
           <w:tcPr>
-            <w:tcW w:w="2565" w:type="dxa"/>
+            <w:tcW w:w="1785" w:type="dxa"/>
           </w:tcPr>
           <w:p>
             <w:pPr>
@@ -11283,7 +12188,7 @@
         </w:tc>
         <w:tc>
           <w:tcPr>
-            <w:tcW w:w="2565" w:type="dxa"/>
+            <w:tcW w:w="1671" w:type="dxa"/>
           </w:tcPr>
           <w:p>
             <w:r>
@@ -11293,7 +12198,7 @@
         </w:tc>
         <w:tc>
           <w:tcPr>
-            <w:tcW w:w="2565" w:type="dxa"/>
+            <w:tcW w:w="4678" w:type="dxa"/>
           </w:tcPr>
           <w:p>
             <w:pPr>
@@ -11351,89 +12256,13 @@
         </w:tc>
         <w:tc>
           <w:tcPr>
-            <w:tcW w:w="2565" w:type="dxa"/>
+            <w:tcW w:w="2126" w:type="dxa"/>
           </w:tcPr>
           <w:p/>
         </w:tc>
         <w:tc>
           <w:tcPr>
-            <w:tcW w:w="2565" w:type="dxa"/>
-          </w:tcPr>
-          <w:p/>
-        </w:tc>
-      </w:tr>
-      <w:tr>
-        <w:tc>
-          <w:tcPr>
-            <w:tcW w:w="2564" w:type="dxa"/>
-          </w:tcPr>
-          <w:p/>
-        </w:tc>
-        <w:tc>
-          <w:tcPr>
-            <w:tcW w:w="2564" w:type="dxa"/>
-          </w:tcPr>
-          <w:p/>
-        </w:tc>
-        <w:tc>
-          <w:tcPr>
-            <w:tcW w:w="2565" w:type="dxa"/>
-          </w:tcPr>
-          <w:p/>
-        </w:tc>
-        <w:tc>
-          <w:tcPr>
-            <w:tcW w:w="2565" w:type="dxa"/>
-          </w:tcPr>
-          <w:p/>
-        </w:tc>
-        <w:tc>
-          <w:tcPr>
-            <w:tcW w:w="2565" w:type="dxa"/>
-          </w:tcPr>
-          <w:p/>
-        </w:tc>
-        <w:tc>
-          <w:tcPr>
-            <w:tcW w:w="2565" w:type="dxa"/>
-          </w:tcPr>
-          <w:p/>
-        </w:tc>
-      </w:tr>
-      <w:tr>
-        <w:tc>
-          <w:tcPr>
-            <w:tcW w:w="2564" w:type="dxa"/>
-          </w:tcPr>
-          <w:p/>
-        </w:tc>
-        <w:tc>
-          <w:tcPr>
-            <w:tcW w:w="2564" w:type="dxa"/>
-          </w:tcPr>
-          <w:p/>
-        </w:tc>
-        <w:tc>
-          <w:tcPr>
-            <w:tcW w:w="2565" w:type="dxa"/>
-          </w:tcPr>
-          <w:p/>
-        </w:tc>
-        <w:tc>
-          <w:tcPr>
-            <w:tcW w:w="2565" w:type="dxa"/>
-          </w:tcPr>
-          <w:p/>
-        </w:tc>
-        <w:tc>
-          <w:tcPr>
-            <w:tcW w:w="2565" w:type="dxa"/>
-          </w:tcPr>
-          <w:p/>
-        </w:tc>
-        <w:tc>
-          <w:tcPr>
-            <w:tcW w:w="2565" w:type="dxa"/>
+            <w:tcW w:w="1785" w:type="dxa"/>
           </w:tcPr>
           <w:p/>
         </w:tc>
@@ -11916,7 +12745,7 @@
                           </pic:cNvPicPr>
                         </pic:nvPicPr>
                         <pic:blipFill>
-                          <a:blip r:embed="rId89" cstate="print">
+                          <a:blip r:embed="rId101" cstate="print">
                             <a:extLst>
                               <a:ext uri="{28A0092B-C50C-407E-A947-70E740481C1C}">
                                 <a14:useLocalDpi xmlns:a14="http://schemas.microsoft.com/office/drawing/2010/main" val="0"/>
@@ -12209,6 +13038,7 @@
                 <w:b/>
                 <w:bCs/>
               </w:rPr>
+              <w:lastRenderedPageBreak/>
               <w:t xml:space="preserve">Page Title adjusting when the screen goes smaller </w:t>
             </w:r>
             <w:r>
@@ -12285,6 +13115,20 @@
                 <w:bCs/>
               </w:rPr>
             </w:pPr>
+            <w:r>
+              <w:rPr>
+                <w:b/>
+                <w:bCs/>
+              </w:rPr>
+              <w:t>When I make the screen smaller the title of the page should go smaller</w:t>
+            </w:r>
+            <w:r>
+              <w:rPr>
+                <w:b/>
+                <w:bCs/>
+              </w:rPr>
+              <w:t xml:space="preserve"> at a certain point.</w:t>
+            </w:r>
           </w:p>
         </w:tc>
         <w:tc>
@@ -12302,15 +13146,16 @@
               <w:rPr>
                 <w:b/>
                 <w:bCs/>
+                <w:noProof/>
               </w:rPr>
               <w:drawing>
-                <wp:anchor distT="0" distB="0" distL="114300" distR="114300" simplePos="0" relativeHeight="251782144" behindDoc="0" locked="0" layoutInCell="1" allowOverlap="1" wp14:anchorId="636D76D5" wp14:editId="419223C8">
+                <wp:anchor distT="0" distB="0" distL="114300" distR="114300" simplePos="0" relativeHeight="251782144" behindDoc="0" locked="0" layoutInCell="1" allowOverlap="1" wp14:anchorId="636D76D5" wp14:editId="6E5D1800">
                   <wp:simplePos x="0" y="0"/>
                   <wp:positionH relativeFrom="column">
-                    <wp:posOffset>1094138</wp:posOffset>
+                    <wp:posOffset>66712</wp:posOffset>
                   </wp:positionH>
                   <wp:positionV relativeFrom="paragraph">
-                    <wp:posOffset>948857</wp:posOffset>
+                    <wp:posOffset>703057</wp:posOffset>
                   </wp:positionV>
                   <wp:extent cx="1071245" cy="886460"/>
                   <wp:effectExtent l="0" t="0" r="0" b="8890"/>
@@ -12327,7 +13172,7 @@
                           <pic:cNvPicPr/>
                         </pic:nvPicPr>
                         <pic:blipFill>
-                          <a:blip r:embed="rId90" cstate="print">
+                          <a:blip r:embed="rId102" cstate="print">
                             <a:extLst>
                               <a:ext uri="{28A0092B-C50C-407E-A947-70E740481C1C}">
                                 <a14:useLocalDpi xmlns:a14="http://schemas.microsoft.com/office/drawing/2010/main" val="0"/>
@@ -12363,15 +13208,16 @@
               <w:rPr>
                 <w:b/>
                 <w:bCs/>
+                <w:noProof/>
               </w:rPr>
               <w:drawing>
-                <wp:anchor distT="0" distB="0" distL="114300" distR="114300" simplePos="0" relativeHeight="251783168" behindDoc="0" locked="0" layoutInCell="1" allowOverlap="1" wp14:anchorId="0F583E77" wp14:editId="5CDA6644">
+                <wp:anchor distT="0" distB="0" distL="114300" distR="114300" simplePos="0" relativeHeight="251783168" behindDoc="0" locked="0" layoutInCell="1" allowOverlap="1" wp14:anchorId="0F583E77" wp14:editId="325461B5">
                   <wp:simplePos x="0" y="0"/>
                   <wp:positionH relativeFrom="column">
-                    <wp:posOffset>58220</wp:posOffset>
+                    <wp:posOffset>1285913</wp:posOffset>
                   </wp:positionH>
                   <wp:positionV relativeFrom="paragraph">
-                    <wp:posOffset>972720</wp:posOffset>
+                    <wp:posOffset>762784</wp:posOffset>
                   </wp:positionV>
                   <wp:extent cx="925830" cy="843915"/>
                   <wp:effectExtent l="0" t="0" r="7620" b="0"/>
@@ -12388,7 +13234,7 @@
                           <pic:cNvPicPr/>
                         </pic:nvPicPr>
                         <pic:blipFill>
-                          <a:blip r:embed="rId91" cstate="print">
+                          <a:blip r:embed="rId103" cstate="print">
                             <a:extLst>
                               <a:ext uri="{28A0092B-C50C-407E-A947-70E740481C1C}">
                                 <a14:useLocalDpi xmlns:a14="http://schemas.microsoft.com/office/drawing/2010/main" val="0"/>
@@ -12420,6 +13266,68 @@
                 </wp:anchor>
               </w:drawing>
             </w:r>
+            <w:r>
+              <w:rPr>
+                <w:b/>
+                <w:bCs/>
+              </w:rPr>
+              <w:t xml:space="preserve">When I </w:t>
+            </w:r>
+            <w:proofErr w:type="gramStart"/>
+            <w:r>
+              <w:rPr>
+                <w:b/>
+                <w:bCs/>
+              </w:rPr>
+              <w:t>makes</w:t>
+            </w:r>
+            <w:proofErr w:type="gramEnd"/>
+            <w:r>
+              <w:rPr>
+                <w:b/>
+                <w:bCs/>
+              </w:rPr>
+              <w:t xml:space="preserve"> the page smaller the title does </w:t>
+            </w:r>
+            <w:proofErr w:type="gramStart"/>
+            <w:r>
+              <w:rPr>
+                <w:b/>
+                <w:bCs/>
+              </w:rPr>
+              <w:t>actually go</w:t>
+            </w:r>
+            <w:proofErr w:type="gramEnd"/>
+            <w:r>
+              <w:rPr>
+                <w:b/>
+                <w:bCs/>
+              </w:rPr>
+              <w:t xml:space="preserve"> smaller </w:t>
+            </w:r>
+            <w:r>
+              <w:rPr>
+                <w:b/>
+                <w:bCs/>
+              </w:rPr>
+              <w:t xml:space="preserve">so that is </w:t>
+            </w:r>
+            <w:proofErr w:type="gramStart"/>
+            <w:r>
+              <w:rPr>
+                <w:b/>
+                <w:bCs/>
+              </w:rPr>
+              <w:t>doesn’t</w:t>
+            </w:r>
+            <w:proofErr w:type="gramEnd"/>
+            <w:r>
+              <w:rPr>
+                <w:b/>
+                <w:bCs/>
+              </w:rPr>
+              <w:t xml:space="preserve"> take up important screen space on a small device.</w:t>
+            </w:r>
           </w:p>
         </w:tc>
         <w:tc>
@@ -12477,7 +13385,6 @@
                 <w:b/>
                 <w:bCs/>
               </w:rPr>
-              <w:lastRenderedPageBreak/>
               <w:t>Class page tabs going to middle (media queries)</w:t>
             </w:r>
           </w:p>
@@ -12578,7 +13485,7 @@
                           </pic:cNvPicPr>
                         </pic:nvPicPr>
                         <pic:blipFill>
-                          <a:blip r:embed="rId92" cstate="print">
+                          <a:blip r:embed="rId104" cstate="print">
                             <a:extLst>
                               <a:ext uri="{28A0092B-C50C-407E-A947-70E740481C1C}">
                                 <a14:useLocalDpi xmlns:a14="http://schemas.microsoft.com/office/drawing/2010/main" val="0"/>
@@ -12777,7 +13684,7 @@
                           </pic:cNvPicPr>
                         </pic:nvPicPr>
                         <pic:blipFill>
-                          <a:blip r:embed="rId93" cstate="print">
+                          <a:blip r:embed="rId105" cstate="print">
                             <a:extLst>
                               <a:ext uri="{28A0092B-C50C-407E-A947-70E740481C1C}">
                                 <a14:useLocalDpi xmlns:a14="http://schemas.microsoft.com/office/drawing/2010/main" val="0"/>
@@ -12976,7 +13883,7 @@
                           <pic:cNvPicPr/>
                         </pic:nvPicPr>
                         <pic:blipFill>
-                          <a:blip r:embed="rId94" cstate="print">
+                          <a:blip r:embed="rId106" cstate="print">
                             <a:extLst>
                               <a:ext uri="{28A0092B-C50C-407E-A947-70E740481C1C}">
                                 <a14:useLocalDpi xmlns:a14="http://schemas.microsoft.com/office/drawing/2010/main" val="0"/>
@@ -13191,6 +14098,7 @@
                 <w:b/>
                 <w:bCs/>
               </w:rPr>
+              <w:lastRenderedPageBreak/>
               <w:t xml:space="preserve">Testing </w:t>
             </w:r>
             <w:proofErr w:type="gramStart"/>
@@ -13429,7 +14337,6 @@
                 <w:b/>
                 <w:bCs/>
               </w:rPr>
-              <w:lastRenderedPageBreak/>
               <w:t>Testing if the stark shark</w:t>
             </w:r>
             <w:r>
@@ -13528,7 +14435,7 @@
                           <pic:cNvPicPr/>
                         </pic:nvPicPr>
                         <pic:blipFill>
-                          <a:blip r:embed="rId95" cstate="print">
+                          <a:blip r:embed="rId107" cstate="print">
                             <a:extLst>
                               <a:ext uri="{28A0092B-C50C-407E-A947-70E740481C1C}">
                                 <a14:useLocalDpi xmlns:a14="http://schemas.microsoft.com/office/drawing/2010/main" val="0"/>
@@ -14278,7 +15185,6 @@
           <w:szCs w:val="30"/>
           <w:u w:val="single"/>
         </w:rPr>
-        <w:lastRenderedPageBreak/>
         <w:t>Complex errors:</w:t>
       </w:r>
     </w:p>
@@ -14467,7 +15373,7 @@
                           </pic:cNvPicPr>
                         </pic:nvPicPr>
                         <pic:blipFill>
-                          <a:blip r:embed="rId96">
+                          <a:blip r:embed="rId108">
                             <a:extLst>
                               <a:ext uri="{28A0092B-C50C-407E-A947-70E740481C1C}">
                                 <a14:useLocalDpi xmlns:a14="http://schemas.microsoft.com/office/drawing/2010/main" val="0"/>
@@ -14556,7 +15462,7 @@
                 <w:noProof/>
               </w:rPr>
               <w:drawing>
-                <wp:anchor distT="0" distB="0" distL="114300" distR="114300" simplePos="0" relativeHeight="251774976" behindDoc="0" locked="0" layoutInCell="1" allowOverlap="1" wp14:anchorId="2AEB55BD" wp14:editId="2478DA9A">
+                <wp:anchor distT="0" distB="0" distL="114300" distR="114300" simplePos="0" relativeHeight="251774976" behindDoc="0" locked="0" layoutInCell="1" allowOverlap="1" wp14:anchorId="2AEB55BD" wp14:editId="177E83E2">
                   <wp:simplePos x="0" y="0"/>
                   <wp:positionH relativeFrom="column">
                     <wp:posOffset>2162810</wp:posOffset>
@@ -14581,7 +15487,7 @@
                           </pic:cNvPicPr>
                         </pic:nvPicPr>
                         <pic:blipFill>
-                          <a:blip r:embed="rId97" cstate="print">
+                          <a:blip r:embed="rId109" cstate="print">
                             <a:extLst>
                               <a:ext uri="{28A0092B-C50C-407E-A947-70E740481C1C}">
                                 <a14:useLocalDpi xmlns:a14="http://schemas.microsoft.com/office/drawing/2010/main" val="0"/>
@@ -14623,7 +15529,7 @@
                 <w:noProof/>
               </w:rPr>
               <w:drawing>
-                <wp:anchor distT="0" distB="0" distL="114300" distR="114300" simplePos="0" relativeHeight="251773952" behindDoc="0" locked="0" layoutInCell="1" allowOverlap="1" wp14:anchorId="14530A8F" wp14:editId="70130377">
+                <wp:anchor distT="0" distB="0" distL="114300" distR="114300" simplePos="0" relativeHeight="251773952" behindDoc="0" locked="0" layoutInCell="1" allowOverlap="1" wp14:anchorId="14530A8F" wp14:editId="3BE33BEB">
                   <wp:simplePos x="0" y="0"/>
                   <wp:positionH relativeFrom="column">
                     <wp:posOffset>-61595</wp:posOffset>
@@ -14648,7 +15554,7 @@
                           </pic:cNvPicPr>
                         </pic:nvPicPr>
                         <pic:blipFill>
-                          <a:blip r:embed="rId98" cstate="print">
+                          <a:blip r:embed="rId110" cstate="print">
                             <a:extLst>
                               <a:ext uri="{28A0092B-C50C-407E-A947-70E740481C1C}">
                                 <a14:useLocalDpi xmlns:a14="http://schemas.microsoft.com/office/drawing/2010/main" val="0"/>
